--- a/原型图数据流标注指南.docx
+++ b/原型图数据流标注指南.docx
@@ -1,6 +1,6 @@
 
 <file path=word/document.xml><?xml version="1.0" encoding="utf-8"?>
-<w:document xmlns:w="http://schemas.openxmlformats.org/wordprocessingml/2006/main" xmlns:r="http://schemas.openxmlformats.org/officeDocument/2006/relationships">
+<w:document xmlns:wpc="http://schemas.microsoft.com/office/word/2010/wordprocessingCanvas" xmlns:mc="http://schemas.openxmlformats.org/markup-compatibility/2006" xmlns:o="urn:schemas-microsoft-com:office:office" xmlns:r="http://schemas.openxmlformats.org/officeDocument/2006/relationships" xmlns:m="http://schemas.openxmlformats.org/officeDocument/2006/math" xmlns:v="urn:schemas-microsoft-com:vml" xmlns:wp14="http://schemas.microsoft.com/office/word/2010/wordprocessingDrawing" xmlns:wp="http://schemas.openxmlformats.org/drawingml/2006/wordprocessingDrawing" xmlns:w="http://schemas.openxmlformats.org/wordprocessingml/2006/main" xmlns:w14="http://schemas.microsoft.com/office/word/2010/wordml" xmlns:w10="urn:schemas-microsoft-com:office:word" xmlns:w15="http://schemas.microsoft.com/office/word/2012/wordml" xmlns:wpg="http://schemas.microsoft.com/office/word/2010/wordprocessingGroup" xmlns:wpi="http://schemas.microsoft.com/office/word/2010/wordprocessingInk" xmlns:wne="http://schemas.microsoft.com/office/word/2006/wordml" xmlns:wps="http://schemas.microsoft.com/office/word/2010/wordprocessingShape" xmlns:wpsCustomData="http://www.wps.cn/officeDocument/2013/wpsCustomData" mc:Ignorable="w14 w15 wp14">
   <w:body>
     <w:p>
       <w:pPr>
@@ -10,78 +10,25 @@
       </w:pPr>
       <w:r>
         <w:rPr>
-          <w:rFonts w:eastAsia="等线" w:ascii="Arial" w:cs="Arial" w:hAnsi="Arial"/>
-          <w:b w:val="true"/>
+          <w:rFonts w:ascii="Arial" w:hAnsi="Arial" w:eastAsia="等线" w:cs="Arial"/>
+          <w:b/>
           <w:sz w:val="52"/>
         </w:rPr>
         <w:t>原型图数据流标注指南</w:t>
       </w:r>
     </w:p>
-    <w:tbl>
-      <w:tblPr>
-        <w:tblW w:w="0" w:type="auto"/>
-        <w:tblInd w:w="0" w:type="dxa"/>
-        <w:tblBorders>
-          <w:top w:val="single"/>
-          <w:left w:val="single"/>
-          <w:bottom w:val="single"/>
-          <w:right w:val="single"/>
-          <w:insideH w:val="single"/>
-          <w:insideV w:val="single"/>
-        </w:tblBorders>
-        <w:tblLayout w:type="fixed"/>
-      </w:tblPr>
-      <w:tblGrid>
-        <w:gridCol w:w="8280"/>
-      </w:tblGrid>
-      <w:tr>
-        <w:tc>
-          <w:tcPr>
-            <w:tcW w:w="8280" w:type="dxa"/>
-            <w:tcBorders>
-              <w:top w:val="nil"/>
-              <w:left w:sz="18" w:val="single" w:color="BBBFC4"/>
-              <w:bottom w:val="nil"/>
-              <w:right w:val="nil"/>
-            </w:tcBorders>
-            <w:tcMar>
-              <w:top w:type="dxa" w:w="60"/>
-              <w:left w:type="dxa" w:w="120"/>
-              <w:bottom w:type="dxa" w:w="30"/>
-              <w:right w:type="dxa" w:w="120"/>
-            </w:tcMar>
-          </w:tcPr>
-          <w:p>
-            <w:pPr>
-              <w:spacing w:before="120" w:after="120" w:line="288" w:lineRule="auto"/>
-              <w:ind w:left="0"/>
-              <w:jc w:val="left"/>
-            </w:pPr>
-            <w:r>
-              <w:rPr>
-                <w:rFonts w:eastAsia="等线" w:ascii="Arial" w:cs="Arial" w:hAnsi="Arial"/>
-                <w:color w:val="646a73"/>
-                <w:sz w:val="22"/>
-              </w:rPr>
-              <w:t>部分内容由豆包生成</w:t>
-            </w:r>
-          </w:p>
-        </w:tc>
-      </w:tr>
-    </w:tbl>
     <w:p>
       <w:pPr>
-        <w:pStyle w:val="1"/>
         <w:spacing w:before="380" w:after="140" w:line="288" w:lineRule="auto"/>
         <w:ind w:left="0"/>
         <w:jc w:val="left"/>
         <w:outlineLvl w:val="0"/>
       </w:pPr>
-      <w:bookmarkStart w:name="heading_0" w:id="0"/>
-      <w:r>
-        <w:rPr>
-          <w:rFonts w:eastAsia="等线" w:ascii="Arial" w:cs="Arial" w:hAnsi="Arial"/>
-          <w:b w:val="true"/>
+      <w:bookmarkStart w:id="0" w:name="heading_0"/>
+      <w:r>
+        <w:rPr>
+          <w:rFonts w:ascii="Arial" w:hAnsi="Arial" w:eastAsia="等线" w:cs="Arial"/>
+          <w:b/>
           <w:sz w:val="36"/>
         </w:rPr>
         <w:t>原型图数据流标注指南</w:t>
@@ -90,17 +37,16 @@
     </w:p>
     <w:p>
       <w:pPr>
-        <w:pStyle w:val="2"/>
         <w:spacing w:before="320" w:after="120" w:line="288" w:lineRule="auto"/>
         <w:ind w:left="0"/>
         <w:jc w:val="left"/>
         <w:outlineLvl w:val="1"/>
       </w:pPr>
-      <w:bookmarkStart w:name="heading_1" w:id="1"/>
-      <w:r>
-        <w:rPr>
-          <w:rFonts w:eastAsia="等线" w:ascii="Arial" w:cs="Arial" w:hAnsi="Arial"/>
-          <w:b w:val="true"/>
+      <w:bookmarkStart w:id="1" w:name="heading_1"/>
+      <w:r>
+        <w:rPr>
+          <w:rFonts w:ascii="Arial" w:hAnsi="Arial" w:eastAsia="等线" w:cs="Arial"/>
+          <w:b/>
           <w:sz w:val="32"/>
         </w:rPr>
         <w:t>1. 文档说明</w:t>
@@ -115,22 +61,22 @@
       </w:pPr>
       <w:r>
         <w:rPr>
-          <w:rFonts w:eastAsia="等线" w:ascii="Arial" w:cs="Arial" w:hAnsi="Arial"/>
+          <w:rFonts w:ascii="Arial" w:hAnsi="Arial" w:eastAsia="等线" w:cs="Arial"/>
           <w:sz w:val="22"/>
         </w:rPr>
         <w:t>本文档用于指导在高炉监控系统原型图上进行</w:t>
       </w:r>
       <w:r>
         <w:rPr>
-          <w:rFonts w:eastAsia="等线" w:ascii="Arial" w:cs="Arial" w:hAnsi="Arial"/>
-          <w:b w:val="true"/>
+          <w:rFonts w:ascii="Arial" w:hAnsi="Arial" w:eastAsia="等线" w:cs="Arial"/>
+          <w:b/>
           <w:sz w:val="22"/>
         </w:rPr>
         <w:t>数据流标注</w:t>
       </w:r>
       <w:r>
         <w:rPr>
-          <w:rFonts w:eastAsia="等线" w:ascii="Arial" w:cs="Arial" w:hAnsi="Arial"/>
+          <w:rFonts w:ascii="Arial" w:hAnsi="Arial" w:eastAsia="等线" w:cs="Arial"/>
           <w:sz w:val="22"/>
         </w:rPr>
         <w:t>。标注者可拿着红笔，按照以下三个标注点，在原型图对应位置画箭头、写字，标明"数据从哪来、显示到哪去"。</w:t>
@@ -139,6 +85,7 @@
     <w:p>
       <w:pPr>
         <w:numPr>
+          <w:ilvl w:val="0"/>
           <w:numId w:val="1"/>
         </w:numPr>
         <w:spacing w:before="120" w:after="120" w:line="288" w:lineRule="auto"/>
@@ -147,15 +94,15 @@
       </w:pPr>
       <w:r>
         <w:rPr>
-          <w:rFonts w:eastAsia="等线" w:ascii="Arial" w:cs="Arial" w:hAnsi="Arial"/>
-          <w:b w:val="true"/>
+          <w:rFonts w:ascii="Arial" w:hAnsi="Arial" w:eastAsia="等线" w:cs="Arial"/>
+          <w:b/>
           <w:sz w:val="22"/>
         </w:rPr>
         <w:t>关联文档</w:t>
       </w:r>
       <w:r>
         <w:rPr>
-          <w:rFonts w:eastAsia="等线" w:ascii="Arial" w:cs="Arial" w:hAnsi="Arial"/>
+          <w:rFonts w:ascii="Arial" w:hAnsi="Arial" w:eastAsia="等线" w:cs="Arial"/>
           <w:sz w:val="22"/>
         </w:rPr>
         <w:t>：《数据模拟器输出数据字典_v1.0》</w:t>
@@ -164,6 +111,7 @@
     <w:p>
       <w:pPr>
         <w:numPr>
+          <w:ilvl w:val="0"/>
           <w:numId w:val="2"/>
         </w:numPr>
         <w:spacing w:before="120" w:after="120" w:line="288" w:lineRule="auto"/>
@@ -172,15 +120,15 @@
       </w:pPr>
       <w:r>
         <w:rPr>
-          <w:rFonts w:eastAsia="等线" w:ascii="Arial" w:cs="Arial" w:hAnsi="Arial"/>
-          <w:b w:val="true"/>
+          <w:rFonts w:ascii="Arial" w:hAnsi="Arial" w:eastAsia="等线" w:cs="Arial"/>
+          <w:b/>
           <w:sz w:val="22"/>
         </w:rPr>
         <w:t>标注工具</w:t>
       </w:r>
       <w:r>
         <w:rPr>
-          <w:rFonts w:eastAsia="等线" w:ascii="Arial" w:cs="Arial" w:hAnsi="Arial"/>
+          <w:rFonts w:ascii="Arial" w:hAnsi="Arial" w:eastAsia="等线" w:cs="Arial"/>
           <w:sz w:val="22"/>
         </w:rPr>
         <w:t>：红笔 / 红色箭头 / 红色标注文字</w:t>
@@ -189,6 +137,7 @@
     <w:p>
       <w:pPr>
         <w:numPr>
+          <w:ilvl w:val="0"/>
           <w:numId w:val="3"/>
         </w:numPr>
         <w:spacing w:before="120" w:after="120" w:line="288" w:lineRule="auto"/>
@@ -197,15 +146,15 @@
       </w:pPr>
       <w:r>
         <w:rPr>
-          <w:rFonts w:eastAsia="等线" w:ascii="Arial" w:cs="Arial" w:hAnsi="Arial"/>
-          <w:b w:val="true"/>
+          <w:rFonts w:ascii="Arial" w:hAnsi="Arial" w:eastAsia="等线" w:cs="Arial"/>
+          <w:b/>
           <w:sz w:val="22"/>
         </w:rPr>
         <w:t>目标</w:t>
       </w:r>
       <w:r>
         <w:rPr>
-          <w:rFonts w:eastAsia="等线" w:ascii="Arial" w:cs="Arial" w:hAnsi="Arial"/>
+          <w:rFonts w:ascii="Arial" w:hAnsi="Arial" w:eastAsia="等线" w:cs="Arial"/>
           <w:sz w:val="22"/>
         </w:rPr>
         <w:t>：确保前端开发时，每个UI组件都能明确知道绑定哪个数据字段</w:t>
@@ -214,8 +163,8 @@
     <w:p>
       <w:pPr>
         <w:pBdr>
-          <w:bottom w:val="single" w:color="dee0e3"/>
-          <w:between w:val="single" w:color="dee0e3"/>
+          <w:bottom w:val="single" w:color="DEE0E3" w:sz="2" w:space="0"/>
+          <w:between w:val="single" w:color="DEE0E3" w:sz="2" w:space="0"/>
         </w:pBdr>
         <w:spacing w:before="120" w:after="120" w:line="288" w:lineRule="auto"/>
         <w:ind w:left="0"/>
@@ -223,17 +172,16 @@
     </w:p>
     <w:p>
       <w:pPr>
-        <w:pStyle w:val="2"/>
         <w:spacing w:before="320" w:after="120" w:line="288" w:lineRule="auto"/>
         <w:ind w:left="0"/>
         <w:jc w:val="left"/>
         <w:outlineLvl w:val="1"/>
       </w:pPr>
-      <w:bookmarkStart w:name="heading_2" w:id="2"/>
-      <w:r>
-        <w:rPr>
-          <w:rFonts w:eastAsia="等线" w:ascii="Arial" w:cs="Arial" w:hAnsi="Arial"/>
-          <w:b w:val="true"/>
+      <w:bookmarkStart w:id="2" w:name="heading_2"/>
+      <w:r>
+        <w:rPr>
+          <w:rFonts w:ascii="Arial" w:hAnsi="Arial" w:eastAsia="等线" w:cs="Arial"/>
+          <w:b/>
           <w:sz w:val="32"/>
         </w:rPr>
         <w:t>2. 标注点 1：三线趋势对比图区域</w:t>
@@ -242,17 +190,16 @@
     </w:p>
     <w:p>
       <w:pPr>
-        <w:pStyle w:val="3"/>
         <w:spacing w:before="300" w:after="120" w:line="288" w:lineRule="auto"/>
         <w:ind w:left="0"/>
         <w:jc w:val="left"/>
         <w:outlineLvl w:val="2"/>
       </w:pPr>
-      <w:bookmarkStart w:name="heading_3" w:id="3"/>
-      <w:r>
-        <w:rPr>
-          <w:rFonts w:eastAsia="等线" w:ascii="Arial" w:cs="Arial" w:hAnsi="Arial"/>
-          <w:b w:val="true"/>
+      <w:bookmarkStart w:id="3" w:name="heading_3"/>
+      <w:r>
+        <w:rPr>
+          <w:rFonts w:ascii="Arial" w:hAnsi="Arial" w:eastAsia="等线" w:cs="Arial"/>
+          <w:b/>
           <w:sz w:val="30"/>
         </w:rPr>
         <w:t>2.1 标注位置</w:t>
@@ -267,7 +214,7 @@
       </w:pPr>
       <w:r>
         <w:rPr>
-          <w:rFonts w:eastAsia="等线" w:ascii="Arial" w:cs="Arial" w:hAnsi="Arial"/>
+          <w:rFonts w:ascii="Arial" w:hAnsi="Arial" w:eastAsia="等线" w:cs="Arial"/>
           <w:sz w:val="22"/>
         </w:rPr>
         <w:t>在原型图的"三线趋势对比图"区域，分别在三条曲线旁边标注。</w:t>
@@ -275,17 +222,16 @@
     </w:p>
     <w:p>
       <w:pPr>
-        <w:pStyle w:val="3"/>
         <w:spacing w:before="300" w:after="120" w:line="288" w:lineRule="auto"/>
         <w:ind w:left="0"/>
         <w:jc w:val="left"/>
         <w:outlineLvl w:val="2"/>
       </w:pPr>
-      <w:bookmarkStart w:name="heading_4" w:id="4"/>
-      <w:r>
-        <w:rPr>
-          <w:rFonts w:eastAsia="等线" w:ascii="Arial" w:cs="Arial" w:hAnsi="Arial"/>
-          <w:b w:val="true"/>
+      <w:bookmarkStart w:id="4" w:name="heading_4"/>
+      <w:r>
+        <w:rPr>
+          <w:rFonts w:ascii="Arial" w:hAnsi="Arial" w:eastAsia="等线" w:cs="Arial"/>
+          <w:b/>
           <w:sz w:val="30"/>
         </w:rPr>
         <w:t>2.2 标注文案</w:t>
@@ -300,8 +246,8 @@
       </w:pPr>
       <w:r>
         <w:rPr>
-          <w:rFonts w:eastAsia="等线" w:ascii="Arial" w:cs="Arial" w:hAnsi="Arial"/>
-          <w:b w:val="true"/>
+          <w:rFonts w:ascii="Arial" w:hAnsi="Arial" w:eastAsia="等线" w:cs="Arial"/>
+          <w:b/>
           <w:sz w:val="22"/>
         </w:rPr>
         <w:t>【蓝色实线 — 历史曲线】</w:t>
@@ -309,60 +255,106 @@
     </w:p>
     <w:tbl>
       <w:tblPr>
+        <w:tblStyle w:val="2"/>
         <w:tblW w:w="0" w:type="auto"/>
         <w:tblInd w:w="0" w:type="dxa"/>
         <w:tblBorders>
-          <w:top w:val="single" w:color="dee0e3"/>
-          <w:left w:val="single" w:color="dee0e3"/>
-          <w:bottom w:val="single" w:color="dee0e3"/>
-          <w:right w:val="single" w:color="dee0e3"/>
-          <w:insideH w:val="single" w:color="dee0e3"/>
-          <w:insideV w:val="single" w:color="dee0e3"/>
+          <w:top w:val="single" w:color="DEE0E3" w:sz="0" w:space="0"/>
+          <w:left w:val="single" w:color="DEE0E3" w:sz="0" w:space="0"/>
+          <w:bottom w:val="single" w:color="DEE0E3" w:sz="0" w:space="0"/>
+          <w:right w:val="single" w:color="DEE0E3" w:sz="0" w:space="0"/>
+          <w:insideH w:val="single" w:color="DEE0E3" w:sz="0" w:space="0"/>
+          <w:insideV w:val="single" w:color="DEE0E3" w:sz="0" w:space="0"/>
         </w:tblBorders>
         <w:tblLayout w:type="fixed"/>
+        <w:tblCellMar>
+          <w:top w:w="0" w:type="dxa"/>
+          <w:left w:w="10" w:type="dxa"/>
+          <w:bottom w:w="0" w:type="dxa"/>
+          <w:right w:w="10" w:type="dxa"/>
+        </w:tblCellMar>
       </w:tblPr>
       <w:tblGrid>
         <w:gridCol w:w="8280"/>
       </w:tblGrid>
       <w:tr>
+        <w:tblPrEx>
+          <w:tblBorders>
+            <w:top w:val="single" w:color="DEE0E3" w:sz="0" w:space="0"/>
+            <w:left w:val="single" w:color="DEE0E3" w:sz="0" w:space="0"/>
+            <w:bottom w:val="single" w:color="DEE0E3" w:sz="0" w:space="0"/>
+            <w:right w:val="single" w:color="DEE0E3" w:sz="0" w:space="0"/>
+            <w:insideH w:val="single" w:color="DEE0E3" w:sz="0" w:space="0"/>
+            <w:insideV w:val="single" w:color="DEE0E3" w:sz="0" w:space="0"/>
+          </w:tblBorders>
+          <w:tblCellMar>
+            <w:top w:w="0" w:type="dxa"/>
+            <w:left w:w="10" w:type="dxa"/>
+            <w:bottom w:w="0" w:type="dxa"/>
+            <w:right w:w="10" w:type="dxa"/>
+          </w:tblCellMar>
+        </w:tblPrEx>
         <w:tc>
           <w:tcPr>
             <w:tcW w:w="8280" w:type="dxa"/>
-            <w:shd w:color="auto" w:val="clear" w:fill="f5f6f7"/>
-            <w:tcMar>
-              <w:top w:type="dxa" w:w="60"/>
-              <w:left w:type="dxa" w:w="120"/>
-              <w:bottom w:type="dxa" w:w="30"/>
-              <w:right w:type="dxa" w:w="120"/>
-            </w:tcMar>
-          </w:tcPr>
-          <w:p>
-            <w:pPr>
-              <w:spacing w:before="120" w:after="120" w:line="288" w:lineRule="auto"/>
-              <w:jc w:val="left"/>
-            </w:pPr>
-            <w:r>
-              <w:rPr>
-                <w:rFonts w:eastAsia="Consolas" w:ascii="Consolas" w:cs="Consolas" w:hAnsi="Consolas"/>
-                <w:color w:val="646a73"/>
-                <w:sz w:val="22"/>
-              </w:rPr>
-            </w:r>
-            <w:r>
-              <w:rPr>
-                <w:rFonts w:eastAsia="Consolas" w:ascii="Consolas" w:cs="Consolas" w:hAnsi="Consolas"/>
+            <w:shd w:val="clear" w:color="auto" w:fill="F5F6F7"/>
+            <w:tcMar>
+              <w:top w:w="60" w:type="dxa"/>
+              <w:left w:w="120" w:type="dxa"/>
+              <w:bottom w:w="30" w:type="dxa"/>
+              <w:right w:w="120" w:type="dxa"/>
+            </w:tcMar>
+          </w:tcPr>
+          <w:p>
+            <w:pPr>
+              <w:spacing w:before="120" w:after="120" w:line="288" w:lineRule="auto"/>
+              <w:jc w:val="left"/>
+            </w:pPr>
+            <w:r>
+              <w:rPr>
+                <w:rFonts w:ascii="Consolas" w:hAnsi="Consolas" w:eastAsia="Consolas" w:cs="Consolas"/>
                 <w:sz w:val="22"/>
               </w:rPr>
               <w:t>绑定字段：data_type == "history"</w:t>
-              <w:br/>
+            </w:r>
+            <w:r>
+              <w:rPr>
+                <w:rFonts w:ascii="Consolas" w:hAnsi="Consolas" w:eastAsia="Consolas" w:cs="Consolas"/>
+                <w:sz w:val="22"/>
+              </w:rPr>
+              <w:br w:type="textWrapping"/>
+            </w:r>
+            <w:r>
+              <w:rPr>
+                <w:rFonts w:ascii="Consolas" w:hAnsi="Consolas" w:eastAsia="Consolas" w:cs="Consolas"/>
+                <w:sz w:val="22"/>
+              </w:rPr>
               <w:t>数据来源：历史回放数据</w:t>
-              <w:br/>
+            </w:r>
+            <w:r>
+              <w:rPr>
+                <w:rFonts w:ascii="Consolas" w:hAnsi="Consolas" w:eastAsia="Consolas" w:cs="Consolas"/>
+                <w:sz w:val="22"/>
+              </w:rPr>
+              <w:br w:type="textWrapping"/>
+            </w:r>
+            <w:r>
+              <w:rPr>
+                <w:rFonts w:ascii="Consolas" w:hAnsi="Consolas" w:eastAsia="Consolas" w:cs="Consolas"/>
+                <w:sz w:val="22"/>
+              </w:rPr>
               <w:t>Y轴取值：metrics["风温"] 或 metrics["炉压"]</w:t>
-              <w:br/>
-            </w:r>
-            <w:r>
-              <w:rPr>
-                <w:rFonts w:eastAsia="Consolas" w:ascii="Consolas" w:cs="Consolas" w:hAnsi="Consolas"/>
+            </w:r>
+            <w:r>
+              <w:rPr>
+                <w:rFonts w:ascii="Consolas" w:hAnsi="Consolas" w:eastAsia="Consolas" w:cs="Consolas"/>
+                <w:sz w:val="22"/>
+              </w:rPr>
+              <w:br w:type="textWrapping"/>
+            </w:r>
+            <w:r>
+              <w:rPr>
+                <w:rFonts w:ascii="Consolas" w:hAnsi="Consolas" w:eastAsia="Consolas" w:cs="Consolas"/>
                 <w:sz w:val="22"/>
               </w:rPr>
               <w:t>（建议双子图分别展示风温和炉压）</w:t>
@@ -379,8 +371,8 @@
       </w:pPr>
       <w:r>
         <w:rPr>
-          <w:rFonts w:eastAsia="等线" w:ascii="Arial" w:cs="Arial" w:hAnsi="Arial"/>
-          <w:b w:val="true"/>
+          <w:rFonts w:ascii="Arial" w:hAnsi="Arial" w:eastAsia="等线" w:cs="Arial"/>
+          <w:b/>
           <w:sz w:val="22"/>
         </w:rPr>
         <w:t>【绿色实线 — 实时曲线】</w:t>
@@ -388,60 +380,106 @@
     </w:p>
     <w:tbl>
       <w:tblPr>
+        <w:tblStyle w:val="2"/>
         <w:tblW w:w="0" w:type="auto"/>
         <w:tblInd w:w="0" w:type="dxa"/>
         <w:tblBorders>
-          <w:top w:val="single" w:color="dee0e3"/>
-          <w:left w:val="single" w:color="dee0e3"/>
-          <w:bottom w:val="single" w:color="dee0e3"/>
-          <w:right w:val="single" w:color="dee0e3"/>
-          <w:insideH w:val="single" w:color="dee0e3"/>
-          <w:insideV w:val="single" w:color="dee0e3"/>
+          <w:top w:val="single" w:color="DEE0E3" w:sz="0" w:space="0"/>
+          <w:left w:val="single" w:color="DEE0E3" w:sz="0" w:space="0"/>
+          <w:bottom w:val="single" w:color="DEE0E3" w:sz="0" w:space="0"/>
+          <w:right w:val="single" w:color="DEE0E3" w:sz="0" w:space="0"/>
+          <w:insideH w:val="single" w:color="DEE0E3" w:sz="0" w:space="0"/>
+          <w:insideV w:val="single" w:color="DEE0E3" w:sz="0" w:space="0"/>
         </w:tblBorders>
         <w:tblLayout w:type="fixed"/>
+        <w:tblCellMar>
+          <w:top w:w="0" w:type="dxa"/>
+          <w:left w:w="10" w:type="dxa"/>
+          <w:bottom w:w="0" w:type="dxa"/>
+          <w:right w:w="10" w:type="dxa"/>
+        </w:tblCellMar>
       </w:tblPr>
       <w:tblGrid>
         <w:gridCol w:w="8280"/>
       </w:tblGrid>
       <w:tr>
+        <w:tblPrEx>
+          <w:tblBorders>
+            <w:top w:val="single" w:color="DEE0E3" w:sz="0" w:space="0"/>
+            <w:left w:val="single" w:color="DEE0E3" w:sz="0" w:space="0"/>
+            <w:bottom w:val="single" w:color="DEE0E3" w:sz="0" w:space="0"/>
+            <w:right w:val="single" w:color="DEE0E3" w:sz="0" w:space="0"/>
+            <w:insideH w:val="single" w:color="DEE0E3" w:sz="0" w:space="0"/>
+            <w:insideV w:val="single" w:color="DEE0E3" w:sz="0" w:space="0"/>
+          </w:tblBorders>
+          <w:tblCellMar>
+            <w:top w:w="0" w:type="dxa"/>
+            <w:left w:w="10" w:type="dxa"/>
+            <w:bottom w:w="0" w:type="dxa"/>
+            <w:right w:w="10" w:type="dxa"/>
+          </w:tblCellMar>
+        </w:tblPrEx>
         <w:tc>
           <w:tcPr>
             <w:tcW w:w="8280" w:type="dxa"/>
-            <w:shd w:color="auto" w:val="clear" w:fill="f5f6f7"/>
-            <w:tcMar>
-              <w:top w:type="dxa" w:w="60"/>
-              <w:left w:type="dxa" w:w="120"/>
-              <w:bottom w:type="dxa" w:w="30"/>
-              <w:right w:type="dxa" w:w="120"/>
-            </w:tcMar>
-          </w:tcPr>
-          <w:p>
-            <w:pPr>
-              <w:spacing w:before="120" w:after="120" w:line="288" w:lineRule="auto"/>
-              <w:jc w:val="left"/>
-            </w:pPr>
-            <w:r>
-              <w:rPr>
-                <w:rFonts w:eastAsia="Consolas" w:ascii="Consolas" w:cs="Consolas" w:hAnsi="Consolas"/>
-                <w:color w:val="646a73"/>
-                <w:sz w:val="22"/>
-              </w:rPr>
-            </w:r>
-            <w:r>
-              <w:rPr>
-                <w:rFonts w:eastAsia="Consolas" w:ascii="Consolas" w:cs="Consolas" w:hAnsi="Consolas"/>
+            <w:shd w:val="clear" w:color="auto" w:fill="F5F6F7"/>
+            <w:tcMar>
+              <w:top w:w="60" w:type="dxa"/>
+              <w:left w:w="120" w:type="dxa"/>
+              <w:bottom w:w="30" w:type="dxa"/>
+              <w:right w:w="120" w:type="dxa"/>
+            </w:tcMar>
+          </w:tcPr>
+          <w:p>
+            <w:pPr>
+              <w:spacing w:before="120" w:after="120" w:line="288" w:lineRule="auto"/>
+              <w:jc w:val="left"/>
+            </w:pPr>
+            <w:r>
+              <w:rPr>
+                <w:rFonts w:ascii="Consolas" w:hAnsi="Consolas" w:eastAsia="Consolas" w:cs="Consolas"/>
                 <w:sz w:val="22"/>
               </w:rPr>
               <w:t>绑定字段：data_type == "realtime"</w:t>
-              <w:br/>
+            </w:r>
+            <w:r>
+              <w:rPr>
+                <w:rFonts w:ascii="Consolas" w:hAnsi="Consolas" w:eastAsia="Consolas" w:cs="Consolas"/>
+                <w:sz w:val="22"/>
+              </w:rPr>
+              <w:br w:type="textWrapping"/>
+            </w:r>
+            <w:r>
+              <w:rPr>
+                <w:rFonts w:ascii="Consolas" w:hAnsi="Consolas" w:eastAsia="Consolas" w:cs="Consolas"/>
+                <w:sz w:val="22"/>
+              </w:rPr>
               <w:t>数据来源：实时推送数据</w:t>
-              <w:br/>
+            </w:r>
+            <w:r>
+              <w:rPr>
+                <w:rFonts w:ascii="Consolas" w:hAnsi="Consolas" w:eastAsia="Consolas" w:cs="Consolas"/>
+                <w:sz w:val="22"/>
+              </w:rPr>
+              <w:br w:type="textWrapping"/>
+            </w:r>
+            <w:r>
+              <w:rPr>
+                <w:rFonts w:ascii="Consolas" w:hAnsi="Consolas" w:eastAsia="Consolas" w:cs="Consolas"/>
+                <w:sz w:val="22"/>
+              </w:rPr>
               <w:t>Y轴取值：metrics["风温"] 或 metrics["炉压"]</w:t>
-              <w:br/>
-            </w:r>
-            <w:r>
-              <w:rPr>
-                <w:rFonts w:eastAsia="Consolas" w:ascii="Consolas" w:cs="Consolas" w:hAnsi="Consolas"/>
+            </w:r>
+            <w:r>
+              <w:rPr>
+                <w:rFonts w:ascii="Consolas" w:hAnsi="Consolas" w:eastAsia="Consolas" w:cs="Consolas"/>
+                <w:sz w:val="22"/>
+              </w:rPr>
+              <w:br w:type="textWrapping"/>
+            </w:r>
+            <w:r>
+              <w:rPr>
+                <w:rFonts w:ascii="Consolas" w:hAnsi="Consolas" w:eastAsia="Consolas" w:cs="Consolas"/>
                 <w:sz w:val="22"/>
               </w:rPr>
               <w:t>（与历史曲线共用Y轴，叠加显示）</w:t>
@@ -458,8 +496,8 @@
       </w:pPr>
       <w:r>
         <w:rPr>
-          <w:rFonts w:eastAsia="等线" w:ascii="Arial" w:cs="Arial" w:hAnsi="Arial"/>
-          <w:b w:val="true"/>
+          <w:rFonts w:ascii="Arial" w:hAnsi="Arial" w:eastAsia="等线" w:cs="Arial"/>
+          <w:b/>
           <w:sz w:val="22"/>
         </w:rPr>
         <w:t>【红色虚线 — 预测曲线】</w:t>
@@ -467,60 +505,106 @@
     </w:p>
     <w:tbl>
       <w:tblPr>
+        <w:tblStyle w:val="2"/>
         <w:tblW w:w="0" w:type="auto"/>
         <w:tblInd w:w="0" w:type="dxa"/>
         <w:tblBorders>
-          <w:top w:val="single" w:color="dee0e3"/>
-          <w:left w:val="single" w:color="dee0e3"/>
-          <w:bottom w:val="single" w:color="dee0e3"/>
-          <w:right w:val="single" w:color="dee0e3"/>
-          <w:insideH w:val="single" w:color="dee0e3"/>
-          <w:insideV w:val="single" w:color="dee0e3"/>
+          <w:top w:val="single" w:color="DEE0E3" w:sz="0" w:space="0"/>
+          <w:left w:val="single" w:color="DEE0E3" w:sz="0" w:space="0"/>
+          <w:bottom w:val="single" w:color="DEE0E3" w:sz="0" w:space="0"/>
+          <w:right w:val="single" w:color="DEE0E3" w:sz="0" w:space="0"/>
+          <w:insideH w:val="single" w:color="DEE0E3" w:sz="0" w:space="0"/>
+          <w:insideV w:val="single" w:color="DEE0E3" w:sz="0" w:space="0"/>
         </w:tblBorders>
         <w:tblLayout w:type="fixed"/>
+        <w:tblCellMar>
+          <w:top w:w="0" w:type="dxa"/>
+          <w:left w:w="10" w:type="dxa"/>
+          <w:bottom w:w="0" w:type="dxa"/>
+          <w:right w:w="10" w:type="dxa"/>
+        </w:tblCellMar>
       </w:tblPr>
       <w:tblGrid>
         <w:gridCol w:w="8280"/>
       </w:tblGrid>
       <w:tr>
+        <w:tblPrEx>
+          <w:tblBorders>
+            <w:top w:val="single" w:color="DEE0E3" w:sz="0" w:space="0"/>
+            <w:left w:val="single" w:color="DEE0E3" w:sz="0" w:space="0"/>
+            <w:bottom w:val="single" w:color="DEE0E3" w:sz="0" w:space="0"/>
+            <w:right w:val="single" w:color="DEE0E3" w:sz="0" w:space="0"/>
+            <w:insideH w:val="single" w:color="DEE0E3" w:sz="0" w:space="0"/>
+            <w:insideV w:val="single" w:color="DEE0E3" w:sz="0" w:space="0"/>
+          </w:tblBorders>
+          <w:tblCellMar>
+            <w:top w:w="0" w:type="dxa"/>
+            <w:left w:w="10" w:type="dxa"/>
+            <w:bottom w:w="0" w:type="dxa"/>
+            <w:right w:w="10" w:type="dxa"/>
+          </w:tblCellMar>
+        </w:tblPrEx>
         <w:tc>
           <w:tcPr>
             <w:tcW w:w="8280" w:type="dxa"/>
-            <w:shd w:color="auto" w:val="clear" w:fill="f5f6f7"/>
-            <w:tcMar>
-              <w:top w:type="dxa" w:w="60"/>
-              <w:left w:type="dxa" w:w="120"/>
-              <w:bottom w:type="dxa" w:w="30"/>
-              <w:right w:type="dxa" w:w="120"/>
-            </w:tcMar>
-          </w:tcPr>
-          <w:p>
-            <w:pPr>
-              <w:spacing w:before="120" w:after="120" w:line="288" w:lineRule="auto"/>
-              <w:jc w:val="left"/>
-            </w:pPr>
-            <w:r>
-              <w:rPr>
-                <w:rFonts w:eastAsia="Consolas" w:ascii="Consolas" w:cs="Consolas" w:hAnsi="Consolas"/>
-                <w:color w:val="646a73"/>
-                <w:sz w:val="22"/>
-              </w:rPr>
-            </w:r>
-            <w:r>
-              <w:rPr>
-                <w:rFonts w:eastAsia="Consolas" w:ascii="Consolas" w:cs="Consolas" w:hAnsi="Consolas"/>
+            <w:shd w:val="clear" w:color="auto" w:fill="F5F6F7"/>
+            <w:tcMar>
+              <w:top w:w="60" w:type="dxa"/>
+              <w:left w:w="120" w:type="dxa"/>
+              <w:bottom w:w="30" w:type="dxa"/>
+              <w:right w:w="120" w:type="dxa"/>
+            </w:tcMar>
+          </w:tcPr>
+          <w:p>
+            <w:pPr>
+              <w:spacing w:before="120" w:after="120" w:line="288" w:lineRule="auto"/>
+              <w:jc w:val="left"/>
+            </w:pPr>
+            <w:r>
+              <w:rPr>
+                <w:rFonts w:ascii="Consolas" w:hAnsi="Consolas" w:eastAsia="Consolas" w:cs="Consolas"/>
                 <w:sz w:val="22"/>
               </w:rPr>
               <w:t>绑定字段：data_type == "prediction"</w:t>
-              <w:br/>
+            </w:r>
+            <w:r>
+              <w:rPr>
+                <w:rFonts w:ascii="Consolas" w:hAnsi="Consolas" w:eastAsia="Consolas" w:cs="Consolas"/>
+                <w:sz w:val="22"/>
+              </w:rPr>
+              <w:br w:type="textWrapping"/>
+            </w:r>
+            <w:r>
+              <w:rPr>
+                <w:rFonts w:ascii="Consolas" w:hAnsi="Consolas" w:eastAsia="Consolas" w:cs="Consolas"/>
+                <w:sz w:val="22"/>
+              </w:rPr>
               <w:t>数据来源：算法预测数据</w:t>
-              <w:br/>
+            </w:r>
+            <w:r>
+              <w:rPr>
+                <w:rFonts w:ascii="Consolas" w:hAnsi="Consolas" w:eastAsia="Consolas" w:cs="Consolas"/>
+                <w:sz w:val="22"/>
+              </w:rPr>
+              <w:br w:type="textWrapping"/>
+            </w:r>
+            <w:r>
+              <w:rPr>
+                <w:rFonts w:ascii="Consolas" w:hAnsi="Consolas" w:eastAsia="Consolas" w:cs="Consolas"/>
+                <w:sz w:val="22"/>
+              </w:rPr>
               <w:t>Y轴取值：metrics["风温"] 或 metrics["炉压"]</w:t>
-              <w:br/>
-            </w:r>
-            <w:r>
-              <w:rPr>
-                <w:rFonts w:eastAsia="Consolas" w:ascii="Consolas" w:cs="Consolas" w:hAnsi="Consolas"/>
+            </w:r>
+            <w:r>
+              <w:rPr>
+                <w:rFonts w:ascii="Consolas" w:hAnsi="Consolas" w:eastAsia="Consolas" w:cs="Consolas"/>
+                <w:sz w:val="22"/>
+              </w:rPr>
+              <w:br w:type="textWrapping"/>
+            </w:r>
+            <w:r>
+              <w:rPr>
+                <w:rFonts w:ascii="Consolas" w:hAnsi="Consolas" w:eastAsia="Consolas" w:cs="Consolas"/>
                 <w:sz w:val="22"/>
               </w:rPr>
               <w:t>（向右延伸，展示未来趋势）</w:t>
@@ -531,17 +615,16 @@
     </w:tbl>
     <w:p>
       <w:pPr>
-        <w:pStyle w:val="3"/>
         <w:spacing w:before="300" w:after="120" w:line="288" w:lineRule="auto"/>
         <w:ind w:left="0"/>
         <w:jc w:val="left"/>
         <w:outlineLvl w:val="2"/>
       </w:pPr>
-      <w:bookmarkStart w:name="heading_5" w:id="5"/>
-      <w:r>
-        <w:rPr>
-          <w:rFonts w:eastAsia="等线" w:ascii="Arial" w:cs="Arial" w:hAnsi="Arial"/>
-          <w:b w:val="true"/>
+      <w:bookmarkStart w:id="5" w:name="heading_5"/>
+      <w:r>
+        <w:rPr>
+          <w:rFonts w:ascii="Arial" w:hAnsi="Arial" w:eastAsia="等线" w:cs="Arial"/>
+          <w:b/>
           <w:sz w:val="30"/>
         </w:rPr>
         <w:t>2.3 标注方法</w:t>
@@ -551,6 +634,7 @@
     <w:p>
       <w:pPr>
         <w:numPr>
+          <w:ilvl w:val="0"/>
           <w:numId w:val="4"/>
         </w:numPr>
         <w:spacing w:before="120" w:after="120" w:line="288" w:lineRule="auto"/>
@@ -559,16 +643,16 @@
       </w:pPr>
       <w:r>
         <w:rPr>
-          <w:rFonts w:eastAsia="等线" w:ascii="Arial" w:cs="Arial" w:hAnsi="Arial"/>
+          <w:rFonts w:ascii="Arial" w:hAnsi="Arial" w:eastAsia="等线" w:cs="Arial"/>
           <w:sz w:val="22"/>
         </w:rPr>
         <w:t xml:space="preserve">用红笔在蓝色实线旁画箭头，指向图例，写上 </w:t>
       </w:r>
       <w:r>
         <w:rPr>
-          <w:rFonts w:eastAsia="Consolas" w:ascii="Consolas" w:cs="Consolas" w:hAnsi="Consolas"/>
+          <w:rFonts w:ascii="Consolas" w:hAnsi="Consolas" w:eastAsia="Consolas" w:cs="Consolas"/>
           <w:sz w:val="22"/>
-          <w:shd w:fill="EFF0F1"/>
+          <w:shd w:val="clear" w:fill="EFF0F1"/>
         </w:rPr>
         <w:t>data_type="history"</w:t>
       </w:r>
@@ -576,6 +660,7 @@
     <w:p>
       <w:pPr>
         <w:numPr>
+          <w:ilvl w:val="0"/>
           <w:numId w:val="5"/>
         </w:numPr>
         <w:spacing w:before="120" w:after="120" w:line="288" w:lineRule="auto"/>
@@ -584,16 +669,16 @@
       </w:pPr>
       <w:r>
         <w:rPr>
-          <w:rFonts w:eastAsia="等线" w:ascii="Arial" w:cs="Arial" w:hAnsi="Arial"/>
+          <w:rFonts w:ascii="Arial" w:hAnsi="Arial" w:eastAsia="等线" w:cs="Arial"/>
           <w:sz w:val="22"/>
         </w:rPr>
         <w:t xml:space="preserve">用红笔在绿色实线旁画箭头，指向图例，写上 </w:t>
       </w:r>
       <w:r>
         <w:rPr>
-          <w:rFonts w:eastAsia="Consolas" w:ascii="Consolas" w:cs="Consolas" w:hAnsi="Consolas"/>
+          <w:rFonts w:ascii="Consolas" w:hAnsi="Consolas" w:eastAsia="Consolas" w:cs="Consolas"/>
           <w:sz w:val="22"/>
-          <w:shd w:fill="EFF0F1"/>
+          <w:shd w:val="clear" w:fill="EFF0F1"/>
         </w:rPr>
         <w:t>data_type="realtime"</w:t>
       </w:r>
@@ -601,6 +686,7 @@
     <w:p>
       <w:pPr>
         <w:numPr>
+          <w:ilvl w:val="0"/>
           <w:numId w:val="6"/>
         </w:numPr>
         <w:spacing w:before="120" w:after="120" w:line="288" w:lineRule="auto"/>
@@ -609,16 +695,16 @@
       </w:pPr>
       <w:r>
         <w:rPr>
-          <w:rFonts w:eastAsia="等线" w:ascii="Arial" w:cs="Arial" w:hAnsi="Arial"/>
+          <w:rFonts w:ascii="Arial" w:hAnsi="Arial" w:eastAsia="等线" w:cs="Arial"/>
           <w:sz w:val="22"/>
         </w:rPr>
         <w:t xml:space="preserve">用红笔在红色虚线旁画箭头，指向图例，写上 </w:t>
       </w:r>
       <w:r>
         <w:rPr>
-          <w:rFonts w:eastAsia="Consolas" w:ascii="Consolas" w:cs="Consolas" w:hAnsi="Consolas"/>
+          <w:rFonts w:ascii="Consolas" w:hAnsi="Consolas" w:eastAsia="Consolas" w:cs="Consolas"/>
           <w:sz w:val="22"/>
-          <w:shd w:fill="EFF0F1"/>
+          <w:shd w:val="clear" w:fill="EFF0F1"/>
         </w:rPr>
         <w:t>data_type="prediction"</w:t>
       </w:r>
@@ -626,6 +712,7 @@
     <w:p>
       <w:pPr>
         <w:numPr>
+          <w:ilvl w:val="0"/>
           <w:numId w:val="7"/>
         </w:numPr>
         <w:spacing w:before="120" w:after="120" w:line="288" w:lineRule="auto"/>
@@ -634,33 +721,32 @@
       </w:pPr>
       <w:r>
         <w:rPr>
-          <w:rFonts w:eastAsia="等线" w:ascii="Arial" w:cs="Arial" w:hAnsi="Arial"/>
+          <w:rFonts w:ascii="Arial" w:hAnsi="Arial" w:eastAsia="等线" w:cs="Arial"/>
           <w:sz w:val="22"/>
         </w:rPr>
         <w:t>在Y轴旁标注：</w:t>
       </w:r>
       <w:r>
         <w:rPr>
-          <w:rFonts w:eastAsia="Consolas" w:ascii="Consolas" w:cs="Consolas" w:hAnsi="Consolas"/>
+          <w:rFonts w:ascii="Consolas" w:hAnsi="Consolas" w:eastAsia="Consolas" w:cs="Consolas"/>
           <w:sz w:val="22"/>
-          <w:shd w:fill="EFF0F1"/>
+          <w:shd w:val="clear" w:fill="EFF0F1"/>
         </w:rPr>
         <w:t>Y轴数据来自 metrics["风温"] / metrics["炉压"]</w:t>
       </w:r>
     </w:p>
     <w:p>
       <w:pPr>
-        <w:pStyle w:val="3"/>
         <w:spacing w:before="300" w:after="120" w:line="288" w:lineRule="auto"/>
         <w:ind w:left="0"/>
         <w:jc w:val="left"/>
         <w:outlineLvl w:val="2"/>
       </w:pPr>
-      <w:bookmarkStart w:name="heading_6" w:id="6"/>
-      <w:r>
-        <w:rPr>
-          <w:rFonts w:eastAsia="等线" w:ascii="Arial" w:cs="Arial" w:hAnsi="Arial"/>
-          <w:b w:val="true"/>
+      <w:bookmarkStart w:id="6" w:name="heading_6"/>
+      <w:r>
+        <w:rPr>
+          <w:rFonts w:ascii="Arial" w:hAnsi="Arial" w:eastAsia="等线" w:cs="Arial"/>
+          <w:b/>
           <w:sz w:val="30"/>
         </w:rPr>
         <w:t>2.4 补充说明</w:t>
@@ -670,6 +756,7 @@
     <w:p>
       <w:pPr>
         <w:numPr>
+          <w:ilvl w:val="0"/>
           <w:numId w:val="8"/>
         </w:numPr>
         <w:spacing w:before="120" w:after="120" w:line="288" w:lineRule="auto"/>
@@ -678,22 +765,22 @@
       </w:pPr>
       <w:r>
         <w:rPr>
-          <w:rFonts w:eastAsia="等线" w:ascii="Arial" w:cs="Arial" w:hAnsi="Arial"/>
+          <w:rFonts w:ascii="Arial" w:hAnsi="Arial" w:eastAsia="等线" w:cs="Arial"/>
           <w:sz w:val="22"/>
         </w:rPr>
         <w:t>若原型图为</w:t>
       </w:r>
       <w:r>
         <w:rPr>
-          <w:rFonts w:eastAsia="等线" w:ascii="Arial" w:cs="Arial" w:hAnsi="Arial"/>
-          <w:b w:val="true"/>
+          <w:rFonts w:ascii="Arial" w:hAnsi="Arial" w:eastAsia="等线" w:cs="Arial"/>
+          <w:b/>
           <w:sz w:val="22"/>
         </w:rPr>
         <w:t>单Y轴</w:t>
       </w:r>
       <w:r>
         <w:rPr>
-          <w:rFonts w:eastAsia="等线" w:ascii="Arial" w:cs="Arial" w:hAnsi="Arial"/>
+          <w:rFonts w:ascii="Arial" w:hAnsi="Arial" w:eastAsia="等线" w:cs="Arial"/>
           <w:sz w:val="22"/>
         </w:rPr>
         <w:t>设计，需明确展示风温还是炉压（建议默认炉压，风温可切换）</w:t>
@@ -702,6 +789,7 @@
     <w:p>
       <w:pPr>
         <w:numPr>
+          <w:ilvl w:val="0"/>
           <w:numId w:val="9"/>
         </w:numPr>
         <w:spacing w:before="120" w:after="120" w:line="288" w:lineRule="auto"/>
@@ -710,22 +798,22 @@
       </w:pPr>
       <w:r>
         <w:rPr>
-          <w:rFonts w:eastAsia="等线" w:ascii="Arial" w:cs="Arial" w:hAnsi="Arial"/>
+          <w:rFonts w:ascii="Arial" w:hAnsi="Arial" w:eastAsia="等线" w:cs="Arial"/>
           <w:sz w:val="22"/>
         </w:rPr>
         <w:t>若原型图为</w:t>
       </w:r>
       <w:r>
         <w:rPr>
-          <w:rFonts w:eastAsia="等线" w:ascii="Arial" w:cs="Arial" w:hAnsi="Arial"/>
-          <w:b w:val="true"/>
+          <w:rFonts w:ascii="Arial" w:hAnsi="Arial" w:eastAsia="等线" w:cs="Arial"/>
+          <w:b/>
           <w:sz w:val="22"/>
         </w:rPr>
         <w:t>双子图（上下排列）</w:t>
       </w:r>
       <w:r>
         <w:rPr>
-          <w:rFonts w:eastAsia="等线" w:ascii="Arial" w:cs="Arial" w:hAnsi="Arial"/>
+          <w:rFonts w:ascii="Arial" w:hAnsi="Arial" w:eastAsia="等线" w:cs="Arial"/>
           <w:sz w:val="22"/>
         </w:rPr>
         <w:t>，则上图风温、下图炉压，两条曲线各自绑定对应指标</w:t>
@@ -734,6 +822,7 @@
     <w:p>
       <w:pPr>
         <w:numPr>
+          <w:ilvl w:val="0"/>
           <w:numId w:val="10"/>
         </w:numPr>
         <w:spacing w:before="120" w:after="120" w:line="288" w:lineRule="auto"/>
@@ -742,22 +831,22 @@
       </w:pPr>
       <w:r>
         <w:rPr>
-          <w:rFonts w:eastAsia="等线" w:ascii="Arial" w:cs="Arial" w:hAnsi="Arial"/>
+          <w:rFonts w:ascii="Arial" w:hAnsi="Arial" w:eastAsia="等线" w:cs="Arial"/>
           <w:sz w:val="22"/>
         </w:rPr>
         <w:t xml:space="preserve">X轴统一为 </w:t>
       </w:r>
       <w:r>
         <w:rPr>
-          <w:rFonts w:eastAsia="Consolas" w:ascii="Consolas" w:cs="Consolas" w:hAnsi="Consolas"/>
+          <w:rFonts w:ascii="Consolas" w:hAnsi="Consolas" w:eastAsia="Consolas" w:cs="Consolas"/>
           <w:sz w:val="22"/>
-          <w:shd w:fill="EFF0F1"/>
+          <w:shd w:val="clear" w:fill="EFF0F1"/>
         </w:rPr>
         <w:t>timestamp</w:t>
       </w:r>
       <w:r>
         <w:rPr>
-          <w:rFonts w:eastAsia="等线" w:ascii="Arial" w:cs="Arial" w:hAnsi="Arial"/>
+          <w:rFonts w:ascii="Arial" w:hAnsi="Arial" w:eastAsia="等线" w:cs="Arial"/>
           <w:sz w:val="22"/>
         </w:rPr>
         <w:t xml:space="preserve"> 时间轴</w:t>
@@ -766,8 +855,8 @@
     <w:p>
       <w:pPr>
         <w:pBdr>
-          <w:bottom w:val="single" w:color="dee0e3"/>
-          <w:between w:val="single" w:color="dee0e3"/>
+          <w:bottom w:val="single" w:color="DEE0E3" w:sz="2" w:space="0"/>
+          <w:between w:val="single" w:color="DEE0E3" w:sz="2" w:space="0"/>
         </w:pBdr>
         <w:spacing w:before="120" w:after="120" w:line="288" w:lineRule="auto"/>
         <w:ind w:left="0"/>
@@ -775,17 +864,16 @@
     </w:p>
     <w:p>
       <w:pPr>
-        <w:pStyle w:val="2"/>
         <w:spacing w:before="320" w:after="120" w:line="288" w:lineRule="auto"/>
         <w:ind w:left="0"/>
         <w:jc w:val="left"/>
         <w:outlineLvl w:val="1"/>
       </w:pPr>
-      <w:bookmarkStart w:name="heading_7" w:id="7"/>
-      <w:r>
-        <w:rPr>
-          <w:rFonts w:eastAsia="等线" w:ascii="Arial" w:cs="Arial" w:hAnsi="Arial"/>
-          <w:b w:val="true"/>
+      <w:bookmarkStart w:id="7" w:name="heading_7"/>
+      <w:r>
+        <w:rPr>
+          <w:rFonts w:ascii="Arial" w:hAnsi="Arial" w:eastAsia="等线" w:cs="Arial"/>
+          <w:b/>
           <w:sz w:val="32"/>
         </w:rPr>
         <w:t>3. 标注点 2：关键指标仪表盘区域</w:t>
@@ -794,17 +882,16 @@
     </w:p>
     <w:p>
       <w:pPr>
-        <w:pStyle w:val="3"/>
         <w:spacing w:before="300" w:after="120" w:line="288" w:lineRule="auto"/>
         <w:ind w:left="0"/>
         <w:jc w:val="left"/>
         <w:outlineLvl w:val="2"/>
       </w:pPr>
-      <w:bookmarkStart w:name="heading_8" w:id="8"/>
-      <w:r>
-        <w:rPr>
-          <w:rFonts w:eastAsia="等线" w:ascii="Arial" w:cs="Arial" w:hAnsi="Arial"/>
-          <w:b w:val="true"/>
+      <w:bookmarkStart w:id="8" w:name="heading_8"/>
+      <w:r>
+        <w:rPr>
+          <w:rFonts w:ascii="Arial" w:hAnsi="Arial" w:eastAsia="等线" w:cs="Arial"/>
+          <w:b/>
           <w:sz w:val="30"/>
         </w:rPr>
         <w:t>3.1 标注位置</w:t>
@@ -819,7 +906,7 @@
       </w:pPr>
       <w:r>
         <w:rPr>
-          <w:rFonts w:eastAsia="等线" w:ascii="Arial" w:cs="Arial" w:hAnsi="Arial"/>
+          <w:rFonts w:ascii="Arial" w:hAnsi="Arial" w:eastAsia="等线" w:cs="Arial"/>
           <w:sz w:val="22"/>
         </w:rPr>
         <w:t>在原型图的"关键指标仪表盘"区域（通常是两个圆形仪表盘或数字卡片），分别在风温仪表盘和炉压仪表盘旁标注。</w:t>
@@ -827,17 +914,16 @@
     </w:p>
     <w:p>
       <w:pPr>
-        <w:pStyle w:val="3"/>
         <w:spacing w:before="300" w:after="120" w:line="288" w:lineRule="auto"/>
         <w:ind w:left="0"/>
         <w:jc w:val="left"/>
         <w:outlineLvl w:val="2"/>
       </w:pPr>
-      <w:bookmarkStart w:name="heading_9" w:id="9"/>
-      <w:r>
-        <w:rPr>
-          <w:rFonts w:eastAsia="等线" w:ascii="Arial" w:cs="Arial" w:hAnsi="Arial"/>
-          <w:b w:val="true"/>
+      <w:bookmarkStart w:id="9" w:name="heading_9"/>
+      <w:r>
+        <w:rPr>
+          <w:rFonts w:ascii="Arial" w:hAnsi="Arial" w:eastAsia="等线" w:cs="Arial"/>
+          <w:b/>
           <w:sz w:val="30"/>
         </w:rPr>
         <w:t>3.2 标注文案</w:t>
@@ -852,8 +938,8 @@
       </w:pPr>
       <w:r>
         <w:rPr>
-          <w:rFonts w:eastAsia="等线" w:ascii="Arial" w:cs="Arial" w:hAnsi="Arial"/>
-          <w:b w:val="true"/>
+          <w:rFonts w:ascii="Arial" w:hAnsi="Arial" w:eastAsia="等线" w:cs="Arial"/>
+          <w:b/>
           <w:sz w:val="22"/>
         </w:rPr>
         <w:t>【风温仪表盘】</w:t>
@@ -861,62 +947,120 @@
     </w:p>
     <w:tbl>
       <w:tblPr>
+        <w:tblStyle w:val="2"/>
         <w:tblW w:w="0" w:type="auto"/>
         <w:tblInd w:w="0" w:type="dxa"/>
         <w:tblBorders>
-          <w:top w:val="single" w:color="dee0e3"/>
-          <w:left w:val="single" w:color="dee0e3"/>
-          <w:bottom w:val="single" w:color="dee0e3"/>
-          <w:right w:val="single" w:color="dee0e3"/>
-          <w:insideH w:val="single" w:color="dee0e3"/>
-          <w:insideV w:val="single" w:color="dee0e3"/>
+          <w:top w:val="single" w:color="DEE0E3" w:sz="0" w:space="0"/>
+          <w:left w:val="single" w:color="DEE0E3" w:sz="0" w:space="0"/>
+          <w:bottom w:val="single" w:color="DEE0E3" w:sz="0" w:space="0"/>
+          <w:right w:val="single" w:color="DEE0E3" w:sz="0" w:space="0"/>
+          <w:insideH w:val="single" w:color="DEE0E3" w:sz="0" w:space="0"/>
+          <w:insideV w:val="single" w:color="DEE0E3" w:sz="0" w:space="0"/>
         </w:tblBorders>
         <w:tblLayout w:type="fixed"/>
+        <w:tblCellMar>
+          <w:top w:w="0" w:type="dxa"/>
+          <w:left w:w="10" w:type="dxa"/>
+          <w:bottom w:w="0" w:type="dxa"/>
+          <w:right w:w="10" w:type="dxa"/>
+        </w:tblCellMar>
       </w:tblPr>
       <w:tblGrid>
         <w:gridCol w:w="8280"/>
       </w:tblGrid>
       <w:tr>
+        <w:tblPrEx>
+          <w:tblBorders>
+            <w:top w:val="single" w:color="DEE0E3" w:sz="0" w:space="0"/>
+            <w:left w:val="single" w:color="DEE0E3" w:sz="0" w:space="0"/>
+            <w:bottom w:val="single" w:color="DEE0E3" w:sz="0" w:space="0"/>
+            <w:right w:val="single" w:color="DEE0E3" w:sz="0" w:space="0"/>
+            <w:insideH w:val="single" w:color="DEE0E3" w:sz="0" w:space="0"/>
+            <w:insideV w:val="single" w:color="DEE0E3" w:sz="0" w:space="0"/>
+          </w:tblBorders>
+          <w:tblCellMar>
+            <w:top w:w="0" w:type="dxa"/>
+            <w:left w:w="10" w:type="dxa"/>
+            <w:bottom w:w="0" w:type="dxa"/>
+            <w:right w:w="10" w:type="dxa"/>
+          </w:tblCellMar>
+        </w:tblPrEx>
         <w:tc>
           <w:tcPr>
             <w:tcW w:w="8280" w:type="dxa"/>
-            <w:shd w:color="auto" w:val="clear" w:fill="f5f6f7"/>
-            <w:tcMar>
-              <w:top w:type="dxa" w:w="60"/>
-              <w:left w:type="dxa" w:w="120"/>
-              <w:bottom w:type="dxa" w:w="30"/>
-              <w:right w:type="dxa" w:w="120"/>
-            </w:tcMar>
-          </w:tcPr>
-          <w:p>
-            <w:pPr>
-              <w:spacing w:before="120" w:after="120" w:line="288" w:lineRule="auto"/>
-              <w:jc w:val="left"/>
-            </w:pPr>
-            <w:r>
-              <w:rPr>
-                <w:rFonts w:eastAsia="Consolas" w:ascii="Consolas" w:cs="Consolas" w:hAnsi="Consolas"/>
-                <w:color w:val="646a73"/>
-                <w:sz w:val="22"/>
-              </w:rPr>
-            </w:r>
-            <w:r>
-              <w:rPr>
-                <w:rFonts w:eastAsia="Consolas" w:ascii="Consolas" w:cs="Consolas" w:hAnsi="Consolas"/>
+            <w:shd w:val="clear" w:color="auto" w:fill="F5F6F7"/>
+            <w:tcMar>
+              <w:top w:w="60" w:type="dxa"/>
+              <w:left w:w="120" w:type="dxa"/>
+              <w:bottom w:w="30" w:type="dxa"/>
+              <w:right w:w="120" w:type="dxa"/>
+            </w:tcMar>
+          </w:tcPr>
+          <w:p>
+            <w:pPr>
+              <w:spacing w:before="120" w:after="120" w:line="288" w:lineRule="auto"/>
+              <w:jc w:val="left"/>
+            </w:pPr>
+            <w:r>
+              <w:rPr>
+                <w:rFonts w:ascii="Consolas" w:hAnsi="Consolas" w:eastAsia="Consolas" w:cs="Consolas"/>
                 <w:sz w:val="22"/>
               </w:rPr>
               <w:t>绑定字段：metrics["风温"]</w:t>
-              <w:br/>
+            </w:r>
+            <w:r>
+              <w:rPr>
+                <w:rFonts w:ascii="Consolas" w:hAnsi="Consolas" w:eastAsia="Consolas" w:cs="Consolas"/>
+                <w:sz w:val="22"/>
+              </w:rPr>
+              <w:br w:type="textWrapping"/>
+            </w:r>
+            <w:r>
+              <w:rPr>
+                <w:rFonts w:ascii="Consolas" w:hAnsi="Consolas" w:eastAsia="Consolas" w:cs="Consolas"/>
+                <w:sz w:val="22"/>
+              </w:rPr>
               <w:t>数据筛选条件：data_type == "realtime"</w:t>
-              <w:br/>
+            </w:r>
+            <w:r>
+              <w:rPr>
+                <w:rFonts w:ascii="Consolas" w:hAnsi="Consolas" w:eastAsia="Consolas" w:cs="Consolas"/>
+                <w:sz w:val="22"/>
+              </w:rPr>
+              <w:br w:type="textWrapping"/>
+            </w:r>
+            <w:r>
+              <w:rPr>
+                <w:rFonts w:ascii="Consolas" w:hAnsi="Consolas" w:eastAsia="Consolas" w:cs="Consolas"/>
+                <w:sz w:val="22"/>
+              </w:rPr>
               <w:t>取值规则：取 timestamp 最大的那一条（即最新实时数据）</w:t>
-              <w:br/>
+            </w:r>
+            <w:r>
+              <w:rPr>
+                <w:rFonts w:ascii="Consolas" w:hAnsi="Consolas" w:eastAsia="Consolas" w:cs="Consolas"/>
+                <w:sz w:val="22"/>
+              </w:rPr>
+              <w:br w:type="textWrapping"/>
+            </w:r>
+            <w:r>
+              <w:rPr>
+                <w:rFonts w:ascii="Consolas" w:hAnsi="Consolas" w:eastAsia="Consolas" w:cs="Consolas"/>
+                <w:sz w:val="22"/>
+              </w:rPr>
               <w:t>单位标注：℃</w:t>
-              <w:br/>
-            </w:r>
-            <w:r>
-              <w:rPr>
-                <w:rFonts w:eastAsia="Consolas" w:ascii="Consolas" w:cs="Consolas" w:hAnsi="Consolas"/>
+            </w:r>
+            <w:r>
+              <w:rPr>
+                <w:rFonts w:ascii="Consolas" w:hAnsi="Consolas" w:eastAsia="Consolas" w:cs="Consolas"/>
+                <w:sz w:val="22"/>
+              </w:rPr>
+              <w:br w:type="textWrapping"/>
+            </w:r>
+            <w:r>
+              <w:rPr>
+                <w:rFonts w:ascii="Consolas" w:hAnsi="Consolas" w:eastAsia="Consolas" w:cs="Consolas"/>
                 <w:sz w:val="22"/>
               </w:rPr>
               <w:t>显示精度：保留 1 位小数</w:t>
@@ -933,8 +1077,8 @@
       </w:pPr>
       <w:r>
         <w:rPr>
-          <w:rFonts w:eastAsia="等线" w:ascii="Arial" w:cs="Arial" w:hAnsi="Arial"/>
-          <w:b w:val="true"/>
+          <w:rFonts w:ascii="Arial" w:hAnsi="Arial" w:eastAsia="等线" w:cs="Arial"/>
+          <w:b/>
           <w:sz w:val="22"/>
         </w:rPr>
         <w:t>【炉压仪表盘】</w:t>
@@ -942,62 +1086,120 @@
     </w:p>
     <w:tbl>
       <w:tblPr>
+        <w:tblStyle w:val="2"/>
         <w:tblW w:w="0" w:type="auto"/>
         <w:tblInd w:w="0" w:type="dxa"/>
         <w:tblBorders>
-          <w:top w:val="single" w:color="dee0e3"/>
-          <w:left w:val="single" w:color="dee0e3"/>
-          <w:bottom w:val="single" w:color="dee0e3"/>
-          <w:right w:val="single" w:color="dee0e3"/>
-          <w:insideH w:val="single" w:color="dee0e3"/>
-          <w:insideV w:val="single" w:color="dee0e3"/>
+          <w:top w:val="single" w:color="DEE0E3" w:sz="0" w:space="0"/>
+          <w:left w:val="single" w:color="DEE0E3" w:sz="0" w:space="0"/>
+          <w:bottom w:val="single" w:color="DEE0E3" w:sz="0" w:space="0"/>
+          <w:right w:val="single" w:color="DEE0E3" w:sz="0" w:space="0"/>
+          <w:insideH w:val="single" w:color="DEE0E3" w:sz="0" w:space="0"/>
+          <w:insideV w:val="single" w:color="DEE0E3" w:sz="0" w:space="0"/>
         </w:tblBorders>
         <w:tblLayout w:type="fixed"/>
+        <w:tblCellMar>
+          <w:top w:w="0" w:type="dxa"/>
+          <w:left w:w="10" w:type="dxa"/>
+          <w:bottom w:w="0" w:type="dxa"/>
+          <w:right w:w="10" w:type="dxa"/>
+        </w:tblCellMar>
       </w:tblPr>
       <w:tblGrid>
         <w:gridCol w:w="8280"/>
       </w:tblGrid>
       <w:tr>
+        <w:tblPrEx>
+          <w:tblBorders>
+            <w:top w:val="single" w:color="DEE0E3" w:sz="0" w:space="0"/>
+            <w:left w:val="single" w:color="DEE0E3" w:sz="0" w:space="0"/>
+            <w:bottom w:val="single" w:color="DEE0E3" w:sz="0" w:space="0"/>
+            <w:right w:val="single" w:color="DEE0E3" w:sz="0" w:space="0"/>
+            <w:insideH w:val="single" w:color="DEE0E3" w:sz="0" w:space="0"/>
+            <w:insideV w:val="single" w:color="DEE0E3" w:sz="0" w:space="0"/>
+          </w:tblBorders>
+          <w:tblCellMar>
+            <w:top w:w="0" w:type="dxa"/>
+            <w:left w:w="10" w:type="dxa"/>
+            <w:bottom w:w="0" w:type="dxa"/>
+            <w:right w:w="10" w:type="dxa"/>
+          </w:tblCellMar>
+        </w:tblPrEx>
         <w:tc>
           <w:tcPr>
             <w:tcW w:w="8280" w:type="dxa"/>
-            <w:shd w:color="auto" w:val="clear" w:fill="f5f6f7"/>
-            <w:tcMar>
-              <w:top w:type="dxa" w:w="60"/>
-              <w:left w:type="dxa" w:w="120"/>
-              <w:bottom w:type="dxa" w:w="30"/>
-              <w:right w:type="dxa" w:w="120"/>
-            </w:tcMar>
-          </w:tcPr>
-          <w:p>
-            <w:pPr>
-              <w:spacing w:before="120" w:after="120" w:line="288" w:lineRule="auto"/>
-              <w:jc w:val="left"/>
-            </w:pPr>
-            <w:r>
-              <w:rPr>
-                <w:rFonts w:eastAsia="Consolas" w:ascii="Consolas" w:cs="Consolas" w:hAnsi="Consolas"/>
-                <w:color w:val="646a73"/>
-                <w:sz w:val="22"/>
-              </w:rPr>
-            </w:r>
-            <w:r>
-              <w:rPr>
-                <w:rFonts w:eastAsia="Consolas" w:ascii="Consolas" w:cs="Consolas" w:hAnsi="Consolas"/>
+            <w:shd w:val="clear" w:color="auto" w:fill="F5F6F7"/>
+            <w:tcMar>
+              <w:top w:w="60" w:type="dxa"/>
+              <w:left w:w="120" w:type="dxa"/>
+              <w:bottom w:w="30" w:type="dxa"/>
+              <w:right w:w="120" w:type="dxa"/>
+            </w:tcMar>
+          </w:tcPr>
+          <w:p>
+            <w:pPr>
+              <w:spacing w:before="120" w:after="120" w:line="288" w:lineRule="auto"/>
+              <w:jc w:val="left"/>
+            </w:pPr>
+            <w:r>
+              <w:rPr>
+                <w:rFonts w:ascii="Consolas" w:hAnsi="Consolas" w:eastAsia="Consolas" w:cs="Consolas"/>
                 <w:sz w:val="22"/>
               </w:rPr>
               <w:t>绑定字段：metrics["炉压"]</w:t>
-              <w:br/>
+            </w:r>
+            <w:r>
+              <w:rPr>
+                <w:rFonts w:ascii="Consolas" w:hAnsi="Consolas" w:eastAsia="Consolas" w:cs="Consolas"/>
+                <w:sz w:val="22"/>
+              </w:rPr>
+              <w:br w:type="textWrapping"/>
+            </w:r>
+            <w:r>
+              <w:rPr>
+                <w:rFonts w:ascii="Consolas" w:hAnsi="Consolas" w:eastAsia="Consolas" w:cs="Consolas"/>
+                <w:sz w:val="22"/>
+              </w:rPr>
               <w:t>数据筛选条件：data_type == "realtime"</w:t>
-              <w:br/>
+            </w:r>
+            <w:r>
+              <w:rPr>
+                <w:rFonts w:ascii="Consolas" w:hAnsi="Consolas" w:eastAsia="Consolas" w:cs="Consolas"/>
+                <w:sz w:val="22"/>
+              </w:rPr>
+              <w:br w:type="textWrapping"/>
+            </w:r>
+            <w:r>
+              <w:rPr>
+                <w:rFonts w:ascii="Consolas" w:hAnsi="Consolas" w:eastAsia="Consolas" w:cs="Consolas"/>
+                <w:sz w:val="22"/>
+              </w:rPr>
               <w:t>取值规则：取 timestamp 最大的那一条（即最新实时数据）</w:t>
-              <w:br/>
+            </w:r>
+            <w:r>
+              <w:rPr>
+                <w:rFonts w:ascii="Consolas" w:hAnsi="Consolas" w:eastAsia="Consolas" w:cs="Consolas"/>
+                <w:sz w:val="22"/>
+              </w:rPr>
+              <w:br w:type="textWrapping"/>
+            </w:r>
+            <w:r>
+              <w:rPr>
+                <w:rFonts w:ascii="Consolas" w:hAnsi="Consolas" w:eastAsia="Consolas" w:cs="Consolas"/>
+                <w:sz w:val="22"/>
+              </w:rPr>
               <w:t>单位标注：kPa</w:t>
-              <w:br/>
-            </w:r>
-            <w:r>
-              <w:rPr>
-                <w:rFonts w:eastAsia="Consolas" w:ascii="Consolas" w:cs="Consolas" w:hAnsi="Consolas"/>
+            </w:r>
+            <w:r>
+              <w:rPr>
+                <w:rFonts w:ascii="Consolas" w:hAnsi="Consolas" w:eastAsia="Consolas" w:cs="Consolas"/>
+                <w:sz w:val="22"/>
+              </w:rPr>
+              <w:br w:type="textWrapping"/>
+            </w:r>
+            <w:r>
+              <w:rPr>
+                <w:rFonts w:ascii="Consolas" w:hAnsi="Consolas" w:eastAsia="Consolas" w:cs="Consolas"/>
                 <w:sz w:val="22"/>
               </w:rPr>
               <w:t>显示精度：保留 1 位小数</w:t>
@@ -1008,17 +1210,16 @@
     </w:tbl>
     <w:p>
       <w:pPr>
-        <w:pStyle w:val="3"/>
         <w:spacing w:before="300" w:after="120" w:line="288" w:lineRule="auto"/>
         <w:ind w:left="0"/>
         <w:jc w:val="left"/>
         <w:outlineLvl w:val="2"/>
       </w:pPr>
-      <w:bookmarkStart w:name="heading_10" w:id="10"/>
-      <w:r>
-        <w:rPr>
-          <w:rFonts w:eastAsia="等线" w:ascii="Arial" w:cs="Arial" w:hAnsi="Arial"/>
-          <w:b w:val="true"/>
+      <w:bookmarkStart w:id="10" w:name="heading_10"/>
+      <w:r>
+        <w:rPr>
+          <w:rFonts w:ascii="Arial" w:hAnsi="Arial" w:eastAsia="等线" w:cs="Arial"/>
+          <w:b/>
           <w:sz w:val="30"/>
         </w:rPr>
         <w:t>3.3 标注方法</w:t>
@@ -1028,6 +1229,7 @@
     <w:p>
       <w:pPr>
         <w:numPr>
+          <w:ilvl w:val="0"/>
           <w:numId w:val="11"/>
         </w:numPr>
         <w:spacing w:before="120" w:after="120" w:line="288" w:lineRule="auto"/>
@@ -1036,16 +1238,16 @@
       </w:pPr>
       <w:r>
         <w:rPr>
-          <w:rFonts w:eastAsia="等线" w:ascii="Arial" w:cs="Arial" w:hAnsi="Arial"/>
+          <w:rFonts w:ascii="Arial" w:hAnsi="Arial" w:eastAsia="等线" w:cs="Arial"/>
           <w:sz w:val="22"/>
         </w:rPr>
         <w:t xml:space="preserve">用红笔在风温仪表盘指针旁画箭头，写上 </w:t>
       </w:r>
       <w:r>
         <w:rPr>
-          <w:rFonts w:eastAsia="Consolas" w:ascii="Consolas" w:cs="Consolas" w:hAnsi="Consolas"/>
+          <w:rFonts w:ascii="Consolas" w:hAnsi="Consolas" w:eastAsia="Consolas" w:cs="Consolas"/>
           <w:sz w:val="22"/>
-          <w:shd w:fill="EFF0F1"/>
+          <w:shd w:val="clear" w:fill="EFF0F1"/>
         </w:rPr>
         <w:t>metrics["风温"]</w:t>
       </w:r>
@@ -1053,6 +1255,7 @@
     <w:p>
       <w:pPr>
         <w:numPr>
+          <w:ilvl w:val="0"/>
           <w:numId w:val="12"/>
         </w:numPr>
         <w:spacing w:before="120" w:after="120" w:line="288" w:lineRule="auto"/>
@@ -1061,16 +1264,16 @@
       </w:pPr>
       <w:r>
         <w:rPr>
-          <w:rFonts w:eastAsia="等线" w:ascii="Arial" w:cs="Arial" w:hAnsi="Arial"/>
+          <w:rFonts w:ascii="Arial" w:hAnsi="Arial" w:eastAsia="等线" w:cs="Arial"/>
           <w:sz w:val="22"/>
         </w:rPr>
         <w:t xml:space="preserve">在仪表盘下方单位处画圈，写上 </w:t>
       </w:r>
       <w:r>
         <w:rPr>
-          <w:rFonts w:eastAsia="Consolas" w:ascii="Consolas" w:cs="Consolas" w:hAnsi="Consolas"/>
+          <w:rFonts w:ascii="Consolas" w:hAnsi="Consolas" w:eastAsia="Consolas" w:cs="Consolas"/>
           <w:sz w:val="22"/>
-          <w:shd w:fill="EFF0F1"/>
+          <w:shd w:val="clear" w:fill="EFF0F1"/>
         </w:rPr>
         <w:t>单位：℃</w:t>
       </w:r>
@@ -1078,6 +1281,7 @@
     <w:p>
       <w:pPr>
         <w:numPr>
+          <w:ilvl w:val="0"/>
           <w:numId w:val="13"/>
         </w:numPr>
         <w:spacing w:before="120" w:after="120" w:line="288" w:lineRule="auto"/>
@@ -1086,16 +1290,16 @@
       </w:pPr>
       <w:r>
         <w:rPr>
-          <w:rFonts w:eastAsia="等线" w:ascii="Arial" w:cs="Arial" w:hAnsi="Arial"/>
+          <w:rFonts w:ascii="Arial" w:hAnsi="Arial" w:eastAsia="等线" w:cs="Arial"/>
           <w:sz w:val="22"/>
         </w:rPr>
         <w:t xml:space="preserve">用红笔在炉压仪表盘指针旁画箭头，写上 </w:t>
       </w:r>
       <w:r>
         <w:rPr>
-          <w:rFonts w:eastAsia="Consolas" w:ascii="Consolas" w:cs="Consolas" w:hAnsi="Consolas"/>
+          <w:rFonts w:ascii="Consolas" w:hAnsi="Consolas" w:eastAsia="Consolas" w:cs="Consolas"/>
           <w:sz w:val="22"/>
-          <w:shd w:fill="EFF0F1"/>
+          <w:shd w:val="clear" w:fill="EFF0F1"/>
         </w:rPr>
         <w:t>metrics["炉压"]</w:t>
       </w:r>
@@ -1103,6 +1307,7 @@
     <w:p>
       <w:pPr>
         <w:numPr>
+          <w:ilvl w:val="0"/>
           <w:numId w:val="14"/>
         </w:numPr>
         <w:spacing w:before="120" w:after="120" w:line="288" w:lineRule="auto"/>
@@ -1111,16 +1316,16 @@
       </w:pPr>
       <w:r>
         <w:rPr>
-          <w:rFonts w:eastAsia="等线" w:ascii="Arial" w:cs="Arial" w:hAnsi="Arial"/>
+          <w:rFonts w:ascii="Arial" w:hAnsi="Arial" w:eastAsia="等线" w:cs="Arial"/>
           <w:sz w:val="22"/>
         </w:rPr>
         <w:t xml:space="preserve">在仪表盘下方单位处画圈，写上 </w:t>
       </w:r>
       <w:r>
         <w:rPr>
-          <w:rFonts w:eastAsia="Consolas" w:ascii="Consolas" w:cs="Consolas" w:hAnsi="Consolas"/>
+          <w:rFonts w:ascii="Consolas" w:hAnsi="Consolas" w:eastAsia="Consolas" w:cs="Consolas"/>
           <w:sz w:val="22"/>
-          <w:shd w:fill="EFF0F1"/>
+          <w:shd w:val="clear" w:fill="EFF0F1"/>
         </w:rPr>
         <w:t>单位：kPa</w:t>
       </w:r>
@@ -1128,6 +1333,7 @@
     <w:p>
       <w:pPr>
         <w:numPr>
+          <w:ilvl w:val="0"/>
           <w:numId w:val="15"/>
         </w:numPr>
         <w:spacing w:before="120" w:after="120" w:line="288" w:lineRule="auto"/>
@@ -1136,33 +1342,32 @@
       </w:pPr>
       <w:r>
         <w:rPr>
-          <w:rFonts w:eastAsia="等线" w:ascii="Arial" w:cs="Arial" w:hAnsi="Arial"/>
+          <w:rFonts w:ascii="Arial" w:hAnsi="Arial" w:eastAsia="等线" w:cs="Arial"/>
           <w:sz w:val="22"/>
         </w:rPr>
         <w:t>在两个仪表盘之间或上方，用红笔标注：</w:t>
       </w:r>
       <w:r>
         <w:rPr>
-          <w:rFonts w:eastAsia="Consolas" w:ascii="Consolas" w:cs="Consolas" w:hAnsi="Consolas"/>
+          <w:rFonts w:ascii="Consolas" w:hAnsi="Consolas" w:eastAsia="Consolas" w:cs="Consolas"/>
           <w:sz w:val="22"/>
-          <w:shd w:fill="EFF0F1"/>
+          <w:shd w:val="clear" w:fill="EFF0F1"/>
         </w:rPr>
         <w:t>仅取 data_type="realtime" 且 timestamp 最新的数据</w:t>
       </w:r>
     </w:p>
     <w:p>
       <w:pPr>
-        <w:pStyle w:val="3"/>
         <w:spacing w:before="300" w:after="120" w:line="288" w:lineRule="auto"/>
         <w:ind w:left="0"/>
         <w:jc w:val="left"/>
         <w:outlineLvl w:val="2"/>
       </w:pPr>
-      <w:bookmarkStart w:name="heading_11" w:id="11"/>
-      <w:r>
-        <w:rPr>
-          <w:rFonts w:eastAsia="等线" w:ascii="Arial" w:cs="Arial" w:hAnsi="Arial"/>
-          <w:b w:val="true"/>
+      <w:bookmarkStart w:id="11" w:name="heading_11"/>
+      <w:r>
+        <w:rPr>
+          <w:rFonts w:ascii="Arial" w:hAnsi="Arial" w:eastAsia="等线" w:cs="Arial"/>
+          <w:b/>
           <w:sz w:val="30"/>
         </w:rPr>
         <w:t>3.4 "最新数据"定义说明</w:t>
@@ -1177,7 +1382,7 @@
       </w:pPr>
       <w:r>
         <w:rPr>
-          <w:rFonts w:eastAsia="等线" w:ascii="Arial" w:cs="Arial" w:hAnsi="Arial"/>
+          <w:rFonts w:ascii="Arial" w:hAnsi="Arial" w:eastAsia="等线" w:cs="Arial"/>
           <w:sz w:val="22"/>
         </w:rPr>
         <w:t>仪表盘显示的"最新数据"有严格定义，前端代码必须按以下逻辑取值：</w:t>
@@ -1185,73 +1390,197 @@
     </w:p>
     <w:tbl>
       <w:tblPr>
+        <w:tblStyle w:val="2"/>
         <w:tblW w:w="0" w:type="auto"/>
         <w:tblInd w:w="0" w:type="dxa"/>
         <w:tblBorders>
-          <w:top w:val="single" w:color="dee0e3"/>
-          <w:left w:val="single" w:color="dee0e3"/>
-          <w:bottom w:val="single" w:color="dee0e3"/>
-          <w:right w:val="single" w:color="dee0e3"/>
-          <w:insideH w:val="single" w:color="dee0e3"/>
-          <w:insideV w:val="single" w:color="dee0e3"/>
+          <w:top w:val="single" w:color="DEE0E3" w:sz="0" w:space="0"/>
+          <w:left w:val="single" w:color="DEE0E3" w:sz="0" w:space="0"/>
+          <w:bottom w:val="single" w:color="DEE0E3" w:sz="0" w:space="0"/>
+          <w:right w:val="single" w:color="DEE0E3" w:sz="0" w:space="0"/>
+          <w:insideH w:val="single" w:color="DEE0E3" w:sz="0" w:space="0"/>
+          <w:insideV w:val="single" w:color="DEE0E3" w:sz="0" w:space="0"/>
         </w:tblBorders>
         <w:tblLayout w:type="fixed"/>
+        <w:tblCellMar>
+          <w:top w:w="0" w:type="dxa"/>
+          <w:left w:w="10" w:type="dxa"/>
+          <w:bottom w:w="0" w:type="dxa"/>
+          <w:right w:w="10" w:type="dxa"/>
+        </w:tblCellMar>
       </w:tblPr>
       <w:tblGrid>
         <w:gridCol w:w="8280"/>
       </w:tblGrid>
       <w:tr>
+        <w:tblPrEx>
+          <w:tblBorders>
+            <w:top w:val="single" w:color="DEE0E3" w:sz="0" w:space="0"/>
+            <w:left w:val="single" w:color="DEE0E3" w:sz="0" w:space="0"/>
+            <w:bottom w:val="single" w:color="DEE0E3" w:sz="0" w:space="0"/>
+            <w:right w:val="single" w:color="DEE0E3" w:sz="0" w:space="0"/>
+            <w:insideH w:val="single" w:color="DEE0E3" w:sz="0" w:space="0"/>
+            <w:insideV w:val="single" w:color="DEE0E3" w:sz="0" w:space="0"/>
+          </w:tblBorders>
+          <w:tblCellMar>
+            <w:top w:w="0" w:type="dxa"/>
+            <w:left w:w="10" w:type="dxa"/>
+            <w:bottom w:w="0" w:type="dxa"/>
+            <w:right w:w="10" w:type="dxa"/>
+          </w:tblCellMar>
+        </w:tblPrEx>
         <w:tc>
           <w:tcPr>
             <w:tcW w:w="8280" w:type="dxa"/>
-            <w:shd w:color="auto" w:val="clear" w:fill="f5f6f7"/>
-            <w:tcMar>
-              <w:top w:type="dxa" w:w="60"/>
-              <w:left w:type="dxa" w:w="120"/>
-              <w:bottom w:type="dxa" w:w="30"/>
-              <w:right w:type="dxa" w:w="120"/>
-            </w:tcMar>
-          </w:tcPr>
-          <w:p>
-            <w:pPr>
-              <w:spacing w:before="120" w:after="120" w:line="288" w:lineRule="auto"/>
-              <w:jc w:val="left"/>
-            </w:pPr>
-            <w:r>
-              <w:rPr>
-                <w:rFonts w:eastAsia="Consolas" w:ascii="Consolas" w:cs="Consolas" w:hAnsi="Consolas"/>
-                <w:color w:val="646a73"/>
-                <w:sz w:val="22"/>
-              </w:rPr>
-            </w:r>
-            <w:r>
-              <w:rPr>
-                <w:rFonts w:eastAsia="Consolas" w:ascii="Consolas" w:cs="Consolas" w:hAnsi="Consolas"/>
+            <w:shd w:val="clear" w:color="auto" w:fill="F5F6F7"/>
+            <w:tcMar>
+              <w:top w:w="60" w:type="dxa"/>
+              <w:left w:w="120" w:type="dxa"/>
+              <w:bottom w:w="30" w:type="dxa"/>
+              <w:right w:w="120" w:type="dxa"/>
+            </w:tcMar>
+          </w:tcPr>
+          <w:p>
+            <w:pPr>
+              <w:spacing w:before="120" w:after="120" w:line="288" w:lineRule="auto"/>
+              <w:jc w:val="left"/>
+            </w:pPr>
+            <w:r>
+              <w:rPr>
+                <w:rFonts w:ascii="Consolas" w:hAnsi="Consolas" w:eastAsia="Consolas" w:cs="Consolas"/>
                 <w:sz w:val="22"/>
               </w:rPr>
               <w:t>筛选条件：</w:t>
-              <w:br/>
+            </w:r>
+            <w:r>
+              <w:rPr>
+                <w:rFonts w:ascii="Consolas" w:hAnsi="Consolas" w:eastAsia="Consolas" w:cs="Consolas"/>
+                <w:sz w:val="22"/>
+              </w:rPr>
+              <w:br w:type="textWrapping"/>
+            </w:r>
+            <w:r>
+              <w:rPr>
+                <w:rFonts w:ascii="Consolas" w:hAnsi="Consolas" w:eastAsia="Consolas" w:cs="Consolas"/>
+                <w:sz w:val="22"/>
+              </w:rPr>
               <w:t xml:space="preserve">  1. data_type 必须等于 "realtime"（排除 history 和 prediction）</w:t>
-              <w:br/>
+            </w:r>
+            <w:r>
+              <w:rPr>
+                <w:rFonts w:ascii="Consolas" w:hAnsi="Consolas" w:eastAsia="Consolas" w:cs="Consolas"/>
+                <w:sz w:val="22"/>
+              </w:rPr>
+              <w:br w:type="textWrapping"/>
+            </w:r>
+            <w:r>
+              <w:rPr>
+                <w:rFonts w:ascii="Consolas" w:hAnsi="Consolas" w:eastAsia="Consolas" w:cs="Consolas"/>
+                <w:sz w:val="22"/>
+              </w:rPr>
               <w:t xml:space="preserve">  2. 在所有 realtime 数据中，取 timestamp 最大的那一条</w:t>
-              <w:br/>
-              <w:br/>
+            </w:r>
+            <w:r>
+              <w:rPr>
+                <w:rFonts w:ascii="Consolas" w:hAnsi="Consolas" w:eastAsia="Consolas" w:cs="Consolas"/>
+                <w:sz w:val="22"/>
+              </w:rPr>
+              <w:br w:type="textWrapping"/>
+            </w:r>
+            <w:r>
+              <w:rPr>
+                <w:rFonts w:ascii="Consolas" w:hAnsi="Consolas" w:eastAsia="Consolas" w:cs="Consolas"/>
+                <w:sz w:val="22"/>
+              </w:rPr>
+              <w:br w:type="textWrapping"/>
+            </w:r>
+            <w:r>
+              <w:rPr>
+                <w:rFonts w:ascii="Consolas" w:hAnsi="Consolas" w:eastAsia="Consolas" w:cs="Consolas"/>
+                <w:sz w:val="22"/>
+              </w:rPr>
               <w:t>伪代码：</w:t>
-              <w:br/>
+            </w:r>
+            <w:r>
+              <w:rPr>
+                <w:rFonts w:ascii="Consolas" w:hAnsi="Consolas" w:eastAsia="Consolas" w:cs="Consolas"/>
+                <w:sz w:val="22"/>
+              </w:rPr>
+              <w:br w:type="textWrapping"/>
+            </w:r>
+            <w:r>
+              <w:rPr>
+                <w:rFonts w:ascii="Consolas" w:hAnsi="Consolas" w:eastAsia="Consolas" w:cs="Consolas"/>
+                <w:sz w:val="22"/>
+              </w:rPr>
               <w:t xml:space="preserve">  latest = max(</w:t>
-              <w:br/>
+            </w:r>
+            <w:r>
+              <w:rPr>
+                <w:rFonts w:ascii="Consolas" w:hAnsi="Consolas" w:eastAsia="Consolas" w:cs="Consolas"/>
+                <w:sz w:val="22"/>
+              </w:rPr>
+              <w:br w:type="textWrapping"/>
+            </w:r>
+            <w:r>
+              <w:rPr>
+                <w:rFonts w:ascii="Consolas" w:hAnsi="Consolas" w:eastAsia="Consolas" w:cs="Consolas"/>
+                <w:sz w:val="22"/>
+              </w:rPr>
               <w:t xml:space="preserve">    [frame for frame in data_buffer if frame["data_type"] == "realtime"],</w:t>
-              <w:br/>
+            </w:r>
+            <w:r>
+              <w:rPr>
+                <w:rFonts w:ascii="Consolas" w:hAnsi="Consolas" w:eastAsia="Consolas" w:cs="Consolas"/>
+                <w:sz w:val="22"/>
+              </w:rPr>
+              <w:br w:type="textWrapping"/>
+            </w:r>
+            <w:r>
+              <w:rPr>
+                <w:rFonts w:ascii="Consolas" w:hAnsi="Consolas" w:eastAsia="Consolas" w:cs="Consolas"/>
+                <w:sz w:val="22"/>
+              </w:rPr>
               <w:t xml:space="preserve">    key=lambda x: x["timestamp"]</w:t>
-              <w:br/>
+            </w:r>
+            <w:r>
+              <w:rPr>
+                <w:rFonts w:ascii="Consolas" w:hAnsi="Consolas" w:eastAsia="Consolas" w:cs="Consolas"/>
+                <w:sz w:val="22"/>
+              </w:rPr>
+              <w:br w:type="textWrapping"/>
+            </w:r>
+            <w:r>
+              <w:rPr>
+                <w:rFonts w:ascii="Consolas" w:hAnsi="Consolas" w:eastAsia="Consolas" w:cs="Consolas"/>
+                <w:sz w:val="22"/>
+              </w:rPr>
               <w:t xml:space="preserve">  )</w:t>
-              <w:br/>
+            </w:r>
+            <w:r>
+              <w:rPr>
+                <w:rFonts w:ascii="Consolas" w:hAnsi="Consolas" w:eastAsia="Consolas" w:cs="Consolas"/>
+                <w:sz w:val="22"/>
+              </w:rPr>
+              <w:br w:type="textWrapping"/>
+            </w:r>
+            <w:r>
+              <w:rPr>
+                <w:rFonts w:ascii="Consolas" w:hAnsi="Consolas" w:eastAsia="Consolas" w:cs="Consolas"/>
+                <w:sz w:val="22"/>
+              </w:rPr>
               <w:t xml:space="preserve">  dashboard_temp = latest["metrics"]["风温"]</w:t>
-              <w:br/>
-            </w:r>
-            <w:r>
-              <w:rPr>
-                <w:rFonts w:eastAsia="Consolas" w:ascii="Consolas" w:cs="Consolas" w:hAnsi="Consolas"/>
+            </w:r>
+            <w:r>
+              <w:rPr>
+                <w:rFonts w:ascii="Consolas" w:hAnsi="Consolas" w:eastAsia="Consolas" w:cs="Consolas"/>
+                <w:sz w:val="22"/>
+              </w:rPr>
+              <w:br w:type="textWrapping"/>
+            </w:r>
+            <w:r>
+              <w:rPr>
+                <w:rFonts w:ascii="Consolas" w:hAnsi="Consolas" w:eastAsia="Consolas" w:cs="Consolas"/>
                 <w:sz w:val="22"/>
               </w:rPr>
               <w:t xml:space="preserve">  dashboard_pressure = latest["metrics"]["炉压"]</w:t>
@@ -1263,65 +1592,82 @@
     <w:p/>
     <w:tbl>
       <w:tblPr>
+        <w:tblStyle w:val="2"/>
         <w:tblW w:w="0" w:type="auto"/>
         <w:tblInd w:w="0" w:type="dxa"/>
         <w:tblBorders>
-          <w:top w:val="single"/>
-          <w:left w:val="single"/>
-          <w:bottom w:val="single"/>
-          <w:right w:val="single"/>
-          <w:insideH w:val="single"/>
-          <w:insideV w:val="single"/>
+          <w:top w:val="single" w:color="auto" w:sz="0" w:space="0"/>
+          <w:left w:val="single" w:color="auto" w:sz="0" w:space="0"/>
+          <w:bottom w:val="single" w:color="auto" w:sz="0" w:space="0"/>
+          <w:right w:val="single" w:color="auto" w:sz="0" w:space="0"/>
+          <w:insideH w:val="single" w:color="auto" w:sz="0" w:space="0"/>
+          <w:insideV w:val="single" w:color="auto" w:sz="0" w:space="0"/>
         </w:tblBorders>
         <w:tblLayout w:type="fixed"/>
+        <w:tblCellMar>
+          <w:top w:w="0" w:type="dxa"/>
+          <w:left w:w="10" w:type="dxa"/>
+          <w:bottom w:w="0" w:type="dxa"/>
+          <w:right w:w="10" w:type="dxa"/>
+        </w:tblCellMar>
       </w:tblPr>
       <w:tblGrid>
         <w:gridCol w:w="8280"/>
       </w:tblGrid>
       <w:tr>
+        <w:tblPrEx>
+          <w:tblBorders>
+            <w:top w:val="single" w:color="auto" w:sz="0" w:space="0"/>
+            <w:left w:val="single" w:color="auto" w:sz="0" w:space="0"/>
+            <w:bottom w:val="single" w:color="auto" w:sz="0" w:space="0"/>
+            <w:right w:val="single" w:color="auto" w:sz="0" w:space="0"/>
+            <w:insideH w:val="single" w:color="auto" w:sz="0" w:space="0"/>
+            <w:insideV w:val="single" w:color="auto" w:sz="0" w:space="0"/>
+          </w:tblBorders>
+        </w:tblPrEx>
         <w:tc>
           <w:tcPr>
             <w:tcW w:w="8280" w:type="dxa"/>
             <w:tcBorders>
               <w:top w:val="nil"/>
-              <w:left w:sz="18" w:val="single" w:color="BBBFC4"/>
+              <w:left w:val="single" w:color="BBBFC4" w:sz="18" w:space="0"/>
               <w:bottom w:val="nil"/>
               <w:right w:val="nil"/>
             </w:tcBorders>
             <w:tcMar>
-              <w:top w:type="dxa" w:w="60"/>
-              <w:left w:type="dxa" w:w="120"/>
-              <w:bottom w:type="dxa" w:w="30"/>
-              <w:right w:type="dxa" w:w="120"/>
-            </w:tcMar>
-          </w:tcPr>
-          <w:p>
-            <w:pPr>
-              <w:spacing w:before="120" w:after="120" w:line="288" w:lineRule="auto"/>
-              <w:ind w:left="0"/>
-              <w:jc w:val="left"/>
-            </w:pPr>
-            <w:r>
-              <w:rPr>
-                <w:rFonts w:eastAsia="等线" w:ascii="Arial" w:cs="Arial" w:hAnsi="Arial"/>
-                <w:color w:val="646a73"/>
+              <w:top w:w="60" w:type="dxa"/>
+              <w:left w:w="120" w:type="dxa"/>
+              <w:bottom w:w="30" w:type="dxa"/>
+              <w:right w:w="120" w:type="dxa"/>
+            </w:tcMar>
+          </w:tcPr>
+          <w:p>
+            <w:pPr>
+              <w:spacing w:before="120" w:after="120" w:line="288" w:lineRule="auto"/>
+              <w:ind w:left="0"/>
+              <w:jc w:val="left"/>
+            </w:pPr>
+            <w:r>
+              <w:rPr>
+                <w:rFonts w:ascii="Arial" w:hAnsi="Arial" w:eastAsia="等线" w:cs="Arial"/>
+                <w:color w:val="646A73"/>
                 <w:sz w:val="22"/>
               </w:rPr>
               <w:t xml:space="preserve">⚠️ </w:t>
             </w:r>
             <w:r>
               <w:rPr>
-                <w:rFonts w:eastAsia="等线" w:ascii="Arial" w:cs="Arial" w:hAnsi="Arial"/>
-                <w:b w:val="true"/>
-                <w:color w:val="646a73"/>
+                <w:rFonts w:ascii="Arial" w:hAnsi="Arial" w:eastAsia="等线" w:cs="Arial"/>
+                <w:b/>
+                <w:color w:val="646A73"/>
                 <w:sz w:val="22"/>
               </w:rPr>
               <w:t>注意</w:t>
             </w:r>
             <w:r>
               <w:rPr>
-                <w:rFonts w:eastAsia="等线" w:ascii="Arial" w:cs="Arial" w:hAnsi="Arial"/>
-                <w:color w:val="646a73"/>
+                <w:rFonts w:ascii="Arial" w:hAnsi="Arial" w:eastAsia="等线" w:cs="Arial"/>
+                <w:color w:val="646A73"/>
                 <w:sz w:val="22"/>
               </w:rPr>
               <w:t>：不能用 prediction 或 history 的数据更新仪表盘，否则会误导操作员。</w:t>
@@ -1333,8 +1679,8 @@
     <w:p>
       <w:pPr>
         <w:pBdr>
-          <w:bottom w:val="single" w:color="dee0e3"/>
-          <w:between w:val="single" w:color="dee0e3"/>
+          <w:bottom w:val="single" w:color="DEE0E3" w:sz="2" w:space="0"/>
+          <w:between w:val="single" w:color="DEE0E3" w:sz="2" w:space="0"/>
         </w:pBdr>
         <w:spacing w:before="120" w:after="120" w:line="288" w:lineRule="auto"/>
         <w:ind w:left="0"/>
@@ -1342,17 +1688,16 @@
     </w:p>
     <w:p>
       <w:pPr>
-        <w:pStyle w:val="2"/>
         <w:spacing w:before="320" w:after="120" w:line="288" w:lineRule="auto"/>
         <w:ind w:left="0"/>
         <w:jc w:val="left"/>
         <w:outlineLvl w:val="1"/>
       </w:pPr>
-      <w:bookmarkStart w:name="heading_12" w:id="12"/>
-      <w:r>
-        <w:rPr>
-          <w:rFonts w:eastAsia="等线" w:ascii="Arial" w:cs="Arial" w:hAnsi="Arial"/>
-          <w:b w:val="true"/>
+      <w:bookmarkStart w:id="12" w:name="heading_12"/>
+      <w:r>
+        <w:rPr>
+          <w:rFonts w:ascii="Arial" w:hAnsi="Arial" w:eastAsia="等线" w:cs="Arial"/>
+          <w:b/>
           <w:sz w:val="32"/>
         </w:rPr>
         <w:t>4. 标注点 3：预警弹窗 / 跑马灯区域</w:t>
@@ -1361,17 +1706,16 @@
     </w:p>
     <w:p>
       <w:pPr>
-        <w:pStyle w:val="3"/>
         <w:spacing w:before="300" w:after="120" w:line="288" w:lineRule="auto"/>
         <w:ind w:left="0"/>
         <w:jc w:val="left"/>
         <w:outlineLvl w:val="2"/>
       </w:pPr>
-      <w:bookmarkStart w:name="heading_13" w:id="13"/>
-      <w:r>
-        <w:rPr>
-          <w:rFonts w:eastAsia="等线" w:ascii="Arial" w:cs="Arial" w:hAnsi="Arial"/>
-          <w:b w:val="true"/>
+      <w:bookmarkStart w:id="13" w:name="heading_13"/>
+      <w:r>
+        <w:rPr>
+          <w:rFonts w:ascii="Arial" w:hAnsi="Arial" w:eastAsia="等线" w:cs="Arial"/>
+          <w:b/>
           <w:sz w:val="30"/>
         </w:rPr>
         <w:t>4.1 标注位置</w:t>
@@ -1386,7 +1730,7 @@
       </w:pPr>
       <w:r>
         <w:rPr>
-          <w:rFonts w:eastAsia="等线" w:ascii="Arial" w:cs="Arial" w:hAnsi="Arial"/>
+          <w:rFonts w:ascii="Arial" w:hAnsi="Arial" w:eastAsia="等线" w:cs="Arial"/>
           <w:sz w:val="22"/>
         </w:rPr>
         <w:t>在原型图的"预警弹窗"或"跑马灯"区域（通常在页面顶部或底部的横幅，或居中的红色警告框）旁标注。</w:t>
@@ -1394,17 +1738,16 @@
     </w:p>
     <w:p>
       <w:pPr>
-        <w:pStyle w:val="3"/>
         <w:spacing w:before="300" w:after="120" w:line="288" w:lineRule="auto"/>
         <w:ind w:left="0"/>
         <w:jc w:val="left"/>
         <w:outlineLvl w:val="2"/>
       </w:pPr>
-      <w:bookmarkStart w:name="heading_14" w:id="14"/>
-      <w:r>
-        <w:rPr>
-          <w:rFonts w:eastAsia="等线" w:ascii="Arial" w:cs="Arial" w:hAnsi="Arial"/>
-          <w:b w:val="true"/>
+      <w:bookmarkStart w:id="14" w:name="heading_14"/>
+      <w:r>
+        <w:rPr>
+          <w:rFonts w:ascii="Arial" w:hAnsi="Arial" w:eastAsia="等线" w:cs="Arial"/>
+          <w:b/>
           <w:sz w:val="30"/>
         </w:rPr>
         <w:t>4.2 标注文案</w:t>
@@ -1419,8 +1762,8 @@
       </w:pPr>
       <w:r>
         <w:rPr>
-          <w:rFonts w:eastAsia="等线" w:ascii="Arial" w:cs="Arial" w:hAnsi="Arial"/>
-          <w:b w:val="true"/>
+          <w:rFonts w:ascii="Arial" w:hAnsi="Arial" w:eastAsia="等线" w:cs="Arial"/>
+          <w:b/>
           <w:sz w:val="22"/>
         </w:rPr>
         <w:t>【预警显示区域】</w:t>
@@ -1428,60 +1771,106 @@
     </w:p>
     <w:tbl>
       <w:tblPr>
+        <w:tblStyle w:val="2"/>
         <w:tblW w:w="0" w:type="auto"/>
         <w:tblInd w:w="0" w:type="dxa"/>
         <w:tblBorders>
-          <w:top w:val="single" w:color="dee0e3"/>
-          <w:left w:val="single" w:color="dee0e3"/>
-          <w:bottom w:val="single" w:color="dee0e3"/>
-          <w:right w:val="single" w:color="dee0e3"/>
-          <w:insideH w:val="single" w:color="dee0e3"/>
-          <w:insideV w:val="single" w:color="dee0e3"/>
+          <w:top w:val="single" w:color="DEE0E3" w:sz="0" w:space="0"/>
+          <w:left w:val="single" w:color="DEE0E3" w:sz="0" w:space="0"/>
+          <w:bottom w:val="single" w:color="DEE0E3" w:sz="0" w:space="0"/>
+          <w:right w:val="single" w:color="DEE0E3" w:sz="0" w:space="0"/>
+          <w:insideH w:val="single" w:color="DEE0E3" w:sz="0" w:space="0"/>
+          <w:insideV w:val="single" w:color="DEE0E3" w:sz="0" w:space="0"/>
         </w:tblBorders>
         <w:tblLayout w:type="fixed"/>
+        <w:tblCellMar>
+          <w:top w:w="0" w:type="dxa"/>
+          <w:left w:w="10" w:type="dxa"/>
+          <w:bottom w:w="0" w:type="dxa"/>
+          <w:right w:w="10" w:type="dxa"/>
+        </w:tblCellMar>
       </w:tblPr>
       <w:tblGrid>
         <w:gridCol w:w="8280"/>
       </w:tblGrid>
       <w:tr>
+        <w:tblPrEx>
+          <w:tblBorders>
+            <w:top w:val="single" w:color="DEE0E3" w:sz="0" w:space="0"/>
+            <w:left w:val="single" w:color="DEE0E3" w:sz="0" w:space="0"/>
+            <w:bottom w:val="single" w:color="DEE0E3" w:sz="0" w:space="0"/>
+            <w:right w:val="single" w:color="DEE0E3" w:sz="0" w:space="0"/>
+            <w:insideH w:val="single" w:color="DEE0E3" w:sz="0" w:space="0"/>
+            <w:insideV w:val="single" w:color="DEE0E3" w:sz="0" w:space="0"/>
+          </w:tblBorders>
+          <w:tblCellMar>
+            <w:top w:w="0" w:type="dxa"/>
+            <w:left w:w="10" w:type="dxa"/>
+            <w:bottom w:w="0" w:type="dxa"/>
+            <w:right w:w="10" w:type="dxa"/>
+          </w:tblCellMar>
+        </w:tblPrEx>
         <w:tc>
           <w:tcPr>
             <w:tcW w:w="8280" w:type="dxa"/>
-            <w:shd w:color="auto" w:val="clear" w:fill="f5f6f7"/>
-            <w:tcMar>
-              <w:top w:type="dxa" w:w="60"/>
-              <w:left w:type="dxa" w:w="120"/>
-              <w:bottom w:type="dxa" w:w="30"/>
-              <w:right w:type="dxa" w:w="120"/>
-            </w:tcMar>
-          </w:tcPr>
-          <w:p>
-            <w:pPr>
-              <w:spacing w:before="120" w:after="120" w:line="288" w:lineRule="auto"/>
-              <w:jc w:val="left"/>
-            </w:pPr>
-            <w:r>
-              <w:rPr>
-                <w:rFonts w:eastAsia="Consolas" w:ascii="Consolas" w:cs="Consolas" w:hAnsi="Consolas"/>
-                <w:color w:val="646a73"/>
-                <w:sz w:val="22"/>
-              </w:rPr>
-            </w:r>
-            <w:r>
-              <w:rPr>
-                <w:rFonts w:eastAsia="Consolas" w:ascii="Consolas" w:cs="Consolas" w:hAnsi="Consolas"/>
+            <w:shd w:val="clear" w:color="auto" w:fill="F5F6F7"/>
+            <w:tcMar>
+              <w:top w:w="60" w:type="dxa"/>
+              <w:left w:w="120" w:type="dxa"/>
+              <w:bottom w:w="30" w:type="dxa"/>
+              <w:right w:w="120" w:type="dxa"/>
+            </w:tcMar>
+          </w:tcPr>
+          <w:p>
+            <w:pPr>
+              <w:spacing w:before="120" w:after="120" w:line="288" w:lineRule="auto"/>
+              <w:jc w:val="left"/>
+            </w:pPr>
+            <w:r>
+              <w:rPr>
+                <w:rFonts w:ascii="Consolas" w:hAnsi="Consolas" w:eastAsia="Consolas" w:cs="Consolas"/>
                 <w:sz w:val="22"/>
               </w:rPr>
               <w:t>绑定字段：instruction</w:t>
-              <w:br/>
+            </w:r>
+            <w:r>
+              <w:rPr>
+                <w:rFonts w:ascii="Consolas" w:hAnsi="Consolas" w:eastAsia="Consolas" w:cs="Consolas"/>
+                <w:sz w:val="22"/>
+              </w:rPr>
+              <w:br w:type="textWrapping"/>
+            </w:r>
+            <w:r>
+              <w:rPr>
+                <w:rFonts w:ascii="Consolas" w:hAnsi="Consolas" w:eastAsia="Consolas" w:cs="Consolas"/>
+                <w:sz w:val="22"/>
+              </w:rPr>
               <w:t>触发条件：instruction != ""</w:t>
-              <w:br/>
+            </w:r>
+            <w:r>
+              <w:rPr>
+                <w:rFonts w:ascii="Consolas" w:hAnsi="Consolas" w:eastAsia="Consolas" w:cs="Consolas"/>
+                <w:sz w:val="22"/>
+              </w:rPr>
+              <w:br w:type="textWrapping"/>
+            </w:r>
+            <w:r>
+              <w:rPr>
+                <w:rFonts w:ascii="Consolas" w:hAnsi="Consolas" w:eastAsia="Consolas" w:cs="Consolas"/>
+                <w:sz w:val="22"/>
+              </w:rPr>
               <w:t>显示样式：红色警告框 / 红色跑马灯</w:t>
-              <w:br/>
-            </w:r>
-            <w:r>
-              <w:rPr>
-                <w:rFonts w:eastAsia="Consolas" w:ascii="Consolas" w:cs="Consolas" w:hAnsi="Consolas"/>
+            </w:r>
+            <w:r>
+              <w:rPr>
+                <w:rFonts w:ascii="Consolas" w:hAnsi="Consolas" w:eastAsia="Consolas" w:cs="Consolas"/>
+                <w:sz w:val="22"/>
+              </w:rPr>
+              <w:br w:type="textWrapping"/>
+            </w:r>
+            <w:r>
+              <w:rPr>
+                <w:rFonts w:ascii="Consolas" w:hAnsi="Consolas" w:eastAsia="Consolas" w:cs="Consolas"/>
                 <w:sz w:val="22"/>
               </w:rPr>
               <w:t>显示内容：instruction 字段中的中文文本</w:t>
@@ -1498,8 +1887,8 @@
       </w:pPr>
       <w:r>
         <w:rPr>
-          <w:rFonts w:eastAsia="等线" w:ascii="Arial" w:cs="Arial" w:hAnsi="Arial"/>
-          <w:b w:val="true"/>
+          <w:rFonts w:ascii="Arial" w:hAnsi="Arial" w:eastAsia="等线" w:cs="Arial"/>
+          <w:b/>
           <w:sz w:val="22"/>
         </w:rPr>
         <w:t>【正常状态（无预警）】</w:t>
@@ -1507,58 +1896,92 @@
     </w:p>
     <w:tbl>
       <w:tblPr>
+        <w:tblStyle w:val="2"/>
         <w:tblW w:w="0" w:type="auto"/>
         <w:tblInd w:w="0" w:type="dxa"/>
         <w:tblBorders>
-          <w:top w:val="single" w:color="dee0e3"/>
-          <w:left w:val="single" w:color="dee0e3"/>
-          <w:bottom w:val="single" w:color="dee0e3"/>
-          <w:right w:val="single" w:color="dee0e3"/>
-          <w:insideH w:val="single" w:color="dee0e3"/>
-          <w:insideV w:val="single" w:color="dee0e3"/>
+          <w:top w:val="single" w:color="DEE0E3" w:sz="0" w:space="0"/>
+          <w:left w:val="single" w:color="DEE0E3" w:sz="0" w:space="0"/>
+          <w:bottom w:val="single" w:color="DEE0E3" w:sz="0" w:space="0"/>
+          <w:right w:val="single" w:color="DEE0E3" w:sz="0" w:space="0"/>
+          <w:insideH w:val="single" w:color="DEE0E3" w:sz="0" w:space="0"/>
+          <w:insideV w:val="single" w:color="DEE0E3" w:sz="0" w:space="0"/>
         </w:tblBorders>
         <w:tblLayout w:type="fixed"/>
+        <w:tblCellMar>
+          <w:top w:w="0" w:type="dxa"/>
+          <w:left w:w="10" w:type="dxa"/>
+          <w:bottom w:w="0" w:type="dxa"/>
+          <w:right w:w="10" w:type="dxa"/>
+        </w:tblCellMar>
       </w:tblPr>
       <w:tblGrid>
         <w:gridCol w:w="8280"/>
       </w:tblGrid>
       <w:tr>
+        <w:tblPrEx>
+          <w:tblBorders>
+            <w:top w:val="single" w:color="DEE0E3" w:sz="0" w:space="0"/>
+            <w:left w:val="single" w:color="DEE0E3" w:sz="0" w:space="0"/>
+            <w:bottom w:val="single" w:color="DEE0E3" w:sz="0" w:space="0"/>
+            <w:right w:val="single" w:color="DEE0E3" w:sz="0" w:space="0"/>
+            <w:insideH w:val="single" w:color="DEE0E3" w:sz="0" w:space="0"/>
+            <w:insideV w:val="single" w:color="DEE0E3" w:sz="0" w:space="0"/>
+          </w:tblBorders>
+          <w:tblCellMar>
+            <w:top w:w="0" w:type="dxa"/>
+            <w:left w:w="10" w:type="dxa"/>
+            <w:bottom w:w="0" w:type="dxa"/>
+            <w:right w:w="10" w:type="dxa"/>
+          </w:tblCellMar>
+        </w:tblPrEx>
         <w:tc>
           <w:tcPr>
             <w:tcW w:w="8280" w:type="dxa"/>
-            <w:shd w:color="auto" w:val="clear" w:fill="f5f6f7"/>
-            <w:tcMar>
-              <w:top w:type="dxa" w:w="60"/>
-              <w:left w:type="dxa" w:w="120"/>
-              <w:bottom w:type="dxa" w:w="30"/>
-              <w:right w:type="dxa" w:w="120"/>
-            </w:tcMar>
-          </w:tcPr>
-          <w:p>
-            <w:pPr>
-              <w:spacing w:before="120" w:after="120" w:line="288" w:lineRule="auto"/>
-              <w:jc w:val="left"/>
-            </w:pPr>
-            <w:r>
-              <w:rPr>
-                <w:rFonts w:eastAsia="Consolas" w:ascii="Consolas" w:cs="Consolas" w:hAnsi="Consolas"/>
-                <w:color w:val="646a73"/>
-                <w:sz w:val="22"/>
-              </w:rPr>
-            </w:r>
-            <w:r>
-              <w:rPr>
-                <w:rFonts w:eastAsia="Consolas" w:ascii="Consolas" w:cs="Consolas" w:hAnsi="Consolas"/>
+            <w:shd w:val="clear" w:color="auto" w:fill="F5F6F7"/>
+            <w:tcMar>
+              <w:top w:w="60" w:type="dxa"/>
+              <w:left w:w="120" w:type="dxa"/>
+              <w:bottom w:w="30" w:type="dxa"/>
+              <w:right w:w="120" w:type="dxa"/>
+            </w:tcMar>
+          </w:tcPr>
+          <w:p>
+            <w:pPr>
+              <w:spacing w:before="120" w:after="120" w:line="288" w:lineRule="auto"/>
+              <w:jc w:val="left"/>
+            </w:pPr>
+            <w:r>
+              <w:rPr>
+                <w:rFonts w:ascii="Consolas" w:hAnsi="Consolas" w:eastAsia="Consolas" w:cs="Consolas"/>
                 <w:sz w:val="22"/>
               </w:rPr>
               <w:t>触发条件：instruction == ""</w:t>
-              <w:br/>
+            </w:r>
+            <w:r>
+              <w:rPr>
+                <w:rFonts w:ascii="Consolas" w:hAnsi="Consolas" w:eastAsia="Consolas" w:cs="Consolas"/>
+                <w:sz w:val="22"/>
+              </w:rPr>
+              <w:br w:type="textWrapping"/>
+            </w:r>
+            <w:r>
+              <w:rPr>
+                <w:rFonts w:ascii="Consolas" w:hAnsi="Consolas" w:eastAsia="Consolas" w:cs="Consolas"/>
+                <w:sz w:val="22"/>
+              </w:rPr>
               <w:t>显示样式：隐藏预警区域 / 显示绿色"系统正常"提示</w:t>
-              <w:br/>
-            </w:r>
-            <w:r>
-              <w:rPr>
-                <w:rFonts w:eastAsia="Consolas" w:ascii="Consolas" w:cs="Consolas" w:hAnsi="Consolas"/>
+            </w:r>
+            <w:r>
+              <w:rPr>
+                <w:rFonts w:ascii="Consolas" w:hAnsi="Consolas" w:eastAsia="Consolas" w:cs="Consolas"/>
+                <w:sz w:val="22"/>
+              </w:rPr>
+              <w:br w:type="textWrapping"/>
+            </w:r>
+            <w:r>
+              <w:rPr>
+                <w:rFonts w:ascii="Consolas" w:hAnsi="Consolas" w:eastAsia="Consolas" w:cs="Consolas"/>
                 <w:sz w:val="22"/>
               </w:rPr>
               <w:t>含义：空字符串代表"无指令"，不是错误</w:t>
@@ -1569,17 +1992,16 @@
     </w:tbl>
     <w:p>
       <w:pPr>
-        <w:pStyle w:val="3"/>
         <w:spacing w:before="300" w:after="120" w:line="288" w:lineRule="auto"/>
         <w:ind w:left="0"/>
         <w:jc w:val="left"/>
         <w:outlineLvl w:val="2"/>
       </w:pPr>
-      <w:bookmarkStart w:name="heading_15" w:id="15"/>
-      <w:r>
-        <w:rPr>
-          <w:rFonts w:eastAsia="等线" w:ascii="Arial" w:cs="Arial" w:hAnsi="Arial"/>
-          <w:b w:val="true"/>
+      <w:bookmarkStart w:id="15" w:name="heading_15"/>
+      <w:r>
+        <w:rPr>
+          <w:rFonts w:ascii="Arial" w:hAnsi="Arial" w:eastAsia="等线" w:cs="Arial"/>
+          <w:b/>
           <w:sz w:val="30"/>
         </w:rPr>
         <w:t>4.3 标注方法</w:t>
@@ -1589,6 +2011,7 @@
     <w:p>
       <w:pPr>
         <w:numPr>
+          <w:ilvl w:val="0"/>
           <w:numId w:val="16"/>
         </w:numPr>
         <w:spacing w:before="120" w:after="120" w:line="288" w:lineRule="auto"/>
@@ -1597,16 +2020,16 @@
       </w:pPr>
       <w:r>
         <w:rPr>
-          <w:rFonts w:eastAsia="等线" w:ascii="Arial" w:cs="Arial" w:hAnsi="Arial"/>
+          <w:rFonts w:ascii="Arial" w:hAnsi="Arial" w:eastAsia="等线" w:cs="Arial"/>
           <w:sz w:val="22"/>
         </w:rPr>
         <w:t xml:space="preserve">用红笔在预警弹窗/跑马灯区域画箭头，写上 </w:t>
       </w:r>
       <w:r>
         <w:rPr>
-          <w:rFonts w:eastAsia="Consolas" w:ascii="Consolas" w:cs="Consolas" w:hAnsi="Consolas"/>
+          <w:rFonts w:ascii="Consolas" w:hAnsi="Consolas" w:eastAsia="Consolas" w:cs="Consolas"/>
           <w:sz w:val="22"/>
-          <w:shd w:fill="EFF0F1"/>
+          <w:shd w:val="clear" w:fill="EFF0F1"/>
         </w:rPr>
         <w:t>绑定：instruction 字段</w:t>
       </w:r>
@@ -1614,6 +2037,7 @@
     <w:p>
       <w:pPr>
         <w:numPr>
+          <w:ilvl w:val="0"/>
           <w:numId w:val="17"/>
         </w:numPr>
         <w:spacing w:before="120" w:after="120" w:line="288" w:lineRule="auto"/>
@@ -1622,16 +2046,16 @@
       </w:pPr>
       <w:r>
         <w:rPr>
-          <w:rFonts w:eastAsia="等线" w:ascii="Arial" w:cs="Arial" w:hAnsi="Arial"/>
+          <w:rFonts w:ascii="Arial" w:hAnsi="Arial" w:eastAsia="等线" w:cs="Arial"/>
           <w:sz w:val="22"/>
         </w:rPr>
         <w:t>在弹窗内部用红笔标注：</w:t>
       </w:r>
       <w:r>
         <w:rPr>
-          <w:rFonts w:eastAsia="Consolas" w:ascii="Consolas" w:cs="Consolas" w:hAnsi="Consolas"/>
+          <w:rFonts w:ascii="Consolas" w:hAnsi="Consolas" w:eastAsia="Consolas" w:cs="Consolas"/>
           <w:sz w:val="22"/>
-          <w:shd w:fill="EFF0F1"/>
+          <w:shd w:val="clear" w:fill="EFF0F1"/>
         </w:rPr>
         <w:t>显示内容 = instruction 的值</w:t>
       </w:r>
@@ -1639,6 +2063,7 @@
     <w:p>
       <w:pPr>
         <w:numPr>
+          <w:ilvl w:val="0"/>
           <w:numId w:val="18"/>
         </w:numPr>
         <w:spacing w:before="120" w:after="120" w:line="288" w:lineRule="auto"/>
@@ -1647,7 +2072,7 @@
       </w:pPr>
       <w:r>
         <w:rPr>
-          <w:rFonts w:eastAsia="等线" w:ascii="Arial" w:cs="Arial" w:hAnsi="Arial"/>
+          <w:rFonts w:ascii="Arial" w:hAnsi="Arial" w:eastAsia="等线" w:cs="Arial"/>
           <w:sz w:val="22"/>
         </w:rPr>
         <w:t>在弹窗旁边用红笔画一个判断逻辑：</w:t>
@@ -1655,60 +2080,106 @@
     </w:p>
     <w:tbl>
       <w:tblPr>
+        <w:tblStyle w:val="2"/>
         <w:tblW w:w="0" w:type="auto"/>
         <w:tblInd w:w="453" w:type="dxa"/>
         <w:tblBorders>
-          <w:top w:val="single" w:color="dee0e3"/>
-          <w:left w:val="single" w:color="dee0e3"/>
-          <w:bottom w:val="single" w:color="dee0e3"/>
-          <w:right w:val="single" w:color="dee0e3"/>
-          <w:insideH w:val="single" w:color="dee0e3"/>
-          <w:insideV w:val="single" w:color="dee0e3"/>
+          <w:top w:val="single" w:color="DEE0E3" w:sz="0" w:space="0"/>
+          <w:left w:val="single" w:color="DEE0E3" w:sz="0" w:space="0"/>
+          <w:bottom w:val="single" w:color="DEE0E3" w:sz="0" w:space="0"/>
+          <w:right w:val="single" w:color="DEE0E3" w:sz="0" w:space="0"/>
+          <w:insideH w:val="single" w:color="DEE0E3" w:sz="0" w:space="0"/>
+          <w:insideV w:val="single" w:color="DEE0E3" w:sz="0" w:space="0"/>
         </w:tblBorders>
         <w:tblLayout w:type="fixed"/>
+        <w:tblCellMar>
+          <w:top w:w="0" w:type="dxa"/>
+          <w:left w:w="10" w:type="dxa"/>
+          <w:bottom w:w="0" w:type="dxa"/>
+          <w:right w:w="10" w:type="dxa"/>
+        </w:tblCellMar>
       </w:tblPr>
       <w:tblGrid>
         <w:gridCol w:w="7827"/>
       </w:tblGrid>
       <w:tr>
+        <w:tblPrEx>
+          <w:tblBorders>
+            <w:top w:val="single" w:color="DEE0E3" w:sz="0" w:space="0"/>
+            <w:left w:val="single" w:color="DEE0E3" w:sz="0" w:space="0"/>
+            <w:bottom w:val="single" w:color="DEE0E3" w:sz="0" w:space="0"/>
+            <w:right w:val="single" w:color="DEE0E3" w:sz="0" w:space="0"/>
+            <w:insideH w:val="single" w:color="DEE0E3" w:sz="0" w:space="0"/>
+            <w:insideV w:val="single" w:color="DEE0E3" w:sz="0" w:space="0"/>
+          </w:tblBorders>
+          <w:tblCellMar>
+            <w:top w:w="0" w:type="dxa"/>
+            <w:left w:w="10" w:type="dxa"/>
+            <w:bottom w:w="0" w:type="dxa"/>
+            <w:right w:w="10" w:type="dxa"/>
+          </w:tblCellMar>
+        </w:tblPrEx>
         <w:tc>
           <w:tcPr>
             <w:tcW w:w="7827" w:type="dxa"/>
-            <w:shd w:color="auto" w:val="clear" w:fill="f5f6f7"/>
-            <w:tcMar>
-              <w:top w:type="dxa" w:w="60"/>
-              <w:left w:type="dxa" w:w="120"/>
-              <w:bottom w:type="dxa" w:w="30"/>
-              <w:right w:type="dxa" w:w="120"/>
-            </w:tcMar>
-          </w:tcPr>
-          <w:p>
-            <w:pPr>
-              <w:spacing w:before="120" w:after="120" w:line="288" w:lineRule="auto"/>
-              <w:jc w:val="left"/>
-            </w:pPr>
-            <w:r>
-              <w:rPr>
-                <w:rFonts w:eastAsia="Consolas" w:ascii="Consolas" w:cs="Consolas" w:hAnsi="Consolas"/>
-                <w:color w:val="646a73"/>
-                <w:sz w:val="22"/>
-              </w:rPr>
-            </w:r>
-            <w:r>
-              <w:rPr>
-                <w:rFonts w:eastAsia="Consolas" w:ascii="Consolas" w:cs="Consolas" w:hAnsi="Consolas"/>
+            <w:shd w:val="clear" w:color="auto" w:fill="F5F6F7"/>
+            <w:tcMar>
+              <w:top w:w="60" w:type="dxa"/>
+              <w:left w:w="120" w:type="dxa"/>
+              <w:bottom w:w="30" w:type="dxa"/>
+              <w:right w:w="120" w:type="dxa"/>
+            </w:tcMar>
+          </w:tcPr>
+          <w:p>
+            <w:pPr>
+              <w:spacing w:before="120" w:after="120" w:line="288" w:lineRule="auto"/>
+              <w:jc w:val="left"/>
+            </w:pPr>
+            <w:r>
+              <w:rPr>
+                <w:rFonts w:ascii="Consolas" w:hAnsi="Consolas" w:eastAsia="Consolas" w:cs="Consolas"/>
                 <w:sz w:val="22"/>
               </w:rPr>
               <w:t>if instruction != "":</w:t>
-              <w:br/>
+            </w:r>
+            <w:r>
+              <w:rPr>
+                <w:rFonts w:ascii="Consolas" w:hAnsi="Consolas" w:eastAsia="Consolas" w:cs="Consolas"/>
+                <w:sz w:val="22"/>
+              </w:rPr>
+              <w:br w:type="textWrapping"/>
+            </w:r>
+            <w:r>
+              <w:rPr>
+                <w:rFonts w:ascii="Consolas" w:hAnsi="Consolas" w:eastAsia="Consolas" w:cs="Consolas"/>
+                <w:sz w:val="22"/>
+              </w:rPr>
               <w:t xml:space="preserve">    → 显示红色警告框</w:t>
-              <w:br/>
+            </w:r>
+            <w:r>
+              <w:rPr>
+                <w:rFonts w:ascii="Consolas" w:hAnsi="Consolas" w:eastAsia="Consolas" w:cs="Consolas"/>
+                <w:sz w:val="22"/>
+              </w:rPr>
+              <w:br w:type="textWrapping"/>
+            </w:r>
+            <w:r>
+              <w:rPr>
+                <w:rFonts w:ascii="Consolas" w:hAnsi="Consolas" w:eastAsia="Consolas" w:cs="Consolas"/>
+                <w:sz w:val="22"/>
+              </w:rPr>
               <w:t>else:</w:t>
-              <w:br/>
-            </w:r>
-            <w:r>
-              <w:rPr>
-                <w:rFonts w:eastAsia="Consolas" w:ascii="Consolas" w:cs="Consolas" w:hAnsi="Consolas"/>
+            </w:r>
+            <w:r>
+              <w:rPr>
+                <w:rFonts w:ascii="Consolas" w:hAnsi="Consolas" w:eastAsia="Consolas" w:cs="Consolas"/>
+                <w:sz w:val="22"/>
+              </w:rPr>
+              <w:br w:type="textWrapping"/>
+            </w:r>
+            <w:r>
+              <w:rPr>
+                <w:rFonts w:ascii="Consolas" w:hAnsi="Consolas" w:eastAsia="Consolas" w:cs="Consolas"/>
                 <w:sz w:val="22"/>
               </w:rPr>
               <w:t xml:space="preserve">    → 隐藏 / 显示绿色"系统正常"</w:t>
@@ -1720,6 +2191,7 @@
     <w:p>
       <w:pPr>
         <w:numPr>
+          <w:ilvl w:val="0"/>
           <w:numId w:val="19"/>
         </w:numPr>
         <w:spacing w:before="120" w:after="120" w:line="288" w:lineRule="auto"/>
@@ -1728,33 +2200,32 @@
       </w:pPr>
       <w:r>
         <w:rPr>
-          <w:rFonts w:eastAsia="等线" w:ascii="Arial" w:cs="Arial" w:hAnsi="Arial"/>
+          <w:rFonts w:ascii="Arial" w:hAnsi="Arial" w:eastAsia="等线" w:cs="Arial"/>
           <w:sz w:val="22"/>
         </w:rPr>
         <w:t>用红笔圈出"空字符串"的说明，写上：</w:t>
       </w:r>
       <w:r>
         <w:rPr>
-          <w:rFonts w:eastAsia="Consolas" w:ascii="Consolas" w:cs="Consolas" w:hAnsi="Consolas"/>
+          <w:rFonts w:ascii="Consolas" w:hAnsi="Consolas" w:eastAsia="Consolas" w:cs="Consolas"/>
           <w:sz w:val="22"/>
-          <w:shd w:fill="EFF0F1"/>
+          <w:shd w:val="clear" w:fill="EFF0F1"/>
         </w:rPr>
         <w:t>"" = 正常，不是错误</w:t>
       </w:r>
     </w:p>
     <w:p>
       <w:pPr>
-        <w:pStyle w:val="3"/>
         <w:spacing w:before="300" w:after="120" w:line="288" w:lineRule="auto"/>
         <w:ind w:left="0"/>
         <w:jc w:val="left"/>
         <w:outlineLvl w:val="2"/>
       </w:pPr>
-      <w:bookmarkStart w:name="heading_16" w:id="16"/>
-      <w:r>
-        <w:rPr>
-          <w:rFonts w:eastAsia="等线" w:ascii="Arial" w:cs="Arial" w:hAnsi="Arial"/>
-          <w:b w:val="true"/>
+      <w:bookmarkStart w:id="16" w:name="heading_16"/>
+      <w:r>
+        <w:rPr>
+          <w:rFonts w:ascii="Arial" w:hAnsi="Arial" w:eastAsia="等线" w:cs="Arial"/>
+          <w:b/>
           <w:sz w:val="30"/>
         </w:rPr>
         <w:t>4.4 前端实现逻辑</w:t>
@@ -1769,22 +2240,22 @@
       </w:pPr>
       <w:r>
         <w:rPr>
-          <w:rFonts w:eastAsia="等线" w:ascii="Arial" w:cs="Arial" w:hAnsi="Arial"/>
+          <w:rFonts w:ascii="Arial" w:hAnsi="Arial" w:eastAsia="等线" w:cs="Arial"/>
           <w:sz w:val="22"/>
         </w:rPr>
         <w:t>前端需要</w:t>
       </w:r>
       <w:r>
         <w:rPr>
-          <w:rFonts w:eastAsia="等线" w:ascii="Arial" w:cs="Arial" w:hAnsi="Arial"/>
-          <w:b w:val="true"/>
+          <w:rFonts w:ascii="Arial" w:hAnsi="Arial" w:eastAsia="等线" w:cs="Arial"/>
+          <w:b/>
           <w:sz w:val="22"/>
         </w:rPr>
         <w:t>每一帧数据都检查</w:t>
       </w:r>
       <w:r>
         <w:rPr>
-          <w:rFonts w:eastAsia="等线" w:ascii="Arial" w:cs="Arial" w:hAnsi="Arial"/>
+          <w:rFonts w:ascii="Arial" w:hAnsi="Arial" w:eastAsia="等线" w:cs="Arial"/>
           <w:sz w:val="22"/>
         </w:rPr>
         <w:t xml:space="preserve"> instruction 字段，不能只在变化时触发：</w:t>
@@ -1792,73 +2263,197 @@
     </w:p>
     <w:tbl>
       <w:tblPr>
+        <w:tblStyle w:val="2"/>
         <w:tblW w:w="0" w:type="auto"/>
         <w:tblInd w:w="0" w:type="dxa"/>
         <w:tblBorders>
-          <w:top w:val="single" w:color="dee0e3"/>
-          <w:left w:val="single" w:color="dee0e3"/>
-          <w:bottom w:val="single" w:color="dee0e3"/>
-          <w:right w:val="single" w:color="dee0e3"/>
-          <w:insideH w:val="single" w:color="dee0e3"/>
-          <w:insideV w:val="single" w:color="dee0e3"/>
+          <w:top w:val="single" w:color="DEE0E3" w:sz="0" w:space="0"/>
+          <w:left w:val="single" w:color="DEE0E3" w:sz="0" w:space="0"/>
+          <w:bottom w:val="single" w:color="DEE0E3" w:sz="0" w:space="0"/>
+          <w:right w:val="single" w:color="DEE0E3" w:sz="0" w:space="0"/>
+          <w:insideH w:val="single" w:color="DEE0E3" w:sz="0" w:space="0"/>
+          <w:insideV w:val="single" w:color="DEE0E3" w:sz="0" w:space="0"/>
         </w:tblBorders>
         <w:tblLayout w:type="fixed"/>
+        <w:tblCellMar>
+          <w:top w:w="0" w:type="dxa"/>
+          <w:left w:w="10" w:type="dxa"/>
+          <w:bottom w:w="0" w:type="dxa"/>
+          <w:right w:w="10" w:type="dxa"/>
+        </w:tblCellMar>
       </w:tblPr>
       <w:tblGrid>
         <w:gridCol w:w="8280"/>
       </w:tblGrid>
       <w:tr>
+        <w:tblPrEx>
+          <w:tblBorders>
+            <w:top w:val="single" w:color="DEE0E3" w:sz="0" w:space="0"/>
+            <w:left w:val="single" w:color="DEE0E3" w:sz="0" w:space="0"/>
+            <w:bottom w:val="single" w:color="DEE0E3" w:sz="0" w:space="0"/>
+            <w:right w:val="single" w:color="DEE0E3" w:sz="0" w:space="0"/>
+            <w:insideH w:val="single" w:color="DEE0E3" w:sz="0" w:space="0"/>
+            <w:insideV w:val="single" w:color="DEE0E3" w:sz="0" w:space="0"/>
+          </w:tblBorders>
+          <w:tblCellMar>
+            <w:top w:w="0" w:type="dxa"/>
+            <w:left w:w="10" w:type="dxa"/>
+            <w:bottom w:w="0" w:type="dxa"/>
+            <w:right w:w="10" w:type="dxa"/>
+          </w:tblCellMar>
+        </w:tblPrEx>
         <w:tc>
           <w:tcPr>
             <w:tcW w:w="8280" w:type="dxa"/>
-            <w:shd w:color="auto" w:val="clear" w:fill="f5f6f7"/>
-            <w:tcMar>
-              <w:top w:type="dxa" w:w="60"/>
-              <w:left w:type="dxa" w:w="120"/>
-              <w:bottom w:type="dxa" w:w="30"/>
-              <w:right w:type="dxa" w:w="120"/>
-            </w:tcMar>
-          </w:tcPr>
-          <w:p>
-            <w:pPr>
-              <w:spacing w:before="120" w:after="120" w:line="288" w:lineRule="auto"/>
-              <w:jc w:val="left"/>
-            </w:pPr>
-            <w:r>
-              <w:rPr>
-                <w:rFonts w:eastAsia="Consolas" w:ascii="Consolas" w:cs="Consolas" w:hAnsi="Consolas"/>
-                <w:color w:val="646a73"/>
-                <w:sz w:val="22"/>
-              </w:rPr>
-            </w:r>
-            <w:r>
-              <w:rPr>
-                <w:rFonts w:eastAsia="Consolas" w:ascii="Consolas" w:cs="Consolas" w:hAnsi="Consolas"/>
+            <w:shd w:val="clear" w:color="auto" w:fill="F5F6F7"/>
+            <w:tcMar>
+              <w:top w:w="60" w:type="dxa"/>
+              <w:left w:w="120" w:type="dxa"/>
+              <w:bottom w:w="30" w:type="dxa"/>
+              <w:right w:w="120" w:type="dxa"/>
+            </w:tcMar>
+          </w:tcPr>
+          <w:p>
+            <w:pPr>
+              <w:spacing w:before="120" w:after="120" w:line="288" w:lineRule="auto"/>
+              <w:jc w:val="left"/>
+            </w:pPr>
+            <w:r>
+              <w:rPr>
+                <w:rFonts w:ascii="Consolas" w:hAnsi="Consolas" w:eastAsia="Consolas" w:cs="Consolas"/>
                 <w:sz w:val="22"/>
               </w:rPr>
               <w:t>每收到一帧数据：</w:t>
-              <w:br/>
+            </w:r>
+            <w:r>
+              <w:rPr>
+                <w:rFonts w:ascii="Consolas" w:hAnsi="Consolas" w:eastAsia="Consolas" w:cs="Consolas"/>
+                <w:sz w:val="22"/>
+              </w:rPr>
+              <w:br w:type="textWrapping"/>
+            </w:r>
+            <w:r>
+              <w:rPr>
+                <w:rFonts w:ascii="Consolas" w:hAnsi="Consolas" w:eastAsia="Consolas" w:cs="Consolas"/>
+                <w:sz w:val="22"/>
+              </w:rPr>
               <w:t xml:space="preserve">  1. 读取 frame["instruction"]</w:t>
-              <w:br/>
+            </w:r>
+            <w:r>
+              <w:rPr>
+                <w:rFonts w:ascii="Consolas" w:hAnsi="Consolas" w:eastAsia="Consolas" w:cs="Consolas"/>
+                <w:sz w:val="22"/>
+              </w:rPr>
+              <w:br w:type="textWrapping"/>
+            </w:r>
+            <w:r>
+              <w:rPr>
+                <w:rFonts w:ascii="Consolas" w:hAnsi="Consolas" w:eastAsia="Consolas" w:cs="Consolas"/>
+                <w:sz w:val="22"/>
+              </w:rPr>
               <w:t xml:space="preserve">  2. 如果 instruction 不为空字符串：</w:t>
-              <w:br/>
+            </w:r>
+            <w:r>
+              <w:rPr>
+                <w:rFonts w:ascii="Consolas" w:hAnsi="Consolas" w:eastAsia="Consolas" w:cs="Consolas"/>
+                <w:sz w:val="22"/>
+              </w:rPr>
+              <w:br w:type="textWrapping"/>
+            </w:r>
+            <w:r>
+              <w:rPr>
+                <w:rFonts w:ascii="Consolas" w:hAnsi="Consolas" w:eastAsia="Consolas" w:cs="Consolas"/>
+                <w:sz w:val="22"/>
+              </w:rPr>
               <w:t xml:space="preserve">       - 立即显示红色预警框</w:t>
-              <w:br/>
+            </w:r>
+            <w:r>
+              <w:rPr>
+                <w:rFonts w:ascii="Consolas" w:hAnsi="Consolas" w:eastAsia="Consolas" w:cs="Consolas"/>
+                <w:sz w:val="22"/>
+              </w:rPr>
+              <w:br w:type="textWrapping"/>
+            </w:r>
+            <w:r>
+              <w:rPr>
+                <w:rFonts w:ascii="Consolas" w:hAnsi="Consolas" w:eastAsia="Consolas" w:cs="Consolas"/>
+                <w:sz w:val="22"/>
+              </w:rPr>
               <w:t xml:space="preserve">       - 预警框内文字 = instruction</w:t>
-              <w:br/>
+            </w:r>
+            <w:r>
+              <w:rPr>
+                <w:rFonts w:ascii="Consolas" w:hAnsi="Consolas" w:eastAsia="Consolas" w:cs="Consolas"/>
+                <w:sz w:val="22"/>
+              </w:rPr>
+              <w:br w:type="textWrapping"/>
+            </w:r>
+            <w:r>
+              <w:rPr>
+                <w:rFonts w:ascii="Consolas" w:hAnsi="Consolas" w:eastAsia="Consolas" w:cs="Consolas"/>
+                <w:sz w:val="22"/>
+              </w:rPr>
               <w:t xml:space="preserve">  3. 如果 instruction 为空字符串：</w:t>
-              <w:br/>
+            </w:r>
+            <w:r>
+              <w:rPr>
+                <w:rFonts w:ascii="Consolas" w:hAnsi="Consolas" w:eastAsia="Consolas" w:cs="Consolas"/>
+                <w:sz w:val="22"/>
+              </w:rPr>
+              <w:br w:type="textWrapping"/>
+            </w:r>
+            <w:r>
+              <w:rPr>
+                <w:rFonts w:ascii="Consolas" w:hAnsi="Consolas" w:eastAsia="Consolas" w:cs="Consolas"/>
+                <w:sz w:val="22"/>
+              </w:rPr>
               <w:t xml:space="preserve">       - 隐藏预警框，或</w:t>
-              <w:br/>
+            </w:r>
+            <w:r>
+              <w:rPr>
+                <w:rFonts w:ascii="Consolas" w:hAnsi="Consolas" w:eastAsia="Consolas" w:cs="Consolas"/>
+                <w:sz w:val="22"/>
+              </w:rPr>
+              <w:br w:type="textWrapping"/>
+            </w:r>
+            <w:r>
+              <w:rPr>
+                <w:rFonts w:ascii="Consolas" w:hAnsi="Consolas" w:eastAsia="Consolas" w:cs="Consolas"/>
+                <w:sz w:val="22"/>
+              </w:rPr>
               <w:t xml:space="preserve">       - 显示绿色"系统运行正常"提示</w:t>
-              <w:br/>
-              <w:br/>
+            </w:r>
+            <w:r>
+              <w:rPr>
+                <w:rFonts w:ascii="Consolas" w:hAnsi="Consolas" w:eastAsia="Consolas" w:cs="Consolas"/>
+                <w:sz w:val="22"/>
+              </w:rPr>
+              <w:br w:type="textWrapping"/>
+            </w:r>
+            <w:r>
+              <w:rPr>
+                <w:rFonts w:ascii="Consolas" w:hAnsi="Consolas" w:eastAsia="Consolas" w:cs="Consolas"/>
+                <w:sz w:val="22"/>
+              </w:rPr>
+              <w:br w:type="textWrapping"/>
+            </w:r>
+            <w:r>
+              <w:rPr>
+                <w:rFonts w:ascii="Consolas" w:hAnsi="Consolas" w:eastAsia="Consolas" w:cs="Consolas"/>
+                <w:sz w:val="22"/>
+              </w:rPr>
               <w:t>⚠️ 关键：必须每帧都重新判断，不能"记住"上次的预警</w:t>
-              <w:br/>
-            </w:r>
-            <w:r>
-              <w:rPr>
-                <w:rFonts w:eastAsia="Consolas" w:ascii="Consolas" w:cs="Consolas" w:hAnsi="Consolas"/>
+            </w:r>
+            <w:r>
+              <w:rPr>
+                <w:rFonts w:ascii="Consolas" w:hAnsi="Consolas" w:eastAsia="Consolas" w:cs="Consolas"/>
+                <w:sz w:val="22"/>
+              </w:rPr>
+              <w:br w:type="textWrapping"/>
+            </w:r>
+            <w:r>
+              <w:rPr>
+                <w:rFonts w:ascii="Consolas" w:hAnsi="Consolas" w:eastAsia="Consolas" w:cs="Consolas"/>
                 <w:sz w:val="22"/>
               </w:rPr>
               <w:t xml:space="preserve">    否则指令消失后，警告框会一直挂着不消失</w:t>
@@ -1870,8 +2465,8 @@
     <w:p>
       <w:pPr>
         <w:pBdr>
-          <w:bottom w:val="single" w:color="dee0e3"/>
-          <w:between w:val="single" w:color="dee0e3"/>
+          <w:bottom w:val="single" w:color="DEE0E3" w:sz="2" w:space="0"/>
+          <w:between w:val="single" w:color="DEE0E3" w:sz="2" w:space="0"/>
         </w:pBdr>
         <w:spacing w:before="120" w:after="120" w:line="288" w:lineRule="auto"/>
         <w:ind w:left="0"/>
@@ -1879,17 +2474,16 @@
     </w:p>
     <w:p>
       <w:pPr>
-        <w:pStyle w:val="2"/>
         <w:spacing w:before="320" w:after="120" w:line="288" w:lineRule="auto"/>
         <w:ind w:left="0"/>
         <w:jc w:val="left"/>
         <w:outlineLvl w:val="1"/>
       </w:pPr>
-      <w:bookmarkStart w:name="heading_17" w:id="17"/>
-      <w:r>
-        <w:rPr>
-          <w:rFonts w:eastAsia="等线" w:ascii="Arial" w:cs="Arial" w:hAnsi="Arial"/>
-          <w:b w:val="true"/>
+      <w:bookmarkStart w:id="17" w:name="heading_17"/>
+      <w:r>
+        <w:rPr>
+          <w:rFonts w:ascii="Arial" w:hAnsi="Arial" w:eastAsia="等线" w:cs="Arial"/>
+          <w:b/>
           <w:sz w:val="32"/>
         </w:rPr>
         <w:t>5. 数据流核对清单</w:t>
@@ -1904,7 +2498,7 @@
       </w:pPr>
       <w:r>
         <w:rPr>
-          <w:rFonts w:eastAsia="等线" w:ascii="Arial" w:cs="Arial" w:hAnsi="Arial"/>
+          <w:rFonts w:ascii="Arial" w:hAnsi="Arial" w:eastAsia="等线" w:cs="Arial"/>
           <w:sz w:val="22"/>
         </w:rPr>
         <w:t>拿着原型图，逐项检查以下要点，确保没有"数据断头路"（即UI上有显示区域，但没明确数据来源）。</w:t>
@@ -1912,17 +2506,16 @@
     </w:p>
     <w:p>
       <w:pPr>
-        <w:pStyle w:val="3"/>
         <w:spacing w:before="300" w:after="120" w:line="288" w:lineRule="auto"/>
         <w:ind w:left="0"/>
         <w:jc w:val="left"/>
         <w:outlineLvl w:val="2"/>
       </w:pPr>
-      <w:bookmarkStart w:name="heading_18" w:id="18"/>
-      <w:r>
-        <w:rPr>
-          <w:rFonts w:eastAsia="等线" w:ascii="Arial" w:cs="Arial" w:hAnsi="Arial"/>
-          <w:b w:val="true"/>
+      <w:bookmarkStart w:id="18" w:name="heading_18"/>
+      <w:r>
+        <w:rPr>
+          <w:rFonts w:ascii="Arial" w:hAnsi="Arial" w:eastAsia="等线" w:cs="Arial"/>
+          <w:b/>
           <w:sz w:val="30"/>
         </w:rPr>
         <w:t>5.1 三线趋势图检查</w:t>
@@ -1931,17 +2524,24 @@
     </w:p>
     <w:tbl>
       <w:tblPr>
+        <w:tblStyle w:val="2"/>
         <w:tblW w:w="0" w:type="auto"/>
         <w:tblInd w:w="0" w:type="dxa"/>
         <w:tblBorders>
-          <w:top w:val="single" w:color="dee0e3"/>
-          <w:left w:val="single" w:color="dee0e3"/>
-          <w:bottom w:val="single" w:color="dee0e3"/>
-          <w:right w:val="single" w:color="dee0e3"/>
-          <w:insideH w:val="single" w:color="dee0e3"/>
-          <w:insideV w:val="single" w:color="dee0e3"/>
+          <w:top w:val="single" w:color="DEE0E3" w:sz="0" w:space="0"/>
+          <w:left w:val="single" w:color="DEE0E3" w:sz="0" w:space="0"/>
+          <w:bottom w:val="single" w:color="DEE0E3" w:sz="0" w:space="0"/>
+          <w:right w:val="single" w:color="DEE0E3" w:sz="0" w:space="0"/>
+          <w:insideH w:val="single" w:color="DEE0E3" w:sz="0" w:space="0"/>
+          <w:insideV w:val="single" w:color="DEE0E3" w:sz="0" w:space="0"/>
         </w:tblBorders>
         <w:tblLayout w:type="fixed"/>
+        <w:tblCellMar>
+          <w:top w:w="0" w:type="dxa"/>
+          <w:left w:w="10" w:type="dxa"/>
+          <w:bottom w:w="0" w:type="dxa"/>
+          <w:right w:w="10" w:type="dxa"/>
+        </w:tblCellMar>
       </w:tblPr>
       <w:tblGrid>
         <w:gridCol w:w="1275"/>
@@ -1950,25 +2550,41 @@
         <w:gridCol w:w="1365"/>
       </w:tblGrid>
       <w:tr>
+        <w:tblPrEx>
+          <w:tblBorders>
+            <w:top w:val="single" w:color="DEE0E3" w:sz="0" w:space="0"/>
+            <w:left w:val="single" w:color="DEE0E3" w:sz="0" w:space="0"/>
+            <w:bottom w:val="single" w:color="DEE0E3" w:sz="0" w:space="0"/>
+            <w:right w:val="single" w:color="DEE0E3" w:sz="0" w:space="0"/>
+            <w:insideH w:val="single" w:color="DEE0E3" w:sz="0" w:space="0"/>
+            <w:insideV w:val="single" w:color="DEE0E3" w:sz="0" w:space="0"/>
+          </w:tblBorders>
+          <w:tblCellMar>
+            <w:top w:w="0" w:type="dxa"/>
+            <w:left w:w="10" w:type="dxa"/>
+            <w:bottom w:w="0" w:type="dxa"/>
+            <w:right w:w="10" w:type="dxa"/>
+          </w:tblCellMar>
+        </w:tblPrEx>
         <w:tc>
           <w:tcPr>
             <w:tcW w:w="1275" w:type="dxa"/>
             <w:tcMar>
-              <w:top w:type="dxa" w:w="60"/>
-              <w:left w:type="dxa" w:w="120"/>
-              <w:bottom w:type="dxa" w:w="30"/>
-              <w:right w:type="dxa" w:w="120"/>
-            </w:tcMar>
-          </w:tcPr>
-          <w:p>
-            <w:pPr>
-              <w:spacing w:before="120" w:after="120" w:line="288" w:lineRule="auto"/>
-              <w:ind w:left="0"/>
-              <w:jc w:val="left"/>
-            </w:pPr>
-            <w:r>
-              <w:rPr>
-                <w:rFonts w:eastAsia="等线" w:ascii="Arial" w:cs="Arial" w:hAnsi="Arial"/>
+              <w:top w:w="60" w:type="dxa"/>
+              <w:left w:w="120" w:type="dxa"/>
+              <w:bottom w:w="30" w:type="dxa"/>
+              <w:right w:w="120" w:type="dxa"/>
+            </w:tcMar>
+          </w:tcPr>
+          <w:p>
+            <w:pPr>
+              <w:spacing w:before="120" w:after="120" w:line="288" w:lineRule="auto"/>
+              <w:ind w:left="0"/>
+              <w:jc w:val="left"/>
+            </w:pPr>
+            <w:r>
+              <w:rPr>
+                <w:rFonts w:ascii="Arial" w:hAnsi="Arial" w:eastAsia="等线" w:cs="Arial"/>
                 <w:sz w:val="22"/>
               </w:rPr>
               <w:t>序号</w:t>
@@ -1979,21 +2595,21 @@
           <w:tcPr>
             <w:tcW w:w="4275" w:type="dxa"/>
             <w:tcMar>
-              <w:top w:type="dxa" w:w="60"/>
-              <w:left w:type="dxa" w:w="120"/>
-              <w:bottom w:type="dxa" w:w="30"/>
-              <w:right w:type="dxa" w:w="120"/>
-            </w:tcMar>
-          </w:tcPr>
-          <w:p>
-            <w:pPr>
-              <w:spacing w:before="120" w:after="120" w:line="288" w:lineRule="auto"/>
-              <w:ind w:left="0"/>
-              <w:jc w:val="left"/>
-            </w:pPr>
-            <w:r>
-              <w:rPr>
-                <w:rFonts w:eastAsia="等线" w:ascii="Arial" w:cs="Arial" w:hAnsi="Arial"/>
+              <w:top w:w="60" w:type="dxa"/>
+              <w:left w:w="120" w:type="dxa"/>
+              <w:bottom w:w="30" w:type="dxa"/>
+              <w:right w:w="120" w:type="dxa"/>
+            </w:tcMar>
+          </w:tcPr>
+          <w:p>
+            <w:pPr>
+              <w:spacing w:before="120" w:after="120" w:line="288" w:lineRule="auto"/>
+              <w:ind w:left="0"/>
+              <w:jc w:val="left"/>
+            </w:pPr>
+            <w:r>
+              <w:rPr>
+                <w:rFonts w:ascii="Arial" w:hAnsi="Arial" w:eastAsia="等线" w:cs="Arial"/>
                 <w:sz w:val="22"/>
               </w:rPr>
               <w:t>检查项</w:t>
@@ -2004,21 +2620,21 @@
           <w:tcPr>
             <w:tcW w:w="1365" w:type="dxa"/>
             <w:tcMar>
-              <w:top w:type="dxa" w:w="60"/>
-              <w:left w:type="dxa" w:w="120"/>
-              <w:bottom w:type="dxa" w:w="30"/>
-              <w:right w:type="dxa" w:w="120"/>
-            </w:tcMar>
-          </w:tcPr>
-          <w:p>
-            <w:pPr>
-              <w:spacing w:before="120" w:after="120" w:line="288" w:lineRule="auto"/>
-              <w:ind w:left="0"/>
-              <w:jc w:val="left"/>
-            </w:pPr>
-            <w:r>
-              <w:rPr>
-                <w:rFonts w:eastAsia="等线" w:ascii="Arial" w:cs="Arial" w:hAnsi="Arial"/>
+              <w:top w:w="60" w:type="dxa"/>
+              <w:left w:w="120" w:type="dxa"/>
+              <w:bottom w:w="30" w:type="dxa"/>
+              <w:right w:w="120" w:type="dxa"/>
+            </w:tcMar>
+          </w:tcPr>
+          <w:p>
+            <w:pPr>
+              <w:spacing w:before="120" w:after="120" w:line="288" w:lineRule="auto"/>
+              <w:ind w:left="0"/>
+              <w:jc w:val="left"/>
+            </w:pPr>
+            <w:r>
+              <w:rPr>
+                <w:rFonts w:ascii="Arial" w:hAnsi="Arial" w:eastAsia="等线" w:cs="Arial"/>
                 <w:sz w:val="22"/>
               </w:rPr>
               <w:t>是/否</w:t>
@@ -2029,21 +2645,21 @@
           <w:tcPr>
             <w:tcW w:w="1365" w:type="dxa"/>
             <w:tcMar>
-              <w:top w:type="dxa" w:w="60"/>
-              <w:left w:type="dxa" w:w="120"/>
-              <w:bottom w:type="dxa" w:w="30"/>
-              <w:right w:type="dxa" w:w="120"/>
-            </w:tcMar>
-          </w:tcPr>
-          <w:p>
-            <w:pPr>
-              <w:spacing w:before="120" w:after="120" w:line="288" w:lineRule="auto"/>
-              <w:ind w:left="0"/>
-              <w:jc w:val="left"/>
-            </w:pPr>
-            <w:r>
-              <w:rPr>
-                <w:rFonts w:eastAsia="等线" w:ascii="Arial" w:cs="Arial" w:hAnsi="Arial"/>
+              <w:top w:w="60" w:type="dxa"/>
+              <w:left w:w="120" w:type="dxa"/>
+              <w:bottom w:w="30" w:type="dxa"/>
+              <w:right w:w="120" w:type="dxa"/>
+            </w:tcMar>
+          </w:tcPr>
+          <w:p>
+            <w:pPr>
+              <w:spacing w:before="120" w:after="120" w:line="288" w:lineRule="auto"/>
+              <w:ind w:left="0"/>
+              <w:jc w:val="left"/>
+            </w:pPr>
+            <w:r>
+              <w:rPr>
+                <w:rFonts w:ascii="Arial" w:hAnsi="Arial" w:eastAsia="等线" w:cs="Arial"/>
                 <w:sz w:val="22"/>
               </w:rPr>
               <w:t>备注</w:t>
@@ -2052,25 +2668,41 @@
         </w:tc>
       </w:tr>
       <w:tr>
+        <w:tblPrEx>
+          <w:tblBorders>
+            <w:top w:val="single" w:color="DEE0E3" w:sz="0" w:space="0"/>
+            <w:left w:val="single" w:color="DEE0E3" w:sz="0" w:space="0"/>
+            <w:bottom w:val="single" w:color="DEE0E3" w:sz="0" w:space="0"/>
+            <w:right w:val="single" w:color="DEE0E3" w:sz="0" w:space="0"/>
+            <w:insideH w:val="single" w:color="DEE0E3" w:sz="0" w:space="0"/>
+            <w:insideV w:val="single" w:color="DEE0E3" w:sz="0" w:space="0"/>
+          </w:tblBorders>
+          <w:tblCellMar>
+            <w:top w:w="0" w:type="dxa"/>
+            <w:left w:w="10" w:type="dxa"/>
+            <w:bottom w:w="0" w:type="dxa"/>
+            <w:right w:w="10" w:type="dxa"/>
+          </w:tblCellMar>
+        </w:tblPrEx>
         <w:tc>
           <w:tcPr>
             <w:tcW w:w="1275" w:type="dxa"/>
             <w:tcMar>
-              <w:top w:type="dxa" w:w="60"/>
-              <w:left w:type="dxa" w:w="120"/>
-              <w:bottom w:type="dxa" w:w="30"/>
-              <w:right w:type="dxa" w:w="120"/>
-            </w:tcMar>
-          </w:tcPr>
-          <w:p>
-            <w:pPr>
-              <w:spacing w:before="120" w:after="120" w:line="288" w:lineRule="auto"/>
-              <w:ind w:left="0"/>
-              <w:jc w:val="left"/>
-            </w:pPr>
-            <w:r>
-              <w:rPr>
-                <w:rFonts w:eastAsia="等线" w:ascii="Arial" w:cs="Arial" w:hAnsi="Arial"/>
+              <w:top w:w="60" w:type="dxa"/>
+              <w:left w:w="120" w:type="dxa"/>
+              <w:bottom w:w="30" w:type="dxa"/>
+              <w:right w:w="120" w:type="dxa"/>
+            </w:tcMar>
+          </w:tcPr>
+          <w:p>
+            <w:pPr>
+              <w:spacing w:before="120" w:after="120" w:line="288" w:lineRule="auto"/>
+              <w:ind w:left="0"/>
+              <w:jc w:val="left"/>
+            </w:pPr>
+            <w:r>
+              <w:rPr>
+                <w:rFonts w:ascii="Arial" w:hAnsi="Arial" w:eastAsia="等线" w:cs="Arial"/>
                 <w:sz w:val="22"/>
               </w:rPr>
               <w:t>1</w:t>
@@ -2081,36 +2713,36 @@
           <w:tcPr>
             <w:tcW w:w="4275" w:type="dxa"/>
             <w:tcMar>
-              <w:top w:type="dxa" w:w="60"/>
-              <w:left w:type="dxa" w:w="120"/>
-              <w:bottom w:type="dxa" w:w="30"/>
-              <w:right w:type="dxa" w:w="120"/>
-            </w:tcMar>
-          </w:tcPr>
-          <w:p>
-            <w:pPr>
-              <w:spacing w:before="120" w:after="120" w:line="288" w:lineRule="auto"/>
-              <w:ind w:left="0"/>
-              <w:jc w:val="left"/>
-            </w:pPr>
-            <w:r>
-              <w:rPr>
-                <w:rFonts w:eastAsia="等线" w:ascii="Arial" w:cs="Arial" w:hAnsi="Arial"/>
+              <w:top w:w="60" w:type="dxa"/>
+              <w:left w:w="120" w:type="dxa"/>
+              <w:bottom w:w="30" w:type="dxa"/>
+              <w:right w:w="120" w:type="dxa"/>
+            </w:tcMar>
+          </w:tcPr>
+          <w:p>
+            <w:pPr>
+              <w:spacing w:before="120" w:after="120" w:line="288" w:lineRule="auto"/>
+              <w:ind w:left="0"/>
+              <w:jc w:val="left"/>
+            </w:pPr>
+            <w:r>
+              <w:rPr>
+                <w:rFonts w:ascii="Arial" w:hAnsi="Arial" w:eastAsia="等线" w:cs="Arial"/>
                 <w:sz w:val="22"/>
               </w:rPr>
               <w:t xml:space="preserve">历史曲线（蓝色实线）是否明确标注绑定 </w:t>
             </w:r>
             <w:r>
               <w:rPr>
-                <w:rFonts w:eastAsia="Consolas" w:ascii="Consolas" w:cs="Consolas" w:hAnsi="Consolas"/>
-                <w:sz w:val="22"/>
-                <w:shd w:fill="EFF0F1"/>
+                <w:rFonts w:ascii="Consolas" w:hAnsi="Consolas" w:eastAsia="Consolas" w:cs="Consolas"/>
+                <w:sz w:val="22"/>
+                <w:shd w:val="clear" w:fill="EFF0F1"/>
               </w:rPr>
               <w:t>data_type="history"</w:t>
             </w:r>
             <w:r>
               <w:rPr>
-                <w:rFonts w:eastAsia="等线" w:ascii="Arial" w:cs="Arial" w:hAnsi="Arial"/>
+                <w:rFonts w:ascii="Arial" w:hAnsi="Arial" w:eastAsia="等线" w:cs="Arial"/>
                 <w:sz w:val="22"/>
               </w:rPr>
               <w:t>？</w:t>
@@ -2121,10 +2753,10 @@
           <w:tcPr>
             <w:tcW w:w="1365" w:type="dxa"/>
             <w:tcMar>
-              <w:top w:type="dxa" w:w="60"/>
-              <w:left w:type="dxa" w:w="120"/>
-              <w:bottom w:type="dxa" w:w="30"/>
-              <w:right w:type="dxa" w:w="120"/>
+              <w:top w:w="60" w:type="dxa"/>
+              <w:left w:w="120" w:type="dxa"/>
+              <w:bottom w:w="30" w:type="dxa"/>
+              <w:right w:w="120" w:type="dxa"/>
             </w:tcMar>
           </w:tcPr>
           <w:p>
@@ -2139,10 +2771,10 @@
           <w:tcPr>
             <w:tcW w:w="1365" w:type="dxa"/>
             <w:tcMar>
-              <w:top w:type="dxa" w:w="60"/>
-              <w:left w:type="dxa" w:w="120"/>
-              <w:bottom w:type="dxa" w:w="30"/>
-              <w:right w:type="dxa" w:w="120"/>
+              <w:top w:w="60" w:type="dxa"/>
+              <w:left w:w="120" w:type="dxa"/>
+              <w:bottom w:w="30" w:type="dxa"/>
+              <w:right w:w="120" w:type="dxa"/>
             </w:tcMar>
           </w:tcPr>
           <w:p>
@@ -2155,25 +2787,41 @@
         </w:tc>
       </w:tr>
       <w:tr>
+        <w:tblPrEx>
+          <w:tblBorders>
+            <w:top w:val="single" w:color="DEE0E3" w:sz="0" w:space="0"/>
+            <w:left w:val="single" w:color="DEE0E3" w:sz="0" w:space="0"/>
+            <w:bottom w:val="single" w:color="DEE0E3" w:sz="0" w:space="0"/>
+            <w:right w:val="single" w:color="DEE0E3" w:sz="0" w:space="0"/>
+            <w:insideH w:val="single" w:color="DEE0E3" w:sz="0" w:space="0"/>
+            <w:insideV w:val="single" w:color="DEE0E3" w:sz="0" w:space="0"/>
+          </w:tblBorders>
+          <w:tblCellMar>
+            <w:top w:w="0" w:type="dxa"/>
+            <w:left w:w="10" w:type="dxa"/>
+            <w:bottom w:w="0" w:type="dxa"/>
+            <w:right w:w="10" w:type="dxa"/>
+          </w:tblCellMar>
+        </w:tblPrEx>
         <w:tc>
           <w:tcPr>
             <w:tcW w:w="1275" w:type="dxa"/>
             <w:tcMar>
-              <w:top w:type="dxa" w:w="60"/>
-              <w:left w:type="dxa" w:w="120"/>
-              <w:bottom w:type="dxa" w:w="30"/>
-              <w:right w:type="dxa" w:w="120"/>
-            </w:tcMar>
-          </w:tcPr>
-          <w:p>
-            <w:pPr>
-              <w:spacing w:before="120" w:after="120" w:line="288" w:lineRule="auto"/>
-              <w:ind w:left="0"/>
-              <w:jc w:val="left"/>
-            </w:pPr>
-            <w:r>
-              <w:rPr>
-                <w:rFonts w:eastAsia="等线" w:ascii="Arial" w:cs="Arial" w:hAnsi="Arial"/>
+              <w:top w:w="60" w:type="dxa"/>
+              <w:left w:w="120" w:type="dxa"/>
+              <w:bottom w:w="30" w:type="dxa"/>
+              <w:right w:w="120" w:type="dxa"/>
+            </w:tcMar>
+          </w:tcPr>
+          <w:p>
+            <w:pPr>
+              <w:spacing w:before="120" w:after="120" w:line="288" w:lineRule="auto"/>
+              <w:ind w:left="0"/>
+              <w:jc w:val="left"/>
+            </w:pPr>
+            <w:r>
+              <w:rPr>
+                <w:rFonts w:ascii="Arial" w:hAnsi="Arial" w:eastAsia="等线" w:cs="Arial"/>
                 <w:sz w:val="22"/>
               </w:rPr>
               <w:t>2</w:t>
@@ -2184,36 +2832,36 @@
           <w:tcPr>
             <w:tcW w:w="4275" w:type="dxa"/>
             <w:tcMar>
-              <w:top w:type="dxa" w:w="60"/>
-              <w:left w:type="dxa" w:w="120"/>
-              <w:bottom w:type="dxa" w:w="30"/>
-              <w:right w:type="dxa" w:w="120"/>
-            </w:tcMar>
-          </w:tcPr>
-          <w:p>
-            <w:pPr>
-              <w:spacing w:before="120" w:after="120" w:line="288" w:lineRule="auto"/>
-              <w:ind w:left="0"/>
-              <w:jc w:val="left"/>
-            </w:pPr>
-            <w:r>
-              <w:rPr>
-                <w:rFonts w:eastAsia="等线" w:ascii="Arial" w:cs="Arial" w:hAnsi="Arial"/>
+              <w:top w:w="60" w:type="dxa"/>
+              <w:left w:w="120" w:type="dxa"/>
+              <w:bottom w:w="30" w:type="dxa"/>
+              <w:right w:w="120" w:type="dxa"/>
+            </w:tcMar>
+          </w:tcPr>
+          <w:p>
+            <w:pPr>
+              <w:spacing w:before="120" w:after="120" w:line="288" w:lineRule="auto"/>
+              <w:ind w:left="0"/>
+              <w:jc w:val="left"/>
+            </w:pPr>
+            <w:r>
+              <w:rPr>
+                <w:rFonts w:ascii="Arial" w:hAnsi="Arial" w:eastAsia="等线" w:cs="Arial"/>
                 <w:sz w:val="22"/>
               </w:rPr>
               <w:t xml:space="preserve">实时曲线（绿色实线）是否明确标注绑定 </w:t>
             </w:r>
             <w:r>
               <w:rPr>
-                <w:rFonts w:eastAsia="Consolas" w:ascii="Consolas" w:cs="Consolas" w:hAnsi="Consolas"/>
-                <w:sz w:val="22"/>
-                <w:shd w:fill="EFF0F1"/>
+                <w:rFonts w:ascii="Consolas" w:hAnsi="Consolas" w:eastAsia="Consolas" w:cs="Consolas"/>
+                <w:sz w:val="22"/>
+                <w:shd w:val="clear" w:fill="EFF0F1"/>
               </w:rPr>
               <w:t>data_type="realtime"</w:t>
             </w:r>
             <w:r>
               <w:rPr>
-                <w:rFonts w:eastAsia="等线" w:ascii="Arial" w:cs="Arial" w:hAnsi="Arial"/>
+                <w:rFonts w:ascii="Arial" w:hAnsi="Arial" w:eastAsia="等线" w:cs="Arial"/>
                 <w:sz w:val="22"/>
               </w:rPr>
               <w:t>？</w:t>
@@ -2224,10 +2872,10 @@
           <w:tcPr>
             <w:tcW w:w="1365" w:type="dxa"/>
             <w:tcMar>
-              <w:top w:type="dxa" w:w="60"/>
-              <w:left w:type="dxa" w:w="120"/>
-              <w:bottom w:type="dxa" w:w="30"/>
-              <w:right w:type="dxa" w:w="120"/>
+              <w:top w:w="60" w:type="dxa"/>
+              <w:left w:w="120" w:type="dxa"/>
+              <w:bottom w:w="30" w:type="dxa"/>
+              <w:right w:w="120" w:type="dxa"/>
             </w:tcMar>
           </w:tcPr>
           <w:p>
@@ -2242,10 +2890,10 @@
           <w:tcPr>
             <w:tcW w:w="1365" w:type="dxa"/>
             <w:tcMar>
-              <w:top w:type="dxa" w:w="60"/>
-              <w:left w:type="dxa" w:w="120"/>
-              <w:bottom w:type="dxa" w:w="30"/>
-              <w:right w:type="dxa" w:w="120"/>
+              <w:top w:w="60" w:type="dxa"/>
+              <w:left w:w="120" w:type="dxa"/>
+              <w:bottom w:w="30" w:type="dxa"/>
+              <w:right w:w="120" w:type="dxa"/>
             </w:tcMar>
           </w:tcPr>
           <w:p>
@@ -2258,25 +2906,41 @@
         </w:tc>
       </w:tr>
       <w:tr>
+        <w:tblPrEx>
+          <w:tblBorders>
+            <w:top w:val="single" w:color="DEE0E3" w:sz="0" w:space="0"/>
+            <w:left w:val="single" w:color="DEE0E3" w:sz="0" w:space="0"/>
+            <w:bottom w:val="single" w:color="DEE0E3" w:sz="0" w:space="0"/>
+            <w:right w:val="single" w:color="DEE0E3" w:sz="0" w:space="0"/>
+            <w:insideH w:val="single" w:color="DEE0E3" w:sz="0" w:space="0"/>
+            <w:insideV w:val="single" w:color="DEE0E3" w:sz="0" w:space="0"/>
+          </w:tblBorders>
+          <w:tblCellMar>
+            <w:top w:w="0" w:type="dxa"/>
+            <w:left w:w="10" w:type="dxa"/>
+            <w:bottom w:w="0" w:type="dxa"/>
+            <w:right w:w="10" w:type="dxa"/>
+          </w:tblCellMar>
+        </w:tblPrEx>
         <w:tc>
           <w:tcPr>
             <w:tcW w:w="1275" w:type="dxa"/>
             <w:tcMar>
-              <w:top w:type="dxa" w:w="60"/>
-              <w:left w:type="dxa" w:w="120"/>
-              <w:bottom w:type="dxa" w:w="30"/>
-              <w:right w:type="dxa" w:w="120"/>
-            </w:tcMar>
-          </w:tcPr>
-          <w:p>
-            <w:pPr>
-              <w:spacing w:before="120" w:after="120" w:line="288" w:lineRule="auto"/>
-              <w:ind w:left="0"/>
-              <w:jc w:val="left"/>
-            </w:pPr>
-            <w:r>
-              <w:rPr>
-                <w:rFonts w:eastAsia="等线" w:ascii="Arial" w:cs="Arial" w:hAnsi="Arial"/>
+              <w:top w:w="60" w:type="dxa"/>
+              <w:left w:w="120" w:type="dxa"/>
+              <w:bottom w:w="30" w:type="dxa"/>
+              <w:right w:w="120" w:type="dxa"/>
+            </w:tcMar>
+          </w:tcPr>
+          <w:p>
+            <w:pPr>
+              <w:spacing w:before="120" w:after="120" w:line="288" w:lineRule="auto"/>
+              <w:ind w:left="0"/>
+              <w:jc w:val="left"/>
+            </w:pPr>
+            <w:r>
+              <w:rPr>
+                <w:rFonts w:ascii="Arial" w:hAnsi="Arial" w:eastAsia="等线" w:cs="Arial"/>
                 <w:sz w:val="22"/>
               </w:rPr>
               <w:t>3</w:t>
@@ -2287,36 +2951,36 @@
           <w:tcPr>
             <w:tcW w:w="4275" w:type="dxa"/>
             <w:tcMar>
-              <w:top w:type="dxa" w:w="60"/>
-              <w:left w:type="dxa" w:w="120"/>
-              <w:bottom w:type="dxa" w:w="30"/>
-              <w:right w:type="dxa" w:w="120"/>
-            </w:tcMar>
-          </w:tcPr>
-          <w:p>
-            <w:pPr>
-              <w:spacing w:before="120" w:after="120" w:line="288" w:lineRule="auto"/>
-              <w:ind w:left="0"/>
-              <w:jc w:val="left"/>
-            </w:pPr>
-            <w:r>
-              <w:rPr>
-                <w:rFonts w:eastAsia="等线" w:ascii="Arial" w:cs="Arial" w:hAnsi="Arial"/>
+              <w:top w:w="60" w:type="dxa"/>
+              <w:left w:w="120" w:type="dxa"/>
+              <w:bottom w:w="30" w:type="dxa"/>
+              <w:right w:w="120" w:type="dxa"/>
+            </w:tcMar>
+          </w:tcPr>
+          <w:p>
+            <w:pPr>
+              <w:spacing w:before="120" w:after="120" w:line="288" w:lineRule="auto"/>
+              <w:ind w:left="0"/>
+              <w:jc w:val="left"/>
+            </w:pPr>
+            <w:r>
+              <w:rPr>
+                <w:rFonts w:ascii="Arial" w:hAnsi="Arial" w:eastAsia="等线" w:cs="Arial"/>
                 <w:sz w:val="22"/>
               </w:rPr>
               <w:t xml:space="preserve">预测曲线（红色虚线）是否明确标注绑定 </w:t>
             </w:r>
             <w:r>
               <w:rPr>
-                <w:rFonts w:eastAsia="Consolas" w:ascii="Consolas" w:cs="Consolas" w:hAnsi="Consolas"/>
-                <w:sz w:val="22"/>
-                <w:shd w:fill="EFF0F1"/>
+                <w:rFonts w:ascii="Consolas" w:hAnsi="Consolas" w:eastAsia="Consolas" w:cs="Consolas"/>
+                <w:sz w:val="22"/>
+                <w:shd w:val="clear" w:fill="EFF0F1"/>
               </w:rPr>
               <w:t>data_type="prediction"</w:t>
             </w:r>
             <w:r>
               <w:rPr>
-                <w:rFonts w:eastAsia="等线" w:ascii="Arial" w:cs="Arial" w:hAnsi="Arial"/>
+                <w:rFonts w:ascii="Arial" w:hAnsi="Arial" w:eastAsia="等线" w:cs="Arial"/>
                 <w:sz w:val="22"/>
               </w:rPr>
               <w:t>？</w:t>
@@ -2327,10 +2991,10 @@
           <w:tcPr>
             <w:tcW w:w="1365" w:type="dxa"/>
             <w:tcMar>
-              <w:top w:type="dxa" w:w="60"/>
-              <w:left w:type="dxa" w:w="120"/>
-              <w:bottom w:type="dxa" w:w="30"/>
-              <w:right w:type="dxa" w:w="120"/>
+              <w:top w:w="60" w:type="dxa"/>
+              <w:left w:w="120" w:type="dxa"/>
+              <w:bottom w:w="30" w:type="dxa"/>
+              <w:right w:w="120" w:type="dxa"/>
             </w:tcMar>
           </w:tcPr>
           <w:p>
@@ -2345,10 +3009,10 @@
           <w:tcPr>
             <w:tcW w:w="1365" w:type="dxa"/>
             <w:tcMar>
-              <w:top w:type="dxa" w:w="60"/>
-              <w:left w:type="dxa" w:w="120"/>
-              <w:bottom w:type="dxa" w:w="30"/>
-              <w:right w:type="dxa" w:w="120"/>
+              <w:top w:w="60" w:type="dxa"/>
+              <w:left w:w="120" w:type="dxa"/>
+              <w:bottom w:w="30" w:type="dxa"/>
+              <w:right w:w="120" w:type="dxa"/>
             </w:tcMar>
           </w:tcPr>
           <w:p>
@@ -2361,25 +3025,41 @@
         </w:tc>
       </w:tr>
       <w:tr>
+        <w:tblPrEx>
+          <w:tblBorders>
+            <w:top w:val="single" w:color="DEE0E3" w:sz="0" w:space="0"/>
+            <w:left w:val="single" w:color="DEE0E3" w:sz="0" w:space="0"/>
+            <w:bottom w:val="single" w:color="DEE0E3" w:sz="0" w:space="0"/>
+            <w:right w:val="single" w:color="DEE0E3" w:sz="0" w:space="0"/>
+            <w:insideH w:val="single" w:color="DEE0E3" w:sz="0" w:space="0"/>
+            <w:insideV w:val="single" w:color="DEE0E3" w:sz="0" w:space="0"/>
+          </w:tblBorders>
+          <w:tblCellMar>
+            <w:top w:w="0" w:type="dxa"/>
+            <w:left w:w="10" w:type="dxa"/>
+            <w:bottom w:w="0" w:type="dxa"/>
+            <w:right w:w="10" w:type="dxa"/>
+          </w:tblCellMar>
+        </w:tblPrEx>
         <w:tc>
           <w:tcPr>
             <w:tcW w:w="1275" w:type="dxa"/>
             <w:tcMar>
-              <w:top w:type="dxa" w:w="60"/>
-              <w:left w:type="dxa" w:w="120"/>
-              <w:bottom w:type="dxa" w:w="30"/>
-              <w:right w:type="dxa" w:w="120"/>
-            </w:tcMar>
-          </w:tcPr>
-          <w:p>
-            <w:pPr>
-              <w:spacing w:before="120" w:after="120" w:line="288" w:lineRule="auto"/>
-              <w:ind w:left="0"/>
-              <w:jc w:val="left"/>
-            </w:pPr>
-            <w:r>
-              <w:rPr>
-                <w:rFonts w:eastAsia="等线" w:ascii="Arial" w:cs="Arial" w:hAnsi="Arial"/>
+              <w:top w:w="60" w:type="dxa"/>
+              <w:left w:w="120" w:type="dxa"/>
+              <w:bottom w:w="30" w:type="dxa"/>
+              <w:right w:w="120" w:type="dxa"/>
+            </w:tcMar>
+          </w:tcPr>
+          <w:p>
+            <w:pPr>
+              <w:spacing w:before="120" w:after="120" w:line="288" w:lineRule="auto"/>
+              <w:ind w:left="0"/>
+              <w:jc w:val="left"/>
+            </w:pPr>
+            <w:r>
+              <w:rPr>
+                <w:rFonts w:ascii="Arial" w:hAnsi="Arial" w:eastAsia="等线" w:cs="Arial"/>
                 <w:sz w:val="22"/>
               </w:rPr>
               <w:t>4</w:t>
@@ -2390,51 +3070,51 @@
           <w:tcPr>
             <w:tcW w:w="4275" w:type="dxa"/>
             <w:tcMar>
-              <w:top w:type="dxa" w:w="60"/>
-              <w:left w:type="dxa" w:w="120"/>
-              <w:bottom w:type="dxa" w:w="30"/>
-              <w:right w:type="dxa" w:w="120"/>
-            </w:tcMar>
-          </w:tcPr>
-          <w:p>
-            <w:pPr>
-              <w:spacing w:before="120" w:after="120" w:line="288" w:lineRule="auto"/>
-              <w:ind w:left="0"/>
-              <w:jc w:val="left"/>
-            </w:pPr>
-            <w:r>
-              <w:rPr>
-                <w:rFonts w:eastAsia="等线" w:ascii="Arial" w:cs="Arial" w:hAnsi="Arial"/>
+              <w:top w:w="60" w:type="dxa"/>
+              <w:left w:w="120" w:type="dxa"/>
+              <w:bottom w:w="30" w:type="dxa"/>
+              <w:right w:w="120" w:type="dxa"/>
+            </w:tcMar>
+          </w:tcPr>
+          <w:p>
+            <w:pPr>
+              <w:spacing w:before="120" w:after="120" w:line="288" w:lineRule="auto"/>
+              <w:ind w:left="0"/>
+              <w:jc w:val="left"/>
+            </w:pPr>
+            <w:r>
+              <w:rPr>
+                <w:rFonts w:ascii="Arial" w:hAnsi="Arial" w:eastAsia="等线" w:cs="Arial"/>
                 <w:sz w:val="22"/>
               </w:rPr>
               <w:t xml:space="preserve">Y轴数据来源是否明确？（取 </w:t>
             </w:r>
             <w:r>
               <w:rPr>
-                <w:rFonts w:eastAsia="Consolas" w:ascii="Consolas" w:cs="Consolas" w:hAnsi="Consolas"/>
-                <w:sz w:val="22"/>
-                <w:shd w:fill="EFF0F1"/>
+                <w:rFonts w:ascii="Consolas" w:hAnsi="Consolas" w:eastAsia="Consolas" w:cs="Consolas"/>
+                <w:sz w:val="22"/>
+                <w:shd w:val="clear" w:fill="EFF0F1"/>
               </w:rPr>
               <w:t>metrics["风温"]</w:t>
             </w:r>
             <w:r>
               <w:rPr>
-                <w:rFonts w:eastAsia="等线" w:ascii="Arial" w:cs="Arial" w:hAnsi="Arial"/>
+                <w:rFonts w:ascii="Arial" w:hAnsi="Arial" w:eastAsia="等线" w:cs="Arial"/>
                 <w:sz w:val="22"/>
               </w:rPr>
               <w:t xml:space="preserve"> 还是 </w:t>
             </w:r>
             <w:r>
               <w:rPr>
-                <w:rFonts w:eastAsia="Consolas" w:ascii="Consolas" w:cs="Consolas" w:hAnsi="Consolas"/>
-                <w:sz w:val="22"/>
-                <w:shd w:fill="EFF0F1"/>
+                <w:rFonts w:ascii="Consolas" w:hAnsi="Consolas" w:eastAsia="Consolas" w:cs="Consolas"/>
+                <w:sz w:val="22"/>
+                <w:shd w:val="clear" w:fill="EFF0F1"/>
               </w:rPr>
               <w:t>metrics["炉压"]</w:t>
             </w:r>
             <w:r>
               <w:rPr>
-                <w:rFonts w:eastAsia="等线" w:ascii="Arial" w:cs="Arial" w:hAnsi="Arial"/>
+                <w:rFonts w:ascii="Arial" w:hAnsi="Arial" w:eastAsia="等线" w:cs="Arial"/>
                 <w:sz w:val="22"/>
               </w:rPr>
               <w:t>？）</w:t>
@@ -2445,10 +3125,10 @@
           <w:tcPr>
             <w:tcW w:w="1365" w:type="dxa"/>
             <w:tcMar>
-              <w:top w:type="dxa" w:w="60"/>
-              <w:left w:type="dxa" w:w="120"/>
-              <w:bottom w:type="dxa" w:w="30"/>
-              <w:right w:type="dxa" w:w="120"/>
+              <w:top w:w="60" w:type="dxa"/>
+              <w:left w:w="120" w:type="dxa"/>
+              <w:bottom w:w="30" w:type="dxa"/>
+              <w:right w:w="120" w:type="dxa"/>
             </w:tcMar>
           </w:tcPr>
           <w:p>
@@ -2463,10 +3143,10 @@
           <w:tcPr>
             <w:tcW w:w="1365" w:type="dxa"/>
             <w:tcMar>
-              <w:top w:type="dxa" w:w="60"/>
-              <w:left w:type="dxa" w:w="120"/>
-              <w:bottom w:type="dxa" w:w="30"/>
-              <w:right w:type="dxa" w:w="120"/>
+              <w:top w:w="60" w:type="dxa"/>
+              <w:left w:w="120" w:type="dxa"/>
+              <w:bottom w:w="30" w:type="dxa"/>
+              <w:right w:w="120" w:type="dxa"/>
             </w:tcMar>
           </w:tcPr>
           <w:p>
@@ -2479,25 +3159,41 @@
         </w:tc>
       </w:tr>
       <w:tr>
+        <w:tblPrEx>
+          <w:tblBorders>
+            <w:top w:val="single" w:color="DEE0E3" w:sz="0" w:space="0"/>
+            <w:left w:val="single" w:color="DEE0E3" w:sz="0" w:space="0"/>
+            <w:bottom w:val="single" w:color="DEE0E3" w:sz="0" w:space="0"/>
+            <w:right w:val="single" w:color="DEE0E3" w:sz="0" w:space="0"/>
+            <w:insideH w:val="single" w:color="DEE0E3" w:sz="0" w:space="0"/>
+            <w:insideV w:val="single" w:color="DEE0E3" w:sz="0" w:space="0"/>
+          </w:tblBorders>
+          <w:tblCellMar>
+            <w:top w:w="0" w:type="dxa"/>
+            <w:left w:w="10" w:type="dxa"/>
+            <w:bottom w:w="0" w:type="dxa"/>
+            <w:right w:w="10" w:type="dxa"/>
+          </w:tblCellMar>
+        </w:tblPrEx>
         <w:tc>
           <w:tcPr>
             <w:tcW w:w="1275" w:type="dxa"/>
             <w:tcMar>
-              <w:top w:type="dxa" w:w="60"/>
-              <w:left w:type="dxa" w:w="120"/>
-              <w:bottom w:type="dxa" w:w="30"/>
-              <w:right w:type="dxa" w:w="120"/>
-            </w:tcMar>
-          </w:tcPr>
-          <w:p>
-            <w:pPr>
-              <w:spacing w:before="120" w:after="120" w:line="288" w:lineRule="auto"/>
-              <w:ind w:left="0"/>
-              <w:jc w:val="left"/>
-            </w:pPr>
-            <w:r>
-              <w:rPr>
-                <w:rFonts w:eastAsia="等线" w:ascii="Arial" w:cs="Arial" w:hAnsi="Arial"/>
+              <w:top w:w="60" w:type="dxa"/>
+              <w:left w:w="120" w:type="dxa"/>
+              <w:bottom w:w="30" w:type="dxa"/>
+              <w:right w:w="120" w:type="dxa"/>
+            </w:tcMar>
+          </w:tcPr>
+          <w:p>
+            <w:pPr>
+              <w:spacing w:before="120" w:after="120" w:line="288" w:lineRule="auto"/>
+              <w:ind w:left="0"/>
+              <w:jc w:val="left"/>
+            </w:pPr>
+            <w:r>
+              <w:rPr>
+                <w:rFonts w:ascii="Arial" w:hAnsi="Arial" w:eastAsia="等线" w:cs="Arial"/>
                 <w:sz w:val="22"/>
               </w:rPr>
               <w:t>5</w:t>
@@ -2508,21 +3204,21 @@
           <w:tcPr>
             <w:tcW w:w="4275" w:type="dxa"/>
             <w:tcMar>
-              <w:top w:type="dxa" w:w="60"/>
-              <w:left w:type="dxa" w:w="120"/>
-              <w:bottom w:type="dxa" w:w="30"/>
-              <w:right w:type="dxa" w:w="120"/>
-            </w:tcMar>
-          </w:tcPr>
-          <w:p>
-            <w:pPr>
-              <w:spacing w:before="120" w:after="120" w:line="288" w:lineRule="auto"/>
-              <w:ind w:left="0"/>
-              <w:jc w:val="left"/>
-            </w:pPr>
-            <w:r>
-              <w:rPr>
-                <w:rFonts w:eastAsia="等线" w:ascii="Arial" w:cs="Arial" w:hAnsi="Arial"/>
+              <w:top w:w="60" w:type="dxa"/>
+              <w:left w:w="120" w:type="dxa"/>
+              <w:bottom w:w="30" w:type="dxa"/>
+              <w:right w:w="120" w:type="dxa"/>
+            </w:tcMar>
+          </w:tcPr>
+          <w:p>
+            <w:pPr>
+              <w:spacing w:before="120" w:after="120" w:line="288" w:lineRule="auto"/>
+              <w:ind w:left="0"/>
+              <w:jc w:val="left"/>
+            </w:pPr>
+            <w:r>
+              <w:rPr>
+                <w:rFonts w:ascii="Arial" w:hAnsi="Arial" w:eastAsia="等线" w:cs="Arial"/>
                 <w:sz w:val="22"/>
               </w:rPr>
               <w:t>如果是单图，是否有指标切换控件？切换逻辑是否标注？</w:t>
@@ -2533,10 +3229,10 @@
           <w:tcPr>
             <w:tcW w:w="1365" w:type="dxa"/>
             <w:tcMar>
-              <w:top w:type="dxa" w:w="60"/>
-              <w:left w:type="dxa" w:w="120"/>
-              <w:bottom w:type="dxa" w:w="30"/>
-              <w:right w:type="dxa" w:w="120"/>
+              <w:top w:w="60" w:type="dxa"/>
+              <w:left w:w="120" w:type="dxa"/>
+              <w:bottom w:w="30" w:type="dxa"/>
+              <w:right w:w="120" w:type="dxa"/>
             </w:tcMar>
           </w:tcPr>
           <w:p>
@@ -2551,10 +3247,10 @@
           <w:tcPr>
             <w:tcW w:w="1365" w:type="dxa"/>
             <w:tcMar>
-              <w:top w:type="dxa" w:w="60"/>
-              <w:left w:type="dxa" w:w="120"/>
-              <w:bottom w:type="dxa" w:w="30"/>
-              <w:right w:type="dxa" w:w="120"/>
+              <w:top w:w="60" w:type="dxa"/>
+              <w:left w:w="120" w:type="dxa"/>
+              <w:bottom w:w="30" w:type="dxa"/>
+              <w:right w:w="120" w:type="dxa"/>
             </w:tcMar>
           </w:tcPr>
           <w:p>
@@ -2567,25 +3263,41 @@
         </w:tc>
       </w:tr>
       <w:tr>
+        <w:tblPrEx>
+          <w:tblBorders>
+            <w:top w:val="single" w:color="DEE0E3" w:sz="0" w:space="0"/>
+            <w:left w:val="single" w:color="DEE0E3" w:sz="0" w:space="0"/>
+            <w:bottom w:val="single" w:color="DEE0E3" w:sz="0" w:space="0"/>
+            <w:right w:val="single" w:color="DEE0E3" w:sz="0" w:space="0"/>
+            <w:insideH w:val="single" w:color="DEE0E3" w:sz="0" w:space="0"/>
+            <w:insideV w:val="single" w:color="DEE0E3" w:sz="0" w:space="0"/>
+          </w:tblBorders>
+          <w:tblCellMar>
+            <w:top w:w="0" w:type="dxa"/>
+            <w:left w:w="10" w:type="dxa"/>
+            <w:bottom w:w="0" w:type="dxa"/>
+            <w:right w:w="10" w:type="dxa"/>
+          </w:tblCellMar>
+        </w:tblPrEx>
         <w:tc>
           <w:tcPr>
             <w:tcW w:w="1275" w:type="dxa"/>
             <w:tcMar>
-              <w:top w:type="dxa" w:w="60"/>
-              <w:left w:type="dxa" w:w="120"/>
-              <w:bottom w:type="dxa" w:w="30"/>
-              <w:right w:type="dxa" w:w="120"/>
-            </w:tcMar>
-          </w:tcPr>
-          <w:p>
-            <w:pPr>
-              <w:spacing w:before="120" w:after="120" w:line="288" w:lineRule="auto"/>
-              <w:ind w:left="0"/>
-              <w:jc w:val="left"/>
-            </w:pPr>
-            <w:r>
-              <w:rPr>
-                <w:rFonts w:eastAsia="等线" w:ascii="Arial" w:cs="Arial" w:hAnsi="Arial"/>
+              <w:top w:w="60" w:type="dxa"/>
+              <w:left w:w="120" w:type="dxa"/>
+              <w:bottom w:w="30" w:type="dxa"/>
+              <w:right w:w="120" w:type="dxa"/>
+            </w:tcMar>
+          </w:tcPr>
+          <w:p>
+            <w:pPr>
+              <w:spacing w:before="120" w:after="120" w:line="288" w:lineRule="auto"/>
+              <w:ind w:left="0"/>
+              <w:jc w:val="left"/>
+            </w:pPr>
+            <w:r>
+              <w:rPr>
+                <w:rFonts w:ascii="Arial" w:hAnsi="Arial" w:eastAsia="等线" w:cs="Arial"/>
                 <w:sz w:val="22"/>
               </w:rPr>
               <w:t>6</w:t>
@@ -2596,21 +3308,21 @@
           <w:tcPr>
             <w:tcW w:w="4275" w:type="dxa"/>
             <w:tcMar>
-              <w:top w:type="dxa" w:w="60"/>
-              <w:left w:type="dxa" w:w="120"/>
-              <w:bottom w:type="dxa" w:w="30"/>
-              <w:right w:type="dxa" w:w="120"/>
-            </w:tcMar>
-          </w:tcPr>
-          <w:p>
-            <w:pPr>
-              <w:spacing w:before="120" w:after="120" w:line="288" w:lineRule="auto"/>
-              <w:ind w:left="0"/>
-              <w:jc w:val="left"/>
-            </w:pPr>
-            <w:r>
-              <w:rPr>
-                <w:rFonts w:eastAsia="等线" w:ascii="Arial" w:cs="Arial" w:hAnsi="Arial"/>
+              <w:top w:w="60" w:type="dxa"/>
+              <w:left w:w="120" w:type="dxa"/>
+              <w:bottom w:w="30" w:type="dxa"/>
+              <w:right w:w="120" w:type="dxa"/>
+            </w:tcMar>
+          </w:tcPr>
+          <w:p>
+            <w:pPr>
+              <w:spacing w:before="120" w:after="120" w:line="288" w:lineRule="auto"/>
+              <w:ind w:left="0"/>
+              <w:jc w:val="left"/>
+            </w:pPr>
+            <w:r>
+              <w:rPr>
+                <w:rFonts w:ascii="Arial" w:hAnsi="Arial" w:eastAsia="等线" w:cs="Arial"/>
                 <w:sz w:val="22"/>
               </w:rPr>
               <w:t>如果是双子图，风温和炉压是否分别对应上下图？</w:t>
@@ -2621,10 +3333,10 @@
           <w:tcPr>
             <w:tcW w:w="1365" w:type="dxa"/>
             <w:tcMar>
-              <w:top w:type="dxa" w:w="60"/>
-              <w:left w:type="dxa" w:w="120"/>
-              <w:bottom w:type="dxa" w:w="30"/>
-              <w:right w:type="dxa" w:w="120"/>
+              <w:top w:w="60" w:type="dxa"/>
+              <w:left w:w="120" w:type="dxa"/>
+              <w:bottom w:w="30" w:type="dxa"/>
+              <w:right w:w="120" w:type="dxa"/>
             </w:tcMar>
           </w:tcPr>
           <w:p>
@@ -2639,10 +3351,10 @@
           <w:tcPr>
             <w:tcW w:w="1365" w:type="dxa"/>
             <w:tcMar>
-              <w:top w:type="dxa" w:w="60"/>
-              <w:left w:type="dxa" w:w="120"/>
-              <w:bottom w:type="dxa" w:w="30"/>
-              <w:right w:type="dxa" w:w="120"/>
+              <w:top w:w="60" w:type="dxa"/>
+              <w:left w:w="120" w:type="dxa"/>
+              <w:bottom w:w="30" w:type="dxa"/>
+              <w:right w:w="120" w:type="dxa"/>
             </w:tcMar>
           </w:tcPr>
           <w:p>
@@ -2655,25 +3367,41 @@
         </w:tc>
       </w:tr>
       <w:tr>
+        <w:tblPrEx>
+          <w:tblBorders>
+            <w:top w:val="single" w:color="DEE0E3" w:sz="0" w:space="0"/>
+            <w:left w:val="single" w:color="DEE0E3" w:sz="0" w:space="0"/>
+            <w:bottom w:val="single" w:color="DEE0E3" w:sz="0" w:space="0"/>
+            <w:right w:val="single" w:color="DEE0E3" w:sz="0" w:space="0"/>
+            <w:insideH w:val="single" w:color="DEE0E3" w:sz="0" w:space="0"/>
+            <w:insideV w:val="single" w:color="DEE0E3" w:sz="0" w:space="0"/>
+          </w:tblBorders>
+          <w:tblCellMar>
+            <w:top w:w="0" w:type="dxa"/>
+            <w:left w:w="10" w:type="dxa"/>
+            <w:bottom w:w="0" w:type="dxa"/>
+            <w:right w:w="10" w:type="dxa"/>
+          </w:tblCellMar>
+        </w:tblPrEx>
         <w:tc>
           <w:tcPr>
             <w:tcW w:w="1275" w:type="dxa"/>
             <w:tcMar>
-              <w:top w:type="dxa" w:w="60"/>
-              <w:left w:type="dxa" w:w="120"/>
-              <w:bottom w:type="dxa" w:w="30"/>
-              <w:right w:type="dxa" w:w="120"/>
-            </w:tcMar>
-          </w:tcPr>
-          <w:p>
-            <w:pPr>
-              <w:spacing w:before="120" w:after="120" w:line="288" w:lineRule="auto"/>
-              <w:ind w:left="0"/>
-              <w:jc w:val="left"/>
-            </w:pPr>
-            <w:r>
-              <w:rPr>
-                <w:rFonts w:eastAsia="等线" w:ascii="Arial" w:cs="Arial" w:hAnsi="Arial"/>
+              <w:top w:w="60" w:type="dxa"/>
+              <w:left w:w="120" w:type="dxa"/>
+              <w:bottom w:w="30" w:type="dxa"/>
+              <w:right w:w="120" w:type="dxa"/>
+            </w:tcMar>
+          </w:tcPr>
+          <w:p>
+            <w:pPr>
+              <w:spacing w:before="120" w:after="120" w:line="288" w:lineRule="auto"/>
+              <w:ind w:left="0"/>
+              <w:jc w:val="left"/>
+            </w:pPr>
+            <w:r>
+              <w:rPr>
+                <w:rFonts w:ascii="Arial" w:hAnsi="Arial" w:eastAsia="等线" w:cs="Arial"/>
                 <w:sz w:val="22"/>
               </w:rPr>
               <w:t>7</w:t>
@@ -2684,36 +3412,36 @@
           <w:tcPr>
             <w:tcW w:w="4275" w:type="dxa"/>
             <w:tcMar>
-              <w:top w:type="dxa" w:w="60"/>
-              <w:left w:type="dxa" w:w="120"/>
-              <w:bottom w:type="dxa" w:w="30"/>
-              <w:right w:type="dxa" w:w="120"/>
-            </w:tcMar>
-          </w:tcPr>
-          <w:p>
-            <w:pPr>
-              <w:spacing w:before="120" w:after="120" w:line="288" w:lineRule="auto"/>
-              <w:ind w:left="0"/>
-              <w:jc w:val="left"/>
-            </w:pPr>
-            <w:r>
-              <w:rPr>
-                <w:rFonts w:eastAsia="等线" w:ascii="Arial" w:cs="Arial" w:hAnsi="Arial"/>
+              <w:top w:w="60" w:type="dxa"/>
+              <w:left w:w="120" w:type="dxa"/>
+              <w:bottom w:w="30" w:type="dxa"/>
+              <w:right w:w="120" w:type="dxa"/>
+            </w:tcMar>
+          </w:tcPr>
+          <w:p>
+            <w:pPr>
+              <w:spacing w:before="120" w:after="120" w:line="288" w:lineRule="auto"/>
+              <w:ind w:left="0"/>
+              <w:jc w:val="left"/>
+            </w:pPr>
+            <w:r>
+              <w:rPr>
+                <w:rFonts w:ascii="Arial" w:hAnsi="Arial" w:eastAsia="等线" w:cs="Arial"/>
                 <w:sz w:val="22"/>
               </w:rPr>
               <w:t xml:space="preserve">X轴时间轴是否明确来自 </w:t>
             </w:r>
             <w:r>
               <w:rPr>
-                <w:rFonts w:eastAsia="Consolas" w:ascii="Consolas" w:cs="Consolas" w:hAnsi="Consolas"/>
-                <w:sz w:val="22"/>
-                <w:shd w:fill="EFF0F1"/>
+                <w:rFonts w:ascii="Consolas" w:hAnsi="Consolas" w:eastAsia="Consolas" w:cs="Consolas"/>
+                <w:sz w:val="22"/>
+                <w:shd w:val="clear" w:fill="EFF0F1"/>
               </w:rPr>
               <w:t>timestamp</w:t>
             </w:r>
             <w:r>
               <w:rPr>
-                <w:rFonts w:eastAsia="等线" w:ascii="Arial" w:cs="Arial" w:hAnsi="Arial"/>
+                <w:rFonts w:ascii="Arial" w:hAnsi="Arial" w:eastAsia="等线" w:cs="Arial"/>
                 <w:sz w:val="22"/>
               </w:rPr>
               <w:t xml:space="preserve"> 字段？</w:t>
@@ -2724,10 +3452,10 @@
           <w:tcPr>
             <w:tcW w:w="1365" w:type="dxa"/>
             <w:tcMar>
-              <w:top w:type="dxa" w:w="60"/>
-              <w:left w:type="dxa" w:w="120"/>
-              <w:bottom w:type="dxa" w:w="30"/>
-              <w:right w:type="dxa" w:w="120"/>
+              <w:top w:w="60" w:type="dxa"/>
+              <w:left w:w="120" w:type="dxa"/>
+              <w:bottom w:w="30" w:type="dxa"/>
+              <w:right w:w="120" w:type="dxa"/>
             </w:tcMar>
           </w:tcPr>
           <w:p>
@@ -2742,10 +3470,10 @@
           <w:tcPr>
             <w:tcW w:w="1365" w:type="dxa"/>
             <w:tcMar>
-              <w:top w:type="dxa" w:w="60"/>
-              <w:left w:type="dxa" w:w="120"/>
-              <w:bottom w:type="dxa" w:w="30"/>
-              <w:right w:type="dxa" w:w="120"/>
+              <w:top w:w="60" w:type="dxa"/>
+              <w:left w:w="120" w:type="dxa"/>
+              <w:bottom w:w="30" w:type="dxa"/>
+              <w:right w:w="120" w:type="dxa"/>
             </w:tcMar>
           </w:tcPr>
           <w:p>
@@ -2758,25 +3486,41 @@
         </w:tc>
       </w:tr>
       <w:tr>
+        <w:tblPrEx>
+          <w:tblBorders>
+            <w:top w:val="single" w:color="DEE0E3" w:sz="0" w:space="0"/>
+            <w:left w:val="single" w:color="DEE0E3" w:sz="0" w:space="0"/>
+            <w:bottom w:val="single" w:color="DEE0E3" w:sz="0" w:space="0"/>
+            <w:right w:val="single" w:color="DEE0E3" w:sz="0" w:space="0"/>
+            <w:insideH w:val="single" w:color="DEE0E3" w:sz="0" w:space="0"/>
+            <w:insideV w:val="single" w:color="DEE0E3" w:sz="0" w:space="0"/>
+          </w:tblBorders>
+          <w:tblCellMar>
+            <w:top w:w="0" w:type="dxa"/>
+            <w:left w:w="10" w:type="dxa"/>
+            <w:bottom w:w="0" w:type="dxa"/>
+            <w:right w:w="10" w:type="dxa"/>
+          </w:tblCellMar>
+        </w:tblPrEx>
         <w:tc>
           <w:tcPr>
             <w:tcW w:w="1275" w:type="dxa"/>
             <w:tcMar>
-              <w:top w:type="dxa" w:w="60"/>
-              <w:left w:type="dxa" w:w="120"/>
-              <w:bottom w:type="dxa" w:w="30"/>
-              <w:right w:type="dxa" w:w="120"/>
-            </w:tcMar>
-          </w:tcPr>
-          <w:p>
-            <w:pPr>
-              <w:spacing w:before="120" w:after="120" w:line="288" w:lineRule="auto"/>
-              <w:ind w:left="0"/>
-              <w:jc w:val="left"/>
-            </w:pPr>
-            <w:r>
-              <w:rPr>
-                <w:rFonts w:eastAsia="等线" w:ascii="Arial" w:cs="Arial" w:hAnsi="Arial"/>
+              <w:top w:w="60" w:type="dxa"/>
+              <w:left w:w="120" w:type="dxa"/>
+              <w:bottom w:w="30" w:type="dxa"/>
+              <w:right w:w="120" w:type="dxa"/>
+            </w:tcMar>
+          </w:tcPr>
+          <w:p>
+            <w:pPr>
+              <w:spacing w:before="120" w:after="120" w:line="288" w:lineRule="auto"/>
+              <w:ind w:left="0"/>
+              <w:jc w:val="left"/>
+            </w:pPr>
+            <w:r>
+              <w:rPr>
+                <w:rFonts w:ascii="Arial" w:hAnsi="Arial" w:eastAsia="等线" w:cs="Arial"/>
                 <w:sz w:val="22"/>
               </w:rPr>
               <w:t>8</w:t>
@@ -2787,36 +3531,36 @@
           <w:tcPr>
             <w:tcW w:w="4275" w:type="dxa"/>
             <w:tcMar>
-              <w:top w:type="dxa" w:w="60"/>
-              <w:left w:type="dxa" w:w="120"/>
-              <w:bottom w:type="dxa" w:w="30"/>
-              <w:right w:type="dxa" w:w="120"/>
-            </w:tcMar>
-          </w:tcPr>
-          <w:p>
-            <w:pPr>
-              <w:spacing w:before="120" w:after="120" w:line="288" w:lineRule="auto"/>
-              <w:ind w:left="0"/>
-              <w:jc w:val="left"/>
-            </w:pPr>
-            <w:r>
-              <w:rPr>
-                <w:rFonts w:eastAsia="等线" w:ascii="Arial" w:cs="Arial" w:hAnsi="Arial"/>
+              <w:top w:w="60" w:type="dxa"/>
+              <w:left w:w="120" w:type="dxa"/>
+              <w:bottom w:w="30" w:type="dxa"/>
+              <w:right w:w="120" w:type="dxa"/>
+            </w:tcMar>
+          </w:tcPr>
+          <w:p>
+            <w:pPr>
+              <w:spacing w:before="120" w:after="120" w:line="288" w:lineRule="auto"/>
+              <w:ind w:left="0"/>
+              <w:jc w:val="left"/>
+            </w:pPr>
+            <w:r>
+              <w:rPr>
+                <w:rFonts w:ascii="Arial" w:hAnsi="Arial" w:eastAsia="等线" w:cs="Arial"/>
                 <w:sz w:val="22"/>
               </w:rPr>
               <w:t>预测曲线是否有对应的</w:t>
             </w:r>
             <w:r>
               <w:rPr>
-                <w:rFonts w:eastAsia="等线" w:ascii="Arial" w:cs="Arial" w:hAnsi="Arial"/>
-                <w:b w:val="true"/>
+                <w:rFonts w:ascii="Arial" w:hAnsi="Arial" w:eastAsia="等线" w:cs="Arial"/>
+                <w:b/>
                 <w:sz w:val="22"/>
               </w:rPr>
               <w:t>置信区间</w:t>
             </w:r>
             <w:r>
               <w:rPr>
-                <w:rFonts w:eastAsia="等线" w:ascii="Arial" w:cs="Arial" w:hAnsi="Arial"/>
+                <w:rFonts w:ascii="Arial" w:hAnsi="Arial" w:eastAsia="等线" w:cs="Arial"/>
                 <w:sz w:val="22"/>
               </w:rPr>
               <w:t>显示区域？（如有，数据来源是什么？）</w:t>
@@ -2827,10 +3571,10 @@
           <w:tcPr>
             <w:tcW w:w="1365" w:type="dxa"/>
             <w:tcMar>
-              <w:top w:type="dxa" w:w="60"/>
-              <w:left w:type="dxa" w:w="120"/>
-              <w:bottom w:type="dxa" w:w="30"/>
-              <w:right w:type="dxa" w:w="120"/>
+              <w:top w:w="60" w:type="dxa"/>
+              <w:left w:w="120" w:type="dxa"/>
+              <w:bottom w:w="30" w:type="dxa"/>
+              <w:right w:w="120" w:type="dxa"/>
             </w:tcMar>
           </w:tcPr>
           <w:p>
@@ -2845,10 +3589,10 @@
           <w:tcPr>
             <w:tcW w:w="1365" w:type="dxa"/>
             <w:tcMar>
-              <w:top w:type="dxa" w:w="60"/>
-              <w:left w:type="dxa" w:w="120"/>
-              <w:bottom w:type="dxa" w:w="30"/>
-              <w:right w:type="dxa" w:w="120"/>
+              <w:top w:w="60" w:type="dxa"/>
+              <w:left w:w="120" w:type="dxa"/>
+              <w:bottom w:w="30" w:type="dxa"/>
+              <w:right w:w="120" w:type="dxa"/>
             </w:tcMar>
           </w:tcPr>
           <w:p>
@@ -2861,25 +3605,41 @@
         </w:tc>
       </w:tr>
       <w:tr>
+        <w:tblPrEx>
+          <w:tblBorders>
+            <w:top w:val="single" w:color="DEE0E3" w:sz="0" w:space="0"/>
+            <w:left w:val="single" w:color="DEE0E3" w:sz="0" w:space="0"/>
+            <w:bottom w:val="single" w:color="DEE0E3" w:sz="0" w:space="0"/>
+            <w:right w:val="single" w:color="DEE0E3" w:sz="0" w:space="0"/>
+            <w:insideH w:val="single" w:color="DEE0E3" w:sz="0" w:space="0"/>
+            <w:insideV w:val="single" w:color="DEE0E3" w:sz="0" w:space="0"/>
+          </w:tblBorders>
+          <w:tblCellMar>
+            <w:top w:w="0" w:type="dxa"/>
+            <w:left w:w="10" w:type="dxa"/>
+            <w:bottom w:w="0" w:type="dxa"/>
+            <w:right w:w="10" w:type="dxa"/>
+          </w:tblCellMar>
+        </w:tblPrEx>
         <w:tc>
           <w:tcPr>
             <w:tcW w:w="1275" w:type="dxa"/>
             <w:tcMar>
-              <w:top w:type="dxa" w:w="60"/>
-              <w:left w:type="dxa" w:w="120"/>
-              <w:bottom w:type="dxa" w:w="30"/>
-              <w:right w:type="dxa" w:w="120"/>
-            </w:tcMar>
-          </w:tcPr>
-          <w:p>
-            <w:pPr>
-              <w:spacing w:before="120" w:after="120" w:line="288" w:lineRule="auto"/>
-              <w:ind w:left="0"/>
-              <w:jc w:val="left"/>
-            </w:pPr>
-            <w:r>
-              <w:rPr>
-                <w:rFonts w:eastAsia="等线" w:ascii="Arial" w:cs="Arial" w:hAnsi="Arial"/>
+              <w:top w:w="60" w:type="dxa"/>
+              <w:left w:w="120" w:type="dxa"/>
+              <w:bottom w:w="30" w:type="dxa"/>
+              <w:right w:w="120" w:type="dxa"/>
+            </w:tcMar>
+          </w:tcPr>
+          <w:p>
+            <w:pPr>
+              <w:spacing w:before="120" w:after="120" w:line="288" w:lineRule="auto"/>
+              <w:ind w:left="0"/>
+              <w:jc w:val="left"/>
+            </w:pPr>
+            <w:r>
+              <w:rPr>
+                <w:rFonts w:ascii="Arial" w:hAnsi="Arial" w:eastAsia="等线" w:cs="Arial"/>
                 <w:sz w:val="22"/>
               </w:rPr>
               <w:t>9</w:t>
@@ -2890,21 +3650,21 @@
           <w:tcPr>
             <w:tcW w:w="4275" w:type="dxa"/>
             <w:tcMar>
-              <w:top w:type="dxa" w:w="60"/>
-              <w:left w:type="dxa" w:w="120"/>
-              <w:bottom w:type="dxa" w:w="30"/>
-              <w:right w:type="dxa" w:w="120"/>
-            </w:tcMar>
-          </w:tcPr>
-          <w:p>
-            <w:pPr>
-              <w:spacing w:before="120" w:after="120" w:line="288" w:lineRule="auto"/>
-              <w:ind w:left="0"/>
-              <w:jc w:val="left"/>
-            </w:pPr>
-            <w:r>
-              <w:rPr>
-                <w:rFonts w:eastAsia="等线" w:ascii="Arial" w:cs="Arial" w:hAnsi="Arial"/>
+              <w:top w:w="60" w:type="dxa"/>
+              <w:left w:w="120" w:type="dxa"/>
+              <w:bottom w:w="30" w:type="dxa"/>
+              <w:right w:w="120" w:type="dxa"/>
+            </w:tcMar>
+          </w:tcPr>
+          <w:p>
+            <w:pPr>
+              <w:spacing w:before="120" w:after="120" w:line="288" w:lineRule="auto"/>
+              <w:ind w:left="0"/>
+              <w:jc w:val="left"/>
+            </w:pPr>
+            <w:r>
+              <w:rPr>
+                <w:rFonts w:ascii="Arial" w:hAnsi="Arial" w:eastAsia="等线" w:cs="Arial"/>
                 <w:sz w:val="22"/>
               </w:rPr>
               <w:t>三条曲线的图例是否清晰，颜色是否与标注一致？</w:t>
@@ -2915,10 +3675,10 @@
           <w:tcPr>
             <w:tcW w:w="1365" w:type="dxa"/>
             <w:tcMar>
-              <w:top w:type="dxa" w:w="60"/>
-              <w:left w:type="dxa" w:w="120"/>
-              <w:bottom w:type="dxa" w:w="30"/>
-              <w:right w:type="dxa" w:w="120"/>
+              <w:top w:w="60" w:type="dxa"/>
+              <w:left w:w="120" w:type="dxa"/>
+              <w:bottom w:w="30" w:type="dxa"/>
+              <w:right w:w="120" w:type="dxa"/>
             </w:tcMar>
           </w:tcPr>
           <w:p>
@@ -2933,10 +3693,10 @@
           <w:tcPr>
             <w:tcW w:w="1365" w:type="dxa"/>
             <w:tcMar>
-              <w:top w:type="dxa" w:w="60"/>
-              <w:left w:type="dxa" w:w="120"/>
-              <w:bottom w:type="dxa" w:w="30"/>
-              <w:right w:type="dxa" w:w="120"/>
+              <w:top w:w="60" w:type="dxa"/>
+              <w:left w:w="120" w:type="dxa"/>
+              <w:bottom w:w="30" w:type="dxa"/>
+              <w:right w:w="120" w:type="dxa"/>
             </w:tcMar>
           </w:tcPr>
           <w:p>
@@ -2951,17 +3711,16 @@
     </w:tbl>
     <w:p>
       <w:pPr>
-        <w:pStyle w:val="3"/>
         <w:spacing w:before="300" w:after="120" w:line="288" w:lineRule="auto"/>
         <w:ind w:left="0"/>
         <w:jc w:val="left"/>
         <w:outlineLvl w:val="2"/>
       </w:pPr>
-      <w:bookmarkStart w:name="heading_19" w:id="19"/>
-      <w:r>
-        <w:rPr>
-          <w:rFonts w:eastAsia="等线" w:ascii="Arial" w:cs="Arial" w:hAnsi="Arial"/>
-          <w:b w:val="true"/>
+      <w:bookmarkStart w:id="19" w:name="heading_19"/>
+      <w:r>
+        <w:rPr>
+          <w:rFonts w:ascii="Arial" w:hAnsi="Arial" w:eastAsia="等线" w:cs="Arial"/>
+          <w:b/>
           <w:sz w:val="30"/>
         </w:rPr>
         <w:t>5.2 关键指标仪表盘检查</w:t>
@@ -2970,17 +3729,24 @@
     </w:p>
     <w:tbl>
       <w:tblPr>
+        <w:tblStyle w:val="2"/>
         <w:tblW w:w="0" w:type="auto"/>
         <w:tblInd w:w="0" w:type="dxa"/>
         <w:tblBorders>
-          <w:top w:val="single" w:color="dee0e3"/>
-          <w:left w:val="single" w:color="dee0e3"/>
-          <w:bottom w:val="single" w:color="dee0e3"/>
-          <w:right w:val="single" w:color="dee0e3"/>
-          <w:insideH w:val="single" w:color="dee0e3"/>
-          <w:insideV w:val="single" w:color="dee0e3"/>
+          <w:top w:val="single" w:color="DEE0E3" w:sz="0" w:space="0"/>
+          <w:left w:val="single" w:color="DEE0E3" w:sz="0" w:space="0"/>
+          <w:bottom w:val="single" w:color="DEE0E3" w:sz="0" w:space="0"/>
+          <w:right w:val="single" w:color="DEE0E3" w:sz="0" w:space="0"/>
+          <w:insideH w:val="single" w:color="DEE0E3" w:sz="0" w:space="0"/>
+          <w:insideV w:val="single" w:color="DEE0E3" w:sz="0" w:space="0"/>
         </w:tblBorders>
         <w:tblLayout w:type="fixed"/>
+        <w:tblCellMar>
+          <w:top w:w="0" w:type="dxa"/>
+          <w:left w:w="10" w:type="dxa"/>
+          <w:bottom w:w="0" w:type="dxa"/>
+          <w:right w:w="10" w:type="dxa"/>
+        </w:tblCellMar>
       </w:tblPr>
       <w:tblGrid>
         <w:gridCol w:w="1275"/>
@@ -2989,25 +3755,41 @@
         <w:gridCol w:w="1365"/>
       </w:tblGrid>
       <w:tr>
+        <w:tblPrEx>
+          <w:tblBorders>
+            <w:top w:val="single" w:color="DEE0E3" w:sz="0" w:space="0"/>
+            <w:left w:val="single" w:color="DEE0E3" w:sz="0" w:space="0"/>
+            <w:bottom w:val="single" w:color="DEE0E3" w:sz="0" w:space="0"/>
+            <w:right w:val="single" w:color="DEE0E3" w:sz="0" w:space="0"/>
+            <w:insideH w:val="single" w:color="DEE0E3" w:sz="0" w:space="0"/>
+            <w:insideV w:val="single" w:color="DEE0E3" w:sz="0" w:space="0"/>
+          </w:tblBorders>
+          <w:tblCellMar>
+            <w:top w:w="0" w:type="dxa"/>
+            <w:left w:w="10" w:type="dxa"/>
+            <w:bottom w:w="0" w:type="dxa"/>
+            <w:right w:w="10" w:type="dxa"/>
+          </w:tblCellMar>
+        </w:tblPrEx>
         <w:tc>
           <w:tcPr>
             <w:tcW w:w="1275" w:type="dxa"/>
             <w:tcMar>
-              <w:top w:type="dxa" w:w="60"/>
-              <w:left w:type="dxa" w:w="120"/>
-              <w:bottom w:type="dxa" w:w="30"/>
-              <w:right w:type="dxa" w:w="120"/>
-            </w:tcMar>
-          </w:tcPr>
-          <w:p>
-            <w:pPr>
-              <w:spacing w:before="120" w:after="120" w:line="288" w:lineRule="auto"/>
-              <w:ind w:left="0"/>
-              <w:jc w:val="left"/>
-            </w:pPr>
-            <w:r>
-              <w:rPr>
-                <w:rFonts w:eastAsia="等线" w:ascii="Arial" w:cs="Arial" w:hAnsi="Arial"/>
+              <w:top w:w="60" w:type="dxa"/>
+              <w:left w:w="120" w:type="dxa"/>
+              <w:bottom w:w="30" w:type="dxa"/>
+              <w:right w:w="120" w:type="dxa"/>
+            </w:tcMar>
+          </w:tcPr>
+          <w:p>
+            <w:pPr>
+              <w:spacing w:before="120" w:after="120" w:line="288" w:lineRule="auto"/>
+              <w:ind w:left="0"/>
+              <w:jc w:val="left"/>
+            </w:pPr>
+            <w:r>
+              <w:rPr>
+                <w:rFonts w:ascii="Arial" w:hAnsi="Arial" w:eastAsia="等线" w:cs="Arial"/>
                 <w:sz w:val="22"/>
               </w:rPr>
               <w:t>序号</w:t>
@@ -3018,21 +3800,21 @@
           <w:tcPr>
             <w:tcW w:w="4275" w:type="dxa"/>
             <w:tcMar>
-              <w:top w:type="dxa" w:w="60"/>
-              <w:left w:type="dxa" w:w="120"/>
-              <w:bottom w:type="dxa" w:w="30"/>
-              <w:right w:type="dxa" w:w="120"/>
-            </w:tcMar>
-          </w:tcPr>
-          <w:p>
-            <w:pPr>
-              <w:spacing w:before="120" w:after="120" w:line="288" w:lineRule="auto"/>
-              <w:ind w:left="0"/>
-              <w:jc w:val="left"/>
-            </w:pPr>
-            <w:r>
-              <w:rPr>
-                <w:rFonts w:eastAsia="等线" w:ascii="Arial" w:cs="Arial" w:hAnsi="Arial"/>
+              <w:top w:w="60" w:type="dxa"/>
+              <w:left w:w="120" w:type="dxa"/>
+              <w:bottom w:w="30" w:type="dxa"/>
+              <w:right w:w="120" w:type="dxa"/>
+            </w:tcMar>
+          </w:tcPr>
+          <w:p>
+            <w:pPr>
+              <w:spacing w:before="120" w:after="120" w:line="288" w:lineRule="auto"/>
+              <w:ind w:left="0"/>
+              <w:jc w:val="left"/>
+            </w:pPr>
+            <w:r>
+              <w:rPr>
+                <w:rFonts w:ascii="Arial" w:hAnsi="Arial" w:eastAsia="等线" w:cs="Arial"/>
                 <w:sz w:val="22"/>
               </w:rPr>
               <w:t>检查项</w:t>
@@ -3043,21 +3825,21 @@
           <w:tcPr>
             <w:tcW w:w="1365" w:type="dxa"/>
             <w:tcMar>
-              <w:top w:type="dxa" w:w="60"/>
-              <w:left w:type="dxa" w:w="120"/>
-              <w:bottom w:type="dxa" w:w="30"/>
-              <w:right w:type="dxa" w:w="120"/>
-            </w:tcMar>
-          </w:tcPr>
-          <w:p>
-            <w:pPr>
-              <w:spacing w:before="120" w:after="120" w:line="288" w:lineRule="auto"/>
-              <w:ind w:left="0"/>
-              <w:jc w:val="left"/>
-            </w:pPr>
-            <w:r>
-              <w:rPr>
-                <w:rFonts w:eastAsia="等线" w:ascii="Arial" w:cs="Arial" w:hAnsi="Arial"/>
+              <w:top w:w="60" w:type="dxa"/>
+              <w:left w:w="120" w:type="dxa"/>
+              <w:bottom w:w="30" w:type="dxa"/>
+              <w:right w:w="120" w:type="dxa"/>
+            </w:tcMar>
+          </w:tcPr>
+          <w:p>
+            <w:pPr>
+              <w:spacing w:before="120" w:after="120" w:line="288" w:lineRule="auto"/>
+              <w:ind w:left="0"/>
+              <w:jc w:val="left"/>
+            </w:pPr>
+            <w:r>
+              <w:rPr>
+                <w:rFonts w:ascii="Arial" w:hAnsi="Arial" w:eastAsia="等线" w:cs="Arial"/>
                 <w:sz w:val="22"/>
               </w:rPr>
               <w:t>是/否</w:t>
@@ -3068,21 +3850,21 @@
           <w:tcPr>
             <w:tcW w:w="1365" w:type="dxa"/>
             <w:tcMar>
-              <w:top w:type="dxa" w:w="60"/>
-              <w:left w:type="dxa" w:w="120"/>
-              <w:bottom w:type="dxa" w:w="30"/>
-              <w:right w:type="dxa" w:w="120"/>
-            </w:tcMar>
-          </w:tcPr>
-          <w:p>
-            <w:pPr>
-              <w:spacing w:before="120" w:after="120" w:line="288" w:lineRule="auto"/>
-              <w:ind w:left="0"/>
-              <w:jc w:val="left"/>
-            </w:pPr>
-            <w:r>
-              <w:rPr>
-                <w:rFonts w:eastAsia="等线" w:ascii="Arial" w:cs="Arial" w:hAnsi="Arial"/>
+              <w:top w:w="60" w:type="dxa"/>
+              <w:left w:w="120" w:type="dxa"/>
+              <w:bottom w:w="30" w:type="dxa"/>
+              <w:right w:w="120" w:type="dxa"/>
+            </w:tcMar>
+          </w:tcPr>
+          <w:p>
+            <w:pPr>
+              <w:spacing w:before="120" w:after="120" w:line="288" w:lineRule="auto"/>
+              <w:ind w:left="0"/>
+              <w:jc w:val="left"/>
+            </w:pPr>
+            <w:r>
+              <w:rPr>
+                <w:rFonts w:ascii="Arial" w:hAnsi="Arial" w:eastAsia="等线" w:cs="Arial"/>
                 <w:sz w:val="22"/>
               </w:rPr>
               <w:t>备注</w:t>
@@ -3091,25 +3873,41 @@
         </w:tc>
       </w:tr>
       <w:tr>
+        <w:tblPrEx>
+          <w:tblBorders>
+            <w:top w:val="single" w:color="DEE0E3" w:sz="0" w:space="0"/>
+            <w:left w:val="single" w:color="DEE0E3" w:sz="0" w:space="0"/>
+            <w:bottom w:val="single" w:color="DEE0E3" w:sz="0" w:space="0"/>
+            <w:right w:val="single" w:color="DEE0E3" w:sz="0" w:space="0"/>
+            <w:insideH w:val="single" w:color="DEE0E3" w:sz="0" w:space="0"/>
+            <w:insideV w:val="single" w:color="DEE0E3" w:sz="0" w:space="0"/>
+          </w:tblBorders>
+          <w:tblCellMar>
+            <w:top w:w="0" w:type="dxa"/>
+            <w:left w:w="10" w:type="dxa"/>
+            <w:bottom w:w="0" w:type="dxa"/>
+            <w:right w:w="10" w:type="dxa"/>
+          </w:tblCellMar>
+        </w:tblPrEx>
         <w:tc>
           <w:tcPr>
             <w:tcW w:w="1275" w:type="dxa"/>
             <w:tcMar>
-              <w:top w:type="dxa" w:w="60"/>
-              <w:left w:type="dxa" w:w="120"/>
-              <w:bottom w:type="dxa" w:w="30"/>
-              <w:right w:type="dxa" w:w="120"/>
-            </w:tcMar>
-          </w:tcPr>
-          <w:p>
-            <w:pPr>
-              <w:spacing w:before="120" w:after="120" w:line="288" w:lineRule="auto"/>
-              <w:ind w:left="0"/>
-              <w:jc w:val="left"/>
-            </w:pPr>
-            <w:r>
-              <w:rPr>
-                <w:rFonts w:eastAsia="等线" w:ascii="Arial" w:cs="Arial" w:hAnsi="Arial"/>
+              <w:top w:w="60" w:type="dxa"/>
+              <w:left w:w="120" w:type="dxa"/>
+              <w:bottom w:w="30" w:type="dxa"/>
+              <w:right w:w="120" w:type="dxa"/>
+            </w:tcMar>
+          </w:tcPr>
+          <w:p>
+            <w:pPr>
+              <w:spacing w:before="120" w:after="120" w:line="288" w:lineRule="auto"/>
+              <w:ind w:left="0"/>
+              <w:jc w:val="left"/>
+            </w:pPr>
+            <w:r>
+              <w:rPr>
+                <w:rFonts w:ascii="Arial" w:hAnsi="Arial" w:eastAsia="等线" w:cs="Arial"/>
                 <w:sz w:val="22"/>
               </w:rPr>
               <w:t>10</w:t>
@@ -3120,36 +3918,36 @@
           <w:tcPr>
             <w:tcW w:w="4275" w:type="dxa"/>
             <w:tcMar>
-              <w:top w:type="dxa" w:w="60"/>
-              <w:left w:type="dxa" w:w="120"/>
-              <w:bottom w:type="dxa" w:w="30"/>
-              <w:right w:type="dxa" w:w="120"/>
-            </w:tcMar>
-          </w:tcPr>
-          <w:p>
-            <w:pPr>
-              <w:spacing w:before="120" w:after="120" w:line="288" w:lineRule="auto"/>
-              <w:ind w:left="0"/>
-              <w:jc w:val="left"/>
-            </w:pPr>
-            <w:r>
-              <w:rPr>
-                <w:rFonts w:eastAsia="等线" w:ascii="Arial" w:cs="Arial" w:hAnsi="Arial"/>
+              <w:top w:w="60" w:type="dxa"/>
+              <w:left w:w="120" w:type="dxa"/>
+              <w:bottom w:w="30" w:type="dxa"/>
+              <w:right w:w="120" w:type="dxa"/>
+            </w:tcMar>
+          </w:tcPr>
+          <w:p>
+            <w:pPr>
+              <w:spacing w:before="120" w:after="120" w:line="288" w:lineRule="auto"/>
+              <w:ind w:left="0"/>
+              <w:jc w:val="left"/>
+            </w:pPr>
+            <w:r>
+              <w:rPr>
+                <w:rFonts w:ascii="Arial" w:hAnsi="Arial" w:eastAsia="等线" w:cs="Arial"/>
                 <w:sz w:val="22"/>
               </w:rPr>
               <w:t xml:space="preserve">风温仪表盘是否明确绑定 </w:t>
             </w:r>
             <w:r>
               <w:rPr>
-                <w:rFonts w:eastAsia="Consolas" w:ascii="Consolas" w:cs="Consolas" w:hAnsi="Consolas"/>
-                <w:sz w:val="22"/>
-                <w:shd w:fill="EFF0F1"/>
+                <w:rFonts w:ascii="Consolas" w:hAnsi="Consolas" w:eastAsia="Consolas" w:cs="Consolas"/>
+                <w:sz w:val="22"/>
+                <w:shd w:val="clear" w:fill="EFF0F1"/>
               </w:rPr>
               <w:t>metrics["风温"]</w:t>
             </w:r>
             <w:r>
               <w:rPr>
-                <w:rFonts w:eastAsia="等线" w:ascii="Arial" w:cs="Arial" w:hAnsi="Arial"/>
+                <w:rFonts w:ascii="Arial" w:hAnsi="Arial" w:eastAsia="等线" w:cs="Arial"/>
                 <w:sz w:val="22"/>
               </w:rPr>
               <w:t>？</w:t>
@@ -3160,10 +3958,10 @@
           <w:tcPr>
             <w:tcW w:w="1365" w:type="dxa"/>
             <w:tcMar>
-              <w:top w:type="dxa" w:w="60"/>
-              <w:left w:type="dxa" w:w="120"/>
-              <w:bottom w:type="dxa" w:w="30"/>
-              <w:right w:type="dxa" w:w="120"/>
+              <w:top w:w="60" w:type="dxa"/>
+              <w:left w:w="120" w:type="dxa"/>
+              <w:bottom w:w="30" w:type="dxa"/>
+              <w:right w:w="120" w:type="dxa"/>
             </w:tcMar>
           </w:tcPr>
           <w:p>
@@ -3178,10 +3976,10 @@
           <w:tcPr>
             <w:tcW w:w="1365" w:type="dxa"/>
             <w:tcMar>
-              <w:top w:type="dxa" w:w="60"/>
-              <w:left w:type="dxa" w:w="120"/>
-              <w:bottom w:type="dxa" w:w="30"/>
-              <w:right w:type="dxa" w:w="120"/>
+              <w:top w:w="60" w:type="dxa"/>
+              <w:left w:w="120" w:type="dxa"/>
+              <w:bottom w:w="30" w:type="dxa"/>
+              <w:right w:w="120" w:type="dxa"/>
             </w:tcMar>
           </w:tcPr>
           <w:p>
@@ -3194,25 +3992,41 @@
         </w:tc>
       </w:tr>
       <w:tr>
+        <w:tblPrEx>
+          <w:tblBorders>
+            <w:top w:val="single" w:color="DEE0E3" w:sz="0" w:space="0"/>
+            <w:left w:val="single" w:color="DEE0E3" w:sz="0" w:space="0"/>
+            <w:bottom w:val="single" w:color="DEE0E3" w:sz="0" w:space="0"/>
+            <w:right w:val="single" w:color="DEE0E3" w:sz="0" w:space="0"/>
+            <w:insideH w:val="single" w:color="DEE0E3" w:sz="0" w:space="0"/>
+            <w:insideV w:val="single" w:color="DEE0E3" w:sz="0" w:space="0"/>
+          </w:tblBorders>
+          <w:tblCellMar>
+            <w:top w:w="0" w:type="dxa"/>
+            <w:left w:w="10" w:type="dxa"/>
+            <w:bottom w:w="0" w:type="dxa"/>
+            <w:right w:w="10" w:type="dxa"/>
+          </w:tblCellMar>
+        </w:tblPrEx>
         <w:tc>
           <w:tcPr>
             <w:tcW w:w="1275" w:type="dxa"/>
             <w:tcMar>
-              <w:top w:type="dxa" w:w="60"/>
-              <w:left w:type="dxa" w:w="120"/>
-              <w:bottom w:type="dxa" w:w="30"/>
-              <w:right w:type="dxa" w:w="120"/>
-            </w:tcMar>
-          </w:tcPr>
-          <w:p>
-            <w:pPr>
-              <w:spacing w:before="120" w:after="120" w:line="288" w:lineRule="auto"/>
-              <w:ind w:left="0"/>
-              <w:jc w:val="left"/>
-            </w:pPr>
-            <w:r>
-              <w:rPr>
-                <w:rFonts w:eastAsia="等线" w:ascii="Arial" w:cs="Arial" w:hAnsi="Arial"/>
+              <w:top w:w="60" w:type="dxa"/>
+              <w:left w:w="120" w:type="dxa"/>
+              <w:bottom w:w="30" w:type="dxa"/>
+              <w:right w:w="120" w:type="dxa"/>
+            </w:tcMar>
+          </w:tcPr>
+          <w:p>
+            <w:pPr>
+              <w:spacing w:before="120" w:after="120" w:line="288" w:lineRule="auto"/>
+              <w:ind w:left="0"/>
+              <w:jc w:val="left"/>
+            </w:pPr>
+            <w:r>
+              <w:rPr>
+                <w:rFonts w:ascii="Arial" w:hAnsi="Arial" w:eastAsia="等线" w:cs="Arial"/>
                 <w:sz w:val="22"/>
               </w:rPr>
               <w:t>11</w:t>
@@ -3223,36 +4037,36 @@
           <w:tcPr>
             <w:tcW w:w="4275" w:type="dxa"/>
             <w:tcMar>
-              <w:top w:type="dxa" w:w="60"/>
-              <w:left w:type="dxa" w:w="120"/>
-              <w:bottom w:type="dxa" w:w="30"/>
-              <w:right w:type="dxa" w:w="120"/>
-            </w:tcMar>
-          </w:tcPr>
-          <w:p>
-            <w:pPr>
-              <w:spacing w:before="120" w:after="120" w:line="288" w:lineRule="auto"/>
-              <w:ind w:left="0"/>
-              <w:jc w:val="left"/>
-            </w:pPr>
-            <w:r>
-              <w:rPr>
-                <w:rFonts w:eastAsia="等线" w:ascii="Arial" w:cs="Arial" w:hAnsi="Arial"/>
+              <w:top w:w="60" w:type="dxa"/>
+              <w:left w:w="120" w:type="dxa"/>
+              <w:bottom w:w="30" w:type="dxa"/>
+              <w:right w:w="120" w:type="dxa"/>
+            </w:tcMar>
+          </w:tcPr>
+          <w:p>
+            <w:pPr>
+              <w:spacing w:before="120" w:after="120" w:line="288" w:lineRule="auto"/>
+              <w:ind w:left="0"/>
+              <w:jc w:val="left"/>
+            </w:pPr>
+            <w:r>
+              <w:rPr>
+                <w:rFonts w:ascii="Arial" w:hAnsi="Arial" w:eastAsia="等线" w:cs="Arial"/>
                 <w:sz w:val="22"/>
               </w:rPr>
               <w:t xml:space="preserve">炉压仪表盘是否明确绑定 </w:t>
             </w:r>
             <w:r>
               <w:rPr>
-                <w:rFonts w:eastAsia="Consolas" w:ascii="Consolas" w:cs="Consolas" w:hAnsi="Consolas"/>
-                <w:sz w:val="22"/>
-                <w:shd w:fill="EFF0F1"/>
+                <w:rFonts w:ascii="Consolas" w:hAnsi="Consolas" w:eastAsia="Consolas" w:cs="Consolas"/>
+                <w:sz w:val="22"/>
+                <w:shd w:val="clear" w:fill="EFF0F1"/>
               </w:rPr>
               <w:t>metrics["炉压"]</w:t>
             </w:r>
             <w:r>
               <w:rPr>
-                <w:rFonts w:eastAsia="等线" w:ascii="Arial" w:cs="Arial" w:hAnsi="Arial"/>
+                <w:rFonts w:ascii="Arial" w:hAnsi="Arial" w:eastAsia="等线" w:cs="Arial"/>
                 <w:sz w:val="22"/>
               </w:rPr>
               <w:t>？</w:t>
@@ -3263,10 +4077,10 @@
           <w:tcPr>
             <w:tcW w:w="1365" w:type="dxa"/>
             <w:tcMar>
-              <w:top w:type="dxa" w:w="60"/>
-              <w:left w:type="dxa" w:w="120"/>
-              <w:bottom w:type="dxa" w:w="30"/>
-              <w:right w:type="dxa" w:w="120"/>
+              <w:top w:w="60" w:type="dxa"/>
+              <w:left w:w="120" w:type="dxa"/>
+              <w:bottom w:w="30" w:type="dxa"/>
+              <w:right w:w="120" w:type="dxa"/>
             </w:tcMar>
           </w:tcPr>
           <w:p>
@@ -3281,10 +4095,10 @@
           <w:tcPr>
             <w:tcW w:w="1365" w:type="dxa"/>
             <w:tcMar>
-              <w:top w:type="dxa" w:w="60"/>
-              <w:left w:type="dxa" w:w="120"/>
-              <w:bottom w:type="dxa" w:w="30"/>
-              <w:right w:type="dxa" w:w="120"/>
+              <w:top w:w="60" w:type="dxa"/>
+              <w:left w:w="120" w:type="dxa"/>
+              <w:bottom w:w="30" w:type="dxa"/>
+              <w:right w:w="120" w:type="dxa"/>
             </w:tcMar>
           </w:tcPr>
           <w:p>
@@ -3297,25 +4111,41 @@
         </w:tc>
       </w:tr>
       <w:tr>
+        <w:tblPrEx>
+          <w:tblBorders>
+            <w:top w:val="single" w:color="DEE0E3" w:sz="0" w:space="0"/>
+            <w:left w:val="single" w:color="DEE0E3" w:sz="0" w:space="0"/>
+            <w:bottom w:val="single" w:color="DEE0E3" w:sz="0" w:space="0"/>
+            <w:right w:val="single" w:color="DEE0E3" w:sz="0" w:space="0"/>
+            <w:insideH w:val="single" w:color="DEE0E3" w:sz="0" w:space="0"/>
+            <w:insideV w:val="single" w:color="DEE0E3" w:sz="0" w:space="0"/>
+          </w:tblBorders>
+          <w:tblCellMar>
+            <w:top w:w="0" w:type="dxa"/>
+            <w:left w:w="10" w:type="dxa"/>
+            <w:bottom w:w="0" w:type="dxa"/>
+            <w:right w:w="10" w:type="dxa"/>
+          </w:tblCellMar>
+        </w:tblPrEx>
         <w:tc>
           <w:tcPr>
             <w:tcW w:w="1275" w:type="dxa"/>
             <w:tcMar>
-              <w:top w:type="dxa" w:w="60"/>
-              <w:left w:type="dxa" w:w="120"/>
-              <w:bottom w:type="dxa" w:w="30"/>
-              <w:right w:type="dxa" w:w="120"/>
-            </w:tcMar>
-          </w:tcPr>
-          <w:p>
-            <w:pPr>
-              <w:spacing w:before="120" w:after="120" w:line="288" w:lineRule="auto"/>
-              <w:ind w:left="0"/>
-              <w:jc w:val="left"/>
-            </w:pPr>
-            <w:r>
-              <w:rPr>
-                <w:rFonts w:eastAsia="等线" w:ascii="Arial" w:cs="Arial" w:hAnsi="Arial"/>
+              <w:top w:w="60" w:type="dxa"/>
+              <w:left w:w="120" w:type="dxa"/>
+              <w:bottom w:w="30" w:type="dxa"/>
+              <w:right w:w="120" w:type="dxa"/>
+            </w:tcMar>
+          </w:tcPr>
+          <w:p>
+            <w:pPr>
+              <w:spacing w:before="120" w:after="120" w:line="288" w:lineRule="auto"/>
+              <w:ind w:left="0"/>
+              <w:jc w:val="left"/>
+            </w:pPr>
+            <w:r>
+              <w:rPr>
+                <w:rFonts w:ascii="Arial" w:hAnsi="Arial" w:eastAsia="等线" w:cs="Arial"/>
                 <w:sz w:val="22"/>
               </w:rPr>
               <w:t>12</w:t>
@@ -3326,21 +4156,21 @@
           <w:tcPr>
             <w:tcW w:w="4275" w:type="dxa"/>
             <w:tcMar>
-              <w:top w:type="dxa" w:w="60"/>
-              <w:left w:type="dxa" w:w="120"/>
-              <w:bottom w:type="dxa" w:w="30"/>
-              <w:right w:type="dxa" w:w="120"/>
-            </w:tcMar>
-          </w:tcPr>
-          <w:p>
-            <w:pPr>
-              <w:spacing w:before="120" w:after="120" w:line="288" w:lineRule="auto"/>
-              <w:ind w:left="0"/>
-              <w:jc w:val="left"/>
-            </w:pPr>
-            <w:r>
-              <w:rPr>
-                <w:rFonts w:eastAsia="等线" w:ascii="Arial" w:cs="Arial" w:hAnsi="Arial"/>
+              <w:top w:w="60" w:type="dxa"/>
+              <w:left w:w="120" w:type="dxa"/>
+              <w:bottom w:w="30" w:type="dxa"/>
+              <w:right w:w="120" w:type="dxa"/>
+            </w:tcMar>
+          </w:tcPr>
+          <w:p>
+            <w:pPr>
+              <w:spacing w:before="120" w:after="120" w:line="288" w:lineRule="auto"/>
+              <w:ind w:left="0"/>
+              <w:jc w:val="left"/>
+            </w:pPr>
+            <w:r>
+              <w:rPr>
+                <w:rFonts w:ascii="Arial" w:hAnsi="Arial" w:eastAsia="等线" w:cs="Arial"/>
                 <w:sz w:val="22"/>
               </w:rPr>
               <w:t>仪表盘单位是否标注？（℃ 和 kPa）</w:t>
@@ -3351,10 +4181,10 @@
           <w:tcPr>
             <w:tcW w:w="1365" w:type="dxa"/>
             <w:tcMar>
-              <w:top w:type="dxa" w:w="60"/>
-              <w:left w:type="dxa" w:w="120"/>
-              <w:bottom w:type="dxa" w:w="30"/>
-              <w:right w:type="dxa" w:w="120"/>
+              <w:top w:w="60" w:type="dxa"/>
+              <w:left w:w="120" w:type="dxa"/>
+              <w:bottom w:w="30" w:type="dxa"/>
+              <w:right w:w="120" w:type="dxa"/>
             </w:tcMar>
           </w:tcPr>
           <w:p>
@@ -3369,10 +4199,10 @@
           <w:tcPr>
             <w:tcW w:w="1365" w:type="dxa"/>
             <w:tcMar>
-              <w:top w:type="dxa" w:w="60"/>
-              <w:left w:type="dxa" w:w="120"/>
-              <w:bottom w:type="dxa" w:w="30"/>
-              <w:right w:type="dxa" w:w="120"/>
+              <w:top w:w="60" w:type="dxa"/>
+              <w:left w:w="120" w:type="dxa"/>
+              <w:bottom w:w="30" w:type="dxa"/>
+              <w:right w:w="120" w:type="dxa"/>
             </w:tcMar>
           </w:tcPr>
           <w:p>
@@ -3385,25 +4215,41 @@
         </w:tc>
       </w:tr>
       <w:tr>
+        <w:tblPrEx>
+          <w:tblBorders>
+            <w:top w:val="single" w:color="DEE0E3" w:sz="0" w:space="0"/>
+            <w:left w:val="single" w:color="DEE0E3" w:sz="0" w:space="0"/>
+            <w:bottom w:val="single" w:color="DEE0E3" w:sz="0" w:space="0"/>
+            <w:right w:val="single" w:color="DEE0E3" w:sz="0" w:space="0"/>
+            <w:insideH w:val="single" w:color="DEE0E3" w:sz="0" w:space="0"/>
+            <w:insideV w:val="single" w:color="DEE0E3" w:sz="0" w:space="0"/>
+          </w:tblBorders>
+          <w:tblCellMar>
+            <w:top w:w="0" w:type="dxa"/>
+            <w:left w:w="10" w:type="dxa"/>
+            <w:bottom w:w="0" w:type="dxa"/>
+            <w:right w:w="10" w:type="dxa"/>
+          </w:tblCellMar>
+        </w:tblPrEx>
         <w:tc>
           <w:tcPr>
             <w:tcW w:w="1275" w:type="dxa"/>
             <w:tcMar>
-              <w:top w:type="dxa" w:w="60"/>
-              <w:left w:type="dxa" w:w="120"/>
-              <w:bottom w:type="dxa" w:w="30"/>
-              <w:right w:type="dxa" w:w="120"/>
-            </w:tcMar>
-          </w:tcPr>
-          <w:p>
-            <w:pPr>
-              <w:spacing w:before="120" w:after="120" w:line="288" w:lineRule="auto"/>
-              <w:ind w:left="0"/>
-              <w:jc w:val="left"/>
-            </w:pPr>
-            <w:r>
-              <w:rPr>
-                <w:rFonts w:eastAsia="等线" w:ascii="Arial" w:cs="Arial" w:hAnsi="Arial"/>
+              <w:top w:w="60" w:type="dxa"/>
+              <w:left w:w="120" w:type="dxa"/>
+              <w:bottom w:w="30" w:type="dxa"/>
+              <w:right w:w="120" w:type="dxa"/>
+            </w:tcMar>
+          </w:tcPr>
+          <w:p>
+            <w:pPr>
+              <w:spacing w:before="120" w:after="120" w:line="288" w:lineRule="auto"/>
+              <w:ind w:left="0"/>
+              <w:jc w:val="left"/>
+            </w:pPr>
+            <w:r>
+              <w:rPr>
+                <w:rFonts w:ascii="Arial" w:hAnsi="Arial" w:eastAsia="等线" w:cs="Arial"/>
                 <w:sz w:val="22"/>
               </w:rPr>
               <w:t>13</w:t>
@@ -3414,21 +4260,21 @@
           <w:tcPr>
             <w:tcW w:w="4275" w:type="dxa"/>
             <w:tcMar>
-              <w:top w:type="dxa" w:w="60"/>
-              <w:left w:type="dxa" w:w="120"/>
-              <w:bottom w:type="dxa" w:w="30"/>
-              <w:right w:type="dxa" w:w="120"/>
-            </w:tcMar>
-          </w:tcPr>
-          <w:p>
-            <w:pPr>
-              <w:spacing w:before="120" w:after="120" w:line="288" w:lineRule="auto"/>
-              <w:ind w:left="0"/>
-              <w:jc w:val="left"/>
-            </w:pPr>
-            <w:r>
-              <w:rPr>
-                <w:rFonts w:eastAsia="等线" w:ascii="Arial" w:cs="Arial" w:hAnsi="Arial"/>
+              <w:top w:w="60" w:type="dxa"/>
+              <w:left w:w="120" w:type="dxa"/>
+              <w:bottom w:w="30" w:type="dxa"/>
+              <w:right w:w="120" w:type="dxa"/>
+            </w:tcMar>
+          </w:tcPr>
+          <w:p>
+            <w:pPr>
+              <w:spacing w:before="120" w:after="120" w:line="288" w:lineRule="auto"/>
+              <w:ind w:left="0"/>
+              <w:jc w:val="left"/>
+            </w:pPr>
+            <w:r>
+              <w:rPr>
+                <w:rFonts w:ascii="Arial" w:hAnsi="Arial" w:eastAsia="等线" w:cs="Arial"/>
                 <w:sz w:val="22"/>
               </w:rPr>
               <w:t>是否明确说明"只取 realtime 数据"？（排除 history 和 prediction）</w:t>
@@ -3439,10 +4285,10 @@
           <w:tcPr>
             <w:tcW w:w="1365" w:type="dxa"/>
             <w:tcMar>
-              <w:top w:type="dxa" w:w="60"/>
-              <w:left w:type="dxa" w:w="120"/>
-              <w:bottom w:type="dxa" w:w="30"/>
-              <w:right w:type="dxa" w:w="120"/>
+              <w:top w:w="60" w:type="dxa"/>
+              <w:left w:w="120" w:type="dxa"/>
+              <w:bottom w:w="30" w:type="dxa"/>
+              <w:right w:w="120" w:type="dxa"/>
             </w:tcMar>
           </w:tcPr>
           <w:p>
@@ -3457,10 +4303,10 @@
           <w:tcPr>
             <w:tcW w:w="1365" w:type="dxa"/>
             <w:tcMar>
-              <w:top w:type="dxa" w:w="60"/>
-              <w:left w:type="dxa" w:w="120"/>
-              <w:bottom w:type="dxa" w:w="30"/>
-              <w:right w:type="dxa" w:w="120"/>
+              <w:top w:w="60" w:type="dxa"/>
+              <w:left w:w="120" w:type="dxa"/>
+              <w:bottom w:w="30" w:type="dxa"/>
+              <w:right w:w="120" w:type="dxa"/>
             </w:tcMar>
           </w:tcPr>
           <w:p>
@@ -3473,25 +4319,41 @@
         </w:tc>
       </w:tr>
       <w:tr>
+        <w:tblPrEx>
+          <w:tblBorders>
+            <w:top w:val="single" w:color="DEE0E3" w:sz="0" w:space="0"/>
+            <w:left w:val="single" w:color="DEE0E3" w:sz="0" w:space="0"/>
+            <w:bottom w:val="single" w:color="DEE0E3" w:sz="0" w:space="0"/>
+            <w:right w:val="single" w:color="DEE0E3" w:sz="0" w:space="0"/>
+            <w:insideH w:val="single" w:color="DEE0E3" w:sz="0" w:space="0"/>
+            <w:insideV w:val="single" w:color="DEE0E3" w:sz="0" w:space="0"/>
+          </w:tblBorders>
+          <w:tblCellMar>
+            <w:top w:w="0" w:type="dxa"/>
+            <w:left w:w="10" w:type="dxa"/>
+            <w:bottom w:w="0" w:type="dxa"/>
+            <w:right w:w="10" w:type="dxa"/>
+          </w:tblCellMar>
+        </w:tblPrEx>
         <w:tc>
           <w:tcPr>
             <w:tcW w:w="1275" w:type="dxa"/>
             <w:tcMar>
-              <w:top w:type="dxa" w:w="60"/>
-              <w:left w:type="dxa" w:w="120"/>
-              <w:bottom w:type="dxa" w:w="30"/>
-              <w:right w:type="dxa" w:w="120"/>
-            </w:tcMar>
-          </w:tcPr>
-          <w:p>
-            <w:pPr>
-              <w:spacing w:before="120" w:after="120" w:line="288" w:lineRule="auto"/>
-              <w:ind w:left="0"/>
-              <w:jc w:val="left"/>
-            </w:pPr>
-            <w:r>
-              <w:rPr>
-                <w:rFonts w:eastAsia="等线" w:ascii="Arial" w:cs="Arial" w:hAnsi="Arial"/>
+              <w:top w:w="60" w:type="dxa"/>
+              <w:left w:w="120" w:type="dxa"/>
+              <w:bottom w:w="30" w:type="dxa"/>
+              <w:right w:w="120" w:type="dxa"/>
+            </w:tcMar>
+          </w:tcPr>
+          <w:p>
+            <w:pPr>
+              <w:spacing w:before="120" w:after="120" w:line="288" w:lineRule="auto"/>
+              <w:ind w:left="0"/>
+              <w:jc w:val="left"/>
+            </w:pPr>
+            <w:r>
+              <w:rPr>
+                <w:rFonts w:ascii="Arial" w:hAnsi="Arial" w:eastAsia="等线" w:cs="Arial"/>
                 <w:sz w:val="22"/>
               </w:rPr>
               <w:t>14</w:t>
@@ -3502,21 +4364,21 @@
           <w:tcPr>
             <w:tcW w:w="4275" w:type="dxa"/>
             <w:tcMar>
-              <w:top w:type="dxa" w:w="60"/>
-              <w:left w:type="dxa" w:w="120"/>
-              <w:bottom w:type="dxa" w:w="30"/>
-              <w:right w:type="dxa" w:w="120"/>
-            </w:tcMar>
-          </w:tcPr>
-          <w:p>
-            <w:pPr>
-              <w:spacing w:before="120" w:after="120" w:line="288" w:lineRule="auto"/>
-              <w:ind w:left="0"/>
-              <w:jc w:val="left"/>
-            </w:pPr>
-            <w:r>
-              <w:rPr>
-                <w:rFonts w:eastAsia="等线" w:ascii="Arial" w:cs="Arial" w:hAnsi="Arial"/>
+              <w:top w:w="60" w:type="dxa"/>
+              <w:left w:w="120" w:type="dxa"/>
+              <w:bottom w:w="30" w:type="dxa"/>
+              <w:right w:w="120" w:type="dxa"/>
+            </w:tcMar>
+          </w:tcPr>
+          <w:p>
+            <w:pPr>
+              <w:spacing w:before="120" w:after="120" w:line="288" w:lineRule="auto"/>
+              <w:ind w:left="0"/>
+              <w:jc w:val="left"/>
+            </w:pPr>
+            <w:r>
+              <w:rPr>
+                <w:rFonts w:ascii="Arial" w:hAnsi="Arial" w:eastAsia="等线" w:cs="Arial"/>
                 <w:sz w:val="22"/>
               </w:rPr>
               <w:t>"最新数据"的定义是否明确？（timestamp 最大的那条）</w:t>
@@ -3527,10 +4389,10 @@
           <w:tcPr>
             <w:tcW w:w="1365" w:type="dxa"/>
             <w:tcMar>
-              <w:top w:type="dxa" w:w="60"/>
-              <w:left w:type="dxa" w:w="120"/>
-              <w:bottom w:type="dxa" w:w="30"/>
-              <w:right w:type="dxa" w:w="120"/>
+              <w:top w:w="60" w:type="dxa"/>
+              <w:left w:w="120" w:type="dxa"/>
+              <w:bottom w:w="30" w:type="dxa"/>
+              <w:right w:w="120" w:type="dxa"/>
             </w:tcMar>
           </w:tcPr>
           <w:p>
@@ -3545,10 +4407,10 @@
           <w:tcPr>
             <w:tcW w:w="1365" w:type="dxa"/>
             <w:tcMar>
-              <w:top w:type="dxa" w:w="60"/>
-              <w:left w:type="dxa" w:w="120"/>
-              <w:bottom w:type="dxa" w:w="30"/>
-              <w:right w:type="dxa" w:w="120"/>
+              <w:top w:w="60" w:type="dxa"/>
+              <w:left w:w="120" w:type="dxa"/>
+              <w:bottom w:w="30" w:type="dxa"/>
+              <w:right w:w="120" w:type="dxa"/>
             </w:tcMar>
           </w:tcPr>
           <w:p>
@@ -3561,25 +4423,41 @@
         </w:tc>
       </w:tr>
       <w:tr>
+        <w:tblPrEx>
+          <w:tblBorders>
+            <w:top w:val="single" w:color="DEE0E3" w:sz="0" w:space="0"/>
+            <w:left w:val="single" w:color="DEE0E3" w:sz="0" w:space="0"/>
+            <w:bottom w:val="single" w:color="DEE0E3" w:sz="0" w:space="0"/>
+            <w:right w:val="single" w:color="DEE0E3" w:sz="0" w:space="0"/>
+            <w:insideH w:val="single" w:color="DEE0E3" w:sz="0" w:space="0"/>
+            <w:insideV w:val="single" w:color="DEE0E3" w:sz="0" w:space="0"/>
+          </w:tblBorders>
+          <w:tblCellMar>
+            <w:top w:w="0" w:type="dxa"/>
+            <w:left w:w="10" w:type="dxa"/>
+            <w:bottom w:w="0" w:type="dxa"/>
+            <w:right w:w="10" w:type="dxa"/>
+          </w:tblCellMar>
+        </w:tblPrEx>
         <w:tc>
           <w:tcPr>
             <w:tcW w:w="1275" w:type="dxa"/>
             <w:tcMar>
-              <w:top w:type="dxa" w:w="60"/>
-              <w:left w:type="dxa" w:w="120"/>
-              <w:bottom w:type="dxa" w:w="30"/>
-              <w:right w:type="dxa" w:w="120"/>
-            </w:tcMar>
-          </w:tcPr>
-          <w:p>
-            <w:pPr>
-              <w:spacing w:before="120" w:after="120" w:line="288" w:lineRule="auto"/>
-              <w:ind w:left="0"/>
-              <w:jc w:val="left"/>
-            </w:pPr>
-            <w:r>
-              <w:rPr>
-                <w:rFonts w:eastAsia="等线" w:ascii="Arial" w:cs="Arial" w:hAnsi="Arial"/>
+              <w:top w:w="60" w:type="dxa"/>
+              <w:left w:w="120" w:type="dxa"/>
+              <w:bottom w:w="30" w:type="dxa"/>
+              <w:right w:w="120" w:type="dxa"/>
+            </w:tcMar>
+          </w:tcPr>
+          <w:p>
+            <w:pPr>
+              <w:spacing w:before="120" w:after="120" w:line="288" w:lineRule="auto"/>
+              <w:ind w:left="0"/>
+              <w:jc w:val="left"/>
+            </w:pPr>
+            <w:r>
+              <w:rPr>
+                <w:rFonts w:ascii="Arial" w:hAnsi="Arial" w:eastAsia="等线" w:cs="Arial"/>
                 <w:sz w:val="22"/>
               </w:rPr>
               <w:t>15</w:t>
@@ -3590,21 +4468,21 @@
           <w:tcPr>
             <w:tcW w:w="4275" w:type="dxa"/>
             <w:tcMar>
-              <w:top w:type="dxa" w:w="60"/>
-              <w:left w:type="dxa" w:w="120"/>
-              <w:bottom w:type="dxa" w:w="30"/>
-              <w:right w:type="dxa" w:w="120"/>
-            </w:tcMar>
-          </w:tcPr>
-          <w:p>
-            <w:pPr>
-              <w:spacing w:before="120" w:after="120" w:line="288" w:lineRule="auto"/>
-              <w:ind w:left="0"/>
-              <w:jc w:val="left"/>
-            </w:pPr>
-            <w:r>
-              <w:rPr>
-                <w:rFonts w:eastAsia="等线" w:ascii="Arial" w:cs="Arial" w:hAnsi="Arial"/>
+              <w:top w:w="60" w:type="dxa"/>
+              <w:left w:w="120" w:type="dxa"/>
+              <w:bottom w:w="30" w:type="dxa"/>
+              <w:right w:w="120" w:type="dxa"/>
+            </w:tcMar>
+          </w:tcPr>
+          <w:p>
+            <w:pPr>
+              <w:spacing w:before="120" w:after="120" w:line="288" w:lineRule="auto"/>
+              <w:ind w:left="0"/>
+              <w:jc w:val="left"/>
+            </w:pPr>
+            <w:r>
+              <w:rPr>
+                <w:rFonts w:ascii="Arial" w:hAnsi="Arial" w:eastAsia="等线" w:cs="Arial"/>
                 <w:sz w:val="22"/>
               </w:rPr>
               <w:t>仪表盘显示精度是否约定？（保留几位小数）</w:t>
@@ -3615,10 +4493,10 @@
           <w:tcPr>
             <w:tcW w:w="1365" w:type="dxa"/>
             <w:tcMar>
-              <w:top w:type="dxa" w:w="60"/>
-              <w:left w:type="dxa" w:w="120"/>
-              <w:bottom w:type="dxa" w:w="30"/>
-              <w:right w:type="dxa" w:w="120"/>
+              <w:top w:w="60" w:type="dxa"/>
+              <w:left w:w="120" w:type="dxa"/>
+              <w:bottom w:w="30" w:type="dxa"/>
+              <w:right w:w="120" w:type="dxa"/>
             </w:tcMar>
           </w:tcPr>
           <w:p>
@@ -3633,10 +4511,10 @@
           <w:tcPr>
             <w:tcW w:w="1365" w:type="dxa"/>
             <w:tcMar>
-              <w:top w:type="dxa" w:w="60"/>
-              <w:left w:type="dxa" w:w="120"/>
-              <w:bottom w:type="dxa" w:w="30"/>
-              <w:right w:type="dxa" w:w="120"/>
+              <w:top w:w="60" w:type="dxa"/>
+              <w:left w:w="120" w:type="dxa"/>
+              <w:bottom w:w="30" w:type="dxa"/>
+              <w:right w:w="120" w:type="dxa"/>
             </w:tcMar>
           </w:tcPr>
           <w:p>
@@ -3649,25 +4527,41 @@
         </w:tc>
       </w:tr>
       <w:tr>
+        <w:tblPrEx>
+          <w:tblBorders>
+            <w:top w:val="single" w:color="DEE0E3" w:sz="0" w:space="0"/>
+            <w:left w:val="single" w:color="DEE0E3" w:sz="0" w:space="0"/>
+            <w:bottom w:val="single" w:color="DEE0E3" w:sz="0" w:space="0"/>
+            <w:right w:val="single" w:color="DEE0E3" w:sz="0" w:space="0"/>
+            <w:insideH w:val="single" w:color="DEE0E3" w:sz="0" w:space="0"/>
+            <w:insideV w:val="single" w:color="DEE0E3" w:sz="0" w:space="0"/>
+          </w:tblBorders>
+          <w:tblCellMar>
+            <w:top w:w="0" w:type="dxa"/>
+            <w:left w:w="10" w:type="dxa"/>
+            <w:bottom w:w="0" w:type="dxa"/>
+            <w:right w:w="10" w:type="dxa"/>
+          </w:tblCellMar>
+        </w:tblPrEx>
         <w:tc>
           <w:tcPr>
             <w:tcW w:w="1275" w:type="dxa"/>
             <w:tcMar>
-              <w:top w:type="dxa" w:w="60"/>
-              <w:left w:type="dxa" w:w="120"/>
-              <w:bottom w:type="dxa" w:w="30"/>
-              <w:right w:type="dxa" w:w="120"/>
-            </w:tcMar>
-          </w:tcPr>
-          <w:p>
-            <w:pPr>
-              <w:spacing w:before="120" w:after="120" w:line="288" w:lineRule="auto"/>
-              <w:ind w:left="0"/>
-              <w:jc w:val="left"/>
-            </w:pPr>
-            <w:r>
-              <w:rPr>
-                <w:rFonts w:eastAsia="等线" w:ascii="Arial" w:cs="Arial" w:hAnsi="Arial"/>
+              <w:top w:w="60" w:type="dxa"/>
+              <w:left w:w="120" w:type="dxa"/>
+              <w:bottom w:w="30" w:type="dxa"/>
+              <w:right w:w="120" w:type="dxa"/>
+            </w:tcMar>
+          </w:tcPr>
+          <w:p>
+            <w:pPr>
+              <w:spacing w:before="120" w:after="120" w:line="288" w:lineRule="auto"/>
+              <w:ind w:left="0"/>
+              <w:jc w:val="left"/>
+            </w:pPr>
+            <w:r>
+              <w:rPr>
+                <w:rFonts w:ascii="Arial" w:hAnsi="Arial" w:eastAsia="等线" w:cs="Arial"/>
                 <w:sz w:val="22"/>
               </w:rPr>
               <w:t>16</w:t>
@@ -3678,21 +4572,21 @@
           <w:tcPr>
             <w:tcW w:w="4275" w:type="dxa"/>
             <w:tcMar>
-              <w:top w:type="dxa" w:w="60"/>
-              <w:left w:type="dxa" w:w="120"/>
-              <w:bottom w:type="dxa" w:w="30"/>
-              <w:right w:type="dxa" w:w="120"/>
-            </w:tcMar>
-          </w:tcPr>
-          <w:p>
-            <w:pPr>
-              <w:spacing w:before="120" w:after="120" w:line="288" w:lineRule="auto"/>
-              <w:ind w:left="0"/>
-              <w:jc w:val="left"/>
-            </w:pPr>
-            <w:r>
-              <w:rPr>
-                <w:rFonts w:eastAsia="等线" w:ascii="Arial" w:cs="Arial" w:hAnsi="Arial"/>
+              <w:top w:w="60" w:type="dxa"/>
+              <w:left w:w="120" w:type="dxa"/>
+              <w:bottom w:w="30" w:type="dxa"/>
+              <w:right w:w="120" w:type="dxa"/>
+            </w:tcMar>
+          </w:tcPr>
+          <w:p>
+            <w:pPr>
+              <w:spacing w:before="120" w:after="120" w:line="288" w:lineRule="auto"/>
+              <w:ind w:left="0"/>
+              <w:jc w:val="left"/>
+            </w:pPr>
+            <w:r>
+              <w:rPr>
+                <w:rFonts w:ascii="Arial" w:hAnsi="Arial" w:eastAsia="等线" w:cs="Arial"/>
                 <w:sz w:val="22"/>
               </w:rPr>
               <w:t>仪表盘是否有颜色阈值区间？（如绿色正常区、黄色警告区、红色危险区）阈值是多少？</w:t>
@@ -3703,10 +4597,10 @@
           <w:tcPr>
             <w:tcW w:w="1365" w:type="dxa"/>
             <w:tcMar>
-              <w:top w:type="dxa" w:w="60"/>
-              <w:left w:type="dxa" w:w="120"/>
-              <w:bottom w:type="dxa" w:w="30"/>
-              <w:right w:type="dxa" w:w="120"/>
+              <w:top w:w="60" w:type="dxa"/>
+              <w:left w:w="120" w:type="dxa"/>
+              <w:bottom w:w="30" w:type="dxa"/>
+              <w:right w:w="120" w:type="dxa"/>
             </w:tcMar>
           </w:tcPr>
           <w:p>
@@ -3721,10 +4615,10 @@
           <w:tcPr>
             <w:tcW w:w="1365" w:type="dxa"/>
             <w:tcMar>
-              <w:top w:type="dxa" w:w="60"/>
-              <w:left w:type="dxa" w:w="120"/>
-              <w:bottom w:type="dxa" w:w="30"/>
-              <w:right w:type="dxa" w:w="120"/>
+              <w:top w:w="60" w:type="dxa"/>
+              <w:left w:w="120" w:type="dxa"/>
+              <w:bottom w:w="30" w:type="dxa"/>
+              <w:right w:w="120" w:type="dxa"/>
             </w:tcMar>
           </w:tcPr>
           <w:p>
@@ -3737,25 +4631,41 @@
         </w:tc>
       </w:tr>
       <w:tr>
+        <w:tblPrEx>
+          <w:tblBorders>
+            <w:top w:val="single" w:color="DEE0E3" w:sz="0" w:space="0"/>
+            <w:left w:val="single" w:color="DEE0E3" w:sz="0" w:space="0"/>
+            <w:bottom w:val="single" w:color="DEE0E3" w:sz="0" w:space="0"/>
+            <w:right w:val="single" w:color="DEE0E3" w:sz="0" w:space="0"/>
+            <w:insideH w:val="single" w:color="DEE0E3" w:sz="0" w:space="0"/>
+            <w:insideV w:val="single" w:color="DEE0E3" w:sz="0" w:space="0"/>
+          </w:tblBorders>
+          <w:tblCellMar>
+            <w:top w:w="0" w:type="dxa"/>
+            <w:left w:w="10" w:type="dxa"/>
+            <w:bottom w:w="0" w:type="dxa"/>
+            <w:right w:w="10" w:type="dxa"/>
+          </w:tblCellMar>
+        </w:tblPrEx>
         <w:tc>
           <w:tcPr>
             <w:tcW w:w="1275" w:type="dxa"/>
             <w:tcMar>
-              <w:top w:type="dxa" w:w="60"/>
-              <w:left w:type="dxa" w:w="120"/>
-              <w:bottom w:type="dxa" w:w="30"/>
-              <w:right w:type="dxa" w:w="120"/>
-            </w:tcMar>
-          </w:tcPr>
-          <w:p>
-            <w:pPr>
-              <w:spacing w:before="120" w:after="120" w:line="288" w:lineRule="auto"/>
-              <w:ind w:left="0"/>
-              <w:jc w:val="left"/>
-            </w:pPr>
-            <w:r>
-              <w:rPr>
-                <w:rFonts w:eastAsia="等线" w:ascii="Arial" w:cs="Arial" w:hAnsi="Arial"/>
+              <w:top w:w="60" w:type="dxa"/>
+              <w:left w:w="120" w:type="dxa"/>
+              <w:bottom w:w="30" w:type="dxa"/>
+              <w:right w:w="120" w:type="dxa"/>
+            </w:tcMar>
+          </w:tcPr>
+          <w:p>
+            <w:pPr>
+              <w:spacing w:before="120" w:after="120" w:line="288" w:lineRule="auto"/>
+              <w:ind w:left="0"/>
+              <w:jc w:val="left"/>
+            </w:pPr>
+            <w:r>
+              <w:rPr>
+                <w:rFonts w:ascii="Arial" w:hAnsi="Arial" w:eastAsia="等线" w:cs="Arial"/>
                 <w:sz w:val="22"/>
               </w:rPr>
               <w:t>17</w:t>
@@ -3766,21 +4676,21 @@
           <w:tcPr>
             <w:tcW w:w="4275" w:type="dxa"/>
             <w:tcMar>
-              <w:top w:type="dxa" w:w="60"/>
-              <w:left w:type="dxa" w:w="120"/>
-              <w:bottom w:type="dxa" w:w="30"/>
-              <w:right w:type="dxa" w:w="120"/>
-            </w:tcMar>
-          </w:tcPr>
-          <w:p>
-            <w:pPr>
-              <w:spacing w:before="120" w:after="120" w:line="288" w:lineRule="auto"/>
-              <w:ind w:left="0"/>
-              <w:jc w:val="left"/>
-            </w:pPr>
-            <w:r>
-              <w:rPr>
-                <w:rFonts w:eastAsia="等线" w:ascii="Arial" w:cs="Arial" w:hAnsi="Arial"/>
+              <w:top w:w="60" w:type="dxa"/>
+              <w:left w:w="120" w:type="dxa"/>
+              <w:bottom w:w="30" w:type="dxa"/>
+              <w:right w:w="120" w:type="dxa"/>
+            </w:tcMar>
+          </w:tcPr>
+          <w:p>
+            <w:pPr>
+              <w:spacing w:before="120" w:after="120" w:line="288" w:lineRule="auto"/>
+              <w:ind w:left="0"/>
+              <w:jc w:val="left"/>
+            </w:pPr>
+            <w:r>
+              <w:rPr>
+                <w:rFonts w:ascii="Arial" w:hAnsi="Arial" w:eastAsia="等线" w:cs="Arial"/>
                 <w:sz w:val="22"/>
               </w:rPr>
               <w:t>透气性指标是否有展示区域？如有，绑定哪个字段？</w:t>
@@ -3791,10 +4701,10 @@
           <w:tcPr>
             <w:tcW w:w="1365" w:type="dxa"/>
             <w:tcMar>
-              <w:top w:type="dxa" w:w="60"/>
-              <w:left w:type="dxa" w:w="120"/>
-              <w:bottom w:type="dxa" w:w="30"/>
-              <w:right w:type="dxa" w:w="120"/>
+              <w:top w:w="60" w:type="dxa"/>
+              <w:left w:w="120" w:type="dxa"/>
+              <w:bottom w:w="30" w:type="dxa"/>
+              <w:right w:w="120" w:type="dxa"/>
             </w:tcMar>
           </w:tcPr>
           <w:p>
@@ -3809,10 +4719,10 @@
           <w:tcPr>
             <w:tcW w:w="1365" w:type="dxa"/>
             <w:tcMar>
-              <w:top w:type="dxa" w:w="60"/>
-              <w:left w:type="dxa" w:w="120"/>
-              <w:bottom w:type="dxa" w:w="30"/>
-              <w:right w:type="dxa" w:w="120"/>
+              <w:top w:w="60" w:type="dxa"/>
+              <w:left w:w="120" w:type="dxa"/>
+              <w:bottom w:w="30" w:type="dxa"/>
+              <w:right w:w="120" w:type="dxa"/>
             </w:tcMar>
           </w:tcPr>
           <w:p>
@@ -3827,17 +4737,16 @@
     </w:tbl>
     <w:p>
       <w:pPr>
-        <w:pStyle w:val="3"/>
         <w:spacing w:before="300" w:after="120" w:line="288" w:lineRule="auto"/>
         <w:ind w:left="0"/>
         <w:jc w:val="left"/>
         <w:outlineLvl w:val="2"/>
       </w:pPr>
-      <w:bookmarkStart w:name="heading_20" w:id="20"/>
-      <w:r>
-        <w:rPr>
-          <w:rFonts w:eastAsia="等线" w:ascii="Arial" w:cs="Arial" w:hAnsi="Arial"/>
-          <w:b w:val="true"/>
+      <w:bookmarkStart w:id="20" w:name="heading_20"/>
+      <w:r>
+        <w:rPr>
+          <w:rFonts w:ascii="Arial" w:hAnsi="Arial" w:eastAsia="等线" w:cs="Arial"/>
+          <w:b/>
           <w:sz w:val="30"/>
         </w:rPr>
         <w:t>5.3 预警弹窗 / 跑马灯检查</w:t>
@@ -3846,17 +4755,24 @@
     </w:p>
     <w:tbl>
       <w:tblPr>
+        <w:tblStyle w:val="2"/>
         <w:tblW w:w="0" w:type="auto"/>
         <w:tblInd w:w="0" w:type="dxa"/>
         <w:tblBorders>
-          <w:top w:val="single" w:color="dee0e3"/>
-          <w:left w:val="single" w:color="dee0e3"/>
-          <w:bottom w:val="single" w:color="dee0e3"/>
-          <w:right w:val="single" w:color="dee0e3"/>
-          <w:insideH w:val="single" w:color="dee0e3"/>
-          <w:insideV w:val="single" w:color="dee0e3"/>
+          <w:top w:val="single" w:color="DEE0E3" w:sz="0" w:space="0"/>
+          <w:left w:val="single" w:color="DEE0E3" w:sz="0" w:space="0"/>
+          <w:bottom w:val="single" w:color="DEE0E3" w:sz="0" w:space="0"/>
+          <w:right w:val="single" w:color="DEE0E3" w:sz="0" w:space="0"/>
+          <w:insideH w:val="single" w:color="DEE0E3" w:sz="0" w:space="0"/>
+          <w:insideV w:val="single" w:color="DEE0E3" w:sz="0" w:space="0"/>
         </w:tblBorders>
         <w:tblLayout w:type="fixed"/>
+        <w:tblCellMar>
+          <w:top w:w="0" w:type="dxa"/>
+          <w:left w:w="10" w:type="dxa"/>
+          <w:bottom w:w="0" w:type="dxa"/>
+          <w:right w:w="10" w:type="dxa"/>
+        </w:tblCellMar>
       </w:tblPr>
       <w:tblGrid>
         <w:gridCol w:w="1275"/>
@@ -3865,25 +4781,41 @@
         <w:gridCol w:w="1365"/>
       </w:tblGrid>
       <w:tr>
+        <w:tblPrEx>
+          <w:tblBorders>
+            <w:top w:val="single" w:color="DEE0E3" w:sz="0" w:space="0"/>
+            <w:left w:val="single" w:color="DEE0E3" w:sz="0" w:space="0"/>
+            <w:bottom w:val="single" w:color="DEE0E3" w:sz="0" w:space="0"/>
+            <w:right w:val="single" w:color="DEE0E3" w:sz="0" w:space="0"/>
+            <w:insideH w:val="single" w:color="DEE0E3" w:sz="0" w:space="0"/>
+            <w:insideV w:val="single" w:color="DEE0E3" w:sz="0" w:space="0"/>
+          </w:tblBorders>
+          <w:tblCellMar>
+            <w:top w:w="0" w:type="dxa"/>
+            <w:left w:w="10" w:type="dxa"/>
+            <w:bottom w:w="0" w:type="dxa"/>
+            <w:right w:w="10" w:type="dxa"/>
+          </w:tblCellMar>
+        </w:tblPrEx>
         <w:tc>
           <w:tcPr>
             <w:tcW w:w="1275" w:type="dxa"/>
             <w:tcMar>
-              <w:top w:type="dxa" w:w="60"/>
-              <w:left w:type="dxa" w:w="120"/>
-              <w:bottom w:type="dxa" w:w="30"/>
-              <w:right w:type="dxa" w:w="120"/>
-            </w:tcMar>
-          </w:tcPr>
-          <w:p>
-            <w:pPr>
-              <w:spacing w:before="120" w:after="120" w:line="288" w:lineRule="auto"/>
-              <w:ind w:left="0"/>
-              <w:jc w:val="left"/>
-            </w:pPr>
-            <w:r>
-              <w:rPr>
-                <w:rFonts w:eastAsia="等线" w:ascii="Arial" w:cs="Arial" w:hAnsi="Arial"/>
+              <w:top w:w="60" w:type="dxa"/>
+              <w:left w:w="120" w:type="dxa"/>
+              <w:bottom w:w="30" w:type="dxa"/>
+              <w:right w:w="120" w:type="dxa"/>
+            </w:tcMar>
+          </w:tcPr>
+          <w:p>
+            <w:pPr>
+              <w:spacing w:before="120" w:after="120" w:line="288" w:lineRule="auto"/>
+              <w:ind w:left="0"/>
+              <w:jc w:val="left"/>
+            </w:pPr>
+            <w:r>
+              <w:rPr>
+                <w:rFonts w:ascii="Arial" w:hAnsi="Arial" w:eastAsia="等线" w:cs="Arial"/>
                 <w:sz w:val="22"/>
               </w:rPr>
               <w:t>序号</w:t>
@@ -3894,21 +4826,21 @@
           <w:tcPr>
             <w:tcW w:w="4275" w:type="dxa"/>
             <w:tcMar>
-              <w:top w:type="dxa" w:w="60"/>
-              <w:left w:type="dxa" w:w="120"/>
-              <w:bottom w:type="dxa" w:w="30"/>
-              <w:right w:type="dxa" w:w="120"/>
-            </w:tcMar>
-          </w:tcPr>
-          <w:p>
-            <w:pPr>
-              <w:spacing w:before="120" w:after="120" w:line="288" w:lineRule="auto"/>
-              <w:ind w:left="0"/>
-              <w:jc w:val="left"/>
-            </w:pPr>
-            <w:r>
-              <w:rPr>
-                <w:rFonts w:eastAsia="等线" w:ascii="Arial" w:cs="Arial" w:hAnsi="Arial"/>
+              <w:top w:w="60" w:type="dxa"/>
+              <w:left w:w="120" w:type="dxa"/>
+              <w:bottom w:w="30" w:type="dxa"/>
+              <w:right w:w="120" w:type="dxa"/>
+            </w:tcMar>
+          </w:tcPr>
+          <w:p>
+            <w:pPr>
+              <w:spacing w:before="120" w:after="120" w:line="288" w:lineRule="auto"/>
+              <w:ind w:left="0"/>
+              <w:jc w:val="left"/>
+            </w:pPr>
+            <w:r>
+              <w:rPr>
+                <w:rFonts w:ascii="Arial" w:hAnsi="Arial" w:eastAsia="等线" w:cs="Arial"/>
                 <w:sz w:val="22"/>
               </w:rPr>
               <w:t>检查项</w:t>
@@ -3919,21 +4851,21 @@
           <w:tcPr>
             <w:tcW w:w="1365" w:type="dxa"/>
             <w:tcMar>
-              <w:top w:type="dxa" w:w="60"/>
-              <w:left w:type="dxa" w:w="120"/>
-              <w:bottom w:type="dxa" w:w="30"/>
-              <w:right w:type="dxa" w:w="120"/>
-            </w:tcMar>
-          </w:tcPr>
-          <w:p>
-            <w:pPr>
-              <w:spacing w:before="120" w:after="120" w:line="288" w:lineRule="auto"/>
-              <w:ind w:left="0"/>
-              <w:jc w:val="left"/>
-            </w:pPr>
-            <w:r>
-              <w:rPr>
-                <w:rFonts w:eastAsia="等线" w:ascii="Arial" w:cs="Arial" w:hAnsi="Arial"/>
+              <w:top w:w="60" w:type="dxa"/>
+              <w:left w:w="120" w:type="dxa"/>
+              <w:bottom w:w="30" w:type="dxa"/>
+              <w:right w:w="120" w:type="dxa"/>
+            </w:tcMar>
+          </w:tcPr>
+          <w:p>
+            <w:pPr>
+              <w:spacing w:before="120" w:after="120" w:line="288" w:lineRule="auto"/>
+              <w:ind w:left="0"/>
+              <w:jc w:val="left"/>
+            </w:pPr>
+            <w:r>
+              <w:rPr>
+                <w:rFonts w:ascii="Arial" w:hAnsi="Arial" w:eastAsia="等线" w:cs="Arial"/>
                 <w:sz w:val="22"/>
               </w:rPr>
               <w:t>是/否</w:t>
@@ -3944,21 +4876,21 @@
           <w:tcPr>
             <w:tcW w:w="1365" w:type="dxa"/>
             <w:tcMar>
-              <w:top w:type="dxa" w:w="60"/>
-              <w:left w:type="dxa" w:w="120"/>
-              <w:bottom w:type="dxa" w:w="30"/>
-              <w:right w:type="dxa" w:w="120"/>
-            </w:tcMar>
-          </w:tcPr>
-          <w:p>
-            <w:pPr>
-              <w:spacing w:before="120" w:after="120" w:line="288" w:lineRule="auto"/>
-              <w:ind w:left="0"/>
-              <w:jc w:val="left"/>
-            </w:pPr>
-            <w:r>
-              <w:rPr>
-                <w:rFonts w:eastAsia="等线" w:ascii="Arial" w:cs="Arial" w:hAnsi="Arial"/>
+              <w:top w:w="60" w:type="dxa"/>
+              <w:left w:w="120" w:type="dxa"/>
+              <w:bottom w:w="30" w:type="dxa"/>
+              <w:right w:w="120" w:type="dxa"/>
+            </w:tcMar>
+          </w:tcPr>
+          <w:p>
+            <w:pPr>
+              <w:spacing w:before="120" w:after="120" w:line="288" w:lineRule="auto"/>
+              <w:ind w:left="0"/>
+              <w:jc w:val="left"/>
+            </w:pPr>
+            <w:r>
+              <w:rPr>
+                <w:rFonts w:ascii="Arial" w:hAnsi="Arial" w:eastAsia="等线" w:cs="Arial"/>
                 <w:sz w:val="22"/>
               </w:rPr>
               <w:t>备注</w:t>
@@ -3967,25 +4899,41 @@
         </w:tc>
       </w:tr>
       <w:tr>
+        <w:tblPrEx>
+          <w:tblBorders>
+            <w:top w:val="single" w:color="DEE0E3" w:sz="0" w:space="0"/>
+            <w:left w:val="single" w:color="DEE0E3" w:sz="0" w:space="0"/>
+            <w:bottom w:val="single" w:color="DEE0E3" w:sz="0" w:space="0"/>
+            <w:right w:val="single" w:color="DEE0E3" w:sz="0" w:space="0"/>
+            <w:insideH w:val="single" w:color="DEE0E3" w:sz="0" w:space="0"/>
+            <w:insideV w:val="single" w:color="DEE0E3" w:sz="0" w:space="0"/>
+          </w:tblBorders>
+          <w:tblCellMar>
+            <w:top w:w="0" w:type="dxa"/>
+            <w:left w:w="10" w:type="dxa"/>
+            <w:bottom w:w="0" w:type="dxa"/>
+            <w:right w:w="10" w:type="dxa"/>
+          </w:tblCellMar>
+        </w:tblPrEx>
         <w:tc>
           <w:tcPr>
             <w:tcW w:w="1275" w:type="dxa"/>
             <w:tcMar>
-              <w:top w:type="dxa" w:w="60"/>
-              <w:left w:type="dxa" w:w="120"/>
-              <w:bottom w:type="dxa" w:w="30"/>
-              <w:right w:type="dxa" w:w="120"/>
-            </w:tcMar>
-          </w:tcPr>
-          <w:p>
-            <w:pPr>
-              <w:spacing w:before="120" w:after="120" w:line="288" w:lineRule="auto"/>
-              <w:ind w:left="0"/>
-              <w:jc w:val="left"/>
-            </w:pPr>
-            <w:r>
-              <w:rPr>
-                <w:rFonts w:eastAsia="等线" w:ascii="Arial" w:cs="Arial" w:hAnsi="Arial"/>
+              <w:top w:w="60" w:type="dxa"/>
+              <w:left w:w="120" w:type="dxa"/>
+              <w:bottom w:w="30" w:type="dxa"/>
+              <w:right w:w="120" w:type="dxa"/>
+            </w:tcMar>
+          </w:tcPr>
+          <w:p>
+            <w:pPr>
+              <w:spacing w:before="120" w:after="120" w:line="288" w:lineRule="auto"/>
+              <w:ind w:left="0"/>
+              <w:jc w:val="left"/>
+            </w:pPr>
+            <w:r>
+              <w:rPr>
+                <w:rFonts w:ascii="Arial" w:hAnsi="Arial" w:eastAsia="等线" w:cs="Arial"/>
                 <w:sz w:val="22"/>
               </w:rPr>
               <w:t>18</w:t>
@@ -3996,36 +4944,36 @@
           <w:tcPr>
             <w:tcW w:w="4275" w:type="dxa"/>
             <w:tcMar>
-              <w:top w:type="dxa" w:w="60"/>
-              <w:left w:type="dxa" w:w="120"/>
-              <w:bottom w:type="dxa" w:w="30"/>
-              <w:right w:type="dxa" w:w="120"/>
-            </w:tcMar>
-          </w:tcPr>
-          <w:p>
-            <w:pPr>
-              <w:spacing w:before="120" w:after="120" w:line="288" w:lineRule="auto"/>
-              <w:ind w:left="0"/>
-              <w:jc w:val="left"/>
-            </w:pPr>
-            <w:r>
-              <w:rPr>
-                <w:rFonts w:eastAsia="等线" w:ascii="Arial" w:cs="Arial" w:hAnsi="Arial"/>
+              <w:top w:w="60" w:type="dxa"/>
+              <w:left w:w="120" w:type="dxa"/>
+              <w:bottom w:w="30" w:type="dxa"/>
+              <w:right w:w="120" w:type="dxa"/>
+            </w:tcMar>
+          </w:tcPr>
+          <w:p>
+            <w:pPr>
+              <w:spacing w:before="120" w:after="120" w:line="288" w:lineRule="auto"/>
+              <w:ind w:left="0"/>
+              <w:jc w:val="left"/>
+            </w:pPr>
+            <w:r>
+              <w:rPr>
+                <w:rFonts w:ascii="Arial" w:hAnsi="Arial" w:eastAsia="等线" w:cs="Arial"/>
                 <w:sz w:val="22"/>
               </w:rPr>
               <w:t xml:space="preserve">预警区域是否明确绑定 </w:t>
             </w:r>
             <w:r>
               <w:rPr>
-                <w:rFonts w:eastAsia="Consolas" w:ascii="Consolas" w:cs="Consolas" w:hAnsi="Consolas"/>
-                <w:sz w:val="22"/>
-                <w:shd w:fill="EFF0F1"/>
+                <w:rFonts w:ascii="Consolas" w:hAnsi="Consolas" w:eastAsia="Consolas" w:cs="Consolas"/>
+                <w:sz w:val="22"/>
+                <w:shd w:val="clear" w:fill="EFF0F1"/>
               </w:rPr>
               <w:t>instruction</w:t>
             </w:r>
             <w:r>
               <w:rPr>
-                <w:rFonts w:eastAsia="等线" w:ascii="Arial" w:cs="Arial" w:hAnsi="Arial"/>
+                <w:rFonts w:ascii="Arial" w:hAnsi="Arial" w:eastAsia="等线" w:cs="Arial"/>
                 <w:sz w:val="22"/>
               </w:rPr>
               <w:t xml:space="preserve"> 字段？</w:t>
@@ -4036,10 +4984,10 @@
           <w:tcPr>
             <w:tcW w:w="1365" w:type="dxa"/>
             <w:tcMar>
-              <w:top w:type="dxa" w:w="60"/>
-              <w:left w:type="dxa" w:w="120"/>
-              <w:bottom w:type="dxa" w:w="30"/>
-              <w:right w:type="dxa" w:w="120"/>
+              <w:top w:w="60" w:type="dxa"/>
+              <w:left w:w="120" w:type="dxa"/>
+              <w:bottom w:w="30" w:type="dxa"/>
+              <w:right w:w="120" w:type="dxa"/>
             </w:tcMar>
           </w:tcPr>
           <w:p>
@@ -4054,10 +5002,10 @@
           <w:tcPr>
             <w:tcW w:w="1365" w:type="dxa"/>
             <w:tcMar>
-              <w:top w:type="dxa" w:w="60"/>
-              <w:left w:type="dxa" w:w="120"/>
-              <w:bottom w:type="dxa" w:w="30"/>
-              <w:right w:type="dxa" w:w="120"/>
+              <w:top w:w="60" w:type="dxa"/>
+              <w:left w:w="120" w:type="dxa"/>
+              <w:bottom w:w="30" w:type="dxa"/>
+              <w:right w:w="120" w:type="dxa"/>
             </w:tcMar>
           </w:tcPr>
           <w:p>
@@ -4070,25 +5018,41 @@
         </w:tc>
       </w:tr>
       <w:tr>
+        <w:tblPrEx>
+          <w:tblBorders>
+            <w:top w:val="single" w:color="DEE0E3" w:sz="0" w:space="0"/>
+            <w:left w:val="single" w:color="DEE0E3" w:sz="0" w:space="0"/>
+            <w:bottom w:val="single" w:color="DEE0E3" w:sz="0" w:space="0"/>
+            <w:right w:val="single" w:color="DEE0E3" w:sz="0" w:space="0"/>
+            <w:insideH w:val="single" w:color="DEE0E3" w:sz="0" w:space="0"/>
+            <w:insideV w:val="single" w:color="DEE0E3" w:sz="0" w:space="0"/>
+          </w:tblBorders>
+          <w:tblCellMar>
+            <w:top w:w="0" w:type="dxa"/>
+            <w:left w:w="10" w:type="dxa"/>
+            <w:bottom w:w="0" w:type="dxa"/>
+            <w:right w:w="10" w:type="dxa"/>
+          </w:tblCellMar>
+        </w:tblPrEx>
         <w:tc>
           <w:tcPr>
             <w:tcW w:w="1275" w:type="dxa"/>
             <w:tcMar>
-              <w:top w:type="dxa" w:w="60"/>
-              <w:left w:type="dxa" w:w="120"/>
-              <w:bottom w:type="dxa" w:w="30"/>
-              <w:right w:type="dxa" w:w="120"/>
-            </w:tcMar>
-          </w:tcPr>
-          <w:p>
-            <w:pPr>
-              <w:spacing w:before="120" w:after="120" w:line="288" w:lineRule="auto"/>
-              <w:ind w:left="0"/>
-              <w:jc w:val="left"/>
-            </w:pPr>
-            <w:r>
-              <w:rPr>
-                <w:rFonts w:eastAsia="等线" w:ascii="Arial" w:cs="Arial" w:hAnsi="Arial"/>
+              <w:top w:w="60" w:type="dxa"/>
+              <w:left w:w="120" w:type="dxa"/>
+              <w:bottom w:w="30" w:type="dxa"/>
+              <w:right w:w="120" w:type="dxa"/>
+            </w:tcMar>
+          </w:tcPr>
+          <w:p>
+            <w:pPr>
+              <w:spacing w:before="120" w:after="120" w:line="288" w:lineRule="auto"/>
+              <w:ind w:left="0"/>
+              <w:jc w:val="left"/>
+            </w:pPr>
+            <w:r>
+              <w:rPr>
+                <w:rFonts w:ascii="Arial" w:hAnsi="Arial" w:eastAsia="等线" w:cs="Arial"/>
                 <w:sz w:val="22"/>
               </w:rPr>
               <w:t>19</w:t>
@@ -4099,36 +5063,36 @@
           <w:tcPr>
             <w:tcW w:w="4275" w:type="dxa"/>
             <w:tcMar>
-              <w:top w:type="dxa" w:w="60"/>
-              <w:left w:type="dxa" w:w="120"/>
-              <w:bottom w:type="dxa" w:w="30"/>
-              <w:right w:type="dxa" w:w="120"/>
-            </w:tcMar>
-          </w:tcPr>
-          <w:p>
-            <w:pPr>
-              <w:spacing w:before="120" w:after="120" w:line="288" w:lineRule="auto"/>
-              <w:ind w:left="0"/>
-              <w:jc w:val="left"/>
-            </w:pPr>
-            <w:r>
-              <w:rPr>
-                <w:rFonts w:eastAsia="等线" w:ascii="Arial" w:cs="Arial" w:hAnsi="Arial"/>
+              <w:top w:w="60" w:type="dxa"/>
+              <w:left w:w="120" w:type="dxa"/>
+              <w:bottom w:w="30" w:type="dxa"/>
+              <w:right w:w="120" w:type="dxa"/>
+            </w:tcMar>
+          </w:tcPr>
+          <w:p>
+            <w:pPr>
+              <w:spacing w:before="120" w:after="120" w:line="288" w:lineRule="auto"/>
+              <w:ind w:left="0"/>
+              <w:jc w:val="left"/>
+            </w:pPr>
+            <w:r>
+              <w:rPr>
+                <w:rFonts w:ascii="Arial" w:hAnsi="Arial" w:eastAsia="等线" w:cs="Arial"/>
                 <w:sz w:val="22"/>
               </w:rPr>
               <w:t>触发条件是否明确？（</w:t>
             </w:r>
             <w:r>
               <w:rPr>
-                <w:rFonts w:eastAsia="Consolas" w:ascii="Consolas" w:cs="Consolas" w:hAnsi="Consolas"/>
-                <w:sz w:val="22"/>
-                <w:shd w:fill="EFF0F1"/>
+                <w:rFonts w:ascii="Consolas" w:hAnsi="Consolas" w:eastAsia="Consolas" w:cs="Consolas"/>
+                <w:sz w:val="22"/>
+                <w:shd w:val="clear" w:fill="EFF0F1"/>
               </w:rPr>
               <w:t>instruction != ""</w:t>
             </w:r>
             <w:r>
               <w:rPr>
-                <w:rFonts w:eastAsia="等线" w:ascii="Arial" w:cs="Arial" w:hAnsi="Arial"/>
+                <w:rFonts w:ascii="Arial" w:hAnsi="Arial" w:eastAsia="等线" w:cs="Arial"/>
                 <w:sz w:val="22"/>
               </w:rPr>
               <w:t xml:space="preserve"> 时显示）</w:t>
@@ -4139,10 +5103,10 @@
           <w:tcPr>
             <w:tcW w:w="1365" w:type="dxa"/>
             <w:tcMar>
-              <w:top w:type="dxa" w:w="60"/>
-              <w:left w:type="dxa" w:w="120"/>
-              <w:bottom w:type="dxa" w:w="30"/>
-              <w:right w:type="dxa" w:w="120"/>
+              <w:top w:w="60" w:type="dxa"/>
+              <w:left w:w="120" w:type="dxa"/>
+              <w:bottom w:w="30" w:type="dxa"/>
+              <w:right w:w="120" w:type="dxa"/>
             </w:tcMar>
           </w:tcPr>
           <w:p>
@@ -4157,10 +5121,10 @@
           <w:tcPr>
             <w:tcW w:w="1365" w:type="dxa"/>
             <w:tcMar>
-              <w:top w:type="dxa" w:w="60"/>
-              <w:left w:type="dxa" w:w="120"/>
-              <w:bottom w:type="dxa" w:w="30"/>
-              <w:right w:type="dxa" w:w="120"/>
+              <w:top w:w="60" w:type="dxa"/>
+              <w:left w:w="120" w:type="dxa"/>
+              <w:bottom w:w="30" w:type="dxa"/>
+              <w:right w:w="120" w:type="dxa"/>
             </w:tcMar>
           </w:tcPr>
           <w:p>
@@ -4173,25 +5137,41 @@
         </w:tc>
       </w:tr>
       <w:tr>
+        <w:tblPrEx>
+          <w:tblBorders>
+            <w:top w:val="single" w:color="DEE0E3" w:sz="0" w:space="0"/>
+            <w:left w:val="single" w:color="DEE0E3" w:sz="0" w:space="0"/>
+            <w:bottom w:val="single" w:color="DEE0E3" w:sz="0" w:space="0"/>
+            <w:right w:val="single" w:color="DEE0E3" w:sz="0" w:space="0"/>
+            <w:insideH w:val="single" w:color="DEE0E3" w:sz="0" w:space="0"/>
+            <w:insideV w:val="single" w:color="DEE0E3" w:sz="0" w:space="0"/>
+          </w:tblBorders>
+          <w:tblCellMar>
+            <w:top w:w="0" w:type="dxa"/>
+            <w:left w:w="10" w:type="dxa"/>
+            <w:bottom w:w="0" w:type="dxa"/>
+            <w:right w:w="10" w:type="dxa"/>
+          </w:tblCellMar>
+        </w:tblPrEx>
         <w:tc>
           <w:tcPr>
             <w:tcW w:w="1275" w:type="dxa"/>
             <w:tcMar>
-              <w:top w:type="dxa" w:w="60"/>
-              <w:left w:type="dxa" w:w="120"/>
-              <w:bottom w:type="dxa" w:w="30"/>
-              <w:right w:type="dxa" w:w="120"/>
-            </w:tcMar>
-          </w:tcPr>
-          <w:p>
-            <w:pPr>
-              <w:spacing w:before="120" w:after="120" w:line="288" w:lineRule="auto"/>
-              <w:ind w:left="0"/>
-              <w:jc w:val="left"/>
-            </w:pPr>
-            <w:r>
-              <w:rPr>
-                <w:rFonts w:eastAsia="等线" w:ascii="Arial" w:cs="Arial" w:hAnsi="Arial"/>
+              <w:top w:w="60" w:type="dxa"/>
+              <w:left w:w="120" w:type="dxa"/>
+              <w:bottom w:w="30" w:type="dxa"/>
+              <w:right w:w="120" w:type="dxa"/>
+            </w:tcMar>
+          </w:tcPr>
+          <w:p>
+            <w:pPr>
+              <w:spacing w:before="120" w:after="120" w:line="288" w:lineRule="auto"/>
+              <w:ind w:left="0"/>
+              <w:jc w:val="left"/>
+            </w:pPr>
+            <w:r>
+              <w:rPr>
+                <w:rFonts w:ascii="Arial" w:hAnsi="Arial" w:eastAsia="等线" w:cs="Arial"/>
                 <w:sz w:val="22"/>
               </w:rPr>
               <w:t>20</w:t>
@@ -4202,36 +5182,36 @@
           <w:tcPr>
             <w:tcW w:w="4275" w:type="dxa"/>
             <w:tcMar>
-              <w:top w:type="dxa" w:w="60"/>
-              <w:left w:type="dxa" w:w="120"/>
-              <w:bottom w:type="dxa" w:w="30"/>
-              <w:right w:type="dxa" w:w="120"/>
-            </w:tcMar>
-          </w:tcPr>
-          <w:p>
-            <w:pPr>
-              <w:spacing w:before="120" w:after="120" w:line="288" w:lineRule="auto"/>
-              <w:ind w:left="0"/>
-              <w:jc w:val="left"/>
-            </w:pPr>
-            <w:r>
-              <w:rPr>
-                <w:rFonts w:eastAsia="等线" w:ascii="Arial" w:cs="Arial" w:hAnsi="Arial"/>
+              <w:top w:w="60" w:type="dxa"/>
+              <w:left w:w="120" w:type="dxa"/>
+              <w:bottom w:w="30" w:type="dxa"/>
+              <w:right w:w="120" w:type="dxa"/>
+            </w:tcMar>
+          </w:tcPr>
+          <w:p>
+            <w:pPr>
+              <w:spacing w:before="120" w:after="120" w:line="288" w:lineRule="auto"/>
+              <w:ind w:left="0"/>
+              <w:jc w:val="left"/>
+            </w:pPr>
+            <w:r>
+              <w:rPr>
+                <w:rFonts w:ascii="Arial" w:hAnsi="Arial" w:eastAsia="等线" w:cs="Arial"/>
                 <w:sz w:val="22"/>
               </w:rPr>
               <w:t>解除条件是否明确？（</w:t>
             </w:r>
             <w:r>
               <w:rPr>
-                <w:rFonts w:eastAsia="Consolas" w:ascii="Consolas" w:cs="Consolas" w:hAnsi="Consolas"/>
-                <w:sz w:val="22"/>
-                <w:shd w:fill="EFF0F1"/>
+                <w:rFonts w:ascii="Consolas" w:hAnsi="Consolas" w:eastAsia="Consolas" w:cs="Consolas"/>
+                <w:sz w:val="22"/>
+                <w:shd w:val="clear" w:fill="EFF0F1"/>
               </w:rPr>
               <w:t>instruction == ""</w:t>
             </w:r>
             <w:r>
               <w:rPr>
-                <w:rFonts w:eastAsia="等线" w:ascii="Arial" w:cs="Arial" w:hAnsi="Arial"/>
+                <w:rFonts w:ascii="Arial" w:hAnsi="Arial" w:eastAsia="等线" w:cs="Arial"/>
                 <w:sz w:val="22"/>
               </w:rPr>
               <w:t xml:space="preserve"> 时隐藏/显示正常）</w:t>
@@ -4242,10 +5222,10 @@
           <w:tcPr>
             <w:tcW w:w="1365" w:type="dxa"/>
             <w:tcMar>
-              <w:top w:type="dxa" w:w="60"/>
-              <w:left w:type="dxa" w:w="120"/>
-              <w:bottom w:type="dxa" w:w="30"/>
-              <w:right w:type="dxa" w:w="120"/>
+              <w:top w:w="60" w:type="dxa"/>
+              <w:left w:w="120" w:type="dxa"/>
+              <w:bottom w:w="30" w:type="dxa"/>
+              <w:right w:w="120" w:type="dxa"/>
             </w:tcMar>
           </w:tcPr>
           <w:p>
@@ -4260,10 +5240,10 @@
           <w:tcPr>
             <w:tcW w:w="1365" w:type="dxa"/>
             <w:tcMar>
-              <w:top w:type="dxa" w:w="60"/>
-              <w:left w:type="dxa" w:w="120"/>
-              <w:bottom w:type="dxa" w:w="30"/>
-              <w:right w:type="dxa" w:w="120"/>
+              <w:top w:w="60" w:type="dxa"/>
+              <w:left w:w="120" w:type="dxa"/>
+              <w:bottom w:w="30" w:type="dxa"/>
+              <w:right w:w="120" w:type="dxa"/>
             </w:tcMar>
           </w:tcPr>
           <w:p>
@@ -4276,25 +5256,41 @@
         </w:tc>
       </w:tr>
       <w:tr>
+        <w:tblPrEx>
+          <w:tblBorders>
+            <w:top w:val="single" w:color="DEE0E3" w:sz="0" w:space="0"/>
+            <w:left w:val="single" w:color="DEE0E3" w:sz="0" w:space="0"/>
+            <w:bottom w:val="single" w:color="DEE0E3" w:sz="0" w:space="0"/>
+            <w:right w:val="single" w:color="DEE0E3" w:sz="0" w:space="0"/>
+            <w:insideH w:val="single" w:color="DEE0E3" w:sz="0" w:space="0"/>
+            <w:insideV w:val="single" w:color="DEE0E3" w:sz="0" w:space="0"/>
+          </w:tblBorders>
+          <w:tblCellMar>
+            <w:top w:w="0" w:type="dxa"/>
+            <w:left w:w="10" w:type="dxa"/>
+            <w:bottom w:w="0" w:type="dxa"/>
+            <w:right w:w="10" w:type="dxa"/>
+          </w:tblCellMar>
+        </w:tblPrEx>
         <w:tc>
           <w:tcPr>
             <w:tcW w:w="1275" w:type="dxa"/>
             <w:tcMar>
-              <w:top w:type="dxa" w:w="60"/>
-              <w:left w:type="dxa" w:w="120"/>
-              <w:bottom w:type="dxa" w:w="30"/>
-              <w:right w:type="dxa" w:w="120"/>
-            </w:tcMar>
-          </w:tcPr>
-          <w:p>
-            <w:pPr>
-              <w:spacing w:before="120" w:after="120" w:line="288" w:lineRule="auto"/>
-              <w:ind w:left="0"/>
-              <w:jc w:val="left"/>
-            </w:pPr>
-            <w:r>
-              <w:rPr>
-                <w:rFonts w:eastAsia="等线" w:ascii="Arial" w:cs="Arial" w:hAnsi="Arial"/>
+              <w:top w:w="60" w:type="dxa"/>
+              <w:left w:w="120" w:type="dxa"/>
+              <w:bottom w:w="30" w:type="dxa"/>
+              <w:right w:w="120" w:type="dxa"/>
+            </w:tcMar>
+          </w:tcPr>
+          <w:p>
+            <w:pPr>
+              <w:spacing w:before="120" w:after="120" w:line="288" w:lineRule="auto"/>
+              <w:ind w:left="0"/>
+              <w:jc w:val="left"/>
+            </w:pPr>
+            <w:r>
+              <w:rPr>
+                <w:rFonts w:ascii="Arial" w:hAnsi="Arial" w:eastAsia="等线" w:cs="Arial"/>
                 <w:sz w:val="22"/>
               </w:rPr>
               <w:t>21</w:t>
@@ -4305,21 +5301,21 @@
           <w:tcPr>
             <w:tcW w:w="4275" w:type="dxa"/>
             <w:tcMar>
-              <w:top w:type="dxa" w:w="60"/>
-              <w:left w:type="dxa" w:w="120"/>
-              <w:bottom w:type="dxa" w:w="30"/>
-              <w:right w:type="dxa" w:w="120"/>
-            </w:tcMar>
-          </w:tcPr>
-          <w:p>
-            <w:pPr>
-              <w:spacing w:before="120" w:after="120" w:line="288" w:lineRule="auto"/>
-              <w:ind w:left="0"/>
-              <w:jc w:val="left"/>
-            </w:pPr>
-            <w:r>
-              <w:rPr>
-                <w:rFonts w:eastAsia="等线" w:ascii="Arial" w:cs="Arial" w:hAnsi="Arial"/>
+              <w:top w:w="60" w:type="dxa"/>
+              <w:left w:w="120" w:type="dxa"/>
+              <w:bottom w:w="30" w:type="dxa"/>
+              <w:right w:w="120" w:type="dxa"/>
+            </w:tcMar>
+          </w:tcPr>
+          <w:p>
+            <w:pPr>
+              <w:spacing w:before="120" w:after="120" w:line="288" w:lineRule="auto"/>
+              <w:ind w:left="0"/>
+              <w:jc w:val="left"/>
+            </w:pPr>
+            <w:r>
+              <w:rPr>
+                <w:rFonts w:ascii="Arial" w:hAnsi="Arial" w:eastAsia="等线" w:cs="Arial"/>
                 <w:sz w:val="22"/>
               </w:rPr>
               <w:t>预警显示样式是否明确？（红色弹窗 / 红色跑马灯 / 顶部横幅）</w:t>
@@ -4330,10 +5326,10 @@
           <w:tcPr>
             <w:tcW w:w="1365" w:type="dxa"/>
             <w:tcMar>
-              <w:top w:type="dxa" w:w="60"/>
-              <w:left w:type="dxa" w:w="120"/>
-              <w:bottom w:type="dxa" w:w="30"/>
-              <w:right w:type="dxa" w:w="120"/>
+              <w:top w:w="60" w:type="dxa"/>
+              <w:left w:w="120" w:type="dxa"/>
+              <w:bottom w:w="30" w:type="dxa"/>
+              <w:right w:w="120" w:type="dxa"/>
             </w:tcMar>
           </w:tcPr>
           <w:p>
@@ -4348,10 +5344,10 @@
           <w:tcPr>
             <w:tcW w:w="1365" w:type="dxa"/>
             <w:tcMar>
-              <w:top w:type="dxa" w:w="60"/>
-              <w:left w:type="dxa" w:w="120"/>
-              <w:bottom w:type="dxa" w:w="30"/>
-              <w:right w:type="dxa" w:w="120"/>
+              <w:top w:w="60" w:type="dxa"/>
+              <w:left w:w="120" w:type="dxa"/>
+              <w:bottom w:w="30" w:type="dxa"/>
+              <w:right w:w="120" w:type="dxa"/>
             </w:tcMar>
           </w:tcPr>
           <w:p>
@@ -4364,25 +5360,41 @@
         </w:tc>
       </w:tr>
       <w:tr>
+        <w:tblPrEx>
+          <w:tblBorders>
+            <w:top w:val="single" w:color="DEE0E3" w:sz="0" w:space="0"/>
+            <w:left w:val="single" w:color="DEE0E3" w:sz="0" w:space="0"/>
+            <w:bottom w:val="single" w:color="DEE0E3" w:sz="0" w:space="0"/>
+            <w:right w:val="single" w:color="DEE0E3" w:sz="0" w:space="0"/>
+            <w:insideH w:val="single" w:color="DEE0E3" w:sz="0" w:space="0"/>
+            <w:insideV w:val="single" w:color="DEE0E3" w:sz="0" w:space="0"/>
+          </w:tblBorders>
+          <w:tblCellMar>
+            <w:top w:w="0" w:type="dxa"/>
+            <w:left w:w="10" w:type="dxa"/>
+            <w:bottom w:w="0" w:type="dxa"/>
+            <w:right w:w="10" w:type="dxa"/>
+          </w:tblCellMar>
+        </w:tblPrEx>
         <w:tc>
           <w:tcPr>
             <w:tcW w:w="1275" w:type="dxa"/>
             <w:tcMar>
-              <w:top w:type="dxa" w:w="60"/>
-              <w:left w:type="dxa" w:w="120"/>
-              <w:bottom w:type="dxa" w:w="30"/>
-              <w:right w:type="dxa" w:w="120"/>
-            </w:tcMar>
-          </w:tcPr>
-          <w:p>
-            <w:pPr>
-              <w:spacing w:before="120" w:after="120" w:line="288" w:lineRule="auto"/>
-              <w:ind w:left="0"/>
-              <w:jc w:val="left"/>
-            </w:pPr>
-            <w:r>
-              <w:rPr>
-                <w:rFonts w:eastAsia="等线" w:ascii="Arial" w:cs="Arial" w:hAnsi="Arial"/>
+              <w:top w:w="60" w:type="dxa"/>
+              <w:left w:w="120" w:type="dxa"/>
+              <w:bottom w:w="30" w:type="dxa"/>
+              <w:right w:w="120" w:type="dxa"/>
+            </w:tcMar>
+          </w:tcPr>
+          <w:p>
+            <w:pPr>
+              <w:spacing w:before="120" w:after="120" w:line="288" w:lineRule="auto"/>
+              <w:ind w:left="0"/>
+              <w:jc w:val="left"/>
+            </w:pPr>
+            <w:r>
+              <w:rPr>
+                <w:rFonts w:ascii="Arial" w:hAnsi="Arial" w:eastAsia="等线" w:cs="Arial"/>
                 <w:sz w:val="22"/>
               </w:rPr>
               <w:t>22</w:t>
@@ -4393,21 +5405,21 @@
           <w:tcPr>
             <w:tcW w:w="4275" w:type="dxa"/>
             <w:tcMar>
-              <w:top w:type="dxa" w:w="60"/>
-              <w:left w:type="dxa" w:w="120"/>
-              <w:bottom w:type="dxa" w:w="30"/>
-              <w:right w:type="dxa" w:w="120"/>
-            </w:tcMar>
-          </w:tcPr>
-          <w:p>
-            <w:pPr>
-              <w:spacing w:before="120" w:after="120" w:line="288" w:lineRule="auto"/>
-              <w:ind w:left="0"/>
-              <w:jc w:val="left"/>
-            </w:pPr>
-            <w:r>
-              <w:rPr>
-                <w:rFonts w:eastAsia="等线" w:ascii="Arial" w:cs="Arial" w:hAnsi="Arial"/>
+              <w:top w:w="60" w:type="dxa"/>
+              <w:left w:w="120" w:type="dxa"/>
+              <w:bottom w:w="30" w:type="dxa"/>
+              <w:right w:w="120" w:type="dxa"/>
+            </w:tcMar>
+          </w:tcPr>
+          <w:p>
+            <w:pPr>
+              <w:spacing w:before="120" w:after="120" w:line="288" w:lineRule="auto"/>
+              <w:ind w:left="0"/>
+              <w:jc w:val="left"/>
+            </w:pPr>
+            <w:r>
+              <w:rPr>
+                <w:rFonts w:ascii="Arial" w:hAnsi="Arial" w:eastAsia="等线" w:cs="Arial"/>
                 <w:sz w:val="22"/>
               </w:rPr>
               <w:t>正常状态下的显示是否明确？（隐藏 / 绿色"系统正常"）</w:t>
@@ -4418,10 +5430,10 @@
           <w:tcPr>
             <w:tcW w:w="1365" w:type="dxa"/>
             <w:tcMar>
-              <w:top w:type="dxa" w:w="60"/>
-              <w:left w:type="dxa" w:w="120"/>
-              <w:bottom w:type="dxa" w:w="30"/>
-              <w:right w:type="dxa" w:w="120"/>
+              <w:top w:w="60" w:type="dxa"/>
+              <w:left w:w="120" w:type="dxa"/>
+              <w:bottom w:w="30" w:type="dxa"/>
+              <w:right w:w="120" w:type="dxa"/>
             </w:tcMar>
           </w:tcPr>
           <w:p>
@@ -4436,10 +5448,10 @@
           <w:tcPr>
             <w:tcW w:w="1365" w:type="dxa"/>
             <w:tcMar>
-              <w:top w:type="dxa" w:w="60"/>
-              <w:left w:type="dxa" w:w="120"/>
-              <w:bottom w:type="dxa" w:w="30"/>
-              <w:right w:type="dxa" w:w="120"/>
+              <w:top w:w="60" w:type="dxa"/>
+              <w:left w:w="120" w:type="dxa"/>
+              <w:bottom w:w="30" w:type="dxa"/>
+              <w:right w:w="120" w:type="dxa"/>
             </w:tcMar>
           </w:tcPr>
           <w:p>
@@ -4452,25 +5464,41 @@
         </w:tc>
       </w:tr>
       <w:tr>
+        <w:tblPrEx>
+          <w:tblBorders>
+            <w:top w:val="single" w:color="DEE0E3" w:sz="0" w:space="0"/>
+            <w:left w:val="single" w:color="DEE0E3" w:sz="0" w:space="0"/>
+            <w:bottom w:val="single" w:color="DEE0E3" w:sz="0" w:space="0"/>
+            <w:right w:val="single" w:color="DEE0E3" w:sz="0" w:space="0"/>
+            <w:insideH w:val="single" w:color="DEE0E3" w:sz="0" w:space="0"/>
+            <w:insideV w:val="single" w:color="DEE0E3" w:sz="0" w:space="0"/>
+          </w:tblBorders>
+          <w:tblCellMar>
+            <w:top w:w="0" w:type="dxa"/>
+            <w:left w:w="10" w:type="dxa"/>
+            <w:bottom w:w="0" w:type="dxa"/>
+            <w:right w:w="10" w:type="dxa"/>
+          </w:tblCellMar>
+        </w:tblPrEx>
         <w:tc>
           <w:tcPr>
             <w:tcW w:w="1275" w:type="dxa"/>
             <w:tcMar>
-              <w:top w:type="dxa" w:w="60"/>
-              <w:left w:type="dxa" w:w="120"/>
-              <w:bottom w:type="dxa" w:w="30"/>
-              <w:right w:type="dxa" w:w="120"/>
-            </w:tcMar>
-          </w:tcPr>
-          <w:p>
-            <w:pPr>
-              <w:spacing w:before="120" w:after="120" w:line="288" w:lineRule="auto"/>
-              <w:ind w:left="0"/>
-              <w:jc w:val="left"/>
-            </w:pPr>
-            <w:r>
-              <w:rPr>
-                <w:rFonts w:eastAsia="等线" w:ascii="Arial" w:cs="Arial" w:hAnsi="Arial"/>
+              <w:top w:w="60" w:type="dxa"/>
+              <w:left w:w="120" w:type="dxa"/>
+              <w:bottom w:w="30" w:type="dxa"/>
+              <w:right w:w="120" w:type="dxa"/>
+            </w:tcMar>
+          </w:tcPr>
+          <w:p>
+            <w:pPr>
+              <w:spacing w:before="120" w:after="120" w:line="288" w:lineRule="auto"/>
+              <w:ind w:left="0"/>
+              <w:jc w:val="left"/>
+            </w:pPr>
+            <w:r>
+              <w:rPr>
+                <w:rFonts w:ascii="Arial" w:hAnsi="Arial" w:eastAsia="等线" w:cs="Arial"/>
                 <w:sz w:val="22"/>
               </w:rPr>
               <w:t>23</w:t>
@@ -4481,21 +5509,21 @@
           <w:tcPr>
             <w:tcW w:w="4275" w:type="dxa"/>
             <w:tcMar>
-              <w:top w:type="dxa" w:w="60"/>
-              <w:left w:type="dxa" w:w="120"/>
-              <w:bottom w:type="dxa" w:w="30"/>
-              <w:right w:type="dxa" w:w="120"/>
-            </w:tcMar>
-          </w:tcPr>
-          <w:p>
-            <w:pPr>
-              <w:spacing w:before="120" w:after="120" w:line="288" w:lineRule="auto"/>
-              <w:ind w:left="0"/>
-              <w:jc w:val="left"/>
-            </w:pPr>
-            <w:r>
-              <w:rPr>
-                <w:rFonts w:eastAsia="等线" w:ascii="Arial" w:cs="Arial" w:hAnsi="Arial"/>
+              <w:top w:w="60" w:type="dxa"/>
+              <w:left w:w="120" w:type="dxa"/>
+              <w:bottom w:w="30" w:type="dxa"/>
+              <w:right w:w="120" w:type="dxa"/>
+            </w:tcMar>
+          </w:tcPr>
+          <w:p>
+            <w:pPr>
+              <w:spacing w:before="120" w:after="120" w:line="288" w:lineRule="auto"/>
+              <w:ind w:left="0"/>
+              <w:jc w:val="left"/>
+            </w:pPr>
+            <w:r>
+              <w:rPr>
+                <w:rFonts w:ascii="Arial" w:hAnsi="Arial" w:eastAsia="等线" w:cs="Arial"/>
                 <w:sz w:val="22"/>
               </w:rPr>
               <w:t>是否有预警历史记录区域？如有，数据来源和存储逻辑是什么？</w:t>
@@ -4506,10 +5534,10 @@
           <w:tcPr>
             <w:tcW w:w="1365" w:type="dxa"/>
             <w:tcMar>
-              <w:top w:type="dxa" w:w="60"/>
-              <w:left w:type="dxa" w:w="120"/>
-              <w:bottom w:type="dxa" w:w="30"/>
-              <w:right w:type="dxa" w:w="120"/>
+              <w:top w:w="60" w:type="dxa"/>
+              <w:left w:w="120" w:type="dxa"/>
+              <w:bottom w:w="30" w:type="dxa"/>
+              <w:right w:w="120" w:type="dxa"/>
             </w:tcMar>
           </w:tcPr>
           <w:p>
@@ -4524,10 +5552,10 @@
           <w:tcPr>
             <w:tcW w:w="1365" w:type="dxa"/>
             <w:tcMar>
-              <w:top w:type="dxa" w:w="60"/>
-              <w:left w:type="dxa" w:w="120"/>
-              <w:bottom w:type="dxa" w:w="30"/>
-              <w:right w:type="dxa" w:w="120"/>
+              <w:top w:w="60" w:type="dxa"/>
+              <w:left w:w="120" w:type="dxa"/>
+              <w:bottom w:w="30" w:type="dxa"/>
+              <w:right w:w="120" w:type="dxa"/>
             </w:tcMar>
           </w:tcPr>
           <w:p>
@@ -4540,25 +5568,41 @@
         </w:tc>
       </w:tr>
       <w:tr>
+        <w:tblPrEx>
+          <w:tblBorders>
+            <w:top w:val="single" w:color="DEE0E3" w:sz="0" w:space="0"/>
+            <w:left w:val="single" w:color="DEE0E3" w:sz="0" w:space="0"/>
+            <w:bottom w:val="single" w:color="DEE0E3" w:sz="0" w:space="0"/>
+            <w:right w:val="single" w:color="DEE0E3" w:sz="0" w:space="0"/>
+            <w:insideH w:val="single" w:color="DEE0E3" w:sz="0" w:space="0"/>
+            <w:insideV w:val="single" w:color="DEE0E3" w:sz="0" w:space="0"/>
+          </w:tblBorders>
+          <w:tblCellMar>
+            <w:top w:w="0" w:type="dxa"/>
+            <w:left w:w="10" w:type="dxa"/>
+            <w:bottom w:w="0" w:type="dxa"/>
+            <w:right w:w="10" w:type="dxa"/>
+          </w:tblCellMar>
+        </w:tblPrEx>
         <w:tc>
           <w:tcPr>
             <w:tcW w:w="1275" w:type="dxa"/>
             <w:tcMar>
-              <w:top w:type="dxa" w:w="60"/>
-              <w:left w:type="dxa" w:w="120"/>
-              <w:bottom w:type="dxa" w:w="30"/>
-              <w:right w:type="dxa" w:w="120"/>
-            </w:tcMar>
-          </w:tcPr>
-          <w:p>
-            <w:pPr>
-              <w:spacing w:before="120" w:after="120" w:line="288" w:lineRule="auto"/>
-              <w:ind w:left="0"/>
-              <w:jc w:val="left"/>
-            </w:pPr>
-            <w:r>
-              <w:rPr>
-                <w:rFonts w:eastAsia="等线" w:ascii="Arial" w:cs="Arial" w:hAnsi="Arial"/>
+              <w:top w:w="60" w:type="dxa"/>
+              <w:left w:w="120" w:type="dxa"/>
+              <w:bottom w:w="30" w:type="dxa"/>
+              <w:right w:w="120" w:type="dxa"/>
+            </w:tcMar>
+          </w:tcPr>
+          <w:p>
+            <w:pPr>
+              <w:spacing w:before="120" w:after="120" w:line="288" w:lineRule="auto"/>
+              <w:ind w:left="0"/>
+              <w:jc w:val="left"/>
+            </w:pPr>
+            <w:r>
+              <w:rPr>
+                <w:rFonts w:ascii="Arial" w:hAnsi="Arial" w:eastAsia="等线" w:cs="Arial"/>
                 <w:sz w:val="22"/>
               </w:rPr>
               <w:t>24</w:t>
@@ -4569,21 +5613,21 @@
           <w:tcPr>
             <w:tcW w:w="4275" w:type="dxa"/>
             <w:tcMar>
-              <w:top w:type="dxa" w:w="60"/>
-              <w:left w:type="dxa" w:w="120"/>
-              <w:bottom w:type="dxa" w:w="30"/>
-              <w:right w:type="dxa" w:w="120"/>
-            </w:tcMar>
-          </w:tcPr>
-          <w:p>
-            <w:pPr>
-              <w:spacing w:before="120" w:after="120" w:line="288" w:lineRule="auto"/>
-              <w:ind w:left="0"/>
-              <w:jc w:val="left"/>
-            </w:pPr>
-            <w:r>
-              <w:rPr>
-                <w:rFonts w:eastAsia="等线" w:ascii="Arial" w:cs="Arial" w:hAnsi="Arial"/>
+              <w:top w:w="60" w:type="dxa"/>
+              <w:left w:w="120" w:type="dxa"/>
+              <w:bottom w:w="30" w:type="dxa"/>
+              <w:right w:w="120" w:type="dxa"/>
+            </w:tcMar>
+          </w:tcPr>
+          <w:p>
+            <w:pPr>
+              <w:spacing w:before="120" w:after="120" w:line="288" w:lineRule="auto"/>
+              <w:ind w:left="0"/>
+              <w:jc w:val="left"/>
+            </w:pPr>
+            <w:r>
+              <w:rPr>
+                <w:rFonts w:ascii="Arial" w:hAnsi="Arial" w:eastAsia="等线" w:cs="Arial"/>
                 <w:sz w:val="22"/>
               </w:rPr>
               <w:t>预警弹窗是否有关闭按钮？关闭后 instruction 还在的话会不会重新弹出？</w:t>
@@ -4594,10 +5638,10 @@
           <w:tcPr>
             <w:tcW w:w="1365" w:type="dxa"/>
             <w:tcMar>
-              <w:top w:type="dxa" w:w="60"/>
-              <w:left w:type="dxa" w:w="120"/>
-              <w:bottom w:type="dxa" w:w="30"/>
-              <w:right w:type="dxa" w:w="120"/>
+              <w:top w:w="60" w:type="dxa"/>
+              <w:left w:w="120" w:type="dxa"/>
+              <w:bottom w:w="30" w:type="dxa"/>
+              <w:right w:w="120" w:type="dxa"/>
             </w:tcMar>
           </w:tcPr>
           <w:p>
@@ -4612,10 +5656,10 @@
           <w:tcPr>
             <w:tcW w:w="1365" w:type="dxa"/>
             <w:tcMar>
-              <w:top w:type="dxa" w:w="60"/>
-              <w:left w:type="dxa" w:w="120"/>
-              <w:bottom w:type="dxa" w:w="30"/>
-              <w:right w:type="dxa" w:w="120"/>
+              <w:top w:w="60" w:type="dxa"/>
+              <w:left w:w="120" w:type="dxa"/>
+              <w:bottom w:w="30" w:type="dxa"/>
+              <w:right w:w="120" w:type="dxa"/>
             </w:tcMar>
           </w:tcPr>
           <w:p>
@@ -4628,25 +5672,41 @@
         </w:tc>
       </w:tr>
       <w:tr>
+        <w:tblPrEx>
+          <w:tblBorders>
+            <w:top w:val="single" w:color="DEE0E3" w:sz="0" w:space="0"/>
+            <w:left w:val="single" w:color="DEE0E3" w:sz="0" w:space="0"/>
+            <w:bottom w:val="single" w:color="DEE0E3" w:sz="0" w:space="0"/>
+            <w:right w:val="single" w:color="DEE0E3" w:sz="0" w:space="0"/>
+            <w:insideH w:val="single" w:color="DEE0E3" w:sz="0" w:space="0"/>
+            <w:insideV w:val="single" w:color="DEE0E3" w:sz="0" w:space="0"/>
+          </w:tblBorders>
+          <w:tblCellMar>
+            <w:top w:w="0" w:type="dxa"/>
+            <w:left w:w="10" w:type="dxa"/>
+            <w:bottom w:w="0" w:type="dxa"/>
+            <w:right w:w="10" w:type="dxa"/>
+          </w:tblCellMar>
+        </w:tblPrEx>
         <w:tc>
           <w:tcPr>
             <w:tcW w:w="1275" w:type="dxa"/>
             <w:tcMar>
-              <w:top w:type="dxa" w:w="60"/>
-              <w:left w:type="dxa" w:w="120"/>
-              <w:bottom w:type="dxa" w:w="30"/>
-              <w:right w:type="dxa" w:w="120"/>
-            </w:tcMar>
-          </w:tcPr>
-          <w:p>
-            <w:pPr>
-              <w:spacing w:before="120" w:after="120" w:line="288" w:lineRule="auto"/>
-              <w:ind w:left="0"/>
-              <w:jc w:val="left"/>
-            </w:pPr>
-            <w:r>
-              <w:rPr>
-                <w:rFonts w:eastAsia="等线" w:ascii="Arial" w:cs="Arial" w:hAnsi="Arial"/>
+              <w:top w:w="60" w:type="dxa"/>
+              <w:left w:w="120" w:type="dxa"/>
+              <w:bottom w:w="30" w:type="dxa"/>
+              <w:right w:w="120" w:type="dxa"/>
+            </w:tcMar>
+          </w:tcPr>
+          <w:p>
+            <w:pPr>
+              <w:spacing w:before="120" w:after="120" w:line="288" w:lineRule="auto"/>
+              <w:ind w:left="0"/>
+              <w:jc w:val="left"/>
+            </w:pPr>
+            <w:r>
+              <w:rPr>
+                <w:rFonts w:ascii="Arial" w:hAnsi="Arial" w:eastAsia="等线" w:cs="Arial"/>
                 <w:sz w:val="22"/>
               </w:rPr>
               <w:t>25</w:t>
@@ -4657,21 +5717,21 @@
           <w:tcPr>
             <w:tcW w:w="4275" w:type="dxa"/>
             <w:tcMar>
-              <w:top w:type="dxa" w:w="60"/>
-              <w:left w:type="dxa" w:w="120"/>
-              <w:bottom w:type="dxa" w:w="30"/>
-              <w:right w:type="dxa" w:w="120"/>
-            </w:tcMar>
-          </w:tcPr>
-          <w:p>
-            <w:pPr>
-              <w:spacing w:before="120" w:after="120" w:line="288" w:lineRule="auto"/>
-              <w:ind w:left="0"/>
-              <w:jc w:val="left"/>
-            </w:pPr>
-            <w:r>
-              <w:rPr>
-                <w:rFonts w:eastAsia="等线" w:ascii="Arial" w:cs="Arial" w:hAnsi="Arial"/>
+              <w:top w:w="60" w:type="dxa"/>
+              <w:left w:w="120" w:type="dxa"/>
+              <w:bottom w:w="30" w:type="dxa"/>
+              <w:right w:w="120" w:type="dxa"/>
+            </w:tcMar>
+          </w:tcPr>
+          <w:p>
+            <w:pPr>
+              <w:spacing w:before="120" w:after="120" w:line="288" w:lineRule="auto"/>
+              <w:ind w:left="0"/>
+              <w:jc w:val="left"/>
+            </w:pPr>
+            <w:r>
+              <w:rPr>
+                <w:rFonts w:ascii="Arial" w:hAnsi="Arial" w:eastAsia="等线" w:cs="Arial"/>
                 <w:sz w:val="22"/>
               </w:rPr>
               <w:t>多条预警同时触发时，显示逻辑是什么？（轮流滚动 / 列表展示 / 只显示最新一条）</w:t>
@@ -4682,10 +5742,10 @@
           <w:tcPr>
             <w:tcW w:w="1365" w:type="dxa"/>
             <w:tcMar>
-              <w:top w:type="dxa" w:w="60"/>
-              <w:left w:type="dxa" w:w="120"/>
-              <w:bottom w:type="dxa" w:w="30"/>
-              <w:right w:type="dxa" w:w="120"/>
+              <w:top w:w="60" w:type="dxa"/>
+              <w:left w:w="120" w:type="dxa"/>
+              <w:bottom w:w="30" w:type="dxa"/>
+              <w:right w:w="120" w:type="dxa"/>
             </w:tcMar>
           </w:tcPr>
           <w:p>
@@ -4700,10 +5760,10 @@
           <w:tcPr>
             <w:tcW w:w="1365" w:type="dxa"/>
             <w:tcMar>
-              <w:top w:type="dxa" w:w="60"/>
-              <w:left w:type="dxa" w:w="120"/>
-              <w:bottom w:type="dxa" w:w="30"/>
-              <w:right w:type="dxa" w:w="120"/>
+              <w:top w:w="60" w:type="dxa"/>
+              <w:left w:w="120" w:type="dxa"/>
+              <w:bottom w:w="30" w:type="dxa"/>
+              <w:right w:w="120" w:type="dxa"/>
             </w:tcMar>
           </w:tcPr>
           <w:p>
@@ -4718,17 +5778,16 @@
     </w:tbl>
     <w:p>
       <w:pPr>
-        <w:pStyle w:val="3"/>
         <w:spacing w:before="300" w:after="120" w:line="288" w:lineRule="auto"/>
         <w:ind w:left="0"/>
         <w:jc w:val="left"/>
         <w:outlineLvl w:val="2"/>
       </w:pPr>
-      <w:bookmarkStart w:name="heading_21" w:id="21"/>
-      <w:r>
-        <w:rPr>
-          <w:rFonts w:eastAsia="等线" w:ascii="Arial" w:cs="Arial" w:hAnsi="Arial"/>
-          <w:b w:val="true"/>
+      <w:bookmarkStart w:id="21" w:name="heading_21"/>
+      <w:r>
+        <w:rPr>
+          <w:rFonts w:ascii="Arial" w:hAnsi="Arial" w:eastAsia="等线" w:cs="Arial"/>
+          <w:b/>
           <w:sz w:val="30"/>
         </w:rPr>
         <w:t>5.4 整体数据流检查</w:t>
@@ -4737,17 +5796,24 @@
     </w:p>
     <w:tbl>
       <w:tblPr>
+        <w:tblStyle w:val="2"/>
         <w:tblW w:w="0" w:type="auto"/>
         <w:tblInd w:w="0" w:type="dxa"/>
         <w:tblBorders>
-          <w:top w:val="single" w:color="dee0e3"/>
-          <w:left w:val="single" w:color="dee0e3"/>
-          <w:bottom w:val="single" w:color="dee0e3"/>
-          <w:right w:val="single" w:color="dee0e3"/>
-          <w:insideH w:val="single" w:color="dee0e3"/>
-          <w:insideV w:val="single" w:color="dee0e3"/>
+          <w:top w:val="single" w:color="DEE0E3" w:sz="0" w:space="0"/>
+          <w:left w:val="single" w:color="DEE0E3" w:sz="0" w:space="0"/>
+          <w:bottom w:val="single" w:color="DEE0E3" w:sz="0" w:space="0"/>
+          <w:right w:val="single" w:color="DEE0E3" w:sz="0" w:space="0"/>
+          <w:insideH w:val="single" w:color="DEE0E3" w:sz="0" w:space="0"/>
+          <w:insideV w:val="single" w:color="DEE0E3" w:sz="0" w:space="0"/>
         </w:tblBorders>
         <w:tblLayout w:type="fixed"/>
+        <w:tblCellMar>
+          <w:top w:w="0" w:type="dxa"/>
+          <w:left w:w="10" w:type="dxa"/>
+          <w:bottom w:w="0" w:type="dxa"/>
+          <w:right w:w="10" w:type="dxa"/>
+        </w:tblCellMar>
       </w:tblPr>
       <w:tblGrid>
         <w:gridCol w:w="1275"/>
@@ -4756,25 +5822,41 @@
         <w:gridCol w:w="1365"/>
       </w:tblGrid>
       <w:tr>
+        <w:tblPrEx>
+          <w:tblBorders>
+            <w:top w:val="single" w:color="DEE0E3" w:sz="0" w:space="0"/>
+            <w:left w:val="single" w:color="DEE0E3" w:sz="0" w:space="0"/>
+            <w:bottom w:val="single" w:color="DEE0E3" w:sz="0" w:space="0"/>
+            <w:right w:val="single" w:color="DEE0E3" w:sz="0" w:space="0"/>
+            <w:insideH w:val="single" w:color="DEE0E3" w:sz="0" w:space="0"/>
+            <w:insideV w:val="single" w:color="DEE0E3" w:sz="0" w:space="0"/>
+          </w:tblBorders>
+          <w:tblCellMar>
+            <w:top w:w="0" w:type="dxa"/>
+            <w:left w:w="10" w:type="dxa"/>
+            <w:bottom w:w="0" w:type="dxa"/>
+            <w:right w:w="10" w:type="dxa"/>
+          </w:tblCellMar>
+        </w:tblPrEx>
         <w:tc>
           <w:tcPr>
             <w:tcW w:w="1275" w:type="dxa"/>
             <w:tcMar>
-              <w:top w:type="dxa" w:w="60"/>
-              <w:left w:type="dxa" w:w="120"/>
-              <w:bottom w:type="dxa" w:w="30"/>
-              <w:right w:type="dxa" w:w="120"/>
-            </w:tcMar>
-          </w:tcPr>
-          <w:p>
-            <w:pPr>
-              <w:spacing w:before="120" w:after="120" w:line="288" w:lineRule="auto"/>
-              <w:ind w:left="0"/>
-              <w:jc w:val="left"/>
-            </w:pPr>
-            <w:r>
-              <w:rPr>
-                <w:rFonts w:eastAsia="等线" w:ascii="Arial" w:cs="Arial" w:hAnsi="Arial"/>
+              <w:top w:w="60" w:type="dxa"/>
+              <w:left w:w="120" w:type="dxa"/>
+              <w:bottom w:w="30" w:type="dxa"/>
+              <w:right w:w="120" w:type="dxa"/>
+            </w:tcMar>
+          </w:tcPr>
+          <w:p>
+            <w:pPr>
+              <w:spacing w:before="120" w:after="120" w:line="288" w:lineRule="auto"/>
+              <w:ind w:left="0"/>
+              <w:jc w:val="left"/>
+            </w:pPr>
+            <w:r>
+              <w:rPr>
+                <w:rFonts w:ascii="Arial" w:hAnsi="Arial" w:eastAsia="等线" w:cs="Arial"/>
                 <w:sz w:val="22"/>
               </w:rPr>
               <w:t>序号</w:t>
@@ -4785,21 +5867,21 @@
           <w:tcPr>
             <w:tcW w:w="4275" w:type="dxa"/>
             <w:tcMar>
-              <w:top w:type="dxa" w:w="60"/>
-              <w:left w:type="dxa" w:w="120"/>
-              <w:bottom w:type="dxa" w:w="30"/>
-              <w:right w:type="dxa" w:w="120"/>
-            </w:tcMar>
-          </w:tcPr>
-          <w:p>
-            <w:pPr>
-              <w:spacing w:before="120" w:after="120" w:line="288" w:lineRule="auto"/>
-              <w:ind w:left="0"/>
-              <w:jc w:val="left"/>
-            </w:pPr>
-            <w:r>
-              <w:rPr>
-                <w:rFonts w:eastAsia="等线" w:ascii="Arial" w:cs="Arial" w:hAnsi="Arial"/>
+              <w:top w:w="60" w:type="dxa"/>
+              <w:left w:w="120" w:type="dxa"/>
+              <w:bottom w:w="30" w:type="dxa"/>
+              <w:right w:w="120" w:type="dxa"/>
+            </w:tcMar>
+          </w:tcPr>
+          <w:p>
+            <w:pPr>
+              <w:spacing w:before="120" w:after="120" w:line="288" w:lineRule="auto"/>
+              <w:ind w:left="0"/>
+              <w:jc w:val="left"/>
+            </w:pPr>
+            <w:r>
+              <w:rPr>
+                <w:rFonts w:ascii="Arial" w:hAnsi="Arial" w:eastAsia="等线" w:cs="Arial"/>
                 <w:sz w:val="22"/>
               </w:rPr>
               <w:t>检查项</w:t>
@@ -4810,21 +5892,21 @@
           <w:tcPr>
             <w:tcW w:w="1365" w:type="dxa"/>
             <w:tcMar>
-              <w:top w:type="dxa" w:w="60"/>
-              <w:left w:type="dxa" w:w="120"/>
-              <w:bottom w:type="dxa" w:w="30"/>
-              <w:right w:type="dxa" w:w="120"/>
-            </w:tcMar>
-          </w:tcPr>
-          <w:p>
-            <w:pPr>
-              <w:spacing w:before="120" w:after="120" w:line="288" w:lineRule="auto"/>
-              <w:ind w:left="0"/>
-              <w:jc w:val="left"/>
-            </w:pPr>
-            <w:r>
-              <w:rPr>
-                <w:rFonts w:eastAsia="等线" w:ascii="Arial" w:cs="Arial" w:hAnsi="Arial"/>
+              <w:top w:w="60" w:type="dxa"/>
+              <w:left w:w="120" w:type="dxa"/>
+              <w:bottom w:w="30" w:type="dxa"/>
+              <w:right w:w="120" w:type="dxa"/>
+            </w:tcMar>
+          </w:tcPr>
+          <w:p>
+            <w:pPr>
+              <w:spacing w:before="120" w:after="120" w:line="288" w:lineRule="auto"/>
+              <w:ind w:left="0"/>
+              <w:jc w:val="left"/>
+            </w:pPr>
+            <w:r>
+              <w:rPr>
+                <w:rFonts w:ascii="Arial" w:hAnsi="Arial" w:eastAsia="等线" w:cs="Arial"/>
                 <w:sz w:val="22"/>
               </w:rPr>
               <w:t>是/否</w:t>
@@ -4835,21 +5917,21 @@
           <w:tcPr>
             <w:tcW w:w="1365" w:type="dxa"/>
             <w:tcMar>
-              <w:top w:type="dxa" w:w="60"/>
-              <w:left w:type="dxa" w:w="120"/>
-              <w:bottom w:type="dxa" w:w="30"/>
-              <w:right w:type="dxa" w:w="120"/>
-            </w:tcMar>
-          </w:tcPr>
-          <w:p>
-            <w:pPr>
-              <w:spacing w:before="120" w:after="120" w:line="288" w:lineRule="auto"/>
-              <w:ind w:left="0"/>
-              <w:jc w:val="left"/>
-            </w:pPr>
-            <w:r>
-              <w:rPr>
-                <w:rFonts w:eastAsia="等线" w:ascii="Arial" w:cs="Arial" w:hAnsi="Arial"/>
+              <w:top w:w="60" w:type="dxa"/>
+              <w:left w:w="120" w:type="dxa"/>
+              <w:bottom w:w="30" w:type="dxa"/>
+              <w:right w:w="120" w:type="dxa"/>
+            </w:tcMar>
+          </w:tcPr>
+          <w:p>
+            <w:pPr>
+              <w:spacing w:before="120" w:after="120" w:line="288" w:lineRule="auto"/>
+              <w:ind w:left="0"/>
+              <w:jc w:val="left"/>
+            </w:pPr>
+            <w:r>
+              <w:rPr>
+                <w:rFonts w:ascii="Arial" w:hAnsi="Arial" w:eastAsia="等线" w:cs="Arial"/>
                 <w:sz w:val="22"/>
               </w:rPr>
               <w:t>备注</w:t>
@@ -4858,25 +5940,41 @@
         </w:tc>
       </w:tr>
       <w:tr>
+        <w:tblPrEx>
+          <w:tblBorders>
+            <w:top w:val="single" w:color="DEE0E3" w:sz="0" w:space="0"/>
+            <w:left w:val="single" w:color="DEE0E3" w:sz="0" w:space="0"/>
+            <w:bottom w:val="single" w:color="DEE0E3" w:sz="0" w:space="0"/>
+            <w:right w:val="single" w:color="DEE0E3" w:sz="0" w:space="0"/>
+            <w:insideH w:val="single" w:color="DEE0E3" w:sz="0" w:space="0"/>
+            <w:insideV w:val="single" w:color="DEE0E3" w:sz="0" w:space="0"/>
+          </w:tblBorders>
+          <w:tblCellMar>
+            <w:top w:w="0" w:type="dxa"/>
+            <w:left w:w="10" w:type="dxa"/>
+            <w:bottom w:w="0" w:type="dxa"/>
+            <w:right w:w="10" w:type="dxa"/>
+          </w:tblCellMar>
+        </w:tblPrEx>
         <w:tc>
           <w:tcPr>
             <w:tcW w:w="1275" w:type="dxa"/>
             <w:tcMar>
-              <w:top w:type="dxa" w:w="60"/>
-              <w:left w:type="dxa" w:w="120"/>
-              <w:bottom w:type="dxa" w:w="30"/>
-              <w:right w:type="dxa" w:w="120"/>
-            </w:tcMar>
-          </w:tcPr>
-          <w:p>
-            <w:pPr>
-              <w:spacing w:before="120" w:after="120" w:line="288" w:lineRule="auto"/>
-              <w:ind w:left="0"/>
-              <w:jc w:val="left"/>
-            </w:pPr>
-            <w:r>
-              <w:rPr>
-                <w:rFonts w:eastAsia="等线" w:ascii="Arial" w:cs="Arial" w:hAnsi="Arial"/>
+              <w:top w:w="60" w:type="dxa"/>
+              <w:left w:w="120" w:type="dxa"/>
+              <w:bottom w:w="30" w:type="dxa"/>
+              <w:right w:w="120" w:type="dxa"/>
+            </w:tcMar>
+          </w:tcPr>
+          <w:p>
+            <w:pPr>
+              <w:spacing w:before="120" w:after="120" w:line="288" w:lineRule="auto"/>
+              <w:ind w:left="0"/>
+              <w:jc w:val="left"/>
+            </w:pPr>
+            <w:r>
+              <w:rPr>
+                <w:rFonts w:ascii="Arial" w:hAnsi="Arial" w:eastAsia="等线" w:cs="Arial"/>
                 <w:sz w:val="22"/>
               </w:rPr>
               <w:t>26</w:t>
@@ -4887,21 +5985,21 @@
           <w:tcPr>
             <w:tcW w:w="4275" w:type="dxa"/>
             <w:tcMar>
-              <w:top w:type="dxa" w:w="60"/>
-              <w:left w:type="dxa" w:w="120"/>
-              <w:bottom w:type="dxa" w:w="30"/>
-              <w:right w:type="dxa" w:w="120"/>
-            </w:tcMar>
-          </w:tcPr>
-          <w:p>
-            <w:pPr>
-              <w:spacing w:before="120" w:after="120" w:line="288" w:lineRule="auto"/>
-              <w:ind w:left="0"/>
-              <w:jc w:val="left"/>
-            </w:pPr>
-            <w:r>
-              <w:rPr>
-                <w:rFonts w:eastAsia="等线" w:ascii="Arial" w:cs="Arial" w:hAnsi="Arial"/>
+              <w:top w:w="60" w:type="dxa"/>
+              <w:left w:w="120" w:type="dxa"/>
+              <w:bottom w:w="30" w:type="dxa"/>
+              <w:right w:w="120" w:type="dxa"/>
+            </w:tcMar>
+          </w:tcPr>
+          <w:p>
+            <w:pPr>
+              <w:spacing w:before="120" w:after="120" w:line="288" w:lineRule="auto"/>
+              <w:ind w:left="0"/>
+              <w:jc w:val="left"/>
+            </w:pPr>
+            <w:r>
+              <w:rPr>
+                <w:rFonts w:ascii="Arial" w:hAnsi="Arial" w:eastAsia="等线" w:cs="Arial"/>
                 <w:sz w:val="22"/>
               </w:rPr>
               <w:t>原型图上所有数据展示区域，是否都能在数据字典中找到对应字段？</w:t>
@@ -4912,10 +6010,10 @@
           <w:tcPr>
             <w:tcW w:w="1365" w:type="dxa"/>
             <w:tcMar>
-              <w:top w:type="dxa" w:w="60"/>
-              <w:left w:type="dxa" w:w="120"/>
-              <w:bottom w:type="dxa" w:w="30"/>
-              <w:right w:type="dxa" w:w="120"/>
+              <w:top w:w="60" w:type="dxa"/>
+              <w:left w:w="120" w:type="dxa"/>
+              <w:bottom w:w="30" w:type="dxa"/>
+              <w:right w:w="120" w:type="dxa"/>
             </w:tcMar>
           </w:tcPr>
           <w:p>
@@ -4930,10 +6028,10 @@
           <w:tcPr>
             <w:tcW w:w="1365" w:type="dxa"/>
             <w:tcMar>
-              <w:top w:type="dxa" w:w="60"/>
-              <w:left w:type="dxa" w:w="120"/>
-              <w:bottom w:type="dxa" w:w="30"/>
-              <w:right w:type="dxa" w:w="120"/>
+              <w:top w:w="60" w:type="dxa"/>
+              <w:left w:w="120" w:type="dxa"/>
+              <w:bottom w:w="30" w:type="dxa"/>
+              <w:right w:w="120" w:type="dxa"/>
             </w:tcMar>
           </w:tcPr>
           <w:p>
@@ -4946,25 +6044,41 @@
         </w:tc>
       </w:tr>
       <w:tr>
+        <w:tblPrEx>
+          <w:tblBorders>
+            <w:top w:val="single" w:color="DEE0E3" w:sz="0" w:space="0"/>
+            <w:left w:val="single" w:color="DEE0E3" w:sz="0" w:space="0"/>
+            <w:bottom w:val="single" w:color="DEE0E3" w:sz="0" w:space="0"/>
+            <w:right w:val="single" w:color="DEE0E3" w:sz="0" w:space="0"/>
+            <w:insideH w:val="single" w:color="DEE0E3" w:sz="0" w:space="0"/>
+            <w:insideV w:val="single" w:color="DEE0E3" w:sz="0" w:space="0"/>
+          </w:tblBorders>
+          <w:tblCellMar>
+            <w:top w:w="0" w:type="dxa"/>
+            <w:left w:w="10" w:type="dxa"/>
+            <w:bottom w:w="0" w:type="dxa"/>
+            <w:right w:w="10" w:type="dxa"/>
+          </w:tblCellMar>
+        </w:tblPrEx>
         <w:tc>
           <w:tcPr>
             <w:tcW w:w="1275" w:type="dxa"/>
             <w:tcMar>
-              <w:top w:type="dxa" w:w="60"/>
-              <w:left w:type="dxa" w:w="120"/>
-              <w:bottom w:type="dxa" w:w="30"/>
-              <w:right w:type="dxa" w:w="120"/>
-            </w:tcMar>
-          </w:tcPr>
-          <w:p>
-            <w:pPr>
-              <w:spacing w:before="120" w:after="120" w:line="288" w:lineRule="auto"/>
-              <w:ind w:left="0"/>
-              <w:jc w:val="left"/>
-            </w:pPr>
-            <w:r>
-              <w:rPr>
-                <w:rFonts w:eastAsia="等线" w:ascii="Arial" w:cs="Arial" w:hAnsi="Arial"/>
+              <w:top w:w="60" w:type="dxa"/>
+              <w:left w:w="120" w:type="dxa"/>
+              <w:bottom w:w="30" w:type="dxa"/>
+              <w:right w:w="120" w:type="dxa"/>
+            </w:tcMar>
+          </w:tcPr>
+          <w:p>
+            <w:pPr>
+              <w:spacing w:before="120" w:after="120" w:line="288" w:lineRule="auto"/>
+              <w:ind w:left="0"/>
+              <w:jc w:val="left"/>
+            </w:pPr>
+            <w:r>
+              <w:rPr>
+                <w:rFonts w:ascii="Arial" w:hAnsi="Arial" w:eastAsia="等线" w:cs="Arial"/>
                 <w:sz w:val="22"/>
               </w:rPr>
               <w:t>27</w:t>
@@ -4975,21 +6089,21 @@
           <w:tcPr>
             <w:tcW w:w="4275" w:type="dxa"/>
             <w:tcMar>
-              <w:top w:type="dxa" w:w="60"/>
-              <w:left w:type="dxa" w:w="120"/>
-              <w:bottom w:type="dxa" w:w="30"/>
-              <w:right w:type="dxa" w:w="120"/>
-            </w:tcMar>
-          </w:tcPr>
-          <w:p>
-            <w:pPr>
-              <w:spacing w:before="120" w:after="120" w:line="288" w:lineRule="auto"/>
-              <w:ind w:left="0"/>
-              <w:jc w:val="left"/>
-            </w:pPr>
-            <w:r>
-              <w:rPr>
-                <w:rFonts w:eastAsia="等线" w:ascii="Arial" w:cs="Arial" w:hAnsi="Arial"/>
+              <w:top w:w="60" w:type="dxa"/>
+              <w:left w:w="120" w:type="dxa"/>
+              <w:bottom w:w="30" w:type="dxa"/>
+              <w:right w:w="120" w:type="dxa"/>
+            </w:tcMar>
+          </w:tcPr>
+          <w:p>
+            <w:pPr>
+              <w:spacing w:before="120" w:after="120" w:line="288" w:lineRule="auto"/>
+              <w:ind w:left="0"/>
+              <w:jc w:val="left"/>
+            </w:pPr>
+            <w:r>
+              <w:rPr>
+                <w:rFonts w:ascii="Arial" w:hAnsi="Arial" w:eastAsia="等线" w:cs="Arial"/>
                 <w:sz w:val="22"/>
               </w:rPr>
               <w:t>数据字典中的所有字段，是否都在原型图上有对应的展示/使用位置？</w:t>
@@ -5000,10 +6114,10 @@
           <w:tcPr>
             <w:tcW w:w="1365" w:type="dxa"/>
             <w:tcMar>
-              <w:top w:type="dxa" w:w="60"/>
-              <w:left w:type="dxa" w:w="120"/>
-              <w:bottom w:type="dxa" w:w="30"/>
-              <w:right w:type="dxa" w:w="120"/>
+              <w:top w:w="60" w:type="dxa"/>
+              <w:left w:w="120" w:type="dxa"/>
+              <w:bottom w:w="30" w:type="dxa"/>
+              <w:right w:w="120" w:type="dxa"/>
             </w:tcMar>
           </w:tcPr>
           <w:p>
@@ -5018,10 +6132,10 @@
           <w:tcPr>
             <w:tcW w:w="1365" w:type="dxa"/>
             <w:tcMar>
-              <w:top w:type="dxa" w:w="60"/>
-              <w:left w:type="dxa" w:w="120"/>
-              <w:bottom w:type="dxa" w:w="30"/>
-              <w:right w:type="dxa" w:w="120"/>
+              <w:top w:w="60" w:type="dxa"/>
+              <w:left w:w="120" w:type="dxa"/>
+              <w:bottom w:w="30" w:type="dxa"/>
+              <w:right w:w="120" w:type="dxa"/>
             </w:tcMar>
           </w:tcPr>
           <w:p>
@@ -5034,25 +6148,41 @@
         </w:tc>
       </w:tr>
       <w:tr>
+        <w:tblPrEx>
+          <w:tblBorders>
+            <w:top w:val="single" w:color="DEE0E3" w:sz="0" w:space="0"/>
+            <w:left w:val="single" w:color="DEE0E3" w:sz="0" w:space="0"/>
+            <w:bottom w:val="single" w:color="DEE0E3" w:sz="0" w:space="0"/>
+            <w:right w:val="single" w:color="DEE0E3" w:sz="0" w:space="0"/>
+            <w:insideH w:val="single" w:color="DEE0E3" w:sz="0" w:space="0"/>
+            <w:insideV w:val="single" w:color="DEE0E3" w:sz="0" w:space="0"/>
+          </w:tblBorders>
+          <w:tblCellMar>
+            <w:top w:w="0" w:type="dxa"/>
+            <w:left w:w="10" w:type="dxa"/>
+            <w:bottom w:w="0" w:type="dxa"/>
+            <w:right w:w="10" w:type="dxa"/>
+          </w:tblCellMar>
+        </w:tblPrEx>
         <w:tc>
           <w:tcPr>
             <w:tcW w:w="1275" w:type="dxa"/>
             <w:tcMar>
-              <w:top w:type="dxa" w:w="60"/>
-              <w:left w:type="dxa" w:w="120"/>
-              <w:bottom w:type="dxa" w:w="30"/>
-              <w:right w:type="dxa" w:w="120"/>
-            </w:tcMar>
-          </w:tcPr>
-          <w:p>
-            <w:pPr>
-              <w:spacing w:before="120" w:after="120" w:line="288" w:lineRule="auto"/>
-              <w:ind w:left="0"/>
-              <w:jc w:val="left"/>
-            </w:pPr>
-            <w:r>
-              <w:rPr>
-                <w:rFonts w:eastAsia="等线" w:ascii="Arial" w:cs="Arial" w:hAnsi="Arial"/>
+              <w:top w:w="60" w:type="dxa"/>
+              <w:left w:w="120" w:type="dxa"/>
+              <w:bottom w:w="30" w:type="dxa"/>
+              <w:right w:w="120" w:type="dxa"/>
+            </w:tcMar>
+          </w:tcPr>
+          <w:p>
+            <w:pPr>
+              <w:spacing w:before="120" w:after="120" w:line="288" w:lineRule="auto"/>
+              <w:ind w:left="0"/>
+              <w:jc w:val="left"/>
+            </w:pPr>
+            <w:r>
+              <w:rPr>
+                <w:rFonts w:ascii="Arial" w:hAnsi="Arial" w:eastAsia="等线" w:cs="Arial"/>
                 <w:sz w:val="22"/>
               </w:rPr>
               <w:t>28</w:t>
@@ -5063,21 +6193,21 @@
           <w:tcPr>
             <w:tcW w:w="4275" w:type="dxa"/>
             <w:tcMar>
-              <w:top w:type="dxa" w:w="60"/>
-              <w:left w:type="dxa" w:w="120"/>
-              <w:bottom w:type="dxa" w:w="30"/>
-              <w:right w:type="dxa" w:w="120"/>
-            </w:tcMar>
-          </w:tcPr>
-          <w:p>
-            <w:pPr>
-              <w:spacing w:before="120" w:after="120" w:line="288" w:lineRule="auto"/>
-              <w:ind w:left="0"/>
-              <w:jc w:val="left"/>
-            </w:pPr>
-            <w:r>
-              <w:rPr>
-                <w:rFonts w:eastAsia="等线" w:ascii="Arial" w:cs="Arial" w:hAnsi="Arial"/>
+              <w:top w:w="60" w:type="dxa"/>
+              <w:left w:w="120" w:type="dxa"/>
+              <w:bottom w:w="30" w:type="dxa"/>
+              <w:right w:w="120" w:type="dxa"/>
+            </w:tcMar>
+          </w:tcPr>
+          <w:p>
+            <w:pPr>
+              <w:spacing w:before="120" w:after="120" w:line="288" w:lineRule="auto"/>
+              <w:ind w:left="0"/>
+              <w:jc w:val="left"/>
+            </w:pPr>
+            <w:r>
+              <w:rPr>
+                <w:rFonts w:ascii="Arial" w:hAnsi="Arial" w:eastAsia="等线" w:cs="Arial"/>
                 <w:sz w:val="22"/>
               </w:rPr>
               <w:t>是否有"数据断头路"？（UI上有区域但没标数据来源）</w:t>
@@ -5088,10 +6218,10 @@
           <w:tcPr>
             <w:tcW w:w="1365" w:type="dxa"/>
             <w:tcMar>
-              <w:top w:type="dxa" w:w="60"/>
-              <w:left w:type="dxa" w:w="120"/>
-              <w:bottom w:type="dxa" w:w="30"/>
-              <w:right w:type="dxa" w:w="120"/>
+              <w:top w:w="60" w:type="dxa"/>
+              <w:left w:w="120" w:type="dxa"/>
+              <w:bottom w:w="30" w:type="dxa"/>
+              <w:right w:w="120" w:type="dxa"/>
             </w:tcMar>
           </w:tcPr>
           <w:p>
@@ -5106,10 +6236,10 @@
           <w:tcPr>
             <w:tcW w:w="1365" w:type="dxa"/>
             <w:tcMar>
-              <w:top w:type="dxa" w:w="60"/>
-              <w:left w:type="dxa" w:w="120"/>
-              <w:bottom w:type="dxa" w:w="30"/>
-              <w:right w:type="dxa" w:w="120"/>
+              <w:top w:w="60" w:type="dxa"/>
+              <w:left w:w="120" w:type="dxa"/>
+              <w:bottom w:w="30" w:type="dxa"/>
+              <w:right w:w="120" w:type="dxa"/>
             </w:tcMar>
           </w:tcPr>
           <w:p>
@@ -5122,25 +6252,41 @@
         </w:tc>
       </w:tr>
       <w:tr>
+        <w:tblPrEx>
+          <w:tblBorders>
+            <w:top w:val="single" w:color="DEE0E3" w:sz="0" w:space="0"/>
+            <w:left w:val="single" w:color="DEE0E3" w:sz="0" w:space="0"/>
+            <w:bottom w:val="single" w:color="DEE0E3" w:sz="0" w:space="0"/>
+            <w:right w:val="single" w:color="DEE0E3" w:sz="0" w:space="0"/>
+            <w:insideH w:val="single" w:color="DEE0E3" w:sz="0" w:space="0"/>
+            <w:insideV w:val="single" w:color="DEE0E3" w:sz="0" w:space="0"/>
+          </w:tblBorders>
+          <w:tblCellMar>
+            <w:top w:w="0" w:type="dxa"/>
+            <w:left w:w="10" w:type="dxa"/>
+            <w:bottom w:w="0" w:type="dxa"/>
+            <w:right w:w="10" w:type="dxa"/>
+          </w:tblCellMar>
+        </w:tblPrEx>
         <w:tc>
           <w:tcPr>
             <w:tcW w:w="1275" w:type="dxa"/>
             <w:tcMar>
-              <w:top w:type="dxa" w:w="60"/>
-              <w:left w:type="dxa" w:w="120"/>
-              <w:bottom w:type="dxa" w:w="30"/>
-              <w:right w:type="dxa" w:w="120"/>
-            </w:tcMar>
-          </w:tcPr>
-          <w:p>
-            <w:pPr>
-              <w:spacing w:before="120" w:after="120" w:line="288" w:lineRule="auto"/>
-              <w:ind w:left="0"/>
-              <w:jc w:val="left"/>
-            </w:pPr>
-            <w:r>
-              <w:rPr>
-                <w:rFonts w:eastAsia="等线" w:ascii="Arial" w:cs="Arial" w:hAnsi="Arial"/>
+              <w:top w:w="60" w:type="dxa"/>
+              <w:left w:w="120" w:type="dxa"/>
+              <w:bottom w:w="30" w:type="dxa"/>
+              <w:right w:w="120" w:type="dxa"/>
+            </w:tcMar>
+          </w:tcPr>
+          <w:p>
+            <w:pPr>
+              <w:spacing w:before="120" w:after="120" w:line="288" w:lineRule="auto"/>
+              <w:ind w:left="0"/>
+              <w:jc w:val="left"/>
+            </w:pPr>
+            <w:r>
+              <w:rPr>
+                <w:rFonts w:ascii="Arial" w:hAnsi="Arial" w:eastAsia="等线" w:cs="Arial"/>
                 <w:sz w:val="22"/>
               </w:rPr>
               <w:t>29</w:t>
@@ -5151,21 +6297,21 @@
           <w:tcPr>
             <w:tcW w:w="4275" w:type="dxa"/>
             <w:tcMar>
-              <w:top w:type="dxa" w:w="60"/>
-              <w:left w:type="dxa" w:w="120"/>
-              <w:bottom w:type="dxa" w:w="30"/>
-              <w:right w:type="dxa" w:w="120"/>
-            </w:tcMar>
-          </w:tcPr>
-          <w:p>
-            <w:pPr>
-              <w:spacing w:before="120" w:after="120" w:line="288" w:lineRule="auto"/>
-              <w:ind w:left="0"/>
-              <w:jc w:val="left"/>
-            </w:pPr>
-            <w:r>
-              <w:rPr>
-                <w:rFonts w:eastAsia="等线" w:ascii="Arial" w:cs="Arial" w:hAnsi="Arial"/>
+              <w:top w:w="60" w:type="dxa"/>
+              <w:left w:w="120" w:type="dxa"/>
+              <w:bottom w:w="30" w:type="dxa"/>
+              <w:right w:w="120" w:type="dxa"/>
+            </w:tcMar>
+          </w:tcPr>
+          <w:p>
+            <w:pPr>
+              <w:spacing w:before="120" w:after="120" w:line="288" w:lineRule="auto"/>
+              <w:ind w:left="0"/>
+              <w:jc w:val="left"/>
+            </w:pPr>
+            <w:r>
+              <w:rPr>
+                <w:rFonts w:ascii="Arial" w:hAnsi="Arial" w:eastAsia="等线" w:cs="Arial"/>
                 <w:sz w:val="22"/>
               </w:rPr>
               <w:t>是否有"字段闲置"？（数据字典有字段但原型图上没用上）</w:t>
@@ -5176,10 +6322,10 @@
           <w:tcPr>
             <w:tcW w:w="1365" w:type="dxa"/>
             <w:tcMar>
-              <w:top w:type="dxa" w:w="60"/>
-              <w:left w:type="dxa" w:w="120"/>
-              <w:bottom w:type="dxa" w:w="30"/>
-              <w:right w:type="dxa" w:w="120"/>
+              <w:top w:w="60" w:type="dxa"/>
+              <w:left w:w="120" w:type="dxa"/>
+              <w:bottom w:w="30" w:type="dxa"/>
+              <w:right w:w="120" w:type="dxa"/>
             </w:tcMar>
           </w:tcPr>
           <w:p>
@@ -5194,10 +6340,10 @@
           <w:tcPr>
             <w:tcW w:w="1365" w:type="dxa"/>
             <w:tcMar>
-              <w:top w:type="dxa" w:w="60"/>
-              <w:left w:type="dxa" w:w="120"/>
-              <w:bottom w:type="dxa" w:w="30"/>
-              <w:right w:type="dxa" w:w="120"/>
+              <w:top w:w="60" w:type="dxa"/>
+              <w:left w:w="120" w:type="dxa"/>
+              <w:bottom w:w="30" w:type="dxa"/>
+              <w:right w:w="120" w:type="dxa"/>
             </w:tcMar>
           </w:tcPr>
           <w:p>
@@ -5210,25 +6356,41 @@
         </w:tc>
       </w:tr>
       <w:tr>
+        <w:tblPrEx>
+          <w:tblBorders>
+            <w:top w:val="single" w:color="DEE0E3" w:sz="0" w:space="0"/>
+            <w:left w:val="single" w:color="DEE0E3" w:sz="0" w:space="0"/>
+            <w:bottom w:val="single" w:color="DEE0E3" w:sz="0" w:space="0"/>
+            <w:right w:val="single" w:color="DEE0E3" w:sz="0" w:space="0"/>
+            <w:insideH w:val="single" w:color="DEE0E3" w:sz="0" w:space="0"/>
+            <w:insideV w:val="single" w:color="DEE0E3" w:sz="0" w:space="0"/>
+          </w:tblBorders>
+          <w:tblCellMar>
+            <w:top w:w="0" w:type="dxa"/>
+            <w:left w:w="10" w:type="dxa"/>
+            <w:bottom w:w="0" w:type="dxa"/>
+            <w:right w:w="10" w:type="dxa"/>
+          </w:tblCellMar>
+        </w:tblPrEx>
         <w:tc>
           <w:tcPr>
             <w:tcW w:w="1275" w:type="dxa"/>
             <w:tcMar>
-              <w:top w:type="dxa" w:w="60"/>
-              <w:left w:type="dxa" w:w="120"/>
-              <w:bottom w:type="dxa" w:w="30"/>
-              <w:right w:type="dxa" w:w="120"/>
-            </w:tcMar>
-          </w:tcPr>
-          <w:p>
-            <w:pPr>
-              <w:spacing w:before="120" w:after="120" w:line="288" w:lineRule="auto"/>
-              <w:ind w:left="0"/>
-              <w:jc w:val="left"/>
-            </w:pPr>
-            <w:r>
-              <w:rPr>
-                <w:rFonts w:eastAsia="等线" w:ascii="Arial" w:cs="Arial" w:hAnsi="Arial"/>
+              <w:top w:w="60" w:type="dxa"/>
+              <w:left w:w="120" w:type="dxa"/>
+              <w:bottom w:w="30" w:type="dxa"/>
+              <w:right w:w="120" w:type="dxa"/>
+            </w:tcMar>
+          </w:tcPr>
+          <w:p>
+            <w:pPr>
+              <w:spacing w:before="120" w:after="120" w:line="288" w:lineRule="auto"/>
+              <w:ind w:left="0"/>
+              <w:jc w:val="left"/>
+            </w:pPr>
+            <w:r>
+              <w:rPr>
+                <w:rFonts w:ascii="Arial" w:hAnsi="Arial" w:eastAsia="等线" w:cs="Arial"/>
                 <w:sz w:val="22"/>
               </w:rPr>
               <w:t>30</w:t>
@@ -5239,21 +6401,21 @@
           <w:tcPr>
             <w:tcW w:w="4275" w:type="dxa"/>
             <w:tcMar>
-              <w:top w:type="dxa" w:w="60"/>
-              <w:left w:type="dxa" w:w="120"/>
-              <w:bottom w:type="dxa" w:w="30"/>
-              <w:right w:type="dxa" w:w="120"/>
-            </w:tcMar>
-          </w:tcPr>
-          <w:p>
-            <w:pPr>
-              <w:spacing w:before="120" w:after="120" w:line="288" w:lineRule="auto"/>
-              <w:ind w:left="0"/>
-              <w:jc w:val="left"/>
-            </w:pPr>
-            <w:r>
-              <w:rPr>
-                <w:rFonts w:eastAsia="等线" w:ascii="Arial" w:cs="Arial" w:hAnsi="Arial"/>
+              <w:top w:w="60" w:type="dxa"/>
+              <w:left w:w="120" w:type="dxa"/>
+              <w:bottom w:w="30" w:type="dxa"/>
+              <w:right w:w="120" w:type="dxa"/>
+            </w:tcMar>
+          </w:tcPr>
+          <w:p>
+            <w:pPr>
+              <w:spacing w:before="120" w:after="120" w:line="288" w:lineRule="auto"/>
+              <w:ind w:left="0"/>
+              <w:jc w:val="left"/>
+            </w:pPr>
+            <w:r>
+              <w:rPr>
+                <w:rFonts w:ascii="Arial" w:hAnsi="Arial" w:eastAsia="等线" w:cs="Arial"/>
                 <w:sz w:val="22"/>
               </w:rPr>
               <w:t>实时数据的刷新频率是否在原型图上有标注或约定？</w:t>
@@ -5264,10 +6426,10 @@
           <w:tcPr>
             <w:tcW w:w="1365" w:type="dxa"/>
             <w:tcMar>
-              <w:top w:type="dxa" w:w="60"/>
-              <w:left w:type="dxa" w:w="120"/>
-              <w:bottom w:type="dxa" w:w="30"/>
-              <w:right w:type="dxa" w:w="120"/>
+              <w:top w:w="60" w:type="dxa"/>
+              <w:left w:w="120" w:type="dxa"/>
+              <w:bottom w:w="30" w:type="dxa"/>
+              <w:right w:w="120" w:type="dxa"/>
             </w:tcMar>
           </w:tcPr>
           <w:p>
@@ -5282,10 +6444,10 @@
           <w:tcPr>
             <w:tcW w:w="1365" w:type="dxa"/>
             <w:tcMar>
-              <w:top w:type="dxa" w:w="60"/>
-              <w:left w:type="dxa" w:w="120"/>
-              <w:bottom w:type="dxa" w:w="30"/>
-              <w:right w:type="dxa" w:w="120"/>
+              <w:top w:w="60" w:type="dxa"/>
+              <w:left w:w="120" w:type="dxa"/>
+              <w:bottom w:w="30" w:type="dxa"/>
+              <w:right w:w="120" w:type="dxa"/>
             </w:tcMar>
           </w:tcPr>
           <w:p>
@@ -5301,8 +6463,8 @@
     <w:p>
       <w:pPr>
         <w:pBdr>
-          <w:bottom w:val="single" w:color="dee0e3"/>
-          <w:between w:val="single" w:color="dee0e3"/>
+          <w:bottom w:val="single" w:color="DEE0E3" w:sz="2" w:space="0"/>
+          <w:between w:val="single" w:color="DEE0E3" w:sz="2" w:space="0"/>
         </w:pBdr>
         <w:spacing w:before="120" w:after="120" w:line="288" w:lineRule="auto"/>
         <w:ind w:left="0"/>
@@ -5310,17 +6472,16 @@
     </w:p>
     <w:p>
       <w:pPr>
-        <w:pStyle w:val="2"/>
         <w:spacing w:before="320" w:after="120" w:line="288" w:lineRule="auto"/>
         <w:ind w:left="0"/>
         <w:jc w:val="left"/>
         <w:outlineLvl w:val="1"/>
       </w:pPr>
-      <w:bookmarkStart w:name="heading_22" w:id="22"/>
-      <w:r>
-        <w:rPr>
-          <w:rFonts w:eastAsia="等线" w:ascii="Arial" w:cs="Arial" w:hAnsi="Arial"/>
-          <w:b w:val="true"/>
+      <w:bookmarkStart w:id="22" w:name="heading_22"/>
+      <w:r>
+        <w:rPr>
+          <w:rFonts w:ascii="Arial" w:hAnsi="Arial" w:eastAsia="等线" w:cs="Arial"/>
+          <w:b/>
           <w:sz w:val="32"/>
         </w:rPr>
         <w:t>6. 标注完成后的交付物</w:t>
@@ -5335,7 +6496,7 @@
       </w:pPr>
       <w:r>
         <w:rPr>
-          <w:rFonts w:eastAsia="等线" w:ascii="Arial" w:cs="Arial" w:hAnsi="Arial"/>
+          <w:rFonts w:ascii="Arial" w:hAnsi="Arial" w:eastAsia="等线" w:cs="Arial"/>
           <w:sz w:val="22"/>
         </w:rPr>
         <w:t>标注完成后，原型图应能回答以下三个问题：</w:t>
@@ -5344,6 +6505,7 @@
     <w:p>
       <w:pPr>
         <w:numPr>
+          <w:ilvl w:val="0"/>
           <w:numId w:val="20"/>
         </w:numPr>
         <w:spacing w:before="120" w:after="120" w:line="288" w:lineRule="auto"/>
@@ -5352,15 +6514,15 @@
       </w:pPr>
       <w:r>
         <w:rPr>
-          <w:rFonts w:eastAsia="等线" w:ascii="Arial" w:cs="Arial" w:hAnsi="Arial"/>
-          <w:b w:val="true"/>
+          <w:rFonts w:ascii="Arial" w:hAnsi="Arial" w:eastAsia="等线" w:cs="Arial"/>
+          <w:b/>
           <w:sz w:val="22"/>
         </w:rPr>
         <w:t>这个组件显示什么数据？</w:t>
       </w:r>
       <w:r>
         <w:rPr>
-          <w:rFonts w:eastAsia="等线" w:ascii="Arial" w:cs="Arial" w:hAnsi="Arial"/>
+          <w:rFonts w:ascii="Arial" w:hAnsi="Arial" w:eastAsia="等线" w:cs="Arial"/>
           <w:sz w:val="22"/>
         </w:rPr>
         <w:t xml:space="preserve"> → 对应数据字典的哪个字段</w:t>
@@ -5369,6 +6531,7 @@
     <w:p>
       <w:pPr>
         <w:numPr>
+          <w:ilvl w:val="0"/>
           <w:numId w:val="21"/>
         </w:numPr>
         <w:spacing w:before="120" w:after="120" w:line="288" w:lineRule="auto"/>
@@ -5377,15 +6540,15 @@
       </w:pPr>
       <w:r>
         <w:rPr>
-          <w:rFonts w:eastAsia="等线" w:ascii="Arial" w:cs="Arial" w:hAnsi="Arial"/>
-          <w:b w:val="true"/>
+          <w:rFonts w:ascii="Arial" w:hAnsi="Arial" w:eastAsia="等线" w:cs="Arial"/>
+          <w:b/>
           <w:sz w:val="22"/>
         </w:rPr>
         <w:t>数据从哪条通道来？</w:t>
       </w:r>
       <w:r>
         <w:rPr>
-          <w:rFonts w:eastAsia="等线" w:ascii="Arial" w:cs="Arial" w:hAnsi="Arial"/>
+          <w:rFonts w:ascii="Arial" w:hAnsi="Arial" w:eastAsia="等线" w:cs="Arial"/>
           <w:sz w:val="22"/>
         </w:rPr>
         <w:t xml:space="preserve"> → 对应哪个 data_type</w:t>
@@ -5394,6 +6557,7 @@
     <w:p>
       <w:pPr>
         <w:numPr>
+          <w:ilvl w:val="0"/>
           <w:numId w:val="22"/>
         </w:numPr>
         <w:spacing w:before="120" w:after="120" w:line="288" w:lineRule="auto"/>
@@ -5402,15 +6566,15 @@
       </w:pPr>
       <w:r>
         <w:rPr>
-          <w:rFonts w:eastAsia="等线" w:ascii="Arial" w:cs="Arial" w:hAnsi="Arial"/>
-          <w:b w:val="true"/>
+          <w:rFonts w:ascii="Arial" w:hAnsi="Arial" w:eastAsia="等线" w:cs="Arial"/>
+          <w:b/>
           <w:sz w:val="22"/>
         </w:rPr>
         <w:t>什么时候显示/隐藏？</w:t>
       </w:r>
       <w:r>
         <w:rPr>
-          <w:rFonts w:eastAsia="等线" w:ascii="Arial" w:cs="Arial" w:hAnsi="Arial"/>
+          <w:rFonts w:ascii="Arial" w:hAnsi="Arial" w:eastAsia="等线" w:cs="Arial"/>
           <w:sz w:val="22"/>
         </w:rPr>
         <w:t xml:space="preserve"> → 触发条件和解除条件是什么</w:t>
@@ -5424,7 +6588,7 @@
       </w:pPr>
       <w:r>
         <w:rPr>
-          <w:rFonts w:eastAsia="等线" w:ascii="Arial" w:cs="Arial" w:hAnsi="Arial"/>
+          <w:rFonts w:ascii="Arial" w:hAnsi="Arial" w:eastAsia="等线" w:cs="Arial"/>
           <w:sz w:val="22"/>
         </w:rPr>
         <w:t>如果三个问题都能从标注中直接找到答案，说明标注合格，前端开发可以据此直接编码。</w:t>
@@ -5436,342 +6600,984 @@
         <w:ind w:left="0"/>
         <w:jc w:val="left"/>
       </w:pPr>
-      <w:r>
-        <w:rPr>
-          <w:rFonts w:eastAsia="等线" w:ascii="Arial" w:cs="Arial" w:hAnsi="Arial"/>
-          <w:sz w:val="22"/>
-        </w:rPr>
-        <w:t>|（注：部分内容可能由 AI 生成）</w:t>
-      </w:r>
+      <w:bookmarkStart w:id="23" w:name="_GoBack"/>
+      <w:bookmarkEnd w:id="23"/>
     </w:p>
     <w:sectPr>
-      <w:footerReference w:type="default" r:id="rId3"/>
-      <w:headerReference w:type="default" r:id="rId5"/>
-      <w:pgSz w:orient="portrait" w:h="16840" w:w="11905"/>
+      <w:headerReference r:id="rId3" w:type="default"/>
+      <w:footerReference r:id="rId4" w:type="default"/>
+      <w:pgSz w:w="11905" w:h="16840"/>
+      <w:cols w:space="720" w:num="1"/>
     </w:sectPr>
   </w:body>
 </w:document>
 </file>
 
 <file path=word/footer1.xml><?xml version="1.0" encoding="utf-8"?>
-<w:ftr xmlns:w="http://schemas.openxmlformats.org/wordprocessingml/2006/main">
+<w:ftr xmlns:wpc="http://schemas.microsoft.com/office/word/2010/wordprocessingCanvas" xmlns:mc="http://schemas.openxmlformats.org/markup-compatibility/2006" xmlns:o="urn:schemas-microsoft-com:office:office" xmlns:r="http://schemas.openxmlformats.org/officeDocument/2006/relationships" xmlns:m="http://schemas.openxmlformats.org/officeDocument/2006/math" xmlns:v="urn:schemas-microsoft-com:vml" xmlns:wp14="http://schemas.microsoft.com/office/word/2010/wordprocessingDrawing" xmlns:wp="http://schemas.openxmlformats.org/drawingml/2006/wordprocessingDrawing" xmlns:w10="urn:schemas-microsoft-com:office:word" xmlns:w="http://schemas.openxmlformats.org/wordprocessingml/2006/main" xmlns:w14="http://schemas.microsoft.com/office/word/2010/wordml" xmlns:w15="http://schemas.microsoft.com/office/word/2012/wordml" xmlns:wpg="http://schemas.microsoft.com/office/word/2010/wordprocessingGroup" xmlns:wpi="http://schemas.microsoft.com/office/word/2010/wordprocessingInk" xmlns:wne="http://schemas.microsoft.com/office/word/2006/wordml" xmlns:wps="http://schemas.microsoft.com/office/word/2010/wordprocessingShape" xmlns:wpsCustomData="http://www.wps.cn/officeDocument/2013/wpsCustomData" mc:Ignorable="w14 w15 wp14">
   <w:p/>
 </w:ftr>
 </file>
 
 <file path=word/header1.xml><?xml version="1.0" encoding="utf-8"?>
-<w:hdr xmlns:w="http://schemas.openxmlformats.org/wordprocessingml/2006/main">
+<w:hdr xmlns:wpc="http://schemas.microsoft.com/office/word/2010/wordprocessingCanvas" xmlns:mc="http://schemas.openxmlformats.org/markup-compatibility/2006" xmlns:o="urn:schemas-microsoft-com:office:office" xmlns:r="http://schemas.openxmlformats.org/officeDocument/2006/relationships" xmlns:m="http://schemas.openxmlformats.org/officeDocument/2006/math" xmlns:v="urn:schemas-microsoft-com:vml" xmlns:wp14="http://schemas.microsoft.com/office/word/2010/wordprocessingDrawing" xmlns:wp="http://schemas.openxmlformats.org/drawingml/2006/wordprocessingDrawing" xmlns:w10="urn:schemas-microsoft-com:office:word" xmlns:w="http://schemas.openxmlformats.org/wordprocessingml/2006/main" xmlns:w14="http://schemas.microsoft.com/office/word/2010/wordml" xmlns:w15="http://schemas.microsoft.com/office/word/2012/wordml" xmlns:wpg="http://schemas.microsoft.com/office/word/2010/wordprocessingGroup" xmlns:wpi="http://schemas.microsoft.com/office/word/2010/wordprocessingInk" xmlns:wne="http://schemas.microsoft.com/office/word/2006/wordml" xmlns:wps="http://schemas.microsoft.com/office/word/2010/wordprocessingShape" xmlns:wpsCustomData="http://www.wps.cn/officeDocument/2013/wpsCustomData" mc:Ignorable="w14 w15 wp14">
   <w:p/>
 </w:hdr>
 </file>
 
 <file path=word/numbering.xml><?xml version="1.0" encoding="utf-8"?>
-<w:numbering xmlns:w="http://schemas.openxmlformats.org/wordprocessingml/2006/main">
-  <w:abstractNum w:abstractNumId="2075529">
-    <w:lvl>
+<w:numbering xmlns:wpc="http://schemas.microsoft.com/office/word/2010/wordprocessingCanvas" xmlns:mc="http://schemas.openxmlformats.org/markup-compatibility/2006" xmlns:o="urn:schemas-microsoft-com:office:office" xmlns:r="http://schemas.openxmlformats.org/officeDocument/2006/relationships" xmlns:m="http://schemas.openxmlformats.org/officeDocument/2006/math" xmlns:v="urn:schemas-microsoft-com:vml" xmlns:wp14="http://schemas.microsoft.com/office/word/2010/wordprocessingDrawing" xmlns:wp="http://schemas.openxmlformats.org/drawingml/2006/wordprocessingDrawing" xmlns:w10="urn:schemas-microsoft-com:office:word" xmlns:w="http://schemas.openxmlformats.org/wordprocessingml/2006/main" xmlns:w14="http://schemas.microsoft.com/office/word/2010/wordml" xmlns:wpg="http://schemas.microsoft.com/office/word/2010/wordprocessingGroup" xmlns:wpi="http://schemas.microsoft.com/office/word/2010/wordprocessingInk" xmlns:wne="http://schemas.microsoft.com/office/word/2006/wordml" xmlns:wps="http://schemas.microsoft.com/office/word/2010/wordprocessingShape" xmlns:wpsCustomData="http://www.wps.cn/officeDocument/2013/wpsCustomData" mc:Ignorable="w14 wp14">
+  <w:abstractNum w:abstractNumId="0">
+    <w:nsid w:val="9239341B"/>
+    <w:multiLevelType w:val="singleLevel"/>
+    <w:tmpl w:val="9239341B"/>
+    <w:lvl w:ilvl="0" w:tentative="0">
+      <w:start w:val="0"/>
       <w:numFmt w:val="bullet"/>
-      <w:suff w:val="tab"/>
       <w:lvlText w:val="•"/>
+      <w:lvlJc w:val="left"/>
       <w:rPr>
-        <w:color w:val="3370ff"/>
+        <w:color w:val="3370FF"/>
       </w:rPr>
     </w:lvl>
   </w:abstractNum>
-  <w:abstractNum w:abstractNumId="2075530">
-    <w:lvl>
-      <w:numFmt w:val="bullet"/>
-      <w:suff w:val="tab"/>
-      <w:lvlText w:val="•"/>
+  <w:abstractNum w:abstractNumId="1">
+    <w:nsid w:val="9C8AC8EF"/>
+    <w:multiLevelType w:val="singleLevel"/>
+    <w:tmpl w:val="9C8AC8EF"/>
+    <w:lvl w:ilvl="0" w:tentative="0">
+      <w:start w:val="4"/>
+      <w:numFmt w:val="decimal"/>
+      <w:lvlText w:val="%1."/>
+      <w:lvlJc w:val="left"/>
       <w:rPr>
-        <w:color w:val="3370ff"/>
+        <w:color w:val="3370FF"/>
       </w:rPr>
     </w:lvl>
   </w:abstractNum>
-  <w:abstractNum w:abstractNumId="2075531">
-    <w:lvl>
-      <w:numFmt w:val="bullet"/>
-      <w:suff w:val="tab"/>
-      <w:lvlText w:val="•"/>
+  <w:abstractNum w:abstractNumId="2">
+    <w:nsid w:val="B5E306ED"/>
+    <w:multiLevelType w:val="singleLevel"/>
+    <w:tmpl w:val="B5E306ED"/>
+    <w:lvl w:ilvl="0" w:tentative="0">
+      <w:start w:val="2"/>
+      <w:numFmt w:val="decimal"/>
+      <w:lvlText w:val="%1."/>
+      <w:lvlJc w:val="left"/>
       <w:rPr>
-        <w:color w:val="3370ff"/>
+        <w:color w:val="3370FF"/>
       </w:rPr>
     </w:lvl>
   </w:abstractNum>
-  <w:abstractNum w:abstractNumId="2075532">
-    <w:lvl>
+  <w:abstractNum w:abstractNumId="3">
+    <w:nsid w:val="BF205925"/>
+    <w:multiLevelType w:val="singleLevel"/>
+    <w:tmpl w:val="BF205925"/>
+    <w:lvl w:ilvl="0" w:tentative="0">
       <w:start w:val="1"/>
       <w:numFmt w:val="decimal"/>
-      <w:suff w:val="tab"/>
       <w:lvlText w:val="%1."/>
+      <w:lvlJc w:val="left"/>
       <w:rPr>
-        <w:color w:val="3370ff"/>
+        <w:color w:val="3370FF"/>
       </w:rPr>
     </w:lvl>
   </w:abstractNum>
-  <w:abstractNum w:abstractNumId="2075533">
-    <w:lvl>
-      <w:start w:val="2"/>
+  <w:abstractNum w:abstractNumId="4">
+    <w:nsid w:val="C8879AEF"/>
+    <w:multiLevelType w:val="singleLevel"/>
+    <w:tmpl w:val="C8879AEF"/>
+    <w:lvl w:ilvl="0" w:tentative="0">
+      <w:start w:val="3"/>
       <w:numFmt w:val="decimal"/>
-      <w:suff w:val="tab"/>
       <w:lvlText w:val="%1."/>
+      <w:lvlJc w:val="left"/>
       <w:rPr>
-        <w:color w:val="3370ff"/>
+        <w:color w:val="3370FF"/>
       </w:rPr>
     </w:lvl>
   </w:abstractNum>
-  <w:abstractNum w:abstractNumId="2075534">
-    <w:lvl>
-      <w:start w:val="3"/>
-      <w:numFmt w:val="decimal"/>
-      <w:suff w:val="tab"/>
-      <w:lvlText w:val="%1."/>
+  <w:abstractNum w:abstractNumId="5">
+    <w:nsid w:val="CF092B84"/>
+    <w:multiLevelType w:val="singleLevel"/>
+    <w:tmpl w:val="CF092B84"/>
+    <w:lvl w:ilvl="0" w:tentative="0">
+      <w:start w:val="0"/>
+      <w:numFmt w:val="bullet"/>
+      <w:lvlText w:val="•"/>
+      <w:lvlJc w:val="left"/>
       <w:rPr>
-        <w:color w:val="3370ff"/>
+        <w:color w:val="3370FF"/>
       </w:rPr>
     </w:lvl>
   </w:abstractNum>
-  <w:abstractNum w:abstractNumId="2075535">
-    <w:lvl>
-      <w:start w:val="4"/>
+  <w:abstractNum w:abstractNumId="6">
+    <w:nsid w:val="D7F9FE59"/>
+    <w:multiLevelType w:val="singleLevel"/>
+    <w:tmpl w:val="D7F9FE59"/>
+    <w:lvl w:ilvl="0" w:tentative="0">
+      <w:start w:val="3"/>
       <w:numFmt w:val="decimal"/>
-      <w:suff w:val="tab"/>
       <w:lvlText w:val="%1."/>
+      <w:lvlJc w:val="left"/>
       <w:rPr>
-        <w:color w:val="3370ff"/>
+        <w:color w:val="3370FF"/>
       </w:rPr>
     </w:lvl>
   </w:abstractNum>
-  <w:abstractNum w:abstractNumId="2075536">
-    <w:lvl>
-      <w:numFmt w:val="bullet"/>
-      <w:suff w:val="tab"/>
-      <w:lvlText w:val="•"/>
+  <w:abstractNum w:abstractNumId="7">
+    <w:nsid w:val="DCBA6B53"/>
+    <w:multiLevelType w:val="singleLevel"/>
+    <w:tmpl w:val="DCBA6B53"/>
+    <w:lvl w:ilvl="0" w:tentative="0">
+      <w:start w:val="2"/>
+      <w:numFmt w:val="decimal"/>
+      <w:lvlText w:val="%1."/>
+      <w:lvlJc w:val="left"/>
       <w:rPr>
-        <w:color w:val="3370ff"/>
+        <w:color w:val="3370FF"/>
       </w:rPr>
     </w:lvl>
   </w:abstractNum>
-  <w:abstractNum w:abstractNumId="2075537">
-    <w:lvl>
-      <w:numFmt w:val="bullet"/>
-      <w:suff w:val="tab"/>
-      <w:lvlText w:val="•"/>
+  <w:abstractNum w:abstractNumId="8">
+    <w:nsid w:val="F4B5D9F5"/>
+    <w:multiLevelType w:val="singleLevel"/>
+    <w:tmpl w:val="F4B5D9F5"/>
+    <w:lvl w:ilvl="0" w:tentative="0">
+      <w:start w:val="5"/>
+      <w:numFmt w:val="decimal"/>
+      <w:lvlText w:val="%1."/>
+      <w:lvlJc w:val="left"/>
       <w:rPr>
-        <w:color w:val="3370ff"/>
+        <w:color w:val="3370FF"/>
       </w:rPr>
     </w:lvl>
   </w:abstractNum>
-  <w:abstractNum w:abstractNumId="2075538">
-    <w:lvl>
+  <w:abstractNum w:abstractNumId="9">
+    <w:nsid w:val="0053208E"/>
+    <w:multiLevelType w:val="singleLevel"/>
+    <w:tmpl w:val="0053208E"/>
+    <w:lvl w:ilvl="0" w:tentative="0">
+      <w:start w:val="0"/>
       <w:numFmt w:val="bullet"/>
-      <w:suff w:val="tab"/>
       <w:lvlText w:val="•"/>
+      <w:lvlJc w:val="left"/>
       <w:rPr>
-        <w:color w:val="3370ff"/>
+        <w:color w:val="3370FF"/>
       </w:rPr>
     </w:lvl>
   </w:abstractNum>
-  <w:abstractNum w:abstractNumId="2075539">
-    <w:lvl>
-      <w:start w:val="1"/>
-      <w:numFmt w:val="decimal"/>
-      <w:suff w:val="tab"/>
-      <w:lvlText w:val="%1."/>
+  <w:abstractNum w:abstractNumId="10">
+    <w:nsid w:val="0248C179"/>
+    <w:multiLevelType w:val="singleLevel"/>
+    <w:tmpl w:val="0248C179"/>
+    <w:lvl w:ilvl="0" w:tentative="0">
+      <w:start w:val="0"/>
+      <w:numFmt w:val="bullet"/>
+      <w:lvlText w:val="•"/>
+      <w:lvlJc w:val="left"/>
       <w:rPr>
-        <w:color w:val="3370ff"/>
+        <w:color w:val="3370FF"/>
       </w:rPr>
     </w:lvl>
   </w:abstractNum>
-  <w:abstractNum w:abstractNumId="2075540">
-    <w:lvl>
-      <w:start w:val="2"/>
+  <w:abstractNum w:abstractNumId="11">
+    <w:nsid w:val="03D62ECE"/>
+    <w:multiLevelType w:val="singleLevel"/>
+    <w:tmpl w:val="03D62ECE"/>
+    <w:lvl w:ilvl="0" w:tentative="0">
+      <w:start w:val="3"/>
       <w:numFmt w:val="decimal"/>
-      <w:suff w:val="tab"/>
       <w:lvlText w:val="%1."/>
+      <w:lvlJc w:val="left"/>
       <w:rPr>
-        <w:color w:val="3370ff"/>
+        <w:color w:val="3370FF"/>
       </w:rPr>
     </w:lvl>
   </w:abstractNum>
-  <w:abstractNum w:abstractNumId="2075541">
-    <w:lvl>
+  <w:abstractNum w:abstractNumId="12">
+    <w:nsid w:val="0E640482"/>
+    <w:multiLevelType w:val="singleLevel"/>
+    <w:tmpl w:val="0E640482"/>
+    <w:lvl w:ilvl="0" w:tentative="0">
       <w:start w:val="3"/>
       <w:numFmt w:val="decimal"/>
-      <w:suff w:val="tab"/>
       <w:lvlText w:val="%1."/>
+      <w:lvlJc w:val="left"/>
       <w:rPr>
-        <w:color w:val="3370ff"/>
+        <w:color w:val="3370FF"/>
       </w:rPr>
     </w:lvl>
   </w:abstractNum>
-  <w:abstractNum w:abstractNumId="2075542">
-    <w:lvl>
-      <w:start w:val="4"/>
+  <w:abstractNum w:abstractNumId="13">
+    <w:nsid w:val="2470EC97"/>
+    <w:multiLevelType w:val="singleLevel"/>
+    <w:tmpl w:val="2470EC97"/>
+    <w:lvl w:ilvl="0" w:tentative="0">
+      <w:start w:val="1"/>
       <w:numFmt w:val="decimal"/>
-      <w:suff w:val="tab"/>
       <w:lvlText w:val="%1."/>
+      <w:lvlJc w:val="left"/>
       <w:rPr>
-        <w:color w:val="3370ff"/>
+        <w:color w:val="3370FF"/>
       </w:rPr>
     </w:lvl>
   </w:abstractNum>
-  <w:abstractNum w:abstractNumId="2075543">
-    <w:lvl>
-      <w:start w:val="5"/>
+  <w:abstractNum w:abstractNumId="14">
+    <w:nsid w:val="25B654F3"/>
+    <w:multiLevelType w:val="singleLevel"/>
+    <w:tmpl w:val="25B654F3"/>
+    <w:lvl w:ilvl="0" w:tentative="0">
+      <w:start w:val="4"/>
       <w:numFmt w:val="decimal"/>
-      <w:suff w:val="tab"/>
       <w:lvlText w:val="%1."/>
+      <w:lvlJc w:val="left"/>
       <w:rPr>
-        <w:color w:val="3370ff"/>
+        <w:color w:val="3370FF"/>
       </w:rPr>
     </w:lvl>
   </w:abstractNum>
-  <w:abstractNum w:abstractNumId="2075544">
-    <w:lvl>
+  <w:abstractNum w:abstractNumId="15">
+    <w:nsid w:val="2A8F537B"/>
+    <w:multiLevelType w:val="singleLevel"/>
+    <w:tmpl w:val="2A8F537B"/>
+    <w:lvl w:ilvl="0" w:tentative="0">
       <w:start w:val="1"/>
       <w:numFmt w:val="decimal"/>
-      <w:suff w:val="tab"/>
       <w:lvlText w:val="%1."/>
+      <w:lvlJc w:val="left"/>
       <w:rPr>
-        <w:color w:val="3370ff"/>
+        <w:color w:val="3370FF"/>
       </w:rPr>
     </w:lvl>
   </w:abstractNum>
-  <w:abstractNum w:abstractNumId="2075545">
-    <w:lvl>
-      <w:start w:val="2"/>
+  <w:abstractNum w:abstractNumId="16">
+    <w:nsid w:val="4C1BAE26"/>
+    <w:multiLevelType w:val="singleLevel"/>
+    <w:tmpl w:val="4C1BAE26"/>
+    <w:lvl w:ilvl="0" w:tentative="0">
+      <w:start w:val="1"/>
       <w:numFmt w:val="decimal"/>
-      <w:suff w:val="tab"/>
       <w:lvlText w:val="%1."/>
+      <w:lvlJc w:val="left"/>
       <w:rPr>
-        <w:color w:val="3370ff"/>
+        <w:color w:val="3370FF"/>
       </w:rPr>
     </w:lvl>
   </w:abstractNum>
-  <w:abstractNum w:abstractNumId="2075546">
-    <w:lvl>
-      <w:start w:val="3"/>
+  <w:abstractNum w:abstractNumId="17">
+    <w:nsid w:val="4D4DC07F"/>
+    <w:multiLevelType w:val="singleLevel"/>
+    <w:tmpl w:val="4D4DC07F"/>
+    <w:lvl w:ilvl="0" w:tentative="0">
+      <w:start w:val="4"/>
       <w:numFmt w:val="decimal"/>
-      <w:suff w:val="tab"/>
       <w:lvlText w:val="%1."/>
+      <w:lvlJc w:val="left"/>
       <w:rPr>
-        <w:color w:val="3370ff"/>
+        <w:color w:val="3370FF"/>
       </w:rPr>
     </w:lvl>
   </w:abstractNum>
-  <w:abstractNum w:abstractNumId="2075547">
-    <w:lvl>
-      <w:start w:val="4"/>
-      <w:numFmt w:val="decimal"/>
-      <w:suff w:val="tab"/>
-      <w:lvlText w:val="%1."/>
+  <w:abstractNum w:abstractNumId="18">
+    <w:nsid w:val="59ADCABA"/>
+    <w:multiLevelType w:val="singleLevel"/>
+    <w:tmpl w:val="59ADCABA"/>
+    <w:lvl w:ilvl="0" w:tentative="0">
+      <w:start w:val="0"/>
+      <w:numFmt w:val="bullet"/>
+      <w:lvlText w:val="•"/>
+      <w:lvlJc w:val="left"/>
       <w:rPr>
-        <w:color w:val="3370ff"/>
+        <w:color w:val="3370FF"/>
       </w:rPr>
     </w:lvl>
   </w:abstractNum>
-  <w:abstractNum w:abstractNumId="2075548">
-    <w:lvl>
-      <w:start w:val="1"/>
+  <w:abstractNum w:abstractNumId="19">
+    <w:nsid w:val="5A241D34"/>
+    <w:multiLevelType w:val="singleLevel"/>
+    <w:tmpl w:val="5A241D34"/>
+    <w:lvl w:ilvl="0" w:tentative="0">
+      <w:start w:val="2"/>
       <w:numFmt w:val="decimal"/>
-      <w:suff w:val="tab"/>
       <w:lvlText w:val="%1."/>
+      <w:lvlJc w:val="left"/>
       <w:rPr>
-        <w:color w:val="3370ff"/>
+        <w:color w:val="3370FF"/>
       </w:rPr>
     </w:lvl>
   </w:abstractNum>
-  <w:abstractNum w:abstractNumId="2075549">
-    <w:lvl>
+  <w:abstractNum w:abstractNumId="20">
+    <w:nsid w:val="60382F6E"/>
+    <w:multiLevelType w:val="singleLevel"/>
+    <w:tmpl w:val="60382F6E"/>
+    <w:lvl w:ilvl="0" w:tentative="0">
       <w:start w:val="2"/>
       <w:numFmt w:val="decimal"/>
-      <w:suff w:val="tab"/>
       <w:lvlText w:val="%1."/>
+      <w:lvlJc w:val="left"/>
       <w:rPr>
-        <w:color w:val="3370ff"/>
+        <w:color w:val="3370FF"/>
       </w:rPr>
     </w:lvl>
   </w:abstractNum>
-  <w:abstractNum w:abstractNumId="2075550">
-    <w:lvl>
-      <w:start w:val="3"/>
-      <w:numFmt w:val="decimal"/>
-      <w:suff w:val="tab"/>
-      <w:lvlText w:val="%1."/>
+  <w:abstractNum w:abstractNumId="21">
+    <w:nsid w:val="72183CF9"/>
+    <w:multiLevelType w:val="singleLevel"/>
+    <w:tmpl w:val="72183CF9"/>
+    <w:lvl w:ilvl="0" w:tentative="0">
+      <w:start w:val="0"/>
+      <w:numFmt w:val="bullet"/>
+      <w:lvlText w:val="•"/>
+      <w:lvlJc w:val="left"/>
       <w:rPr>
-        <w:color w:val="3370ff"/>
+        <w:color w:val="3370FF"/>
       </w:rPr>
     </w:lvl>
   </w:abstractNum>
   <w:num w:numId="1">
-    <w:abstractNumId w:val="2075529"/>
+    <w:abstractNumId w:val="9"/>
   </w:num>
   <w:num w:numId="2">
-    <w:abstractNumId w:val="2075530"/>
+    <w:abstractNumId w:val="5"/>
   </w:num>
   <w:num w:numId="3">
-    <w:abstractNumId w:val="2075531"/>
+    <w:abstractNumId w:val="18"/>
   </w:num>
   <w:num w:numId="4">
-    <w:abstractNumId w:val="2075532"/>
+    <w:abstractNumId w:val="3"/>
   </w:num>
   <w:num w:numId="5">
-    <w:abstractNumId w:val="2075533"/>
+    <w:abstractNumId w:val="2"/>
   </w:num>
   <w:num w:numId="6">
-    <w:abstractNumId w:val="2075534"/>
+    <w:abstractNumId w:val="11"/>
   </w:num>
   <w:num w:numId="7">
-    <w:abstractNumId w:val="2075535"/>
+    <w:abstractNumId w:val="14"/>
   </w:num>
   <w:num w:numId="8">
-    <w:abstractNumId w:val="2075536"/>
+    <w:abstractNumId w:val="21"/>
   </w:num>
   <w:num w:numId="9">
-    <w:abstractNumId w:val="2075537"/>
+    <w:abstractNumId w:val="10"/>
   </w:num>
   <w:num w:numId="10">
-    <w:abstractNumId w:val="2075538"/>
+    <w:abstractNumId w:val="0"/>
   </w:num>
   <w:num w:numId="11">
-    <w:abstractNumId w:val="2075539"/>
+    <w:abstractNumId w:val="15"/>
   </w:num>
   <w:num w:numId="12">
-    <w:abstractNumId w:val="2075540"/>
+    <w:abstractNumId w:val="19"/>
   </w:num>
   <w:num w:numId="13">
-    <w:abstractNumId w:val="2075541"/>
+    <w:abstractNumId w:val="4"/>
   </w:num>
   <w:num w:numId="14">
-    <w:abstractNumId w:val="2075542"/>
+    <w:abstractNumId w:val="17"/>
   </w:num>
   <w:num w:numId="15">
-    <w:abstractNumId w:val="2075543"/>
+    <w:abstractNumId w:val="8"/>
   </w:num>
   <w:num w:numId="16">
-    <w:abstractNumId w:val="2075544"/>
+    <w:abstractNumId w:val="13"/>
   </w:num>
   <w:num w:numId="17">
-    <w:abstractNumId w:val="2075545"/>
+    <w:abstractNumId w:val="7"/>
   </w:num>
   <w:num w:numId="18">
-    <w:abstractNumId w:val="2075546"/>
+    <w:abstractNumId w:val="6"/>
   </w:num>
   <w:num w:numId="19">
-    <w:abstractNumId w:val="2075547"/>
+    <w:abstractNumId w:val="1"/>
   </w:num>
   <w:num w:numId="20">
-    <w:abstractNumId w:val="2075548"/>
+    <w:abstractNumId w:val="16"/>
   </w:num>
   <w:num w:numId="21">
-    <w:abstractNumId w:val="2075549"/>
+    <w:abstractNumId w:val="20"/>
   </w:num>
   <w:num w:numId="22">
-    <w:abstractNumId w:val="2075550"/>
+    <w:abstractNumId w:val="12"/>
   </w:num>
 </w:numbering>
 </file>
 
 <file path=word/styles.xml><?xml version="1.0" encoding="utf-8"?>
-<w:styles xmlns:w="http://schemas.openxmlformats.org/wordprocessingml/2006/main"/>
+<w:styles xmlns:mc="http://schemas.openxmlformats.org/markup-compatibility/2006" xmlns:o="urn:schemas-microsoft-com:office:office" xmlns:r="http://schemas.openxmlformats.org/officeDocument/2006/relationships" xmlns:m="http://schemas.openxmlformats.org/officeDocument/2006/math" xmlns:v="urn:schemas-microsoft-com:vml" xmlns:w="http://schemas.openxmlformats.org/wordprocessingml/2006/main" xmlns:w14="http://schemas.microsoft.com/office/word/2010/wordml" xmlns:w10="urn:schemas-microsoft-com:office:word" xmlns:sl="http://schemas.openxmlformats.org/schemaLibrary/2006/main" xmlns:wpsCustomData="http://www.wps.cn/officeDocument/2013/wpsCustomData" mc:Ignorable="w14">
+  <w:docDefaults>
+    <w:rPrDefault>
+      <w:rPr>
+        <w:rFonts w:asciiTheme="minorHAnsi" w:hAnsiTheme="minorHAnsi" w:eastAsiaTheme="minorEastAsia" w:cstheme="minorBidi"/>
+      </w:rPr>
+    </w:rPrDefault>
+    <w:pPrDefault/>
+  </w:docDefaults>
+  <w:latentStyles w:count="260" w:defQFormat="0" w:defUnhideWhenUsed="1" w:defSemiHidden="1" w:defUIPriority="99" w:defLockedState="0">
+    <w:lsdException w:qFormat="1" w:unhideWhenUsed="0" w:uiPriority="0" w:semiHidden="0" w:name="Normal"/>
+    <w:lsdException w:qFormat="1" w:unhideWhenUsed="0" w:uiPriority="0" w:semiHidden="0" w:name="heading 1"/>
+    <w:lsdException w:qFormat="1" w:uiPriority="0" w:name="heading 2"/>
+    <w:lsdException w:qFormat="1" w:uiPriority="0" w:name="heading 3"/>
+    <w:lsdException w:qFormat="1" w:uiPriority="0" w:name="heading 4"/>
+    <w:lsdException w:qFormat="1" w:uiPriority="0" w:name="heading 5"/>
+    <w:lsdException w:qFormat="1" w:uiPriority="0" w:name="heading 6"/>
+    <w:lsdException w:qFormat="1" w:uiPriority="0" w:name="heading 7"/>
+    <w:lsdException w:qFormat="1" w:uiPriority="0" w:name="heading 8"/>
+    <w:lsdException w:qFormat="1" w:uiPriority="0" w:name="heading 9"/>
+    <w:lsdException w:unhideWhenUsed="0" w:uiPriority="0" w:semiHidden="0" w:name="index 1"/>
+    <w:lsdException w:unhideWhenUsed="0" w:uiPriority="0" w:semiHidden="0" w:name="index 2"/>
+    <w:lsdException w:unhideWhenUsed="0" w:uiPriority="0" w:semiHidden="0" w:name="index 3"/>
+    <w:lsdException w:unhideWhenUsed="0" w:uiPriority="0" w:semiHidden="0" w:name="index 4"/>
+    <w:lsdException w:unhideWhenUsed="0" w:uiPriority="0" w:semiHidden="0" w:name="index 5"/>
+    <w:lsdException w:unhideWhenUsed="0" w:uiPriority="0" w:semiHidden="0" w:name="index 6"/>
+    <w:lsdException w:unhideWhenUsed="0" w:uiPriority="0" w:semiHidden="0" w:name="index 7"/>
+    <w:lsdException w:unhideWhenUsed="0" w:uiPriority="0" w:semiHidden="0" w:name="index 8"/>
+    <w:lsdException w:unhideWhenUsed="0" w:uiPriority="0" w:semiHidden="0" w:name="index 9"/>
+    <w:lsdException w:unhideWhenUsed="0" w:uiPriority="0" w:semiHidden="0" w:name="toc 1"/>
+    <w:lsdException w:unhideWhenUsed="0" w:uiPriority="0" w:semiHidden="0" w:name="toc 2"/>
+    <w:lsdException w:unhideWhenUsed="0" w:uiPriority="0" w:semiHidden="0" w:name="toc 3"/>
+    <w:lsdException w:unhideWhenUsed="0" w:uiPriority="0" w:semiHidden="0" w:name="toc 4"/>
+    <w:lsdException w:unhideWhenUsed="0" w:uiPriority="0" w:semiHidden="0" w:name="toc 5"/>
+    <w:lsdException w:unhideWhenUsed="0" w:uiPriority="0" w:semiHidden="0" w:name="toc 6"/>
+    <w:lsdException w:unhideWhenUsed="0" w:uiPriority="0" w:semiHidden="0" w:name="toc 7"/>
+    <w:lsdException w:unhideWhenUsed="0" w:uiPriority="0" w:semiHidden="0" w:name="toc 8"/>
+    <w:lsdException w:unhideWhenUsed="0" w:uiPriority="0" w:semiHidden="0" w:name="toc 9"/>
+    <w:lsdException w:unhideWhenUsed="0" w:uiPriority="0" w:semiHidden="0" w:name="Normal Indent"/>
+    <w:lsdException w:unhideWhenUsed="0" w:uiPriority="0" w:semiHidden="0" w:name="footnote text"/>
+    <w:lsdException w:unhideWhenUsed="0" w:uiPriority="0" w:semiHidden="0" w:name="annotation text"/>
+    <w:lsdException w:unhideWhenUsed="0" w:uiPriority="0" w:semiHidden="0" w:name="header"/>
+    <w:lsdException w:unhideWhenUsed="0" w:uiPriority="0" w:semiHidden="0" w:name="footer"/>
+    <w:lsdException w:unhideWhenUsed="0" w:uiPriority="0" w:semiHidden="0" w:name="index heading"/>
+    <w:lsdException w:qFormat="1" w:uiPriority="0" w:name="caption"/>
+    <w:lsdException w:unhideWhenUsed="0" w:uiPriority="0" w:semiHidden="0" w:name="table of figures"/>
+    <w:lsdException w:unhideWhenUsed="0" w:uiPriority="0" w:semiHidden="0" w:name="envelope address"/>
+    <w:lsdException w:unhideWhenUsed="0" w:uiPriority="0" w:semiHidden="0" w:name="envelope return"/>
+    <w:lsdException w:unhideWhenUsed="0" w:uiPriority="0" w:semiHidden="0" w:name="footnote reference"/>
+    <w:lsdException w:unhideWhenUsed="0" w:uiPriority="0" w:semiHidden="0" w:name="annotation reference"/>
+    <w:lsdException w:unhideWhenUsed="0" w:uiPriority="0" w:semiHidden="0" w:name="line number"/>
+    <w:lsdException w:unhideWhenUsed="0" w:uiPriority="0" w:semiHidden="0" w:name="page number"/>
+    <w:lsdException w:unhideWhenUsed="0" w:uiPriority="0" w:semiHidden="0" w:name="endnote reference"/>
+    <w:lsdException w:unhideWhenUsed="0" w:uiPriority="0" w:semiHidden="0" w:name="endnote text"/>
+    <w:lsdException w:unhideWhenUsed="0" w:uiPriority="0" w:semiHidden="0" w:name="table of authorities"/>
+    <w:lsdException w:unhideWhenUsed="0" w:uiPriority="0" w:semiHidden="0" w:name="macro"/>
+    <w:lsdException w:unhideWhenUsed="0" w:uiPriority="0" w:semiHidden="0" w:name="toa heading"/>
+    <w:lsdException w:unhideWhenUsed="0" w:uiPriority="0" w:semiHidden="0" w:name="List"/>
+    <w:lsdException w:unhideWhenUsed="0" w:uiPriority="0" w:semiHidden="0" w:name="List Bullet"/>
+    <w:lsdException w:unhideWhenUsed="0" w:uiPriority="0" w:semiHidden="0" w:name="List Number"/>
+    <w:lsdException w:unhideWhenUsed="0" w:uiPriority="0" w:semiHidden="0" w:name="List 2"/>
+    <w:lsdException w:unhideWhenUsed="0" w:uiPriority="0" w:semiHidden="0" w:name="List 3"/>
+    <w:lsdException w:unhideWhenUsed="0" w:uiPriority="0" w:semiHidden="0" w:name="List 4"/>
+    <w:lsdException w:unhideWhenUsed="0" w:uiPriority="0" w:semiHidden="0" w:name="List 5"/>
+    <w:lsdException w:unhideWhenUsed="0" w:uiPriority="0" w:semiHidden="0" w:name="List Bullet 2"/>
+    <w:lsdException w:unhideWhenUsed="0" w:uiPriority="0" w:semiHidden="0" w:name="List Bullet 3"/>
+    <w:lsdException w:unhideWhenUsed="0" w:uiPriority="0" w:semiHidden="0" w:name="List Bullet 4"/>
+    <w:lsdException w:unhideWhenUsed="0" w:uiPriority="0" w:semiHidden="0" w:name="List Bullet 5"/>
+    <w:lsdException w:unhideWhenUsed="0" w:uiPriority="0" w:semiHidden="0" w:name="List Number 2"/>
+    <w:lsdException w:unhideWhenUsed="0" w:uiPriority="0" w:semiHidden="0" w:name="List Number 3"/>
+    <w:lsdException w:unhideWhenUsed="0" w:uiPriority="0" w:semiHidden="0" w:name="List Number 4"/>
+    <w:lsdException w:unhideWhenUsed="0" w:uiPriority="0" w:semiHidden="0" w:name="List Number 5"/>
+    <w:lsdException w:qFormat="1" w:unhideWhenUsed="0" w:uiPriority="0" w:semiHidden="0" w:name="Title"/>
+    <w:lsdException w:unhideWhenUsed="0" w:uiPriority="0" w:semiHidden="0" w:name="Closing"/>
+    <w:lsdException w:unhideWhenUsed="0" w:uiPriority="0" w:semiHidden="0" w:name="Signature"/>
+    <w:lsdException w:unhideWhenUsed="0" w:uiPriority="0" w:name="Default Paragraph Font"/>
+    <w:lsdException w:unhideWhenUsed="0" w:uiPriority="0" w:semiHidden="0" w:name="Body Text"/>
+    <w:lsdException w:unhideWhenUsed="0" w:uiPriority="0" w:semiHidden="0" w:name="Body Text Indent"/>
+    <w:lsdException w:unhideWhenUsed="0" w:uiPriority="0" w:semiHidden="0" w:name="List Continue"/>
+    <w:lsdException w:unhideWhenUsed="0" w:uiPriority="0" w:semiHidden="0" w:name="List Continue 2"/>
+    <w:lsdException w:unhideWhenUsed="0" w:uiPriority="0" w:semiHidden="0" w:name="List Continue 3"/>
+    <w:lsdException w:unhideWhenUsed="0" w:uiPriority="0" w:semiHidden="0" w:name="List Continue 4"/>
+    <w:lsdException w:unhideWhenUsed="0" w:uiPriority="0" w:semiHidden="0" w:name="List Continue 5"/>
+    <w:lsdException w:unhideWhenUsed="0" w:uiPriority="0" w:semiHidden="0" w:name="Message Header"/>
+    <w:lsdException w:qFormat="1" w:unhideWhenUsed="0" w:uiPriority="0" w:semiHidden="0" w:name="Subtitle"/>
+    <w:lsdException w:unhideWhenUsed="0" w:uiPriority="0" w:semiHidden="0" w:name="Salutation"/>
+    <w:lsdException w:unhideWhenUsed="0" w:uiPriority="0" w:semiHidden="0" w:name="Date"/>
+    <w:lsdException w:unhideWhenUsed="0" w:uiPriority="0" w:semiHidden="0" w:name="Body Text First Indent"/>
+    <w:lsdException w:unhideWhenUsed="0" w:uiPriority="0" w:semiHidden="0" w:name="Body Text First Indent 2"/>
+    <w:lsdException w:unhideWhenUsed="0" w:uiPriority="0" w:semiHidden="0" w:name="Note Heading"/>
+    <w:lsdException w:unhideWhenUsed="0" w:uiPriority="0" w:semiHidden="0" w:name="Body Text 2"/>
+    <w:lsdException w:unhideWhenUsed="0" w:uiPriority="0" w:semiHidden="0" w:name="Body Text 3"/>
+    <w:lsdException w:unhideWhenUsed="0" w:uiPriority="0" w:semiHidden="0" w:name="Body Text Indent 2"/>
+    <w:lsdException w:unhideWhenUsed="0" w:uiPriority="0" w:semiHidden="0" w:name="Body Text Indent 3"/>
+    <w:lsdException w:unhideWhenUsed="0" w:uiPriority="0" w:semiHidden="0" w:name="Block Text"/>
+    <w:lsdException w:unhideWhenUsed="0" w:uiPriority="0" w:semiHidden="0" w:name="Hyperlink"/>
+    <w:lsdException w:unhideWhenUsed="0" w:uiPriority="0" w:semiHidden="0" w:name="FollowedHyperlink"/>
+    <w:lsdException w:qFormat="1" w:unhideWhenUsed="0" w:uiPriority="0" w:semiHidden="0" w:name="Strong"/>
+    <w:lsdException w:qFormat="1" w:unhideWhenUsed="0" w:uiPriority="0" w:semiHidden="0" w:name="Emphasis"/>
+    <w:lsdException w:unhideWhenUsed="0" w:uiPriority="0" w:semiHidden="0" w:name="Document Map"/>
+    <w:lsdException w:unhideWhenUsed="0" w:uiPriority="0" w:semiHidden="0" w:name="Plain Text"/>
+    <w:lsdException w:unhideWhenUsed="0" w:uiPriority="0" w:semiHidden="0" w:name="E-mail Signature"/>
+    <w:lsdException w:unhideWhenUsed="0" w:uiPriority="0" w:semiHidden="0" w:name="Normal (Web)"/>
+    <w:lsdException w:unhideWhenUsed="0" w:uiPriority="0" w:semiHidden="0" w:name="HTML Acronym"/>
+    <w:lsdException w:unhideWhenUsed="0" w:uiPriority="0" w:semiHidden="0" w:name="HTML Address"/>
+    <w:lsdException w:unhideWhenUsed="0" w:uiPriority="0" w:semiHidden="0" w:name="HTML Cite"/>
+    <w:lsdException w:unhideWhenUsed="0" w:uiPriority="0" w:semiHidden="0" w:name="HTML Code"/>
+    <w:lsdException w:unhideWhenUsed="0" w:uiPriority="0" w:semiHidden="0" w:name="HTML Definition"/>
+    <w:lsdException w:unhideWhenUsed="0" w:uiPriority="0" w:semiHidden="0" w:name="HTML Keyboard"/>
+    <w:lsdException w:unhideWhenUsed="0" w:uiPriority="0" w:semiHidden="0" w:name="HTML Preformatted"/>
+    <w:lsdException w:unhideWhenUsed="0" w:uiPriority="0" w:semiHidden="0" w:name="HTML Sample"/>
+    <w:lsdException w:unhideWhenUsed="0" w:uiPriority="0" w:semiHidden="0" w:name="HTML Typewriter"/>
+    <w:lsdException w:unhideWhenUsed="0" w:uiPriority="0" w:semiHidden="0" w:name="HTML Variable"/>
+    <w:lsdException w:unhideWhenUsed="0" w:uiPriority="0" w:name="Normal Table"/>
+    <w:lsdException w:unhideWhenUsed="0" w:uiPriority="0" w:semiHidden="0" w:name="annotation subject"/>
+    <w:lsdException w:unhideWhenUsed="0" w:uiPriority="0" w:semiHidden="0" w:name="Table Simple 1"/>
+    <w:lsdException w:unhideWhenUsed="0" w:uiPriority="0" w:semiHidden="0" w:name="Table Simple 2"/>
+    <w:lsdException w:unhideWhenUsed="0" w:uiPriority="0" w:semiHidden="0" w:name="Table Simple 3"/>
+    <w:lsdException w:unhideWhenUsed="0" w:uiPriority="0" w:semiHidden="0" w:name="Table Classic 1"/>
+    <w:lsdException w:unhideWhenUsed="0" w:uiPriority="0" w:semiHidden="0" w:name="Table Classic 2"/>
+    <w:lsdException w:unhideWhenUsed="0" w:uiPriority="0" w:semiHidden="0" w:name="Table Classic 3"/>
+    <w:lsdException w:unhideWhenUsed="0" w:uiPriority="0" w:semiHidden="0" w:name="Table Classic 4"/>
+    <w:lsdException w:unhideWhenUsed="0" w:uiPriority="0" w:semiHidden="0" w:name="Table Colorful 1"/>
+    <w:lsdException w:unhideWhenUsed="0" w:uiPriority="0" w:semiHidden="0" w:name="Table Colorful 2"/>
+    <w:lsdException w:unhideWhenUsed="0" w:uiPriority="0" w:semiHidden="0" w:name="Table Colorful 3"/>
+    <w:lsdException w:unhideWhenUsed="0" w:uiPriority="0" w:semiHidden="0" w:name="Table Columns 1"/>
+    <w:lsdException w:unhideWhenUsed="0" w:uiPriority="0" w:semiHidden="0" w:name="Table Columns 2"/>
+    <w:lsdException w:unhideWhenUsed="0" w:uiPriority="0" w:semiHidden="0" w:name="Table Columns 3"/>
+    <w:lsdException w:unhideWhenUsed="0" w:uiPriority="0" w:semiHidden="0" w:name="Table Columns 4"/>
+    <w:lsdException w:unhideWhenUsed="0" w:uiPriority="0" w:semiHidden="0" w:name="Table Columns 5"/>
+    <w:lsdException w:unhideWhenUsed="0" w:uiPriority="0" w:semiHidden="0" w:name="Table Grid 1"/>
+    <w:lsdException w:unhideWhenUsed="0" w:uiPriority="0" w:semiHidden="0" w:name="Table Grid 2"/>
+    <w:lsdException w:unhideWhenUsed="0" w:uiPriority="0" w:semiHidden="0" w:name="Table Grid 3"/>
+    <w:lsdException w:unhideWhenUsed="0" w:uiPriority="0" w:semiHidden="0" w:name="Table Grid 4"/>
+    <w:lsdException w:unhideWhenUsed="0" w:uiPriority="0" w:semiHidden="0" w:name="Table Grid 5"/>
+    <w:lsdException w:unhideWhenUsed="0" w:uiPriority="0" w:semiHidden="0" w:name="Table Grid 6"/>
+    <w:lsdException w:unhideWhenUsed="0" w:uiPriority="0" w:semiHidden="0" w:name="Table Grid 7"/>
+    <w:lsdException w:unhideWhenUsed="0" w:uiPriority="0" w:semiHidden="0" w:name="Table Grid 8"/>
+    <w:lsdException w:unhideWhenUsed="0" w:uiPriority="0" w:semiHidden="0" w:name="Table List 1"/>
+    <w:lsdException w:unhideWhenUsed="0" w:uiPriority="0" w:semiHidden="0" w:name="Table List 2"/>
+    <w:lsdException w:unhideWhenUsed="0" w:uiPriority="0" w:semiHidden="0" w:name="Table List 3"/>
+    <w:lsdException w:unhideWhenUsed="0" w:uiPriority="0" w:semiHidden="0" w:name="Table List 4"/>
+    <w:lsdException w:unhideWhenUsed="0" w:uiPriority="0" w:semiHidden="0" w:name="Table List 5"/>
+    <w:lsdException w:unhideWhenUsed="0" w:uiPriority="0" w:semiHidden="0" w:name="Table List 6"/>
+    <w:lsdException w:unhideWhenUsed="0" w:uiPriority="0" w:semiHidden="0" w:name="Table List 7"/>
+    <w:lsdException w:unhideWhenUsed="0" w:uiPriority="0" w:semiHidden="0" w:name="Table List 8"/>
+    <w:lsdException w:unhideWhenUsed="0" w:uiPriority="0" w:semiHidden="0" w:name="Table 3D effects 1"/>
+    <w:lsdException w:unhideWhenUsed="0" w:uiPriority="0" w:semiHidden="0" w:name="Table 3D effects 2"/>
+    <w:lsdException w:unhideWhenUsed="0" w:uiPriority="0" w:semiHidden="0" w:name="Table 3D effects 3"/>
+    <w:lsdException w:unhideWhenUsed="0" w:uiPriority="0" w:semiHidden="0" w:name="Table Contemporary"/>
+    <w:lsdException w:unhideWhenUsed="0" w:uiPriority="0" w:semiHidden="0" w:name="Table Elegant"/>
+    <w:lsdException w:unhideWhenUsed="0" w:uiPriority="0" w:semiHidden="0" w:name="Table Professional"/>
+    <w:lsdException w:unhideWhenUsed="0" w:uiPriority="0" w:semiHidden="0" w:name="Table Subtle 1"/>
+    <w:lsdException w:unhideWhenUsed="0" w:uiPriority="0" w:semiHidden="0" w:name="Table Subtle 2"/>
+    <w:lsdException w:unhideWhenUsed="0" w:uiPriority="0" w:semiHidden="0" w:name="Table Web 1"/>
+    <w:lsdException w:unhideWhenUsed="0" w:uiPriority="0" w:semiHidden="0" w:name="Table Web 2"/>
+    <w:lsdException w:unhideWhenUsed="0" w:uiPriority="0" w:semiHidden="0" w:name="Table Web 3"/>
+    <w:lsdException w:unhideWhenUsed="0" w:uiPriority="0" w:semiHidden="0" w:name="Balloon Text"/>
+    <w:lsdException w:unhideWhenUsed="0" w:uiPriority="0" w:semiHidden="0" w:name="Table Grid"/>
+    <w:lsdException w:unhideWhenUsed="0" w:uiPriority="0" w:semiHidden="0" w:name="Table Theme"/>
+    <w:lsdException w:unhideWhenUsed="0" w:uiPriority="60" w:semiHidden="0" w:name="Light Shading"/>
+    <w:lsdException w:unhideWhenUsed="0" w:uiPriority="61" w:semiHidden="0" w:name="Light List"/>
+    <w:lsdException w:unhideWhenUsed="0" w:uiPriority="62" w:semiHidden="0" w:name="Light Grid"/>
+    <w:lsdException w:unhideWhenUsed="0" w:uiPriority="63" w:semiHidden="0" w:name="Medium Shading 1"/>
+    <w:lsdException w:unhideWhenUsed="0" w:uiPriority="64" w:semiHidden="0" w:name="Medium Shading 2"/>
+    <w:lsdException w:unhideWhenUsed="0" w:uiPriority="65" w:semiHidden="0" w:name="Medium List 1"/>
+    <w:lsdException w:unhideWhenUsed="0" w:uiPriority="66" w:semiHidden="0" w:name="Medium List 2"/>
+    <w:lsdException w:unhideWhenUsed="0" w:uiPriority="67" w:semiHidden="0" w:name="Medium Grid 1"/>
+    <w:lsdException w:unhideWhenUsed="0" w:uiPriority="68" w:semiHidden="0" w:name="Medium Grid 2"/>
+    <w:lsdException w:unhideWhenUsed="0" w:uiPriority="69" w:semiHidden="0" w:name="Medium Grid 3"/>
+    <w:lsdException w:unhideWhenUsed="0" w:uiPriority="70" w:semiHidden="0" w:name="Dark List"/>
+    <w:lsdException w:unhideWhenUsed="0" w:uiPriority="71" w:semiHidden="0" w:name="Colorful Shading"/>
+    <w:lsdException w:unhideWhenUsed="0" w:uiPriority="72" w:semiHidden="0" w:name="Colorful List"/>
+    <w:lsdException w:unhideWhenUsed="0" w:uiPriority="73" w:semiHidden="0" w:name="Colorful Grid"/>
+    <w:lsdException w:unhideWhenUsed="0" w:uiPriority="60" w:semiHidden="0" w:name="Light Shading Accent 1"/>
+    <w:lsdException w:unhideWhenUsed="0" w:uiPriority="61" w:semiHidden="0" w:name="Light List Accent 1"/>
+    <w:lsdException w:unhideWhenUsed="0" w:uiPriority="62" w:semiHidden="0" w:name="Light Grid Accent 1"/>
+    <w:lsdException w:unhideWhenUsed="0" w:uiPriority="63" w:semiHidden="0" w:name="Medium Shading 1 Accent 1"/>
+    <w:lsdException w:unhideWhenUsed="0" w:uiPriority="64" w:semiHidden="0" w:name="Medium Shading 2 Accent 1"/>
+    <w:lsdException w:unhideWhenUsed="0" w:uiPriority="65" w:semiHidden="0" w:name="Medium List 1 Accent 1"/>
+    <w:lsdException w:unhideWhenUsed="0" w:uiPriority="66" w:semiHidden="0" w:name="Medium List 2 Accent 1"/>
+    <w:lsdException w:unhideWhenUsed="0" w:uiPriority="67" w:semiHidden="0" w:name="Medium Grid 1 Accent 1"/>
+    <w:lsdException w:unhideWhenUsed="0" w:uiPriority="68" w:semiHidden="0" w:name="Medium Grid 2 Accent 1"/>
+    <w:lsdException w:unhideWhenUsed="0" w:uiPriority="69" w:semiHidden="0" w:name="Medium Grid 3 Accent 1"/>
+    <w:lsdException w:unhideWhenUsed="0" w:uiPriority="70" w:semiHidden="0" w:name="Dark List Accent 1"/>
+    <w:lsdException w:unhideWhenUsed="0" w:uiPriority="71" w:semiHidden="0" w:name="Colorful Shading Accent 1"/>
+    <w:lsdException w:unhideWhenUsed="0" w:uiPriority="72" w:semiHidden="0" w:name="Colorful List Accent 1"/>
+    <w:lsdException w:unhideWhenUsed="0" w:uiPriority="73" w:semiHidden="0" w:name="Colorful Grid Accent 1"/>
+    <w:lsdException w:unhideWhenUsed="0" w:uiPriority="60" w:semiHidden="0" w:name="Light Shading Accent 2"/>
+    <w:lsdException w:unhideWhenUsed="0" w:uiPriority="61" w:semiHidden="0" w:name="Light List Accent 2"/>
+    <w:lsdException w:unhideWhenUsed="0" w:uiPriority="62" w:semiHidden="0" w:name="Light Grid Accent 2"/>
+    <w:lsdException w:unhideWhenUsed="0" w:uiPriority="63" w:semiHidden="0" w:name="Medium Shading 1 Accent 2"/>
+    <w:lsdException w:unhideWhenUsed="0" w:uiPriority="64" w:semiHidden="0" w:name="Medium Shading 2 Accent 2"/>
+    <w:lsdException w:unhideWhenUsed="0" w:uiPriority="65" w:semiHidden="0" w:name="Medium List 1 Accent 2"/>
+    <w:lsdException w:unhideWhenUsed="0" w:uiPriority="66" w:semiHidden="0" w:name="Medium List 2 Accent 2"/>
+    <w:lsdException w:unhideWhenUsed="0" w:uiPriority="67" w:semiHidden="0" w:name="Medium Grid 1 Accent 2"/>
+    <w:lsdException w:unhideWhenUsed="0" w:uiPriority="68" w:semiHidden="0" w:name="Medium Grid 2 Accent 2"/>
+    <w:lsdException w:unhideWhenUsed="0" w:uiPriority="69" w:semiHidden="0" w:name="Medium Grid 3 Accent 2"/>
+    <w:lsdException w:unhideWhenUsed="0" w:uiPriority="70" w:semiHidden="0" w:name="Dark List Accent 2"/>
+    <w:lsdException w:unhideWhenUsed="0" w:uiPriority="71" w:semiHidden="0" w:name="Colorful Shading Accent 2"/>
+    <w:lsdException w:unhideWhenUsed="0" w:uiPriority="72" w:semiHidden="0" w:name="Colorful List Accent 2"/>
+    <w:lsdException w:unhideWhenUsed="0" w:uiPriority="73" w:semiHidden="0" w:name="Colorful Grid Accent 2"/>
+    <w:lsdException w:unhideWhenUsed="0" w:uiPriority="60" w:semiHidden="0" w:name="Light Shading Accent 3"/>
+    <w:lsdException w:unhideWhenUsed="0" w:uiPriority="61" w:semiHidden="0" w:name="Light List Accent 3"/>
+    <w:lsdException w:unhideWhenUsed="0" w:uiPriority="62" w:semiHidden="0" w:name="Light Grid Accent 3"/>
+    <w:lsdException w:unhideWhenUsed="0" w:uiPriority="63" w:semiHidden="0" w:name="Medium Shading 1 Accent 3"/>
+    <w:lsdException w:unhideWhenUsed="0" w:uiPriority="64" w:semiHidden="0" w:name="Medium Shading 2 Accent 3"/>
+    <w:lsdException w:unhideWhenUsed="0" w:uiPriority="65" w:semiHidden="0" w:name="Medium List 1 Accent 3"/>
+    <w:lsdException w:unhideWhenUsed="0" w:uiPriority="66" w:semiHidden="0" w:name="Medium List 2 Accent 3"/>
+    <w:lsdException w:unhideWhenUsed="0" w:uiPriority="67" w:semiHidden="0" w:name="Medium Grid 1 Accent 3"/>
+    <w:lsdException w:unhideWhenUsed="0" w:uiPriority="68" w:semiHidden="0" w:name="Medium Grid 2 Accent 3"/>
+    <w:lsdException w:unhideWhenUsed="0" w:uiPriority="69" w:semiHidden="0" w:name="Medium Grid 3 Accent 3"/>
+    <w:lsdException w:unhideWhenUsed="0" w:uiPriority="70" w:semiHidden="0" w:name="Dark List Accent 3"/>
+    <w:lsdException w:unhideWhenUsed="0" w:uiPriority="71" w:semiHidden="0" w:name="Colorful Shading Accent 3"/>
+    <w:lsdException w:unhideWhenUsed="0" w:uiPriority="72" w:semiHidden="0" w:name="Colorful List Accent 3"/>
+    <w:lsdException w:unhideWhenUsed="0" w:uiPriority="73" w:semiHidden="0" w:name="Colorful Grid Accent 3"/>
+    <w:lsdException w:unhideWhenUsed="0" w:uiPriority="60" w:semiHidden="0" w:name="Light Shading Accent 4"/>
+    <w:lsdException w:unhideWhenUsed="0" w:uiPriority="61" w:semiHidden="0" w:name="Light List Accent 4"/>
+    <w:lsdException w:unhideWhenUsed="0" w:uiPriority="62" w:semiHidden="0" w:name="Light Grid Accent 4"/>
+    <w:lsdException w:unhideWhenUsed="0" w:uiPriority="63" w:semiHidden="0" w:name="Medium Shading 1 Accent 4"/>
+    <w:lsdException w:unhideWhenUsed="0" w:uiPriority="64" w:semiHidden="0" w:name="Medium Shading 2 Accent 4"/>
+    <w:lsdException w:unhideWhenUsed="0" w:uiPriority="65" w:semiHidden="0" w:name="Medium List 1 Accent 4"/>
+    <w:lsdException w:unhideWhenUsed="0" w:uiPriority="66" w:semiHidden="0" w:name="Medium List 2 Accent 4"/>
+    <w:lsdException w:unhideWhenUsed="0" w:uiPriority="67" w:semiHidden="0" w:name="Medium Grid 1 Accent 4"/>
+    <w:lsdException w:unhideWhenUsed="0" w:uiPriority="68" w:semiHidden="0" w:name="Medium Grid 2 Accent 4"/>
+    <w:lsdException w:unhideWhenUsed="0" w:uiPriority="69" w:semiHidden="0" w:name="Medium Grid 3 Accent 4"/>
+    <w:lsdException w:unhideWhenUsed="0" w:uiPriority="70" w:semiHidden="0" w:name="Dark List Accent 4"/>
+    <w:lsdException w:unhideWhenUsed="0" w:uiPriority="71" w:semiHidden="0" w:name="Colorful Shading Accent 4"/>
+    <w:lsdException w:unhideWhenUsed="0" w:uiPriority="72" w:semiHidden="0" w:name="Colorful List Accent 4"/>
+    <w:lsdException w:unhideWhenUsed="0" w:uiPriority="73" w:semiHidden="0" w:name="Colorful Grid Accent 4"/>
+    <w:lsdException w:unhideWhenUsed="0" w:uiPriority="60" w:semiHidden="0" w:name="Light Shading Accent 5"/>
+    <w:lsdException w:unhideWhenUsed="0" w:uiPriority="61" w:semiHidden="0" w:name="Light List Accent 5"/>
+    <w:lsdException w:unhideWhenUsed="0" w:uiPriority="62" w:semiHidden="0" w:name="Light Grid Accent 5"/>
+    <w:lsdException w:unhideWhenUsed="0" w:uiPriority="63" w:semiHidden="0" w:name="Medium Shading 1 Accent 5"/>
+    <w:lsdException w:unhideWhenUsed="0" w:uiPriority="64" w:semiHidden="0" w:name="Medium Shading 2 Accent 5"/>
+    <w:lsdException w:unhideWhenUsed="0" w:uiPriority="65" w:semiHidden="0" w:name="Medium List 1 Accent 5"/>
+    <w:lsdException w:unhideWhenUsed="0" w:uiPriority="66" w:semiHidden="0" w:name="Medium List 2 Accent 5"/>
+    <w:lsdException w:unhideWhenUsed="0" w:uiPriority="67" w:semiHidden="0" w:name="Medium Grid 1 Accent 5"/>
+    <w:lsdException w:unhideWhenUsed="0" w:uiPriority="68" w:semiHidden="0" w:name="Medium Grid 2 Accent 5"/>
+    <w:lsdException w:unhideWhenUsed="0" w:uiPriority="69" w:semiHidden="0" w:name="Medium Grid 3 Accent 5"/>
+    <w:lsdException w:unhideWhenUsed="0" w:uiPriority="70" w:semiHidden="0" w:name="Dark List Accent 5"/>
+    <w:lsdException w:unhideWhenUsed="0" w:uiPriority="71" w:semiHidden="0" w:name="Colorful Shading Accent 5"/>
+    <w:lsdException w:unhideWhenUsed="0" w:uiPriority="72" w:semiHidden="0" w:name="Colorful List Accent 5"/>
+    <w:lsdException w:unhideWhenUsed="0" w:uiPriority="73" w:semiHidden="0" w:name="Colorful Grid Accent 5"/>
+    <w:lsdException w:unhideWhenUsed="0" w:uiPriority="60" w:semiHidden="0" w:name="Light Shading Accent 6"/>
+    <w:lsdException w:unhideWhenUsed="0" w:uiPriority="61" w:semiHidden="0" w:name="Light List Accent 6"/>
+    <w:lsdException w:unhideWhenUsed="0" w:uiPriority="62" w:semiHidden="0" w:name="Light Grid Accent 6"/>
+    <w:lsdException w:unhideWhenUsed="0" w:uiPriority="63" w:semiHidden="0" w:name="Medium Shading 1 Accent 6"/>
+    <w:lsdException w:unhideWhenUsed="0" w:uiPriority="64" w:semiHidden="0" w:name="Medium Shading 2 Accent 6"/>
+    <w:lsdException w:unhideWhenUsed="0" w:uiPriority="65" w:semiHidden="0" w:name="Medium List 1 Accent 6"/>
+    <w:lsdException w:unhideWhenUsed="0" w:uiPriority="66" w:semiHidden="0" w:name="Medium List 2 Accent 6"/>
+    <w:lsdException w:unhideWhenUsed="0" w:uiPriority="67" w:semiHidden="0" w:name="Medium Grid 1 Accent 6"/>
+    <w:lsdException w:unhideWhenUsed="0" w:uiPriority="68" w:semiHidden="0" w:name="Medium Grid 2 Accent 6"/>
+    <w:lsdException w:unhideWhenUsed="0" w:uiPriority="69" w:semiHidden="0" w:name="Medium Grid 3 Accent 6"/>
+    <w:lsdException w:unhideWhenUsed="0" w:uiPriority="70" w:semiHidden="0" w:name="Dark List Accent 6"/>
+    <w:lsdException w:unhideWhenUsed="0" w:uiPriority="71" w:semiHidden="0" w:name="Colorful Shading Accent 6"/>
+    <w:lsdException w:unhideWhenUsed="0" w:uiPriority="72" w:semiHidden="0" w:name="Colorful List Accent 6"/>
+    <w:lsdException w:unhideWhenUsed="0" w:uiPriority="73" w:semiHidden="0" w:name="Colorful Grid Accent 6"/>
+  </w:latentStyles>
+  <w:style w:type="paragraph" w:default="1" w:styleId="1">
+    <w:name w:val="Normal"/>
+    <w:qFormat/>
+    <w:uiPriority w:val="0"/>
+    <w:pPr>
+      <w:widowControl w:val="0"/>
+      <w:jc w:val="both"/>
+    </w:pPr>
+    <w:rPr>
+      <w:sz w:val="21"/>
+      <w:szCs w:val="22"/>
+    </w:rPr>
+  </w:style>
+  <w:style w:type="character" w:default="1" w:styleId="3">
+    <w:name w:val="Default Paragraph Font"/>
+    <w:semiHidden/>
+    <w:uiPriority w:val="0"/>
+  </w:style>
+  <w:style w:type="table" w:default="1" w:styleId="2">
+    <w:name w:val="Normal Table"/>
+    <w:semiHidden/>
+    <w:uiPriority w:val="0"/>
+    <w:tblPr>
+      <w:tblCellMar>
+        <w:top w:w="0" w:type="dxa"/>
+        <w:left w:w="108" w:type="dxa"/>
+        <w:bottom w:w="0" w:type="dxa"/>
+        <w:right w:w="108" w:type="dxa"/>
+      </w:tblCellMar>
+    </w:tblPr>
+  </w:style>
+</w:styles>
+</file>
+
+<file path=word/theme/theme1.xml><?xml version="1.0" encoding="utf-8"?>
+<a:theme xmlns:a="http://schemas.openxmlformats.org/drawingml/2006/main" name="Office">
+  <a:themeElements>
+    <a:clrScheme name="Office">
+      <a:dk1>
+        <a:sysClr val="windowText" lastClr="000000"/>
+      </a:dk1>
+      <a:lt1>
+        <a:sysClr val="window" lastClr="FFFFFF"/>
+      </a:lt1>
+      <a:dk2>
+        <a:srgbClr val="1F497D"/>
+      </a:dk2>
+      <a:lt2>
+        <a:srgbClr val="EEECE1"/>
+      </a:lt2>
+      <a:accent1>
+        <a:srgbClr val="4F81BD"/>
+      </a:accent1>
+      <a:accent2>
+        <a:srgbClr val="C0504D"/>
+      </a:accent2>
+      <a:accent3>
+        <a:srgbClr val="9BBB59"/>
+      </a:accent3>
+      <a:accent4>
+        <a:srgbClr val="8064A2"/>
+      </a:accent4>
+      <a:accent5>
+        <a:srgbClr val="4BACC6"/>
+      </a:accent5>
+      <a:accent6>
+        <a:srgbClr val="F79646"/>
+      </a:accent6>
+      <a:hlink>
+        <a:srgbClr val="0000FF"/>
+      </a:hlink>
+      <a:folHlink>
+        <a:srgbClr val="800080"/>
+      </a:folHlink>
+    </a:clrScheme>
+    <a:fontScheme name="Office">
+      <a:majorFont>
+        <a:latin typeface="Cambria"/>
+        <a:ea typeface=""/>
+        <a:cs typeface=""/>
+        <a:font script="Jpan" typeface="游ゴシック Light"/>
+        <a:font script="Hang" typeface="맑은 고딕"/>
+        <a:font script="Hans" typeface="宋体"/>
+        <a:font script="Hant" typeface="新細明體"/>
+        <a:font script="Arab" typeface="Times New Roman"/>
+        <a:font script="Hebr" typeface="Times New Roman"/>
+        <a:font script="Thai" typeface="Angsana New"/>
+        <a:font script="Ethi" typeface="Nyala"/>
+        <a:font script="Beng" typeface="Vrinda"/>
+        <a:font script="Gujr" typeface="Shruti"/>
+        <a:font script="Khmr" typeface="MoolBoran"/>
+        <a:font script="Knda" typeface="Tunga"/>
+        <a:font script="Guru" typeface="Raavi"/>
+        <a:font script="Cans" typeface="Euphemia"/>
+        <a:font script="Cher" typeface="Plantagenet Cherokee"/>
+        <a:font script="Yiii" typeface="Microsoft Yi Baiti"/>
+        <a:font script="Tibt" typeface="Microsoft Himalaya"/>
+        <a:font script="Thaa" typeface="MV Boli"/>
+        <a:font script="Deva" typeface="Mangal"/>
+        <a:font script="Telu" typeface="Gautami"/>
+        <a:font script="Taml" typeface="Latha"/>
+        <a:font script="Syrc" typeface="Estrangelo Edessa"/>
+        <a:font script="Orya" typeface="Kalinga"/>
+        <a:font script="Mlym" typeface="Kartika"/>
+        <a:font script="Laoo" typeface="DokChampa"/>
+        <a:font script="Sinh" typeface="Iskoola Pota"/>
+        <a:font script="Mong" typeface="Mongolian Baiti"/>
+        <a:font script="Viet" typeface="Times New Roman"/>
+        <a:font script="Uigh" typeface="Microsoft Uighur"/>
+        <a:font script="Geor" typeface="Sylfaen"/>
+      </a:majorFont>
+      <a:minorFont>
+        <a:latin typeface="Calibri"/>
+        <a:ea typeface=""/>
+        <a:cs typeface=""/>
+        <a:font script="Jpan" typeface="游明朝"/>
+        <a:font script="Hang" typeface="맑은 고딕"/>
+        <a:font script="Hans" typeface="宋体"/>
+        <a:font script="Hant" typeface="新細明體"/>
+        <a:font script="Arab" typeface="Arial"/>
+        <a:font script="Hebr" typeface="Arial"/>
+        <a:font script="Thai" typeface="Cordia New"/>
+        <a:font script="Ethi" typeface="Nyala"/>
+        <a:font script="Beng" typeface="Vrinda"/>
+        <a:font script="Gujr" typeface="Shruti"/>
+        <a:font script="Khmr" typeface="DaunPenh"/>
+        <a:font script="Knda" typeface="Tunga"/>
+        <a:font script="Guru" typeface="Raavi"/>
+        <a:font script="Cans" typeface="Euphemia"/>
+        <a:font script="Cher" typeface="Plantagenet Cherokee"/>
+        <a:font script="Yiii" typeface="Microsoft Yi Baiti"/>
+        <a:font script="Tibt" typeface="Microsoft Himalaya"/>
+        <a:font script="Thaa" typeface="MV Boli"/>
+        <a:font script="Deva" typeface="Mangal"/>
+        <a:font script="Telu" typeface="Gautami"/>
+        <a:font script="Taml" typeface="Latha"/>
+        <a:font script="Syrc" typeface="Estrangelo Edessa"/>
+        <a:font script="Orya" typeface="Kalinga"/>
+        <a:font script="Mlym" typeface="Kartika"/>
+        <a:font script="Laoo" typeface="DokChampa"/>
+        <a:font script="Sinh" typeface="Iskoola Pota"/>
+        <a:font script="Mong" typeface="Mongolian Baiti"/>
+        <a:font script="Viet" typeface="Arial"/>
+        <a:font script="Uigh" typeface="Microsoft Uighur"/>
+        <a:font script="Geor" typeface="Sylfaen"/>
+      </a:minorFont>
+    </a:fontScheme>
+    <a:fmtScheme name="Office">
+      <a:fillStyleLst>
+        <a:solidFill>
+          <a:schemeClr val="phClr"/>
+        </a:solidFill>
+        <a:gradFill rotWithShape="1">
+          <a:gsLst>
+            <a:gs pos="0">
+              <a:schemeClr val="phClr">
+                <a:tint val="50000"/>
+                <a:satMod val="300000"/>
+              </a:schemeClr>
+            </a:gs>
+            <a:gs pos="35000">
+              <a:schemeClr val="phClr">
+                <a:tint val="37000"/>
+                <a:satMod val="300000"/>
+              </a:schemeClr>
+            </a:gs>
+            <a:gs pos="100000">
+              <a:schemeClr val="phClr">
+                <a:tint val="15000"/>
+                <a:satMod val="350000"/>
+              </a:schemeClr>
+            </a:gs>
+          </a:gsLst>
+          <a:lin ang="16200000" scaled="1"/>
+        </a:gradFill>
+        <a:gradFill rotWithShape="1">
+          <a:gsLst>
+            <a:gs pos="0">
+              <a:schemeClr val="phClr">
+                <a:shade val="51000"/>
+                <a:satMod val="130000"/>
+              </a:schemeClr>
+            </a:gs>
+            <a:gs pos="80000">
+              <a:schemeClr val="phClr">
+                <a:shade val="93000"/>
+                <a:satMod val="130000"/>
+              </a:schemeClr>
+            </a:gs>
+            <a:gs pos="100000">
+              <a:schemeClr val="phClr">
+                <a:shade val="94000"/>
+                <a:satMod val="135000"/>
+              </a:schemeClr>
+            </a:gs>
+          </a:gsLst>
+          <a:lin ang="16200000" scaled="0"/>
+        </a:gradFill>
+      </a:fillStyleLst>
+      <a:lnStyleLst>
+        <a:ln w="9525" cap="flat" cmpd="sng" algn="ctr">
+          <a:solidFill>
+            <a:schemeClr val="phClr">
+              <a:shade val="95000"/>
+              <a:satMod val="105000"/>
+            </a:schemeClr>
+          </a:solidFill>
+          <a:prstDash val="solid"/>
+        </a:ln>
+        <a:ln w="25400" cap="flat" cmpd="sng" algn="ctr">
+          <a:solidFill>
+            <a:schemeClr val="phClr"/>
+          </a:solidFill>
+          <a:prstDash val="solid"/>
+        </a:ln>
+        <a:ln w="38100" cap="flat" cmpd="sng" algn="ctr">
+          <a:solidFill>
+            <a:schemeClr val="phClr"/>
+          </a:solidFill>
+          <a:prstDash val="solid"/>
+        </a:ln>
+      </a:lnStyleLst>
+      <a:effectStyleLst>
+        <a:effectStyle>
+          <a:effectLst>
+            <a:outerShdw blurRad="40000" dist="20000" dir="5400000" rotWithShape="0">
+              <a:srgbClr val="000000">
+                <a:alpha val="38000"/>
+              </a:srgbClr>
+            </a:outerShdw>
+          </a:effectLst>
+        </a:effectStyle>
+        <a:effectStyle>
+          <a:effectLst>
+            <a:outerShdw blurRad="40000" dist="23000" dir="5400000" rotWithShape="0">
+              <a:srgbClr val="000000">
+                <a:alpha val="35000"/>
+              </a:srgbClr>
+            </a:outerShdw>
+          </a:effectLst>
+        </a:effectStyle>
+        <a:effectStyle>
+          <a:effectLst>
+            <a:outerShdw blurRad="40000" dist="23000" dir="5400000" rotWithShape="0">
+              <a:srgbClr val="000000">
+                <a:alpha val="35000"/>
+              </a:srgbClr>
+            </a:outerShdw>
+          </a:effectLst>
+          <a:scene3d>
+            <a:camera prst="orthographicFront">
+              <a:rot lat="0" lon="0" rev="0"/>
+            </a:camera>
+            <a:lightRig rig="threePt" dir="t">
+              <a:rot lat="0" lon="0" rev="1200000"/>
+            </a:lightRig>
+          </a:scene3d>
+          <a:sp3d>
+            <a:bevelT w="63500" h="25400"/>
+          </a:sp3d>
+        </a:effectStyle>
+      </a:effectStyleLst>
+      <a:bgFillStyleLst>
+        <a:solidFill>
+          <a:schemeClr val="phClr"/>
+        </a:solidFill>
+        <a:gradFill rotWithShape="1">
+          <a:gsLst>
+            <a:gs pos="0">
+              <a:schemeClr val="phClr">
+                <a:tint val="40000"/>
+                <a:satMod val="350000"/>
+              </a:schemeClr>
+            </a:gs>
+            <a:gs pos="40000">
+              <a:schemeClr val="phClr">
+                <a:tint val="45000"/>
+                <a:satMod val="350000"/>
+                <a:shade val="99000"/>
+              </a:schemeClr>
+            </a:gs>
+            <a:gs pos="100000">
+              <a:schemeClr val="phClr">
+                <a:shade val="20000"/>
+                <a:satMod val="255000"/>
+              </a:schemeClr>
+            </a:gs>
+          </a:gsLst>
+          <a:path path="circle">
+            <a:fillToRect l="50000" t="-80000" r="50000" b="180000"/>
+          </a:path>
+        </a:gradFill>
+        <a:gradFill rotWithShape="1">
+          <a:gsLst>
+            <a:gs pos="0">
+              <a:schemeClr val="phClr">
+                <a:tint val="80000"/>
+                <a:satMod val="300000"/>
+              </a:schemeClr>
+            </a:gs>
+            <a:gs pos="100000">
+              <a:schemeClr val="phClr">
+                <a:shade val="30000"/>
+                <a:satMod val="200000"/>
+              </a:schemeClr>
+            </a:gs>
+          </a:gsLst>
+          <a:path path="circle">
+            <a:fillToRect l="50000" t="50000" r="50000" b="50000"/>
+          </a:path>
+        </a:gradFill>
+      </a:bgFillStyleLst>
+    </a:fmtScheme>
+  </a:themeElements>
+  <a:objectDefaults/>
+</a:theme>
 </file>